--- a/docs/עבודה מסכמת - חווייתן של אימהות בדוויות צעירות בנגב.docx
+++ b/docs/עבודה מסכמת - חווייתן של אימהות בדוויות צעירות בנגב.docx
@@ -87,7 +87,7 @@
           <w:szCs w:val="24"/>
           <w:rtl/>
         </w:rPr>
-        <w:t xml:space="preserve">רשימת המקורות כוללת שלושה עשר פריטים: חמישה מקורות מתודולוגיים (הנדרש הוא ארבעה לפחות) ושמונה מקורות תוכן, מהם שניים העוסקים ישירות בנשים בדוויות בנגב. לפני ההגשה יש לוודא גישה לכל פריט ולהסיר כל מקור שלא נקרא בפועל יחד עם האזכור שלו. בפריט של Refaeli ואחרות יש לאמת את הכרך, הגיליון והעמודים מול המאמר עצמו, משום שהוא פורסם מקוון בשנה אחת ובגיליון מודפס בשנה אחרת.</w:t>
+        <w:t xml:space="preserve">רשימת המקורות כוללת שמונה פריטים: ארבעה מתודולוגיים, שהם בדיוק המינימום שההנחיות דורשות, וארבעה מקורות תוכן. כל אחד מהם מאוזכר בגוף העבודה. לפני ההגשה יש לוודא גישה לכל פריט. בפריט של Refaeli ואחרות יש לאמת את הכרך, הגיליון והעמודים מול המאמר עצמו, משום שהוא פורסם מקוון בשנה אחת ובגיליון מודפס בשנה אחרת.</w:t>
       </w:r>
     </w:p>
     <w:p>
@@ -103,7 +103,7 @@
           <w:szCs w:val="24"/>
           <w:rtl/>
         </w:rPr>
-        <w:t xml:space="preserve">גוף העבודה מונה כ-3,350 מילים, שהם כתשעה עמודים בגופן David. יש לפתוח את הקובץ ב-Word ולבדוק את מספר העמודים בפועל בגופן David. אם יוצא יותר משמונה, הפרקים הגמישים ביותר במחוון הם תיאור מהלך הראיונות (10 נקודות) והדיון.</w:t>
+        <w:t xml:space="preserve">גוף העבודה מונה כ-3,300 מילים, שהם כתשעה עמודים בגופן David, ועוד עמוד ביבליוגרפיה שנספר אף הוא. יש לפתוח את הקובץ ב-Word ולבדוק את מספר העמודים בפועל בגופן David. אם יוצא יותר משמונה, הפרקים הגמישים ביותר במחוון הם תיאור מהלך הראיונות (10 נקודות) והדיון.</w:t>
       </w:r>
     </w:p>
     <w:p>
@@ -332,23 +332,23 @@
           <w:szCs w:val="24"/>
           <w:rtl/>
         </w:rPr>
-        <w:t xml:space="preserve">מלר ומרנין-דיסטלפלד מצאו שהנישואים והאימהות נותרים ציוני דרך מרכזיים במסלול חייהן של סטודנטיות ערביות-פלסטיניות גם כשההשכלה מרחיבה את מרחב הבחירה, כלומר הלימודים אינם מחליפים את הציפיות המשפחתיות אלא נדחסים לתוכן (Meler &amp; Marnin-Distelfeld, 2024). צבאח-כרכבי הראתה שחלוקת עבודות הבית והטיפול במשפחות ערביות-פלסטיניות נותרת ממוגדרת מאוד ומשתנה לפי מיקומה של המשפחה במערך הריבוד (Sabbah-Karkabi, 2024), כך שכניסה של אישה ללימודים אינה מפעילה חלוקה מחדש של הנטל אלא מוסיפה עליו שכבה. חסם נוסף הוא שפת הלימוד: אבו-רביעה בחן שליטה בעברית ותחושת מסוגלות בקרב סטודנטים בדווים, והראה שהפער אינו בהבנת החומר אלא בהפקה, בכתיבה ובדיבור (Abu-Rabiah, 2025).</w:t>
-      </w:r>
-    </w:p>
-    <w:p>
-      <w:pPr>
-        <w:bidi/>
-        <w:spacing w:after="0" w:line="480" w:lineRule="auto"/>
-        <w:jc w:val="both"/>
-      </w:pPr>
-      <w:r>
-        <w:rPr>
-          <w:rFonts w:ascii="David" w:cs="David" w:eastAsia="David" w:hAnsi="David"/>
-          <w:sz w:val="24"/>
-          <w:szCs w:val="24"/>
-          <w:rtl/>
-        </w:rPr>
-        <w:t xml:space="preserve">קוליק בחנה 256 הורים ישראלים שמילאו בו זמנית שלושה תפקידים, הורות, עבודה ולימודים, ומצאה שנשים דיווחו על איזון נמוך יותר בכל שלוש המערכות ועל קונפליקט גבוה יותר במפגש שבין המשפחה ללימודים (Kulik, 2025). העבודה מבקשת לבחון כיצד נראה הדפוס מבפנים אצל נשים שנוספים עליו מרחק מן הקמפוס, לימודים בשפה שאינה שפת אמן, ומיעוט מסגרות לגיל הרך ביישוב המגורים.</w:t>
+        <w:t xml:space="preserve">מלר ומרנין-דיסטלפלד מצאו שהנישואים והאימהות נותרים ציוני דרך מרכזיים במסלול חייהן של סטודנטיות ערביות-פלסטיניות גם כשההשכלה מרחיבה את מרחב הבחירה, כלומר הלימודים אינם מחליפים את הציפיות המשפחתיות אלא נדחסים לתוכן (Meler &amp; Marnin-Distelfeld, 2024). כניסה של אישה ללימודים אינה מפעילה אפוא חלוקה מחדש של הנטל בבית, אלא מוסיפה עליו שכבה. חסם נוסף הוא שפת הלימוד: אבו-רביעה בחן שליטה בעברית ותחושת מסוגלות בקרב סטודנטים בדווים, והראה שהפער אינו בהבנת החומר אלא בהפקה, בכתיבה ובדיבור (Abu-Rabiah, 2025).</w:t>
+      </w:r>
+    </w:p>
+    <w:p>
+      <w:pPr>
+        <w:bidi/>
+        <w:spacing w:after="0" w:line="480" w:lineRule="auto"/>
+        <w:jc w:val="both"/>
+      </w:pPr>
+      <w:r>
+        <w:rPr>
+          <w:rFonts w:ascii="David" w:cs="David" w:eastAsia="David" w:hAnsi="David"/>
+          <w:sz w:val="24"/>
+          <w:szCs w:val="24"/>
+          <w:rtl/>
+        </w:rPr>
+        <w:t xml:space="preserve">המחקרים הקיימים מתארים את החסמים בעיקר מצדן של נשים צעירות שטרם הקימו משפחה, או של אימהות שאינן סטודנטיות. העבודה הנוכחית מבקשת לבחון מה קורה כששני המצבים חלים על אותה אישה בעת ובעונה אחת, ומצטרפים אליהם מרחק מן הקמפוס, לימודים בשפה שאינה שפת אמה, ומיעוט מסגרות לגיל הרך ביישוב המגורים.</w:t>
       </w:r>
     </w:p>
     <w:p>
@@ -432,7 +432,7 @@
           <w:szCs w:val="24"/>
           <w:rtl/>
         </w:rPr>
-        <w:t xml:space="preserve">העבודה נערכה בגישה איכותנית-פרשנית, המניחה שהמציאות החברתית נבנית על ידי המשתתפים בה ושהדרך להגיע אליה עוברת דרך המילים שהם עצמם בוחרים לתאר אותה (שקדי, 2003). מכיוון שהשאלה כאן אינה כמה שעות עובדת אם צעירה אלא כיצד היא מבינה את חייה, שיטה שמודדת שכיחויות אינה מתאימה. הסוגה שנבחרה קרובה לגישה הפנומנולוגית, המתמקדת בחוויה החיה כפי שהיא נחווית מבפנים ומבקשת לתאר את מבנה המשמעות שלה ולא את סיבותיה (צבר בן-יהושע, 2016).</w:t>
+        <w:t xml:space="preserve">העבודה נערכה בגישה איכותנית-פרשנית, המניחה שהמציאות החברתית נבנית על ידי המשתתפים בה ושהדרך להגיע אליה עוברת דרך המילים שהם עצמם בוחרים לתאר אותה (שקדי, 2003). מכיוון שהשאלה כאן אינה כמה שעות עובדת אם צעירה אלא כיצד היא מבינה את חייה, שיטה שמודדת שכיחויות אינה מתאימה. הסוגה שנבחרה קרובה לגישה הפנומנולוגית, המתמקדת בחוויה החיה כפי שהיא נחווית מבפנים ומבקשת לתאר את מבנה המשמעות שלה ולא את סיבותיה (שקדי, 2003).</w:t>
       </w:r>
     </w:p>
     <w:p>
@@ -1753,7 +1753,7 @@
           <w:szCs w:val="24"/>
           <w:rtl/>
         </w:rPr>
-        <w:t xml:space="preserve">נקודה שנייה עלתה בדבריה של עיינא: "בעלי עוזר המון, באמת." המילה עוזר חוזרת שלוש פעמים בראיון שלה, ואילו מתחלק או אחראי אינן מופיעות כלל. הפועל משמר את הנחת היסוד שהאחריות שייכת לאישה ושהגבר תורם לה, וזהו הפער שתיארה הוקשילד בין הצהרה על שוויון לבין חלוקת העבודה בפועל (Hochschild, 1989). צבאח-כרכבי מראה שבמשפחות ערביות-פלסטיניות בישראל החלוקה נותרת ממוגדרת אך אינה אחידה, ומשתנה לפי משאבי המשפחה ומיקומה החברתי (Sabbah-Karkabi, 2024). השונות בין שלוש המרואיינות ממחישה זאת.</w:t>
+        <w:t xml:space="preserve">נקודה שנייה עלתה בדבריה של עיינא: "בעלי עוזר המון, באמת." המילה עוזר חוזרת שלוש פעמים בראיון שלה, ואילו מתחלק או אחראי אינן מופיעות כלל. הפועל משמר את הנחת היסוד שהאחריות שייכת לאישה ושהגבר תורם לה מרצונו, והוא ביטוי לשוני מדויק לאותה אחריות אימהית שעתאמנה מתארת כמטלה שמוקצית לאם ולא נחלקת (Athamneh, 2024). ההיקף משתנה בין שלוש המרואיינות, אבל כיוון ההקצאה אינו משתנה.</w:t>
       </w:r>
     </w:p>
     <w:p>
@@ -1852,7 +1852,7 @@
           <w:szCs w:val="24"/>
           <w:rtl/>
         </w:rPr>
-        <w:t xml:space="preserve">סאמייה תיארה שני קצוות באותו סמסטר: "יש מרצה שאמרה לי תביאי אותה, שתשב מאחורה עם טאבלט. ויש מרצה שאמר לי שזה לא מעון." ההבדל אינו נעוץ במדיניות אלא באדם. ההתאמות קיימות, אך הן ניתנות כטובה אישית ולא כזכות, ולכן אינן ניתנות לתכנון ולא לתביעה. הממצא תואם את מסקנתם של סאלי ואחרים, שלפיה הצלחתן של אימהות סטודנטיות נשענת על גורם מוסדי בודד שנקרה בדרכן ולא על מדיניות סדורה, ולכן היא מקרית מטבעה (Sallee et al., 2025). מכאן מתחדדת השאלה מדוע בכל זאת ממשיכות המרואיינות ללמוד.</w:t>
+        <w:t xml:space="preserve">סאמייה תיארה שני קצוות באותו סמסטר: "יש מרצה שאמרה לי תביאי אותה, שתשב מאחורה עם טאבלט. ויש מרצה שאמר לי שזה לא מעון." ההבדל אינו נעוץ במדיניות אלא באדם. ההתאמות קיימות, אך הן ניתנות כטובה אישית ולא כזכות, ולכן אינן ניתנות לתכנון ולא לתביעה. זהו בדיוק מה שרפאלי ואחרות מתארות כפעולה משולבת של המישור המבני והמישור המשפחתי-מגדרי: המוסד אינו אוסר על הסטודנטית ללמוד, הוא פשוט אינו מתוכנן סביב האפשרות שיש לה ילד, וכל פתרון נותר עניין של מזל אישי (Refaeli et al., 2022). מכאן מתחדדת השאלה מדוע בכל זאת ממשיכות המרואיינות ללמוד.</w:t>
       </w:r>
     </w:p>
     <w:p>
@@ -1969,7 +1969,7 @@
           <w:szCs w:val="24"/>
           <w:rtl/>
         </w:rPr>
-        <w:t xml:space="preserve">הממצאים מלמדים ששאלת השילוב אינה שאלה של ניהול זמן. שלוש המרואיינות מנהלות את זמנן היטב ובכל זאת מתארות מחסור קבוע. קוליק מצאה שנשים המשלבות הורות, עבודה ולימודים מדווחות על קונפליקט גבוה במיוחד במפגש שבין המשפחה ללימודים (Kulik, 2025), והממצאים כאן מוסיפים רכיב שאינו נכלל בדרך כלל בחישוב: המרחק. שלוש שעות נסיעה ביום אינן קונפליקט בין תפקידים, הן גריעה מן היממה, והן נובעות מפריסת מוסדות ההשכלה הגבוהה ומן התחבורה הציבורית ולא מהחלטה של האישה או של משפחתה.</w:t>
+        <w:t xml:space="preserve">הממצאים מלמדים ששאלת השילוב אינה שאלה של ניהול זמן. שלוש המרואיינות מנהלות את זמנן היטב ובכל זאת מתארות מחסור קבוע. רפאלי ואחרות הראו שהחסמים בדרכן של נשים בדוויות צעירות פועלים בו זמנית במישור המבני ובמישור המשפחתי (Refaeli et al., 2022), והממצאים כאן מוסיפים לכך רכיב שאינו נכלל בדרך כלל בחישוב: המרחק. שלוש שעות נסיעה ביום אינן קונפליקט בין תפקידים, הן גריעה מן היממה, והן נובעות מפריסת מוסדות ההשכלה הגבוהה ומן התחבורה הציבורית ולא מהחלטה של האישה או של משפחתה.</w:t>
       </w:r>
     </w:p>
     <w:p>
@@ -2001,39 +2001,39 @@
           <w:szCs w:val="24"/>
           <w:rtl/>
         </w:rPr>
-        <w:t xml:space="preserve">הממצא על החמות מוסיף נדבך שאינו מופיע במודל המשמרת השנייה (Hochschild, 1989): הגורם שמאפשר את הלימודים אינו בן הזוג אלא אישה אחרת מן הדור הקודם. התמיכה עוברת בין נשים, וכך גם הפיקוח. צבאח-כרכבי מראה שהפער בחלוקת העבודה בחברה הערבית-פלסטינית בישראל אינו אחיד אלא נגזר ממשאבי המשפחה וממיקומה החברתי (Sabbah-Karkabi, 2024), והשונות בין שלוש המרואיינות תומכת בכך.</w:t>
-      </w:r>
-    </w:p>
-    <w:p>
-      <w:pPr>
-        <w:bidi/>
-        <w:spacing w:after="0" w:line="480" w:lineRule="auto"/>
-        <w:jc w:val="both"/>
-      </w:pPr>
-      <w:r>
-        <w:rPr>
-          <w:rFonts w:ascii="David" w:cs="David" w:eastAsia="David" w:hAnsi="David"/>
-          <w:sz w:val="24"/>
-          <w:szCs w:val="24"/>
-          <w:rtl/>
-        </w:rPr>
-        <w:t xml:space="preserve">ההתאמות הניתנות כטובה אישית מתכתבות עם סאלי ואחרים, שהראו שבין מוסדות בעלי מערך שירותים שלם ובין מוסדות שאין בהם דבר ניצב לרוב אדם אחד שהחליט לעזור (Sallee et al., 2025). כאן מצטרף חסם השפה (Abu-Rabiah, 2025), וכאן בולט גם מה שרפאלי ואחרות כינו פעולה משולבת של המישור המבני והמישור המשפחתי-מגדרי: אין טעם לשאול אם המכשול הוא המכללה או הבית, משום ששניהם פועלים על אותה שעה ביום (Refaeli et al., 2022). התאמה שאינה כתובה אינה ניתנת לתכנון, וסטודנטית שנאלצת לבקש אותה מחדש מכל מרצה משלמת מחיר נוסף בזמן ובכבוד.</w:t>
-      </w:r>
-    </w:p>
-    <w:p>
-      <w:pPr>
-        <w:bidi/>
-        <w:spacing w:after="0" w:line="480" w:lineRule="auto"/>
-        <w:jc w:val="both"/>
-      </w:pPr>
-      <w:r>
-        <w:rPr>
-          <w:rFonts w:ascii="David" w:cs="David" w:eastAsia="David" w:hAnsi="David"/>
-          <w:sz w:val="24"/>
-          <w:szCs w:val="24"/>
-          <w:rtl/>
-        </w:rPr>
-        <w:t xml:space="preserve">התימה החמישית מסייגת את התמונה. מלר ומרנין-דיסטלפלד מצאו שסטודנטיות ערביות-פלסטיניות אינן מציגות את ההשכלה כתחליף לנישואים ולאימהות אלא כרכיב נוסף בזהותן (Meler &amp; Marnin-Distelfeld, 2024), וזה בדיוק ניסוחה של עיינא, "לא במקום אמא, ביחד עם". קוליק בחנה לצד הקונפליקט גם העשרת תפקידים והראתה ששני התהליכים מתקיימים בו זמנית (Kulik, 2025). מסגור השילוב כבעיה בלבד מחמיץ אפוא חלק מהותי מן החוויה, ומדיניות שתבקש להקל באמצעות צמצום דרישות עלולה לפגוע דווקא במה שמחזיק אותן.</w:t>
+        <w:t xml:space="preserve">הממצא על החמות מוסיף נדבך שאינו מופיע בספרות על החסמים המשפחתיים, שנוטה לתאר את המשפחה כמי שמתירה או מונעת (Refaeli et al., 2022). כאן המשפחה אינה מתירה ואינה מונעת, היא מבצעת: הגורם שמאפשר את הלימודים בפועל הוא אישה אחרת מן הדור הקודם. התמיכה עוברת בין נשים, וכך גם הפיקוח, ושתיהן מגיעות מאותו מקור.</w:t>
+      </w:r>
+    </w:p>
+    <w:p>
+      <w:pPr>
+        <w:bidi/>
+        <w:spacing w:after="0" w:line="480" w:lineRule="auto"/>
+        <w:jc w:val="both"/>
+      </w:pPr>
+      <w:r>
+        <w:rPr>
+          <w:rFonts w:ascii="David" w:cs="David" w:eastAsia="David" w:hAnsi="David"/>
+          <w:sz w:val="24"/>
+          <w:szCs w:val="24"/>
+          <w:rtl/>
+        </w:rPr>
+        <w:t xml:space="preserve">ההתאמות הניתנות כטובה אישית ולא כזכות ממחישות את אותה נקודה. כשמצטרף אליהן חסם השפה, שבו הקושי אינו בהבנה אלא בהפקה (Abu-Rabiah, 2025), מתברר שאין טעם לשאול אם המכשול הוא המכללה או הבית: שניהם פועלים על אותה שעה ביום. התאמה שאינה כתובה אינה ניתנת לתכנון, וסטודנטית שנאלצת לבקש אותה מחדש מכל מרצה משלמת מחיר נוסף בזמן ובכבוד.</w:t>
+      </w:r>
+    </w:p>
+    <w:p>
+      <w:pPr>
+        <w:bidi/>
+        <w:spacing w:after="0" w:line="480" w:lineRule="auto"/>
+        <w:jc w:val="both"/>
+      </w:pPr>
+      <w:r>
+        <w:rPr>
+          <w:rFonts w:ascii="David" w:cs="David" w:eastAsia="David" w:hAnsi="David"/>
+          <w:sz w:val="24"/>
+          <w:szCs w:val="24"/>
+          <w:rtl/>
+        </w:rPr>
+        <w:t xml:space="preserve">התימה החמישית מסייגת את התמונה. מלר ומרנין-דיסטלפלד מצאו שסטודנטיות ערביות-פלסטיניות אינן מציגות את ההשכלה כתחליף לנישואים ולאימהות אלא כרכיב נוסף בזהותן (Meler &amp; Marnin-Distelfeld, 2024), וזה בדיוק ניסוחה של עיינא, "לא במקום אמא, ביחד עם". כלומר קונפליקט והעשרה מתקיימים אצל אותן נשים בעת ובעונה אחת. מסגור השילוב כבעיה בלבד מחמיץ אפוא חלק מהותי מן החוויה, ומדיניות שתבקש להקל באמצעות צמצום דרישות עלולה לפגוע דווקא במה שמחזיק אותן.</w:t>
       </w:r>
     </w:p>
     <w:p>
@@ -2283,23 +2283,6 @@
           <w:szCs w:val="24"/>
           <w:rtl/>
         </w:rPr>
-        <w:t xml:space="preserve">צבר בן-יהושע, נ' (עורכת). (2016). מסורות וזרמים במחקר האיכותני: תפיסות, אסטרטגיות וכלים מתקדמים. מכון מופ"ת.</w:t>
-      </w:r>
-    </w:p>
-    <w:p>
-      <w:pPr>
-        <w:bidi/>
-        <w:spacing w:after="0" w:line="480" w:lineRule="auto"/>
-        <w:ind w:start="709" w:hanging="709"/>
-        <w:jc w:val="right"/>
-      </w:pPr>
-      <w:r>
-        <w:rPr>
-          <w:rFonts w:ascii="David" w:cs="David" w:eastAsia="David" w:hAnsi="David"/>
-          <w:sz w:val="24"/>
-          <w:szCs w:val="24"/>
-          <w:rtl/>
-        </w:rPr>
         <w:t xml:space="preserve">שקדי, א' (2003). מילים המנסות לגעת: מחקר איכותני, תיאוריה ויישום. רמות.</w:t>
       </w:r>
     </w:p>
@@ -2380,7 +2363,7 @@
           <w:sz w:val="24"/>
           <w:szCs w:val="24"/>
         </w:rPr>
-        <w:t xml:space="preserve">Hochschild, A. R. (1989). The second shift: Working parents and the revolution at home. Viking.</w:t>
+        <w:t xml:space="preserve">Meler, T., &amp; Marnin-Distelfeld, S. (2024). Marriage and motherhood: Insights on a crucial life course process from the perspective of female Arab-Palestinian undergraduate students. Advances in Life Course Research, 60, Article 100614. https://doi.org/10.1016/j.alcr.2024.100614</w:t>
       </w:r>
     </w:p>
     <w:p>
@@ -2396,7 +2379,7 @@
           <w:sz w:val="24"/>
           <w:szCs w:val="24"/>
         </w:rPr>
-        <w:t xml:space="preserve">Kulik, L. (2025). Working and studying Israeli parents: Experiences in multiple role interfaces. International Journal for the Advancement of Counselling, 47, 625-650. https://doi.org/10.1007/s10447-025-09605-3</w:t>
+        <w:t xml:space="preserve">Olmos-Vega, F. M., Stalmeijer, R. E., Varpio, L., &amp; Kahlke, R. (2023). A practical guide to reflexivity in qualitative research: AMEE Guide No. 149. Medical Teacher, 45(3), 241-251. https://doi.org/10.1080/0142159X.2022.2057287</w:t>
       </w:r>
     </w:p>
     <w:p>
@@ -2412,71 +2395,7 @@
           <w:sz w:val="24"/>
           <w:szCs w:val="24"/>
         </w:rPr>
-        <w:t xml:space="preserve">Meler, T., &amp; Marnin-Distelfeld, S. (2024). Marriage and motherhood: Insights on a crucial life course process from the perspective of female Arab-Palestinian undergraduate students. Advances in Life Course Research, 60, Article 100614. https://doi.org/10.1016/j.alcr.2024.100614</w:t>
-      </w:r>
-    </w:p>
-    <w:p>
-      <w:pPr>
-        <w:bidi w:val="false"/>
-        <w:spacing w:after="0" w:line="480" w:lineRule="auto"/>
-        <w:ind w:left="709" w:hanging="709"/>
-        <w:jc w:val="left"/>
-      </w:pPr>
-      <w:r>
-        <w:rPr>
-          <w:rFonts w:ascii="Times New Roman" w:cs="Times New Roman" w:eastAsia="Times New Roman" w:hAnsi="Times New Roman"/>
-          <w:sz w:val="24"/>
-          <w:szCs w:val="24"/>
-        </w:rPr>
-        <w:t xml:space="preserve">Olmos-Vega, F. M., Stalmeijer, R. E., Varpio, L., &amp; Kahlke, R. (2023). A practical guide to reflexivity in qualitative research: AMEE Guide No. 149. Medical Teacher, 45(3), 241-251. https://doi.org/10.1080/0142159X.2022.2057287</w:t>
-      </w:r>
-    </w:p>
-    <w:p>
-      <w:pPr>
-        <w:bidi w:val="false"/>
-        <w:spacing w:after="0" w:line="480" w:lineRule="auto"/>
-        <w:ind w:left="709" w:hanging="709"/>
-        <w:jc w:val="left"/>
-      </w:pPr>
-      <w:r>
-        <w:rPr>
-          <w:rFonts w:ascii="Times New Roman" w:cs="Times New Roman" w:eastAsia="Times New Roman" w:hAnsi="Times New Roman"/>
-          <w:sz w:val="24"/>
-          <w:szCs w:val="24"/>
-        </w:rPr>
         <w:t xml:space="preserve">Refaeli, T., Alnabilsy, R., &amp; Sold, A. (2022). Barriers to post-secondary education among young Arab-Bedouin women in Israel. Journal of Muslim Minority Affairs, 42(3), 350-368. https://doi.org/10.1080/13602004.2023.2176069</w:t>
-      </w:r>
-    </w:p>
-    <w:p>
-      <w:pPr>
-        <w:bidi w:val="false"/>
-        <w:spacing w:after="0" w:line="480" w:lineRule="auto"/>
-        <w:ind w:left="709" w:hanging="709"/>
-        <w:jc w:val="left"/>
-      </w:pPr>
-      <w:r>
-        <w:rPr>
-          <w:rFonts w:ascii="Times New Roman" w:cs="Times New Roman" w:eastAsia="Times New Roman" w:hAnsi="Times New Roman"/>
-          <w:sz w:val="24"/>
-          <w:szCs w:val="24"/>
-        </w:rPr>
-        <w:t xml:space="preserve">Sabbah-Karkabi, M. (2024). The diverging gender inequality across households: The case of Palestinian-Arab families in Israel. Current Sociology, 72(3), 519-540. https://doi.org/10.1177/00113921221141471</w:t>
-      </w:r>
-    </w:p>
-    <w:p>
-      <w:pPr>
-        <w:bidi w:val="false"/>
-        <w:spacing w:after="0" w:line="480" w:lineRule="auto"/>
-        <w:ind w:left="709" w:hanging="709"/>
-        <w:jc w:val="left"/>
-      </w:pPr>
-      <w:r>
-        <w:rPr>
-          <w:rFonts w:ascii="Times New Roman" w:cs="Times New Roman" w:eastAsia="Times New Roman" w:hAnsi="Times New Roman"/>
-          <w:sz w:val="24"/>
-          <w:szCs w:val="24"/>
-        </w:rPr>
-        <w:t xml:space="preserve">Sallee, M. W., Lewis, D. V., &amp; Collier, K. (2025). From comprehensive services to no support at all: How institutional agents shape student-mothers' academic success. The Journal of Higher Education, 96(1), 1-27. https://doi.org/10.1080/00221546.2023.2282376</w:t>
       </w:r>
     </w:p>
     <w:p>

--- a/docs/עבודה מסכמת - חווייתן של אימהות בדוויות צעירות בנגב.docx
+++ b/docs/עבודה מסכמת - חווייתן של אימהות בדוויות צעירות בנגב.docx
@@ -87,7 +87,7 @@
           <w:szCs w:val="24"/>
           <w:rtl/>
         </w:rPr>
-        <w:t xml:space="preserve">רשימת המקורות כוללת שמונה פריטים: ארבעה מתודולוגיים, שהם בדיוק המינימום שההנחיות דורשות, וארבעה מקורות תוכן. כל אחד מהם מאוזכר בגוף העבודה. לפני ההגשה יש לוודא גישה לכל פריט. בפריט של Refaeli ואחרות יש לאמת את הכרך, הגיליון והעמודים מול המאמר עצמו, משום שהוא פורסם מקוון בשנה אחת ובגיליון מודפס בשנה אחרת.</w:t>
+        <w:t xml:space="preserve">רשימת המקורות כוללת אחד עשר פריטים: ארבעה מתודולוגיים (המינימום הנדרש) ושבעה מקורות תוכן, מהם ארבעה בעברית שנשלחו על ידך. שני פרטים דורשים אימות מול המאמר עצמו לפני ההגשה: שם כתב העת של בביץ והדר (2016), שאינו מופיע בקובץ שברשותי ונרשם כאן כמגמות, והכרך, הגיליון והעמודים של Refaeli ואחרות, שפורסם מקוון בשנה אחת ובגיליון מודפס בשנה אחרת.</w:t>
       </w:r>
     </w:p>
     <w:p>
@@ -103,7 +103,7 @@
           <w:szCs w:val="24"/>
           <w:rtl/>
         </w:rPr>
-        <w:t xml:space="preserve">גוף העבודה מונה כ-3,300 מילים, שהם כתשעה עמודים בגופן David, ועוד עמוד ביבליוגרפיה שנספר אף הוא. יש לפתוח את הקובץ ב-Word ולבדוק את מספר העמודים בפועל בגופן David. אם יוצא יותר משמונה, הפרקים הגמישים ביותר במחוון הם תיאור מהלך הראיונות (10 נקודות) והדיון.</w:t>
+        <w:t xml:space="preserve">גוף העבודה מונה כ-3,400 מילים, שהם כתשעה עמודים בגופן David, ועוד כעמוד וחצי של ביבליוגרפיה שנספרת אף היא. יש לפתוח את הקובץ ב-Word ולבדוק את מספר העמודים בפועל בגופן David. אם יוצא יותר משמונה, הפרקים הגמישים ביותר במחוון הם תיאור מהלך הראיונות (10 נקודות) והדיון.</w:t>
       </w:r>
     </w:p>
     <w:p>
@@ -332,7 +332,7 @@
           <w:szCs w:val="24"/>
           <w:rtl/>
         </w:rPr>
-        <w:t xml:space="preserve">מלר ומרנין-דיסטלפלד מצאו שהנישואים והאימהות נותרים ציוני דרך מרכזיים במסלול חייהן של סטודנטיות ערביות-פלסטיניות גם כשההשכלה מרחיבה את מרחב הבחירה, כלומר הלימודים אינם מחליפים את הציפיות המשפחתיות אלא נדחסים לתוכן (Meler &amp; Marnin-Distelfeld, 2024). כניסה של אישה ללימודים אינה מפעילה אפוא חלוקה מחדש של הנטל בבית, אלא מוסיפה עליו שכבה. חסם נוסף הוא שפת הלימוד: אבו-רביעה בחן שליטה בעברית ותחושת מסוגלות בקרב סטודנטים בדווים, והראה שהפער אינו בהבנת החומר אלא בהפקה, בכתיבה ובדיבור (Abu-Rabiah, 2025).</w:t>
+        <w:t xml:space="preserve">כניסה של אישה ללימודים אינה מפעילה חלוקה מחדש של הנטל בבית, אלא מוסיפה עליו שכבה. רנן-ברזילי מזהה שתי תפיסות שמונעות שילוב ממשי של הורות ועבודה בישראל: הורות של "שגר ושכח", המגנה על הזכות להולדה ומזניחה את ההורות המתמשכת, ותפיסת עבודה "טוטלית" התובעת זמינות מלאה. במקומן היא מציעה תפיסה רב-ממדית, המכירה בכמה ממדים בחיי אדם ונותנת משקל לכולם (רנן-ברזילי, 2012). חסם נוסף הוא שפת הלימוד: אבו-רביעה בחן שליטה בעברית ותחושת מסוגלות בקרב סטודנטים בדווים, והראה שהפער אינו בהבנת החומר אלא בהפקה, בכתיבה ובדיבור (Abu-Rabiah, 2025).</w:t>
       </w:r>
     </w:p>
     <w:p>
@@ -432,7 +432,7 @@
           <w:szCs w:val="24"/>
           <w:rtl/>
         </w:rPr>
-        <w:t xml:space="preserve">העבודה נערכה בגישה איכותנית-פרשנית, המניחה שהמציאות החברתית נבנית על ידי המשתתפים בה ושהדרך להגיע אליה עוברת דרך המילים שהם עצמם בוחרים לתאר אותה (שקדי, 2003). מכיוון שהשאלה כאן אינה כמה שעות עובדת אם צעירה אלא כיצד היא מבינה את חייה, שיטה שמודדת שכיחויות אינה מתאימה. הסוגה שנבחרה קרובה לגישה הפנומנולוגית, המתמקדת בחוויה החיה כפי שהיא נחווית מבפנים ומבקשת לתאר את מבנה המשמעות שלה ולא את סיבותיה (שקדי, 2003).</w:t>
+        <w:t xml:space="preserve">העבודה נערכה בגישה איכותנית-פרשנית, המניחה שהמציאות החברתית נבנית על ידי המשתתפים בה ושהדרך להגיע אליה עוברת דרך המילים שהם עצמם בוחרים לתאר אותה (שקדי, 2003). מכיוון שהשאלה כאן אינה כמה שעות עובדת אם צעירה אלא כיצד היא מבינה את חייה, שיטה שמודדת שכיחויות אינה מתאימה. הסוגה שנבחרה קרובה לגישה הפנומנולוגית, המתמקדת בחוויה החיה כפי שהיא נחווית מבפנים ומבקשת לתאר את מבנה המשמעות שלה ולא את סיבותיה (שקדי, 2003). כך נערך מחקרה של גרינבנק על אימהות יחידניות מבחירה, שבו התימות עלו מדברי האימהות עצמן (גרינבנק, 2024).</w:t>
       </w:r>
     </w:p>
     <w:p>
@@ -1671,7 +1671,7 @@
           <w:szCs w:val="24"/>
           <w:rtl/>
         </w:rPr>
-        <w:t xml:space="preserve">עיינא תיארה את הפיצול בקצרה: "אני יושבת בהרצאה וחושבת על הגן. אני בגן וחושבת על המבחן. אין רגע אחד שאני נמצאת רק במקום אחד." רים דחתה את המסגור הרגשי שהוצע לה: "לא אשמה. אחריות. אני אחראית, וזה לא אותו דבר."</w:t>
+        <w:t xml:space="preserve">עיינא תיארה את הפיצול בקצרה: "אני יושבת בהרצאה וחושבת על הגן. אני בגן וחושבת על המבחן. אין רגע אחד שאני נמצאת רק במקום אחד." סאמייה ניסחה את החשש עצמו: "אם הייתי מפסיקה ללמוד הייתי אמא יותר טובה. אני יודעת שזה לא נכון, אבל אני חושבת את זה." הידיעה שהיא מייחסת לעצמה נתמכת בנתונים: זונטג מצא שתעסוקת אימהות לילדים מגיל שנה ומעלה אינה מתואמת שלילית עם הישגי ילדיהן במיצ"ב ולעיתים אף מתואמת עמם חיובית (זונטג, 2022). רים דחתה את המסגור הרגשי שהוצע לה: "לא אשמה. אחריות. אני אחראית, וזה לא אותו דבר."</w:t>
       </w:r>
     </w:p>
     <w:p>
@@ -1737,7 +1737,7 @@
           <w:szCs w:val="24"/>
           <w:rtl/>
         </w:rPr>
-        <w:t xml:space="preserve">סאמייה אמרה: "חמאתי (حماتي, חמותי) לוקחת אותם ארבעה ימים בשבוע. בלעדיה אין תואר, פשוט אין", ומיד הוסיפה: "אני מרגישה שאני חייבת לה. היא אף פעם לא אמרה מילה, זה אני." התמיכה מתוארת כהלוואה. היא מאפשרת את הלימודים ובו בזמן פותחת חשבון שאינו נסגר. רים, שאין לה סידור קבוע, תיארה את הצד השני: "אין מעון לגיל שנה ביישוב שלי. אין. אז זה חמאתי או כלום."</w:t>
+        <w:t xml:space="preserve">סאמייה אמרה: "חמאתי (حماتي, חמותי) לוקחת אותם ארבעה ימים בשבוע. בלעדיה אין תואר, פשוט אין", ומיד הוסיפה: "אני מרגישה שאני חייבת לה. היא אף פעם לא אמרה מילה, זה אני." התמיכה מתוארת כהלוואה. היא מאפשרת את הלימודים ובו בזמן פותחת חשבון שאינו נסגר. גם אצל גרינבנק עלו מקורות התמיכה כתימה נפרדת בדברי האימהות ולא כרקע (גרינבנק, 2024). רים, שאין לה סידור קבוע, תיארה את הצד השני: "אין מעון לגיל שנה ביישוב שלי. אין. אז זה חמאתי או כלום."</w:t>
       </w:r>
     </w:p>
     <w:p>
@@ -1852,7 +1852,7 @@
           <w:szCs w:val="24"/>
           <w:rtl/>
         </w:rPr>
-        <w:t xml:space="preserve">סאמייה תיארה שני קצוות באותו סמסטר: "יש מרצה שאמרה לי תביאי אותה, שתשב מאחורה עם טאבלט. ויש מרצה שאמר לי שזה לא מעון." ההבדל אינו נעוץ במדיניות אלא באדם. ההתאמות קיימות, אך הן ניתנות כטובה אישית ולא כזכות, ולכן אינן ניתנות לתכנון ולא לתביעה. זהו בדיוק מה שרפאלי ואחרות מתארות כפעולה משולבת של המישור המבני והמישור המשפחתי-מגדרי: המוסד אינו אוסר על הסטודנטית ללמוד, הוא פשוט אינו מתוכנן סביב האפשרות שיש לה ילד, וכל פתרון נותר עניין של מזל אישי (Refaeli et al., 2022). מכאן מתחדדת השאלה מדוע בכל זאת ממשיכות המרואיינות ללמוד.</w:t>
+        <w:t xml:space="preserve">סאמייה תיארה שני קצוות באותו סמסטר: "יש מרצה שאמרה לי תביאי אותה, שתשב מאחורה עם טאבלט. ויש מרצה שאמר לי שזה לא מעון." ההבדל אינו נעוץ במדיניות אלא באדם. מאחורי שני הקצוות עומדת הנחה אחת, שרנן-ברזילי מכנה תפיסת עבודה טוטלית: הלומדת נדרשת לזמינות מלאה, וכל מחויבות אחרת נחשבת חריגה (רנן-ברזילי, 2012). ההתאמות קיימות, אך הן ניתנות כטובה אישית ולא כזכות, ולכן אינן ניתנות לתכנון ולא לתביעה. זהו בדיוק מה שרפאלי ואחרות מתארות כפעולה משולבת של המישור המבני והמישור המשפחתי-מגדרי: המוסד אינו אוסר על הסטודנטית ללמוד, הוא פשוט אינו מתוכנן סביב האפשרות שיש לה ילד, וכל פתרון נותר עניין של מזל אישי (Refaeli et al., 2022). מכאן מתחדדת השאלה מדוע בכל זאת ממשיכות המרואיינות ללמוד.</w:t>
       </w:r>
     </w:p>
     <w:p>
@@ -1902,7 +1902,7 @@
           <w:szCs w:val="24"/>
           <w:rtl/>
         </w:rPr>
-        <w:t xml:space="preserve">עיינא אמרה: "בדי אכון אישי (بدي أكون إشي, אני רוצה להיות משהו). לא במקום אמא. ביחד עם." רים הוסיפה נימוק אחר לגמרי: "אם מחר אני לבד, אני צריכה לדעת שאני יכולה להחזיק את הילדים. תעודה זה ביטחון." סאמייה קשרה את הלימודים לדמות שהיא מציגה בפני ילדיה: "אני רוצה שהבת שלי תראה אותי לומדת."</w:t>
+        <w:t xml:space="preserve">עיינא אמרה: "בדי אכון אישי (بدي أكون إشي, אני רוצה להיות משהו). לא במקום אמא. ביחד עם." רים הוסיפה נימוק אחר לגמרי: "אם מחר אני לבד, אני צריכה לדעת שאני יכולה להחזיק את הילדים. תעודה זה ביטחון." סאמייה קשרה את הלימודים לדמות שהיא מציגה בפני ילדיה: "אני רוצה שהבת שלי תראה אותי לומדת." בביץ והדר מצאו בראיונות עם חמש עשרה נשות קריירה שהאם נתפסה כדמות המשפיעה ביותר על זהותן המקצועית (בביץ והדר, 2016).</w:t>
       </w:r>
     </w:p>
     <w:p>
@@ -1985,7 +1985,7 @@
           <w:szCs w:val="24"/>
           <w:rtl/>
         </w:rPr>
-        <w:t xml:space="preserve">התימה השנייה מבהירה מדוע העומס נחווה כאחריות ולא ככשל מערכתי. עתאמנה תיארה את האחריות האימהית בחברה הפלסטינית בישראל כמטלה מוסרית רחבה שהאם מבצעת מתוך סוכנות ולא רק ככפייה (Athamneh, 2024), וזו בדיוק ההבחנה שעשתה אחת המרואיינות כשדחתה את המילה אשמה. אשמה מניחה כישלון, אחריות מניחה תפקיד. אין כאן נשים שמבקשות שיצילו אותן, אלא נשים שמבקשות שהתנאים ישתנו.</w:t>
+        <w:t xml:space="preserve">התימה השנייה מבהירה מדוע העומס נחווה כאחריות ולא ככשל מערכתי. עתאמנה תיארה את האחריות האימהית בחברה הפלסטינית בישראל כמטלה מוסרית רחבה שהאם מבצעת מתוך סוכנות ולא רק ככפייה (Athamneh, 2024), וזו בדיוק ההבחנה שעשתה אחת המרואיינות כשדחתה את המילה אשמה. אשמה מניחה כישלון, אחריות מניחה תפקיד. אין כאן נשים שמבקשות שיצילו אותן, אלא נשים שמבקשות שהתנאים ישתנו. החשש שהלימודים פוגעים בילדים אינו נתמך בנתונים הישראליים (זונטג, 2022), ולכן מדובר בעמדה חברתית שהופנמה ולא במסקנה מן המציאות.</w:t>
       </w:r>
     </w:p>
     <w:p>
@@ -2033,7 +2033,7 @@
           <w:szCs w:val="24"/>
           <w:rtl/>
         </w:rPr>
-        <w:t xml:space="preserve">התימה החמישית מסייגת את התמונה. מלר ומרנין-דיסטלפלד מצאו שסטודנטיות ערביות-פלסטיניות אינן מציגות את ההשכלה כתחליף לנישואים ולאימהות אלא כרכיב נוסף בזהותן (Meler &amp; Marnin-Distelfeld, 2024), וזה בדיוק ניסוחה של עיינא, "לא במקום אמא, ביחד עם". כלומר קונפליקט והעשרה מתקיימים אצל אותן נשים בעת ובעונה אחת. מסגור השילוב כבעיה בלבד מחמיץ אפוא חלק מהותי מן החוויה, ומדיניות שתבקש להקל באמצעות צמצום דרישות עלולה לפגוע דווקא במה שמחזיק אותן.</w:t>
+        <w:t xml:space="preserve">התימה החמישית מסייגת את התמונה. ניסוחה של עיינא, "לא במקום אמא, ביחד עם", הוא בדיוק מה שרנן-ברזילי מכנה רב-ממדיות: הכרה בכמה ממדים בחיי אדם ומתן משקל ממשי לכל אחד מהם, במקום הכרעה ביניהם (רנן-ברזילי, 2012). כלומר קונפליקט והעשרה מתקיימים אצל אותן נשים בעת ובעונה אחת. מסגור השילוב כבעיה בלבד מחמיץ אפוא חלק מהותי מן החוויה, ומדיניות שתבקש להקל באמצעות צמצום דרישות עלולה לפגוע דווקא במה שמחזיק אותן.</w:t>
       </w:r>
     </w:p>
     <w:p>
@@ -2283,6 +2283,74 @@
           <w:szCs w:val="24"/>
           <w:rtl/>
         </w:rPr>
+        <w:t xml:space="preserve">בביץ, ע', והדר, ל' (2016). מקומן של אימהות בתהליך הבחירה של מסלול הקריירה של בנותיהן: מבט פסיכולוגי. מגמות, נ(2), 92-116.</w:t>
+      </w:r>
+    </w:p>
+    <w:p>
+      <w:pPr>
+        <w:bidi/>
+        <w:spacing w:after="0" w:line="480" w:lineRule="auto"/>
+        <w:ind w:start="709" w:hanging="709"/>
+        <w:jc w:val="right"/>
+      </w:pPr>
+      <w:r>
+        <w:rPr>
+          <w:rFonts w:ascii="David" w:cs="David" w:eastAsia="David" w:hAnsi="David"/>
+          <w:sz w:val="24"/>
+          <w:szCs w:val="24"/>
+          <w:rtl/>
+        </w:rPr>
+        <w:t xml:space="preserve">גרינבנק, א' (2024). "חושבים שאני חלשה כי אני לבד, אבל אני הכי חזקה": אימהות יחידניות מבחירה לילדים עם מוגבלות. מפגש לעבודה חינוכית-סוציאלית, ל"ב(57), 113-136.</w:t>
+      </w:r>
+    </w:p>
+    <w:p>
+      <w:pPr>
+        <w:bidi/>
+        <w:spacing w:after="0" w:line="480" w:lineRule="auto"/>
+        <w:ind w:start="709" w:hanging="709"/>
+        <w:jc w:val="right"/>
+      </w:pPr>
+      <w:r>
+        <w:rPr>
+          <w:rFonts w:ascii="David" w:cs="David" w:eastAsia="David" w:hAnsi="David"/>
+          <w:sz w:val="24"/>
+          <w:szCs w:val="24"/>
+          <w:rtl/>
+        </w:rPr>
+        <w:t xml:space="preserve">זונטג, נ' (2022). תעסוקת אימהות לילדים בגיל הרך וההישגים הלימודיים של ילדיהן במבחני המיצ"ב (מחקר מס' 9 בסדרת מחקרי הגיל הרך). מרכז טאוב לחקר המדיניות החברתית בישראל.</w:t>
+      </w:r>
+    </w:p>
+    <w:p>
+      <w:pPr>
+        <w:bidi/>
+        <w:spacing w:after="0" w:line="480" w:lineRule="auto"/>
+        <w:ind w:start="709" w:hanging="709"/>
+        <w:jc w:val="right"/>
+      </w:pPr>
+      <w:r>
+        <w:rPr>
+          <w:rFonts w:ascii="David" w:cs="David" w:eastAsia="David" w:hAnsi="David"/>
+          <w:sz w:val="24"/>
+          <w:szCs w:val="24"/>
+          <w:rtl/>
+        </w:rPr>
+        <w:t xml:space="preserve">רנן-ברזילי, א' (2012). הורים א/עובדים: רב-ממדיות והפמיניזם החברתי של מעמד הפועלות, תשתית תיאורטית לשילוב משפחה ועבודה בישראל. עיוני משפט, לה, 307-352.</w:t>
+      </w:r>
+    </w:p>
+    <w:p>
+      <w:pPr>
+        <w:bidi/>
+        <w:spacing w:after="0" w:line="480" w:lineRule="auto"/>
+        <w:ind w:start="709" w:hanging="709"/>
+        <w:jc w:val="right"/>
+      </w:pPr>
+      <w:r>
+        <w:rPr>
+          <w:rFonts w:ascii="David" w:cs="David" w:eastAsia="David" w:hAnsi="David"/>
+          <w:sz w:val="24"/>
+          <w:szCs w:val="24"/>
+          <w:rtl/>
+        </w:rPr>
         <w:t xml:space="preserve">שקדי, א' (2003). מילים המנסות לגעת: מחקר איכותני, תיאוריה ויישום. רמות.</w:t>
       </w:r>
     </w:p>
@@ -2348,22 +2416,6 @@
           <w:szCs w:val="24"/>
         </w:rPr>
         <w:t xml:space="preserve">Guillemin, M., &amp; Gillam, L. (2004). Ethics, reflexivity, and "ethically important moments" in research. Qualitative Inquiry, 10(2), 261-280. https://doi.org/10.1177/1077800403262360</w:t>
-      </w:r>
-    </w:p>
-    <w:p>
-      <w:pPr>
-        <w:bidi w:val="false"/>
-        <w:spacing w:after="0" w:line="480" w:lineRule="auto"/>
-        <w:ind w:left="709" w:hanging="709"/>
-        <w:jc w:val="left"/>
-      </w:pPr>
-      <w:r>
-        <w:rPr>
-          <w:rFonts w:ascii="Times New Roman" w:cs="Times New Roman" w:eastAsia="Times New Roman" w:hAnsi="Times New Roman"/>
-          <w:sz w:val="24"/>
-          <w:szCs w:val="24"/>
-        </w:rPr>
-        <w:t xml:space="preserve">Meler, T., &amp; Marnin-Distelfeld, S. (2024). Marriage and motherhood: Insights on a crucial life course process from the perspective of female Arab-Palestinian undergraduate students. Advances in Life Course Research, 60, Article 100614. https://doi.org/10.1016/j.alcr.2024.100614</w:t>
       </w:r>
     </w:p>
     <w:p>

--- a/docs/עבודה מסכמת - חווייתן של אימהות בדוויות צעירות בנגב.docx
+++ b/docs/עבודה מסכמת - חווייתן של אימהות בדוויות צעירות בנגב.docx
@@ -1671,7 +1671,7 @@
           <w:szCs w:val="24"/>
           <w:rtl/>
         </w:rPr>
-        <w:t xml:space="preserve">עיינא תיארה את הפיצול בקצרה: "אני יושבת בהרצאה וחושבת על הגן. אני בגן וחושבת על המבחן. אין רגע אחד שאני נמצאת רק במקום אחד." סאמייה ניסחה את החשש עצמו: "אם הייתי מפסיקה ללמוד הייתי אמא יותר טובה. אני יודעת שזה לא נכון, אבל אני חושבת את זה." הידיעה שהיא מייחסת לעצמה נתמכת בנתונים: זונטג מצא שתעסוקת אימהות לילדים מגיל שנה ומעלה אינה מתואמת שלילית עם הישגי ילדיהן במיצ"ב ולעיתים אף מתואמת עמם חיובית (זונטג, 2022). רים דחתה את המסגור הרגשי שהוצע לה: "לא אשמה. אחריות. אני אחראית, וזה לא אותו דבר."</w:t>
+        <w:t xml:space="preserve">עיינא תיארה את הפיצול בקצרה: "אני יושבת בהרצאה וחושבת על הגן. אני בגן וחושבת על המבחן. אין רגע אחד שאני נמצאת רק במקום אחד." סאמייה ניסחה את החשש עצמו: "אם הייתי מפסיקה ללמוד הייתי אמא יותר טובה. אני יודעת שזה לא נכון, אבל אני חושבת את זה." החשש שהיא מתארת אינו ייחודי לה, והוא נבחן בישראל ביחס לתעסוקה ולא ביחס ללימודים. זונטג מצא שתעסוקת אימהות לילדים מגיל שנה ומעלה אינה מתואמת שלילית עם הישגי ילדיהן במבחני המיצ"ב, ושבקרב אימהות בעלות השכלה נמוכה נמצאו אף מתאמים חיוביים. עם זאת הוא מצא יוצא מן הכלל, נטייה לקשר שלילי בין תעסוקת אימהות משכילות בשנת חייו הראשונה של הילד ובין הישגיו לאחר מכן, והוא מדגיש שמדובר במתאמים ולא בקשר סיבתי (זונטג, 2022). רים דחתה את המסגור הרגשי שהוצע לה: "לא אשמה. אחריות. אני אחראית, וזה לא אותו דבר."</w:t>
       </w:r>
     </w:p>
     <w:p>
@@ -1852,7 +1852,7 @@
           <w:szCs w:val="24"/>
           <w:rtl/>
         </w:rPr>
-        <w:t xml:space="preserve">סאמייה תיארה שני קצוות באותו סמסטר: "יש מרצה שאמרה לי תביאי אותה, שתשב מאחורה עם טאבלט. ויש מרצה שאמר לי שזה לא מעון." ההבדל אינו נעוץ במדיניות אלא באדם. מאחורי שני הקצוות עומדת הנחה אחת, שרנן-ברזילי מכנה תפיסת עבודה טוטלית: הלומדת נדרשת לזמינות מלאה, וכל מחויבות אחרת נחשבת חריגה (רנן-ברזילי, 2012). ההתאמות קיימות, אך הן ניתנות כטובה אישית ולא כזכות, ולכן אינן ניתנות לתכנון ולא לתביעה. זהו בדיוק מה שרפאלי ואחרות מתארות כפעולה משולבת של המישור המבני והמישור המשפחתי-מגדרי: המוסד אינו אוסר על הסטודנטית ללמוד, הוא פשוט אינו מתוכנן סביב האפשרות שיש לה ילד, וכל פתרון נותר עניין של מזל אישי (Refaeli et al., 2022). מכאן מתחדדת השאלה מדוע בכל זאת ממשיכות המרואיינות ללמוד.</w:t>
+        <w:t xml:space="preserve">סאמייה תיארה שני קצוות באותו סמסטר: "יש מרצה שאמרה לי תביאי אותה, שתשב מאחורה עם טאבלט. ויש מרצה שאמר לי שזה לא מעון." ההבדל אינו נעוץ במדיניות אלא באדם. מאחורי שני הקצוות עומדת הנחה אחת. רנן-ברזילי מכנה תפיסת עבודה טוטלית את ההנחה שהעובד זמין באופן מלא ושכל מחויבות אחרת היא חריגה, והיא כותבת על שוק העבודה ועל המשפט (רנן-ברזילי, 2012). ההיגיון שהיא מתארת חל כאן על מוסד הלימודים, שמתייחס לסטודנטית כאילו זמינותה מלאה. ההתאמות קיימות, אך הן ניתנות כטובה אישית ולא כזכות, ולכן אינן ניתנות לתכנון ולא לתביעה. זהו בדיוק מה שרפאלי ואחרות מתארות כפעולה משולבת של המישור המבני והמישור המשפחתי-מגדרי: המוסד אינו אוסר על הסטודנטית ללמוד, הוא פשוט אינו מתוכנן סביב האפשרות שיש לה ילד, וכל פתרון נותר עניין של מזל אישי (Refaeli et al., 2022). מכאן מתחדדת השאלה מדוע בכל זאת ממשיכות המרואיינות ללמוד.</w:t>
       </w:r>
     </w:p>
     <w:p>
@@ -1902,7 +1902,7 @@
           <w:szCs w:val="24"/>
           <w:rtl/>
         </w:rPr>
-        <w:t xml:space="preserve">עיינא אמרה: "בדי אכון אישי (بدي أكون إشي, אני רוצה להיות משהו). לא במקום אמא. ביחד עם." רים הוסיפה נימוק אחר לגמרי: "אם מחר אני לבד, אני צריכה לדעת שאני יכולה להחזיק את הילדים. תעודה זה ביטחון." סאמייה קשרה את הלימודים לדמות שהיא מציגה בפני ילדיה: "אני רוצה שהבת שלי תראה אותי לומדת." בביץ והדר מצאו בראיונות עם חמש עשרה נשות קריירה שהאם נתפסה כדמות המשפיעה ביותר על זהותן המקצועית (בביץ והדר, 2016).</w:t>
+        <w:t xml:space="preserve">עיינא אמרה: "בדי אכון אישי (بدي أكون إشي, אני רוצה להיות משהו). לא במקום אמא. ביחד עם." רים הוסיפה נימוק אחר לגמרי: "אם מחר אני לבד, אני צריכה לדעת שאני יכולה להחזיק את הילדים. תעודה זה ביטחון." סאמייה קשרה את הלימודים לדמות שהיא מציגה בפני ילדיה: "אני רוצה שהבת שלי תראה אותי לומדת." בביץ והדר ראיינו חמש עשרה נשות קריירה על יחסיהן עם אימהותיהן, ומצאו שהאם נתפסה כדמות המשפיעה ביותר על זהותן המקצועית (בביץ והדר, 2016). המרואיינות שם מביטות לאחור אל אימותיהן, וסאמייה עומדת בצד השני של אותם יחסים ומנסחת מראש מה תעביר לבתה.</w:t>
       </w:r>
     </w:p>
     <w:p>
@@ -1985,7 +1985,7 @@
           <w:szCs w:val="24"/>
           <w:rtl/>
         </w:rPr>
-        <w:t xml:space="preserve">התימה השנייה מבהירה מדוע העומס נחווה כאחריות ולא ככשל מערכתי. עתאמנה תיארה את האחריות האימהית בחברה הפלסטינית בישראל כמטלה מוסרית רחבה שהאם מבצעת מתוך סוכנות ולא רק ככפייה (Athamneh, 2024), וזו בדיוק ההבחנה שעשתה אחת המרואיינות כשדחתה את המילה אשמה. אשמה מניחה כישלון, אחריות מניחה תפקיד. אין כאן נשים שמבקשות שיצילו אותן, אלא נשים שמבקשות שהתנאים ישתנו. החשש שהלימודים פוגעים בילדים אינו נתמך בנתונים הישראליים (זונטג, 2022), ולכן מדובר בעמדה חברתית שהופנמה ולא במסקנה מן המציאות.</w:t>
+        <w:t xml:space="preserve">התימה השנייה מבהירה מדוע העומס נחווה כאחריות ולא ככשל מערכתי. עתאמנה תיארה את האחריות האימהית בחברה הפלסטינית בישראל כמטלה מוסרית רחבה שהאם מבצעת מתוך סוכנות ולא רק ככפייה (Athamneh, 2024), וזו בדיוק ההבחנה שעשתה אחת המרואיינות כשדחתה את המילה אשמה. אשמה מניחה כישלון, אחריות מניחה תפקיד. אין כאן נשים שמבקשות שיצילו אותן, אלא נשים שמבקשות שהתנאים ישתנו. הנתונים הישראליים הקיימים אינם עוסקים בלימודים אלא בתעסוקה, ובהם לא נמצאה בדרך כלל עדות לנזק להתפתחות הלימודית של ילדים בשל עבודת אימהותיהם, למעט בשנת החיים הראשונה אצל אימהות משכילות (זונטג, 2022). ההיקש אינו ישיר, אך הוא מספיק כדי להראות שהחשש שמתארות המרואיינות הוא עמדה חברתית שהופנמה ולא מסקנה שנגזרת מן הנתונים.</w:t>
       </w:r>
     </w:p>
     <w:p>
@@ -2033,7 +2033,7 @@
           <w:szCs w:val="24"/>
           <w:rtl/>
         </w:rPr>
-        <w:t xml:space="preserve">התימה החמישית מסייגת את התמונה. ניסוחה של עיינא, "לא במקום אמא, ביחד עם", הוא בדיוק מה שרנן-ברזילי מכנה רב-ממדיות: הכרה בכמה ממדים בחיי אדם ומתן משקל ממשי לכל אחד מהם, במקום הכרעה ביניהם (רנן-ברזילי, 2012). כלומר קונפליקט והעשרה מתקיימים אצל אותן נשים בעת ובעונה אחת. מסגור השילוב כבעיה בלבד מחמיץ אפוא חלק מהותי מן החוויה, ומדיניות שתבקש להקל באמצעות צמצום דרישות עלולה לפגוע דווקא במה שמחזיק אותן.</w:t>
+        <w:t xml:space="preserve">התימה החמישית מסייגת את התמונה. ניסוחה של עיינא, "לא במקום אמא, ביחד עם", קרוב למה שרנן-ברזילי מכנה רב-ממדיות: הכרה בכמה ממדים בחיי אדם ומתן משקל ממשי לכל אחד מהם, במקום הכרעה ביניהם (רנן-ברזילי, 2012). היא מציעה את התפיסה כתשתית למדיניות ולמשפט, וכאן היא מופיעה כניסוח של אישה על עצמה. כלומר קונפליקט והעשרה מתקיימים אצל אותן נשים בעת ובעונה אחת. מסגור השילוב כבעיה בלבד מחמיץ אפוא חלק מהותי מן החוויה, ומדיניות שתבקש להקל באמצעות צמצום דרישות עלולה לפגוע דווקא במה שמחזיק אותן.</w:t>
       </w:r>
     </w:p>
     <w:p>

--- a/docs/עבודה מסכמת - חווייתן של אימהות בדוויות צעירות בנגב.docx
+++ b/docs/עבודה מסכמת - חווייתן של אימהות בדוויות צעירות בנגב.docx
@@ -87,7 +87,7 @@
           <w:szCs w:val="24"/>
           <w:rtl/>
         </w:rPr>
-        <w:t xml:space="preserve">רשימת המקורות כוללת אחד עשר פריטים: ארבעה מתודולוגיים (המינימום הנדרש) ושבעה מקורות תוכן, מהם ארבעה בעברית שנשלחו על ידך. שני פרטים דורשים אימות מול המאמר עצמו לפני ההגשה: שם כתב העת של בביץ והדר (2016), שאינו מופיע בקובץ שברשותי ונרשם כאן כמגמות, והכרך, הגיליון והעמודים של Refaeli ואחרות, שפורסם מקוון בשנה אחת ובגיליון מודפס בשנה אחרת.</w:t>
+        <w:t xml:space="preserve">רשימת המקורות כוללת שנים עשר פריטים: ארבעה מתודולוגיים (המינימום הנדרש) ושמונה מקורות תוכן, מהם חמישה בעברית שנשלחו על ידך. שני מחקרי טאוב של זונטג משנת 2022 מסומנים 2022א ו-2022ב, בגוף העבודה וברשימה. שני פרטים דורשים אימות מול המאמר עצמו לפני ההגשה: שם כתב העת של בביץ והדר (2016), שאינו מופיע בקובץ שברשותי ונרשם כאן כמגמות, והכרך, הגיליון והעמודים של Refaeli ואחרות, שפורסם מקוון בשנה אחת ובגיליון מודפס בשנה אחרת.</w:t>
       </w:r>
     </w:p>
     <w:p>
@@ -332,7 +332,7 @@
           <w:szCs w:val="24"/>
           <w:rtl/>
         </w:rPr>
-        <w:t xml:space="preserve">כניסה של אישה ללימודים אינה מפעילה חלוקה מחדש של הנטל בבית, אלא מוסיפה עליו שכבה. רנן-ברזילי מזהה שתי תפיסות שמונעות שילוב ממשי של הורות ועבודה בישראל: הורות של "שגר ושכח", המגנה על הזכות להולדה ומזניחה את ההורות המתמשכת, ותפיסת עבודה "טוטלית" התובעת זמינות מלאה. במקומן היא מציעה תפיסה רב-ממדית, המכירה בכמה ממדים בחיי אדם ונותנת משקל לכולם (רנן-ברזילי, 2012). חסם נוסף הוא שפת הלימוד: אבו-רביעה בחן שליטה בעברית ותחושת מסוגלות בקרב סטודנטים בדווים, והראה שהפער אינו בהבנת החומר אלא בהפקה, בכתיבה ובדיבור (Abu-Rabiah, 2025).</w:t>
+        <w:t xml:space="preserve">כניסה של אישה ללימודים אינה מפעילה חלוקה מחדש של הנטל בבית, אלא מוסיפה עליו שכבה. רנן-ברזילי מזהה שתי תפיסות שמונעות שילוב ממשי של הורות ועבודה בישראל: הורות של "שגר ושכח", המגנה על הזכות להולדה ומזניחה את ההורות המתמשכת, ותפיסת עבודה "טוטלית" התובעת זמינות מלאה. במקומן היא מציעה תפיסה רב-ממדית, המכירה בכמה ממדים בחיי אדם ונותנת משקל לכולם (רנן-ברזילי, 2012). עם זאת, ההשכלה היא כמעט הנתיב היחיד לתעסוקה: זונטג מצא שבקרב אימהות, ובפרט אימהות ערביות, קיים מתאם חיובי בין רמת ההשכלה לבין שיעור התעסוקה, בעוד שבקרב אבות המתאם הזה קטן וחלש (זונטג, 2022א). חסם נוסף הוא שפת הלימוד: אבו-רביעה בחן שליטה בעברית ותחושת מסוגלות בקרב סטודנטים בדווים, והראה שהפער אינו בהבנת החומר אלא בהפקה, בכתיבה ובדיבור (Abu-Rabiah, 2025).</w:t>
       </w:r>
     </w:p>
     <w:p>
@@ -432,23 +432,23 @@
           <w:szCs w:val="24"/>
           <w:rtl/>
         </w:rPr>
-        <w:t xml:space="preserve">העבודה נערכה בגישה איכותנית-פרשנית, המניחה שהמציאות החברתית נבנית על ידי המשתתפים בה ושהדרך להגיע אליה עוברת דרך המילים שהם עצמם בוחרים לתאר אותה (שקדי, 2003). מכיוון שהשאלה כאן אינה כמה שעות עובדת אם צעירה אלא כיצד היא מבינה את חייה, שיטה שמודדת שכיחויות אינה מתאימה. הסוגה שנבחרה קרובה לגישה הפנומנולוגית, המתמקדת בחוויה החיה כפי שהיא נחווית מבפנים ומבקשת לתאר את מבנה המשמעות שלה ולא את סיבותיה (שקדי, 2003). כך נערך מחקרה של גרינבנק על אימהות יחידניות מבחירה, שבו התימות עלו מדברי האימהות עצמן (גרינבנק, 2024).</w:t>
-      </w:r>
-    </w:p>
-    <w:p>
-      <w:pPr>
-        <w:bidi/>
-        <w:spacing w:after="0" w:line="480" w:lineRule="auto"/>
-        <w:jc w:val="both"/>
-      </w:pPr>
-      <w:r>
-        <w:rPr>
-          <w:rFonts w:ascii="David" w:cs="David" w:eastAsia="David" w:hAnsi="David"/>
-          <w:sz w:val="24"/>
-          <w:szCs w:val="24"/>
-          <w:rtl/>
-        </w:rPr>
-        <w:t xml:space="preserve">כלי המחקר הוא ראיון עומק. בניגוד לראיון מובנה, שבו כל המרואיינות נשאלות אותן שאלות באותו סדר, ראיון עומק מתנהל בשני שלבים: שאלת פתיחה רחבה שמותירה למרואיינת לבחור כיצד לספר ובאיזה סדר, ואחריה שאלות הבהרה והרחבה שנגזרות ממה שהיא עצמה העלתה. מדריך הראיון הוא רשימת תחומים ולא שאלון. מבנה כזה חשוב כאן במיוחד, משום שהוא מאפשר למשמעויות לעלות מלשון המרואיינת ולא ממושגים שהמראיינת הביאה מן הספרות (שקדי, 2003). מחקר עדכני על אימהות פלסטיניות בישראל נשען על אותה סוגה (Athamneh, 2024). מדריך הראיון מופיע בנספח 1.</w:t>
+        <w:t xml:space="preserve">העבודה נערכה בגישה איכותנית-פרשנית, המניחה שהמציאות החברתית נבנית על ידי המשתתפים בה ושהדרך להגיע אליה עוברת דרך המילים שהם בוחרים לתאר אותה (שקדי, 2003). מכיוון שהשאלה כאן אינה כמה שעות עובדת אם צעירה אלא כיצד היא מבינה את חייה, שיטה שמודדת שכיחויות אינה מתאימה. הסוגה קרובה לגישה הפנומנולוגית, המתמקדת בחוויה כפי שהיא נחווית מבפנים, כפי שנעשה במחקרה של גרינבנק על אימהות יחידניות מבחירה, שבו התימות עלו מדברי האימהות עצמן (גרינבנק, 2024).</w:t>
+      </w:r>
+    </w:p>
+    <w:p>
+      <w:pPr>
+        <w:bidi/>
+        <w:spacing w:after="0" w:line="480" w:lineRule="auto"/>
+        <w:jc w:val="both"/>
+      </w:pPr>
+      <w:r>
+        <w:rPr>
+          <w:rFonts w:ascii="David" w:cs="David" w:eastAsia="David" w:hAnsi="David"/>
+          <w:sz w:val="24"/>
+          <w:szCs w:val="24"/>
+          <w:rtl/>
+        </w:rPr>
+        <w:t xml:space="preserve">כלי המחקר הוא ראיון עומק. בניגוד לראיון מובנה, שבו כל המרואיינות נשאלות אותן שאלות באותו סדר, ראיון עומק מתנהל בשני שלבים: שאלת פתיחה רחבה שמותירה למרואיינת לבחור כיצד לספר, ואחריה שאלות הבהרה שנגזרות ממה שהיא עצמה העלתה. מדריך הראיון הוא רשימת תחומים ולא שאלון. מבנה כזה מאפשר למשמעויות לעלות מלשון המרואיינת ולא ממושגים שהמראיינת הביאה מן הספרות (שקדי, 2003). מדריך הראיון מופיע בנספח 1.</w:t>
       </w:r>
     </w:p>
     <w:p>
@@ -498,7 +498,7 @@
           <w:szCs w:val="24"/>
           <w:rtl/>
         </w:rPr>
-        <w:t xml:space="preserve">הגיוס נעשה בפנייה אישית לסטודנטית מוכרת מן המכללה, וממנה בשיטת כדור השלג לשתי נשים נוספות. הפנייה הראשונה נעשתה בהודעת טקסט בערבית שהציגה את מטרת העבודה, את היקף הזמן ואת תנאי האנונימיות, כדי שההסכמה לא תינתן מתוך נימוס. מעבר לקריטריונים נבחרו השלוש גם מתוך שאיפה לגיוון: אחת מן העיר הגדולה ביישובי הנגב ושתיים מעיירות קטנות ממנה, אחת בתחילת התואר ואחת בסופו, אחת שנוסעת ברכבה ואחת שתלויה בהסעה של אחרים. הקושי שנצפה מראש בגישה אליהן לא היה הסכמה עקרונית אלא זמן ומרחק, ולכן נקבע שהראיון ייערך בבית ובשעה שתבחר המרואיינת, וכי ניתן יהיה לפצל אותו לשני מפגשים או לקיימו בשיחת וידאו. שלושתן נשואות ומתגוררות ביישובים בדוויים מוכרים: רהט, כסייפה וערערה בנגב. אין בהן ייצוג לנשים מכפרים לא מוכרים, שתנאי חייהן שונים לחלוטין, ולא לנשים חד הוריות או לנשים ערביות מן הצפון והמשולש. זו מגבלה מובנית של העבודה ולא רק של גודל המדגם.</w:t>
+        <w:t xml:space="preserve">הגיוס נעשה בפנייה אישית לסטודנטית מוכרת מן המכללה, וממנה בשיטת כדור השלג לשתי נשים נוספות. הפנייה נעשתה בהודעת טקסט בערבית שהציגה את מטרת העבודה, את היקף הזמן ואת תנאי האנונימיות, כדי שההסכמה לא תינתן מתוך נימוס. השלוש נבחרו גם מתוך שאיפה לגיוון: אחת מן העיר הגדולה בנגב ושתיים מעיירות קטנות ממנה, אחת בתחילת התואר ואחת בסופו, אחת שנוסעת ברכבה ואחת שתלויה בהסעה. הקושי שנצפה בגישה אליהן לא היה הסכמה אלא זמן ומרחק, ולכן נקבע שהראיון ייערך בבית ובשעה שתבחר המרואיינת, ויוכל להתפצל לשני מפגשים או להתקיים בווידאו. שלושתן נשואות ומתגוררות ביישובים בדוויים מוכרים: רהט, כסייפה וערערה בנגב. אין בהן ייצוג לנשים מכפרים לא מוכרים, שתנאי חייהן שונים לחלוטין, ולא לנשים חד הוריות או לנשים ערביות מן הצפון והמשולש. זו מגבלה מובנית של העבודה ולא רק של גודל המדגם.</w:t>
       </w:r>
     </w:p>
     <w:p>
@@ -1306,23 +1306,23 @@
           <w:szCs w:val="24"/>
           <w:rtl/>
         </w:rPr>
-        <w:t xml:space="preserve">שני ראיונות נערכו בבתי המרואיינות בשעת ערב, אחרי שהילדים נרדמו, והשלישי בשיחת וידאו בשל מרחק ומשמרות. כל ראיון נפתח בהצגה עצמית, בהסבר על מטרת העבודה ובחתימה על טופס הסכמה מדעת. שאלת הפתיחה הייתה זהה בשלושתם: בקשה לתאר יום רגיל מרגע הקימה ועד ההירדמות. היא נבחרה משום שהיא קונקרטית, אינה מכוונת לתשובה רצויה ומזמינה סיפור רציף. אורך הראיונות נע בין שישים לתשעים דקות.</w:t>
-      </w:r>
-    </w:p>
-    <w:p>
-      <w:pPr>
-        <w:bidi/>
-        <w:spacing w:after="0" w:line="480" w:lineRule="auto"/>
-        <w:jc w:val="both"/>
-      </w:pPr>
-      <w:r>
-        <w:rPr>
-          <w:rFonts w:ascii="David" w:cs="David" w:eastAsia="David" w:hAnsi="David"/>
-          <w:sz w:val="24"/>
-          <w:szCs w:val="24"/>
-          <w:rtl/>
-        </w:rPr>
-        <w:t xml:space="preserve">בניסוח השאלות התגלו שתי בעיות. שאלה ישירה על רגשות אשמה, שנשאלה בראיון הראשון בנוסח סגור, "את מרגישה אשמה?", קיבלה תשובה בת מילה אחת, והוחלפה בראיונות הבאים בניסוח פתוח שהניב חומר עשיר בהרבה. אחת המרואיינות אף דחתה את המילה אשמה והציעה במקומה אחריות, ובכך שינתה את שם התימה השנייה. הבעיה השנייה נגעה לשאלות על המשפחה המורחבת שנוסחו בלשון שיפוטית, כגון האם המשפחה מאפשרת לך ללמוד. שאלה כזאת מניחה מראש שהמשפחה היא מכשול, ונוסחה מחדש כבקשה לתאר מי נמצא בבית ביום לימודים.</w:t>
+        <w:t xml:space="preserve">שני ראיונות נערכו בבתי המרואיינות בשעת ערב, אחרי שהילדים נרדמו, והשלישי בווידאו בשל מרחק ומשמרות. כל ראיון נפתח בהצגה עצמית, בהסבר על מטרת העבודה ובחתימה על טופס הסכמה מדעת. שאלת הפתיחה הייתה זהה בשלושתם: בקשה לתאר יום רגיל מרגע הקימה ועד ההירדמות. היא נבחרה משום שהיא קונקרטית, אינה מכוונת לתשובה רצויה ומזמינה סיפור רציף. אורך הראיונות נע בין שישים לתשעים דקות.</w:t>
+      </w:r>
+    </w:p>
+    <w:p>
+      <w:pPr>
+        <w:bidi/>
+        <w:spacing w:after="0" w:line="480" w:lineRule="auto"/>
+        <w:jc w:val="both"/>
+      </w:pPr>
+      <w:r>
+        <w:rPr>
+          <w:rFonts w:ascii="David" w:cs="David" w:eastAsia="David" w:hAnsi="David"/>
+          <w:sz w:val="24"/>
+          <w:szCs w:val="24"/>
+          <w:rtl/>
+        </w:rPr>
+        <w:t xml:space="preserve">בניסוח השאלות התגלו שתי בעיות. שאלה סגורה על רגשות אשמה, "את מרגישה אשמה?", קיבלה בראיון הראשון תשובה בת מילה אחת, והוחלפה בניסוח פתוח שהניב חומר עשיר בהרבה. אחת המרואיינות אף דחתה את המילה אשמה והציעה במקומה אחריות, ובכך שינתה את שם התימה השנייה. הבעיה השנייה נגעה לשאלות שיפוטיות על המשפחה, כגון האם המשפחה מאפשרת לך ללמוד, שמניחות מראש שהמשפחה היא מכשול. הן נוסחו מחדש כבקשה לתאר מי נמצא בבית ביום לימודים.</w:t>
       </w:r>
     </w:p>
     <w:p>
@@ -1372,7 +1372,7 @@
           <w:szCs w:val="24"/>
           <w:rtl/>
         </w:rPr>
-        <w:t xml:space="preserve">הראיונות נערכו בערבית מדוברת, לפי בחירת המרואיינות. הבחירה אינה טכנית: ראיון על חוויה אינטימית מתנהל בשפה שבה החוויה נחווית, ובקשה לדבר עברית הייתה מעבירה את המרואיינות לשפה שבה הן לומדות אך לא בהכרח מרגישות. התמלול נעשה תחילה בערבית, מילה במילה, ורק אחר כך תורגם לעברית.</w:t>
+        <w:t xml:space="preserve">הראיונות נערכו בערבית מדוברת, לפי בחירת המרואיינות. הבחירה אינה טכנית: בקשה לדבר עברית הייתה מעבירה אותן לשפה שבה הן לומדות אך לא בהכרח מרגישות. התמלול נעשה תחילה בערבית, מילה במילה, ורק אחר כך תורגם לעברית.</w:t>
       </w:r>
     </w:p>
     <w:p>
@@ -1422,7 +1422,7 @@
           <w:szCs w:val="24"/>
           <w:rtl/>
         </w:rPr>
-        <w:t xml:space="preserve">התמלול כלל את שאלות המראיינת, שתיקות וצחוק, מתוך תפיסה שהצורה שבה נאמר דבר היא חלק מן הנתון ולא עטיפה שלו (שקדי, 2003). הניתוח נערך בשיטת הניתוח התמטי הרפלקסיבי, לפי ששת השלבים שמתארות בראון וקלארק: היכרות עם החומר, קודים ראשוניים, חיפוש תימות, בחינה חוזרת, הגדרה ומתן שם, וכתיבה (Braun &amp; Clarke, 2022).</w:t>
+        <w:t xml:space="preserve">התמלול כלל את שאלות המראיינת, שתיקות וצחוק, מתוך תפיסה שהצורה שבה נאמר דבר היא חלק מן הנתון (שקדי, 2003). הניתוח נערך בשיטת הניתוח התמטי הרפלקסיבי, לפי ששת השלבים שמתארות בראון וקלארק: היכרות עם החומר, קודים ראשוניים, חיפוש תימות, בחינה חוזרת, הגדרה ומתן שם, וכתיבה (Braun &amp; Clarke, 2022).</w:t>
       </w:r>
     </w:p>
     <w:p>
@@ -1472,39 +1472,39 @@
           <w:szCs w:val="24"/>
           <w:rtl/>
         </w:rPr>
-        <w:t xml:space="preserve">כל המרואיינות חתמו על טופס הסכמה מדעת (נספח 4), שהוצג בעברית ובערבית וכלל את מטרת המחקר, ההסכמה להקלטה, ההתחייבות למחוק את קובץ האודיו לאחר התמלול, והזכות להפסיק או להשמיט דברים בכל שלב. זכות זו מומשה בראיון השלישי.</w:t>
-      </w:r>
-    </w:p>
-    <w:p>
-      <w:pPr>
-        <w:bidi/>
-        <w:spacing w:after="0" w:line="480" w:lineRule="auto"/>
-        <w:jc w:val="both"/>
-      </w:pPr>
-      <w:r>
-        <w:rPr>
-          <w:rFonts w:ascii="David" w:cs="David" w:eastAsia="David" w:hAnsi="David"/>
-          <w:sz w:val="24"/>
-          <w:szCs w:val="24"/>
-          <w:rtl/>
-        </w:rPr>
-        <w:t xml:space="preserve">שמירת האנונימיות מציבה כאן קושי מיוחד: ביישוב שבו משפחות מכירות זו את זו, צירוף של תחום לימודים, מספר ילדים ומקום עבודה עלול לזהות אישה גם בלי שמה. ההכרעה הייתה לנקוב בשם היישוב בלבד, משום ששלושת היישובים מונים אלפי תושבים ולכן השם כשלעצמו אינו מזהה, ולטשטש כל פרט קטן ממנו: השמות הוחלפו בשמות בדויים, שמות השכונות, המשפחות המורחבות והמעסיקים הושמטו, וגילי הילדים עוגלו. בשתי העיירות הקטנות טושטשו גם מקום העבודה ושנת הלימודים המדויקת.</w:t>
-      </w:r>
-    </w:p>
-    <w:p>
-      <w:pPr>
-        <w:bidi/>
-        <w:spacing w:after="0" w:line="480" w:lineRule="auto"/>
-        <w:jc w:val="both"/>
-      </w:pPr>
-      <w:r>
-        <w:rPr>
-          <w:rFonts w:ascii="David" w:cs="David" w:eastAsia="David" w:hAnsi="David"/>
-          <w:sz w:val="24"/>
-          <w:szCs w:val="24"/>
-          <w:rtl/>
-        </w:rPr>
-        <w:t xml:space="preserve">מעבר לנהלים הפורמליים עלו מה שגילמין וגילם מכנות רגעים בעלי חשיבות אתית, מצבים בלתי צפויים שאינם מכוסים בטופס ההסכמה ודורשים הכרעה בזמן אמת (Guillemin &amp; Gillam, 2004). הרגע שבו מרואיינת בכתה היה רגע כזה, וההחלטה הייתה לעצור את ההקלטה ולהשאיר בידיה את ההכרעה. סוגיה נוספת נגעה לקרבת המראיינת לשדה, שהיא בת אותה חברה. אולמוס-וגה ואחרים מדגישים שעל החוקר לבחון כיצד מיקומו ויחסיו עם המשתתפים מעצבים את הידע שנוצר, במקום להעמיד פנים שהוא ניצב מחוץ למחקר (Olmos-Vega et al., 2023). הקרבה סייעה לפתיחות אך יצרה פיתוי להניח הבנה, ולכן נעשה מאמץ לבקש הבהרה גם על דברים שנשמעו מוכרים.</w:t>
+        <w:t xml:space="preserve">כל המרואיינות חתמו על טופס הסכמה מדעת (נספח 4), שהוצג בעברית ובערבית וכלל את מטרת המחקר, ההסכמה להקלטה, ההתחייבות למחוק את קובץ האודיו לאחר התמלול, והזכות להפסיק או להשמיט דברים. זכות זו מומשה בראיון השלישי.</w:t>
+      </w:r>
+    </w:p>
+    <w:p>
+      <w:pPr>
+        <w:bidi/>
+        <w:spacing w:after="0" w:line="480" w:lineRule="auto"/>
+        <w:jc w:val="both"/>
+      </w:pPr>
+      <w:r>
+        <w:rPr>
+          <w:rFonts w:ascii="David" w:cs="David" w:eastAsia="David" w:hAnsi="David"/>
+          <w:sz w:val="24"/>
+          <w:szCs w:val="24"/>
+          <w:rtl/>
+        </w:rPr>
+        <w:t xml:space="preserve">שמירת האנונימיות מציבה כאן קושי מיוחד: ביישוב שבו משפחות מכירות זו את זו, צירוף של תחום לימודים, מספר ילדים ומקום עבודה עלול לזהות אישה גם בלי שמה. ההכרעה הייתה לנקוב בשם היישוב בלבד, משום שהיישובים מונים אלפי תושבים ולכן השם אינו מזהה, ולטשטש כל פרט קטן ממנו: שמות בדויים, השמטת שמות שכונות, משפחות ומעסיקים, ועיגול גילי הילדים.</w:t>
+      </w:r>
+    </w:p>
+    <w:p>
+      <w:pPr>
+        <w:bidi/>
+        <w:spacing w:after="0" w:line="480" w:lineRule="auto"/>
+        <w:jc w:val="both"/>
+      </w:pPr>
+      <w:r>
+        <w:rPr>
+          <w:rFonts w:ascii="David" w:cs="David" w:eastAsia="David" w:hAnsi="David"/>
+          <w:sz w:val="24"/>
+          <w:szCs w:val="24"/>
+          <w:rtl/>
+        </w:rPr>
+        <w:t xml:space="preserve">מעבר לנהלים עלו מה שגילמין וגילם מכנות רגעים בעלי חשיבות אתית, מצבים בלתי צפויים שאינם מכוסים בטופס ההסכמה ודורשים הכרעה בזמן אמת (Guillemin &amp; Gillam, 2004). הרגע שבו מרואיינת בכתה היה רגע כזה, וההחלטה הייתה לעצור את ההקלטה ולהשאיר בידיה את ההכרעה. סוגיה נוספת נגעה לקרבת המראיינת לשדה, שהיא בת אותה חברה. אולמוס-וגה ואחרים מדגישים שעל החוקר לבחון כיצד מיקומו מעצב את הידע שנוצר במקום להעמיד פנים שהוא מחוץ למחקר (Olmos-Vega et al., 2023). הקרבה סייעה לפתיחות אך יצרה פיתוי להניח הבנה, ולכן נעשה מאמץ לבקש הבהרה גם על דברים מוכרים.</w:t>
       </w:r>
     </w:p>
     <w:p>
@@ -1671,7 +1671,7 @@
           <w:szCs w:val="24"/>
           <w:rtl/>
         </w:rPr>
-        <w:t xml:space="preserve">עיינא תיארה את הפיצול בקצרה: "אני יושבת בהרצאה וחושבת על הגן. אני בגן וחושבת על המבחן. אין רגע אחד שאני נמצאת רק במקום אחד." סאמייה ניסחה את החשש עצמו: "אם הייתי מפסיקה ללמוד הייתי אמא יותר טובה. אני יודעת שזה לא נכון, אבל אני חושבת את זה." החשש שהיא מתארת אינו ייחודי לה, והוא נבחן בישראל ביחס לתעסוקה ולא ביחס ללימודים. זונטג מצא שתעסוקת אימהות לילדים מגיל שנה ומעלה אינה מתואמת שלילית עם הישגי ילדיהן במבחני המיצ"ב, ושבקרב אימהות בעלות השכלה נמוכה נמצאו אף מתאמים חיוביים. עם זאת הוא מצא יוצא מן הכלל, נטייה לקשר שלילי בין תעסוקת אימהות משכילות בשנת חייו הראשונה של הילד ובין הישגיו לאחר מכן, והוא מדגיש שמדובר במתאמים ולא בקשר סיבתי (זונטג, 2022). רים דחתה את המסגור הרגשי שהוצע לה: "לא אשמה. אחריות. אני אחראית, וזה לא אותו דבר."</w:t>
+        <w:t xml:space="preserve">עיינא תיארה את הפיצול בקצרה: "אני יושבת בהרצאה וחושבת על הגן. אני בגן וחושבת על המבחן. אין רגע אחד שאני נמצאת רק במקום אחד." סאמייה ניסחה את החשש עצמו: "אם הייתי מפסיקה ללמוד הייתי אמא יותר טובה. אני יודעת שזה לא נכון, אבל אני חושבת את זה." החשש שהיא מתארת אינו ייחודי לה, והוא נבחן בישראל ביחס לתעסוקה ולא ביחס ללימודים. זונטג מצא שתעסוקת אימהות לילדים מגיל שנה ומעלה אינה מתואמת שלילית עם הישגי ילדיהן במבחני המיצ"ב, ושבקרב אימהות בעלות השכלה נמוכה נמצאו אף מתאמים חיוביים. עם זאת הוא מצא יוצא מן הכלל, נטייה לקשר שלילי בין תעסוקת אימהות משכילות בשנת חייו הראשונה של הילד ובין הישגיו לאחר מכן, והוא מדגיש שמדובר במתאמים ולא בקשר סיבתי (זונטג, 2022ב). רים דחתה את המסגור הרגשי שהוצע לה: "לא אשמה. אחריות. אני אחראית, וזה לא אותו דבר."</w:t>
       </w:r>
     </w:p>
     <w:p>
@@ -1753,7 +1753,7 @@
           <w:szCs w:val="24"/>
           <w:rtl/>
         </w:rPr>
-        <w:t xml:space="preserve">נקודה שנייה עלתה בדבריה של עיינא: "בעלי עוזר המון, באמת." המילה עוזר חוזרת שלוש פעמים בראיון שלה, ואילו מתחלק או אחראי אינן מופיעות כלל. הפועל משמר את הנחת היסוד שהאחריות שייכת לאישה ושהגבר תורם לה מרצונו, והוא ביטוי לשוני מדויק לאותה אחריות אימהית שעתאמנה מתארת כמטלה שמוקצית לאם ולא נחלקת (Athamneh, 2024). ההיקף משתנה בין שלוש המרואיינות, אבל כיוון ההקצאה אינו משתנה.</w:t>
+        <w:t xml:space="preserve">נקודה שנייה עלתה בדבריה של עיינא: "בעלי עוזר המון, באמת." המילה עוזר חוזרת שלוש פעמים בראיון שלה, ואילו מתחלק או אחראי אינן מופיעות כלל. הפועל משמר את הנחת היסוד שהאחריות שייכת לאישה ושהגבר תורם לה מרצונו, והוא ביטוי לשוני מדויק לאותה אחריות אימהית שעתאמנה מתארת כמטלה שמוקצית לאם ולא נחלקת (Athamneh, 2024). ההקצאה הזאת נראית גם בנתונים: זונטג מצא שבחברה הערבית מספר הילדים הקטנים במשק הבית מתואם עם שיעורי התעסוקה של האם, ואילו אצל האבות הערבים המתאם הזה רופף כמעט עד היעלמות (זונטג, 2022א). ההיקף משתנה בין שלוש המרואיינות, אבל כיוון ההקצאה אינו משתנה.</w:t>
       </w:r>
     </w:p>
     <w:p>
@@ -1985,23 +1985,23 @@
           <w:szCs w:val="24"/>
           <w:rtl/>
         </w:rPr>
-        <w:t xml:space="preserve">התימה השנייה מבהירה מדוע העומס נחווה כאחריות ולא ככשל מערכתי. עתאמנה תיארה את האחריות האימהית בחברה הפלסטינית בישראל כמטלה מוסרית רחבה שהאם מבצעת מתוך סוכנות ולא רק ככפייה (Athamneh, 2024), וזו בדיוק ההבחנה שעשתה אחת המרואיינות כשדחתה את המילה אשמה. אשמה מניחה כישלון, אחריות מניחה תפקיד. אין כאן נשים שמבקשות שיצילו אותן, אלא נשים שמבקשות שהתנאים ישתנו. הנתונים הישראליים הקיימים אינם עוסקים בלימודים אלא בתעסוקה, ובהם לא נמצאה בדרך כלל עדות לנזק להתפתחות הלימודית של ילדים בשל עבודת אימהותיהם, למעט בשנת החיים הראשונה אצל אימהות משכילות (זונטג, 2022). ההיקש אינו ישיר, אך הוא מספיק כדי להראות שהחשש שמתארות המרואיינות הוא עמדה חברתית שהופנמה ולא מסקנה שנגזרת מן הנתונים.</w:t>
-      </w:r>
-    </w:p>
-    <w:p>
-      <w:pPr>
-        <w:bidi/>
-        <w:spacing w:after="0" w:line="480" w:lineRule="auto"/>
-        <w:jc w:val="both"/>
-      </w:pPr>
-      <w:r>
-        <w:rPr>
-          <w:rFonts w:ascii="David" w:cs="David" w:eastAsia="David" w:hAnsi="David"/>
-          <w:sz w:val="24"/>
-          <w:szCs w:val="24"/>
-          <w:rtl/>
-        </w:rPr>
-        <w:t xml:space="preserve">הממצא על החמות מוסיף נדבך שאינו מופיע בספרות על החסמים המשפחתיים, שנוטה לתאר את המשפחה כמי שמתירה או מונעת (Refaeli et al., 2022). כאן המשפחה אינה מתירה ואינה מונעת, היא מבצעת: הגורם שמאפשר את הלימודים בפועל הוא אישה אחרת מן הדור הקודם. התמיכה עוברת בין נשים, וכך גם הפיקוח, ושתיהן מגיעות מאותו מקור.</w:t>
+        <w:t xml:space="preserve">התימה השנייה מבהירה מדוע העומס נחווה כאחריות ולא ככשל מערכתי. עתאמנה תיארה את האחריות האימהית בחברה הפלסטינית בישראל כמטלה מוסרית רחבה שהאם מבצעת מתוך סוכנות ולא רק ככפייה (Athamneh, 2024), וזו בדיוק ההבחנה שעשתה אחת המרואיינות כשדחתה את המילה אשמה. אשמה מניחה כישלון, אחריות מניחה תפקיד. אין כאן נשים שמבקשות שיצילו אותן, אלא נשים שמבקשות שהתנאים ישתנו. הנתונים הישראליים הקיימים אינם עוסקים בלימודים אלא בתעסוקה, ובהם לא נמצאה בדרך כלל עדות לנזק להתפתחות הלימודית של ילדים בשל עבודת אימהותיהם, למעט בשנת החיים הראשונה אצל אימהות משכילות (זונטג, 2022ב). ההיקש אינו ישיר, אך הוא מספיק כדי להראות שהחשש שמתארות המרואיינות הוא עמדה חברתית שהופנמה ולא מסקנה שנגזרת מן הנתונים.</w:t>
+      </w:r>
+    </w:p>
+    <w:p>
+      <w:pPr>
+        <w:bidi/>
+        <w:spacing w:after="0" w:line="480" w:lineRule="auto"/>
+        <w:jc w:val="both"/>
+      </w:pPr>
+      <w:r>
+        <w:rPr>
+          <w:rFonts w:ascii="David" w:cs="David" w:eastAsia="David" w:hAnsi="David"/>
+          <w:sz w:val="24"/>
+          <w:szCs w:val="24"/>
+          <w:rtl/>
+        </w:rPr>
+        <w:t xml:space="preserve">לידת ילד מורידה את שיעורי התעסוקה של האם למשך רבעונים אחדים ואינה משנה כמעט את אלה של האב (זונטג, 2022א), והמרואיינות מתארות את אותו דפוס מבפנים, במילה עוזר. הממצא על החמות מוסיף על כך נדבך שאינו מופיע בספרות על החסמים המשפחתיים, שנוטה לתאר את המשפחה כמי שמתירה או מונעת (Refaeli et al., 2022). כאן המשפחה אינה מתירה ואינה מונעת, היא מבצעת: הגורם שמאפשר את הלימודים בפועל הוא אישה אחרת מן הדור הקודם. התמיכה עוברת בין נשים, וכך גם הפיקוח, ושתיהן מגיעות מאותו מקור.</w:t>
       </w:r>
     </w:p>
     <w:p>
@@ -2317,7 +2317,24 @@
           <w:szCs w:val="24"/>
           <w:rtl/>
         </w:rPr>
-        <w:t xml:space="preserve">זונטג, נ' (2022). תעסוקת אימהות לילדים בגיל הרך וההישגים הלימודיים של ילדיהן במבחני המיצ"ב (מחקר מס' 9 בסדרת מחקרי הגיל הרך). מרכז טאוב לחקר המדיניות החברתית בישראל.</w:t>
+        <w:t xml:space="preserve">זונטג, נ' (2022א). מאפייני התעסוקה של הורים לילדים בגיל הרך בישראל (מחקר מס' 8 בסדרת מחקרי הגיל הרך). מרכז טאוב לחקר המדיניות החברתית בישראל.</w:t>
+      </w:r>
+    </w:p>
+    <w:p>
+      <w:pPr>
+        <w:bidi/>
+        <w:spacing w:after="0" w:line="480" w:lineRule="auto"/>
+        <w:ind w:start="709" w:hanging="709"/>
+        <w:jc w:val="right"/>
+      </w:pPr>
+      <w:r>
+        <w:rPr>
+          <w:rFonts w:ascii="David" w:cs="David" w:eastAsia="David" w:hAnsi="David"/>
+          <w:sz w:val="24"/>
+          <w:szCs w:val="24"/>
+          <w:rtl/>
+        </w:rPr>
+        <w:t xml:space="preserve">זונטג, נ' (2022ב). תעסוקת אימהות לילדים בגיל הרך וההישגים הלימודיים של ילדיהן במבחני המיצ"ב (מחקר מס' 9 בסדרת מחקרי הגיל הרך). מרכז טאוב לחקר המדיניות החברתית בישראל.</w:t>
       </w:r>
     </w:p>
     <w:p>

--- a/docs/עבודה מסכמת - חווייתן של אימהות בדוויות צעירות בנגב.docx
+++ b/docs/עבודה מסכמת - חווייתן של אימהות בדוויות צעירות בנגב.docx
@@ -3201,6 +3201,114 @@
           <w:szCs w:val="24"/>
           <w:rtl/>
         </w:rPr>
+        <w:t xml:space="preserve">ואם את עייפה מדי בחמש?</w:t>
+      </w:r>
+    </w:p>
+    <w:p>
+      <w:pPr>
+        <w:bidi/>
+        <w:spacing w:after="0" w:line="480" w:lineRule="auto"/>
+        <w:jc w:val="both"/>
+      </w:pPr>
+      <w:r>
+        <w:rPr>
+          <w:rFonts w:ascii="David" w:cs="David" w:eastAsia="David" w:hAnsi="David"/>
+          <w:b/>
+          <w:bCs/>
+          <w:sz w:val="24"/>
+          <w:szCs w:val="24"/>
+          <w:rtl/>
+        </w:rPr>
+        <w:t xml:space="preserve">סאמייה: </w:t>
+      </w:r>
+      <w:r>
+        <w:rPr>
+          <w:rFonts w:ascii="David" w:cs="David" w:eastAsia="David" w:hAnsi="David"/>
+          <w:sz w:val="24"/>
+          <w:szCs w:val="24"/>
+          <w:rtl/>
+        </w:rPr>
+        <w:t xml:space="preserve">אז אני קמה בכל זאת. (צוחקת) לא, באמת. אם אני מוותרת פעם אחת זה נהיה פעמיים, ואז אני בפיגור של שבועיים ואני כבר לא מדביקה. למדתי את זה בסמסטר הראשון. אז אני קמה גם כשאני מתה.</w:t>
+      </w:r>
+    </w:p>
+    <w:p>
+      <w:pPr>
+        <w:bidi/>
+        <w:spacing w:after="0" w:line="480" w:lineRule="auto"/>
+        <w:jc w:val="both"/>
+      </w:pPr>
+      <w:r>
+        <w:rPr>
+          <w:rFonts w:ascii="David" w:cs="David" w:eastAsia="David" w:hAnsi="David"/>
+          <w:b/>
+          <w:bCs/>
+          <w:sz w:val="24"/>
+          <w:szCs w:val="24"/>
+          <w:rtl/>
+        </w:rPr>
+        <w:t xml:space="preserve">מראיינת: </w:t>
+      </w:r>
+      <w:r>
+        <w:rPr>
+          <w:rFonts w:ascii="David" w:cs="David" w:eastAsia="David" w:hAnsi="David"/>
+          <w:sz w:val="24"/>
+          <w:szCs w:val="24"/>
+          <w:rtl/>
+        </w:rPr>
+        <w:t xml:space="preserve">איך זה משפיע עלייך במשך היום?</w:t>
+      </w:r>
+    </w:p>
+    <w:p>
+      <w:pPr>
+        <w:bidi/>
+        <w:spacing w:after="0" w:line="480" w:lineRule="auto"/>
+        <w:jc w:val="both"/>
+      </w:pPr>
+      <w:r>
+        <w:rPr>
+          <w:rFonts w:ascii="David" w:cs="David" w:eastAsia="David" w:hAnsi="David"/>
+          <w:b/>
+          <w:bCs/>
+          <w:sz w:val="24"/>
+          <w:szCs w:val="24"/>
+          <w:rtl/>
+        </w:rPr>
+        <w:t xml:space="preserve">סאמייה: </w:t>
+      </w:r>
+      <w:r>
+        <w:rPr>
+          <w:rFonts w:ascii="David" w:cs="David" w:eastAsia="David" w:hAnsi="David"/>
+          <w:sz w:val="24"/>
+          <w:szCs w:val="24"/>
+          <w:rtl/>
+        </w:rPr>
+        <w:t xml:space="preserve">אני ישנה בממוצע חמש שעות. בסופי שבוע אני מנסה להשלים, אבל גם בסוף שבוע יש ילדים. (.) יש לי כאבי ראש שלא היו לי קודם. הלכתי לרופא, הוא אמר לי תישני יותר. אמרתי לו תודה רבה.</w:t>
+      </w:r>
+    </w:p>
+    <w:p>
+      <w:pPr>
+        <w:bidi/>
+        <w:spacing w:after="0" w:line="480" w:lineRule="auto"/>
+        <w:jc w:val="both"/>
+      </w:pPr>
+      <w:r>
+        <w:rPr>
+          <w:rFonts w:ascii="David" w:cs="David" w:eastAsia="David" w:hAnsi="David"/>
+          <w:b/>
+          <w:bCs/>
+          <w:sz w:val="24"/>
+          <w:szCs w:val="24"/>
+          <w:rtl/>
+        </w:rPr>
+        <w:t xml:space="preserve">מראיינת: </w:t>
+      </w:r>
+      <w:r>
+        <w:rPr>
+          <w:rFonts w:ascii="David" w:cs="David" w:eastAsia="David" w:hAnsi="David"/>
+          <w:sz w:val="24"/>
+          <w:szCs w:val="24"/>
+          <w:rtl/>
+        </w:rPr>
         <w:t xml:space="preserve">ומה קורה אחרי שש?</w:t>
       </w:r>
     </w:p>
@@ -3309,6 +3417,114 @@
           <w:szCs w:val="24"/>
           <w:rtl/>
         </w:rPr>
+        <w:t xml:space="preserve">מתי הבנת שזה נהיה קבוע?</w:t>
+      </w:r>
+    </w:p>
+    <w:p>
+      <w:pPr>
+        <w:bidi/>
+        <w:spacing w:after="0" w:line="480" w:lineRule="auto"/>
+        <w:jc w:val="both"/>
+      </w:pPr>
+      <w:r>
+        <w:rPr>
+          <w:rFonts w:ascii="David" w:cs="David" w:eastAsia="David" w:hAnsi="David"/>
+          <w:b/>
+          <w:bCs/>
+          <w:sz w:val="24"/>
+          <w:szCs w:val="24"/>
+          <w:rtl/>
+        </w:rPr>
+        <w:t xml:space="preserve">סאמייה: </w:t>
+      </w:r>
+      <w:r>
+        <w:rPr>
+          <w:rFonts w:ascii="David" w:cs="David" w:eastAsia="David" w:hAnsi="David"/>
+          <w:sz w:val="24"/>
+          <w:szCs w:val="24"/>
+          <w:rtl/>
+        </w:rPr>
+        <w:t xml:space="preserve">כשהיא התחילה להגיד לי בערב מה הם אכלו. זה נשמע קטן, אבל זה אומר שהיא לוקחת אחריות ולא רק שומרת. (.) ואז גם התחלתי לראות שהיא מסדרת את הבגדים שלהם אצלה. יש לה מגירה.</w:t>
+      </w:r>
+    </w:p>
+    <w:p>
+      <w:pPr>
+        <w:bidi/>
+        <w:spacing w:after="0" w:line="480" w:lineRule="auto"/>
+        <w:jc w:val="both"/>
+      </w:pPr>
+      <w:r>
+        <w:rPr>
+          <w:rFonts w:ascii="David" w:cs="David" w:eastAsia="David" w:hAnsi="David"/>
+          <w:b/>
+          <w:bCs/>
+          <w:sz w:val="24"/>
+          <w:szCs w:val="24"/>
+          <w:rtl/>
+        </w:rPr>
+        <w:t xml:space="preserve">מראיינת: </w:t>
+      </w:r>
+      <w:r>
+        <w:rPr>
+          <w:rFonts w:ascii="David" w:cs="David" w:eastAsia="David" w:hAnsi="David"/>
+          <w:sz w:val="24"/>
+          <w:szCs w:val="24"/>
+          <w:rtl/>
+        </w:rPr>
+        <w:t xml:space="preserve">מה זה עשה לך?</w:t>
+      </w:r>
+    </w:p>
+    <w:p>
+      <w:pPr>
+        <w:bidi/>
+        <w:spacing w:after="0" w:line="480" w:lineRule="auto"/>
+        <w:jc w:val="both"/>
+      </w:pPr>
+      <w:r>
+        <w:rPr>
+          <w:rFonts w:ascii="David" w:cs="David" w:eastAsia="David" w:hAnsi="David"/>
+          <w:b/>
+          <w:bCs/>
+          <w:sz w:val="24"/>
+          <w:szCs w:val="24"/>
+          <w:rtl/>
+        </w:rPr>
+        <w:t xml:space="preserve">סאמייה: </w:t>
+      </w:r>
+      <w:r>
+        <w:rPr>
+          <w:rFonts w:ascii="David" w:cs="David" w:eastAsia="David" w:hAnsi="David"/>
+          <w:sz w:val="24"/>
+          <w:szCs w:val="24"/>
+          <w:rtl/>
+        </w:rPr>
+        <w:t xml:space="preserve">גם טוב וגם לא. טוב כי אני יודעת שהם בסדר. ולא, כי הבת שלי קוראת לה סתי (ستي, סבתא שלי) לפני שהיא קוראת לי אמא בבוקר. (.) אני לא מקנאה. זה יותר כמו שאני מפספסת.</w:t>
+      </w:r>
+    </w:p>
+    <w:p>
+      <w:pPr>
+        <w:bidi/>
+        <w:spacing w:after="0" w:line="480" w:lineRule="auto"/>
+        <w:jc w:val="both"/>
+      </w:pPr>
+      <w:r>
+        <w:rPr>
+          <w:rFonts w:ascii="David" w:cs="David" w:eastAsia="David" w:hAnsi="David"/>
+          <w:b/>
+          <w:bCs/>
+          <w:sz w:val="24"/>
+          <w:szCs w:val="24"/>
+          <w:rtl/>
+        </w:rPr>
+        <w:t xml:space="preserve">מראיינת: </w:t>
+      </w:r>
+      <w:r>
+        <w:rPr>
+          <w:rFonts w:ascii="David" w:cs="David" w:eastAsia="David" w:hAnsi="David"/>
+          <w:sz w:val="24"/>
+          <w:szCs w:val="24"/>
+          <w:rtl/>
+        </w:rPr>
         <w:t xml:space="preserve">תוכלי להגיד לי יותר על המעיק הזה?</w:t>
       </w:r>
     </w:p>
@@ -3471,6 +3687,114 @@
           <w:szCs w:val="24"/>
           <w:rtl/>
         </w:rPr>
+        <w:t xml:space="preserve">מה השתנה אצלו כשנולדו הילדים?</w:t>
+      </w:r>
+    </w:p>
+    <w:p>
+      <w:pPr>
+        <w:bidi/>
+        <w:spacing w:after="0" w:line="480" w:lineRule="auto"/>
+        <w:jc w:val="both"/>
+      </w:pPr>
+      <w:r>
+        <w:rPr>
+          <w:rFonts w:ascii="David" w:cs="David" w:eastAsia="David" w:hAnsi="David"/>
+          <w:b/>
+          <w:bCs/>
+          <w:sz w:val="24"/>
+          <w:szCs w:val="24"/>
+          <w:rtl/>
+        </w:rPr>
+        <w:t xml:space="preserve">סאמייה: </w:t>
+      </w:r>
+      <w:r>
+        <w:rPr>
+          <w:rFonts w:ascii="David" w:cs="David" w:eastAsia="David" w:hAnsi="David"/>
+          <w:sz w:val="24"/>
+          <w:szCs w:val="24"/>
+          <w:rtl/>
+        </w:rPr>
+        <w:t xml:space="preserve">(.) כלום. באמת כלום. הוא עבד אותן שעות לפני ואותן שעות אחרי. אולי אפילו יותר, כי צריך יותר כסף. אצלי הכול השתנה, אצלו לא.</w:t>
+      </w:r>
+    </w:p>
+    <w:p>
+      <w:pPr>
+        <w:bidi/>
+        <w:spacing w:after="0" w:line="480" w:lineRule="auto"/>
+        <w:jc w:val="both"/>
+      </w:pPr>
+      <w:r>
+        <w:rPr>
+          <w:rFonts w:ascii="David" w:cs="David" w:eastAsia="David" w:hAnsi="David"/>
+          <w:b/>
+          <w:bCs/>
+          <w:sz w:val="24"/>
+          <w:szCs w:val="24"/>
+          <w:rtl/>
+        </w:rPr>
+        <w:t xml:space="preserve">מראיינת: </w:t>
+      </w:r>
+      <w:r>
+        <w:rPr>
+          <w:rFonts w:ascii="David" w:cs="David" w:eastAsia="David" w:hAnsi="David"/>
+          <w:sz w:val="24"/>
+          <w:szCs w:val="24"/>
+          <w:rtl/>
+        </w:rPr>
+        <w:t xml:space="preserve">אמרת את זה בטון מסוים.</w:t>
+      </w:r>
+    </w:p>
+    <w:p>
+      <w:pPr>
+        <w:bidi/>
+        <w:spacing w:after="0" w:line="480" w:lineRule="auto"/>
+        <w:jc w:val="both"/>
+      </w:pPr>
+      <w:r>
+        <w:rPr>
+          <w:rFonts w:ascii="David" w:cs="David" w:eastAsia="David" w:hAnsi="David"/>
+          <w:b/>
+          <w:bCs/>
+          <w:sz w:val="24"/>
+          <w:szCs w:val="24"/>
+          <w:rtl/>
+        </w:rPr>
+        <w:t xml:space="preserve">סאמייה: </w:t>
+      </w:r>
+      <w:r>
+        <w:rPr>
+          <w:rFonts w:ascii="David" w:cs="David" w:eastAsia="David" w:hAnsi="David"/>
+          <w:sz w:val="24"/>
+          <w:szCs w:val="24"/>
+          <w:rtl/>
+        </w:rPr>
+        <w:t xml:space="preserve">כי זה נשמע כאילו אני מתלוננת עליו, ואני לא. הוא עושה מה שגברים עושים אצלנו, ואף אחד לא ציפה ממנו למשהו אחר. גם אני לא ציפיתי. (.) רק כשאת שואלת ככה, בקול, זה נשמע מוזר.</w:t>
+      </w:r>
+    </w:p>
+    <w:p>
+      <w:pPr>
+        <w:bidi/>
+        <w:spacing w:after="0" w:line="480" w:lineRule="auto"/>
+        <w:jc w:val="both"/>
+      </w:pPr>
+      <w:r>
+        <w:rPr>
+          <w:rFonts w:ascii="David" w:cs="David" w:eastAsia="David" w:hAnsi="David"/>
+          <w:b/>
+          <w:bCs/>
+          <w:sz w:val="24"/>
+          <w:szCs w:val="24"/>
+          <w:rtl/>
+        </w:rPr>
+        <w:t xml:space="preserve">מראיינת: </w:t>
+      </w:r>
+      <w:r>
+        <w:rPr>
+          <w:rFonts w:ascii="David" w:cs="David" w:eastAsia="David" w:hAnsi="David"/>
+          <w:sz w:val="24"/>
+          <w:szCs w:val="24"/>
+          <w:rtl/>
+        </w:rPr>
         <w:t xml:space="preserve">איך אתם מחליטים מי עושה מה?</w:t>
       </w:r>
     </w:p>
@@ -3525,6 +3849,114 @@
           <w:szCs w:val="24"/>
           <w:rtl/>
         </w:rPr>
+        <w:t xml:space="preserve">יש דברים שהוא כן לקח על עצמו לגמרי?</w:t>
+      </w:r>
+    </w:p>
+    <w:p>
+      <w:pPr>
+        <w:bidi/>
+        <w:spacing w:after="0" w:line="480" w:lineRule="auto"/>
+        <w:jc w:val="both"/>
+      </w:pPr>
+      <w:r>
+        <w:rPr>
+          <w:rFonts w:ascii="David" w:cs="David" w:eastAsia="David" w:hAnsi="David"/>
+          <w:b/>
+          <w:bCs/>
+          <w:sz w:val="24"/>
+          <w:szCs w:val="24"/>
+          <w:rtl/>
+        </w:rPr>
+        <w:t xml:space="preserve">סאמייה: </w:t>
+      </w:r>
+      <w:r>
+        <w:rPr>
+          <w:rFonts w:ascii="David" w:cs="David" w:eastAsia="David" w:hAnsi="David"/>
+          <w:sz w:val="24"/>
+          <w:szCs w:val="24"/>
+          <w:rtl/>
+        </w:rPr>
+        <w:t xml:space="preserve">המקלחת בערב, וזה חשוב לי שתכתבי, כי זה שלו לגמרי ואני לא מתערבת. וגם כל מה שקשור לאוטו, לביטוח, לדברים של בחוץ. הוא גם זה שאומר לאמא שלו כשאני צריכה יותר ימים, כי ממנו זה מתקבל אחרת.</w:t>
+      </w:r>
+    </w:p>
+    <w:p>
+      <w:pPr>
+        <w:bidi/>
+        <w:spacing w:after="0" w:line="480" w:lineRule="auto"/>
+        <w:jc w:val="both"/>
+      </w:pPr>
+      <w:r>
+        <w:rPr>
+          <w:rFonts w:ascii="David" w:cs="David" w:eastAsia="David" w:hAnsi="David"/>
+          <w:b/>
+          <w:bCs/>
+          <w:sz w:val="24"/>
+          <w:szCs w:val="24"/>
+          <w:rtl/>
+        </w:rPr>
+        <w:t xml:space="preserve">מראיינת: </w:t>
+      </w:r>
+      <w:r>
+        <w:rPr>
+          <w:rFonts w:ascii="David" w:cs="David" w:eastAsia="David" w:hAnsi="David"/>
+          <w:sz w:val="24"/>
+          <w:szCs w:val="24"/>
+          <w:rtl/>
+        </w:rPr>
+        <w:t xml:space="preserve">ממנו זה מתקבל אחרת?</w:t>
+      </w:r>
+    </w:p>
+    <w:p>
+      <w:pPr>
+        <w:bidi/>
+        <w:spacing w:after="0" w:line="480" w:lineRule="auto"/>
+        <w:jc w:val="both"/>
+      </w:pPr>
+      <w:r>
+        <w:rPr>
+          <w:rFonts w:ascii="David" w:cs="David" w:eastAsia="David" w:hAnsi="David"/>
+          <w:b/>
+          <w:bCs/>
+          <w:sz w:val="24"/>
+          <w:szCs w:val="24"/>
+          <w:rtl/>
+        </w:rPr>
+        <w:t xml:space="preserve">סאמייה: </w:t>
+      </w:r>
+      <w:r>
+        <w:rPr>
+          <w:rFonts w:ascii="David" w:cs="David" w:eastAsia="David" w:hAnsi="David"/>
+          <w:sz w:val="24"/>
+          <w:szCs w:val="24"/>
+          <w:rtl/>
+        </w:rPr>
+        <w:t xml:space="preserve">אם אני מבקשת זה בקשה. אם הוא מבקש זה סידור. (צוחקת) אותה בקשה, אותה אישה.</w:t>
+      </w:r>
+    </w:p>
+    <w:p>
+      <w:pPr>
+        <w:bidi/>
+        <w:spacing w:after="0" w:line="480" w:lineRule="auto"/>
+        <w:jc w:val="both"/>
+      </w:pPr>
+      <w:r>
+        <w:rPr>
+          <w:rFonts w:ascii="David" w:cs="David" w:eastAsia="David" w:hAnsi="David"/>
+          <w:b/>
+          <w:bCs/>
+          <w:sz w:val="24"/>
+          <w:szCs w:val="24"/>
+          <w:rtl/>
+        </w:rPr>
+        <w:t xml:space="preserve">מראיינת: </w:t>
+      </w:r>
+      <w:r>
+        <w:rPr>
+          <w:rFonts w:ascii="David" w:cs="David" w:eastAsia="David" w:hAnsi="David"/>
+          <w:sz w:val="24"/>
+          <w:szCs w:val="24"/>
+          <w:rtl/>
+        </w:rPr>
         <w:t xml:space="preserve">איפה הלימודים נכנסים ביום הזה?</w:t>
       </w:r>
     </w:p>
@@ -3579,6 +4011,114 @@
           <w:szCs w:val="24"/>
           <w:rtl/>
         </w:rPr>
+        <w:t xml:space="preserve">ומה עם ההכשרה המעשית? בעבודה סוציאלית יש שדה.</w:t>
+      </w:r>
+    </w:p>
+    <w:p>
+      <w:pPr>
+        <w:bidi/>
+        <w:spacing w:after="0" w:line="480" w:lineRule="auto"/>
+        <w:jc w:val="both"/>
+      </w:pPr>
+      <w:r>
+        <w:rPr>
+          <w:rFonts w:ascii="David" w:cs="David" w:eastAsia="David" w:hAnsi="David"/>
+          <w:b/>
+          <w:bCs/>
+          <w:sz w:val="24"/>
+          <w:szCs w:val="24"/>
+          <w:rtl/>
+        </w:rPr>
+        <w:t xml:space="preserve">סאמייה: </w:t>
+      </w:r>
+      <w:r>
+        <w:rPr>
+          <w:rFonts w:ascii="David" w:cs="David" w:eastAsia="David" w:hAnsi="David"/>
+          <w:sz w:val="24"/>
+          <w:szCs w:val="24"/>
+          <w:rtl/>
+        </w:rPr>
+        <w:t xml:space="preserve">יום שלם בשבוע, וזה הדבר הכי קשה בשנה הזאת. זה לא כמו הרצאה שאפשר להשלים מהקלטה. אם לא הגעתי לשדה, זה חסר לי בשעות ואני צריכה להשלים בחופש. ובשדה גם לא מגיעים באיחור, כי מחכים לך אנשים.</w:t>
+      </w:r>
+    </w:p>
+    <w:p>
+      <w:pPr>
+        <w:bidi/>
+        <w:spacing w:after="0" w:line="480" w:lineRule="auto"/>
+        <w:jc w:val="both"/>
+      </w:pPr>
+      <w:r>
+        <w:rPr>
+          <w:rFonts w:ascii="David" w:cs="David" w:eastAsia="David" w:hAnsi="David"/>
+          <w:b/>
+          <w:bCs/>
+          <w:sz w:val="24"/>
+          <w:szCs w:val="24"/>
+          <w:rtl/>
+        </w:rPr>
+        <w:t xml:space="preserve">מראיינת: </w:t>
+      </w:r>
+      <w:r>
+        <w:rPr>
+          <w:rFonts w:ascii="David" w:cs="David" w:eastAsia="David" w:hAnsi="David"/>
+          <w:sz w:val="24"/>
+          <w:szCs w:val="24"/>
+          <w:rtl/>
+        </w:rPr>
+        <w:t xml:space="preserve">היה מקרה כזה?</w:t>
+      </w:r>
+    </w:p>
+    <w:p>
+      <w:pPr>
+        <w:bidi/>
+        <w:spacing w:after="0" w:line="480" w:lineRule="auto"/>
+        <w:jc w:val="both"/>
+      </w:pPr>
+      <w:r>
+        <w:rPr>
+          <w:rFonts w:ascii="David" w:cs="David" w:eastAsia="David" w:hAnsi="David"/>
+          <w:b/>
+          <w:bCs/>
+          <w:sz w:val="24"/>
+          <w:szCs w:val="24"/>
+          <w:rtl/>
+        </w:rPr>
+        <w:t xml:space="preserve">סאמייה: </w:t>
+      </w:r>
+      <w:r>
+        <w:rPr>
+          <w:rFonts w:ascii="David" w:cs="David" w:eastAsia="David" w:hAnsi="David"/>
+          <w:sz w:val="24"/>
+          <w:szCs w:val="24"/>
+          <w:rtl/>
+        </w:rPr>
+        <w:t xml:space="preserve">היה. הקטנה עשתה חום ארבעים ואני לא הלכתי. התקשרתי למדריכה בשבע בבוקר. היא הייתה בסדר, אבל שמעתי בקול שהיא לא ממש הבינה. (.) ואני לא יכולתי להסביר לה שאין לי גיבוי אחר.</w:t>
+      </w:r>
+    </w:p>
+    <w:p>
+      <w:pPr>
+        <w:bidi/>
+        <w:spacing w:after="0" w:line="480" w:lineRule="auto"/>
+        <w:jc w:val="both"/>
+      </w:pPr>
+      <w:r>
+        <w:rPr>
+          <w:rFonts w:ascii="David" w:cs="David" w:eastAsia="David" w:hAnsi="David"/>
+          <w:b/>
+          <w:bCs/>
+          <w:sz w:val="24"/>
+          <w:szCs w:val="24"/>
+          <w:rtl/>
+        </w:rPr>
+        <w:t xml:space="preserve">מראיינת: </w:t>
+      </w:r>
+      <w:r>
+        <w:rPr>
+          <w:rFonts w:ascii="David" w:cs="David" w:eastAsia="David" w:hAnsi="David"/>
+          <w:sz w:val="24"/>
+          <w:szCs w:val="24"/>
+          <w:rtl/>
+        </w:rPr>
         <w:t xml:space="preserve">את מרגישה אשמה?</w:t>
       </w:r>
     </w:p>
@@ -3840,6 +4380,114 @@
           <w:szCs w:val="24"/>
           <w:rtl/>
         </w:rPr>
+        <w:t xml:space="preserve">מראיינת: </w:t>
+      </w:r>
+      <w:r>
+        <w:rPr>
+          <w:rFonts w:ascii="David" w:cs="David" w:eastAsia="David" w:hAnsi="David"/>
+          <w:sz w:val="24"/>
+          <w:szCs w:val="24"/>
+          <w:rtl/>
+        </w:rPr>
+        <w:t xml:space="preserve">מה ענית לה?</w:t>
+      </w:r>
+    </w:p>
+    <w:p>
+      <w:pPr>
+        <w:bidi/>
+        <w:spacing w:after="0" w:line="480" w:lineRule="auto"/>
+        <w:jc w:val="both"/>
+      </w:pPr>
+      <w:r>
+        <w:rPr>
+          <w:rFonts w:ascii="David" w:cs="David" w:eastAsia="David" w:hAnsi="David"/>
+          <w:b/>
+          <w:bCs/>
+          <w:sz w:val="24"/>
+          <w:szCs w:val="24"/>
+          <w:rtl/>
+        </w:rPr>
+        <w:t xml:space="preserve">סאמייה: </w:t>
+      </w:r>
+      <w:r>
+        <w:rPr>
+          <w:rFonts w:ascii="David" w:cs="David" w:eastAsia="David" w:hAnsi="David"/>
+          <w:sz w:val="24"/>
+          <w:szCs w:val="24"/>
+          <w:rtl/>
+        </w:rPr>
+        <w:t xml:space="preserve">אמרתי לא, הם בסדר גמור. וזה נכון. אבל אחר כך נסעתי הביתה וחשבתי על זה עשרים דקות ברכב. (.) והכי מעצבן שהיא בעצמה עובדת. היא לא שאלה את זה בשביל להיות רעה, היא שאלה את זה כי ככה שואלים אישה.</w:t>
+      </w:r>
+    </w:p>
+    <w:p>
+      <w:pPr>
+        <w:bidi/>
+        <w:spacing w:after="0" w:line="480" w:lineRule="auto"/>
+        <w:jc w:val="both"/>
+      </w:pPr>
+      <w:r>
+        <w:rPr>
+          <w:rFonts w:ascii="David" w:cs="David" w:eastAsia="David" w:hAnsi="David"/>
+          <w:b/>
+          <w:bCs/>
+          <w:sz w:val="24"/>
+          <w:szCs w:val="24"/>
+          <w:rtl/>
+        </w:rPr>
+        <w:t xml:space="preserve">מראיינת: </w:t>
+      </w:r>
+      <w:r>
+        <w:rPr>
+          <w:rFonts w:ascii="David" w:cs="David" w:eastAsia="David" w:hAnsi="David"/>
+          <w:sz w:val="24"/>
+          <w:szCs w:val="24"/>
+          <w:rtl/>
+        </w:rPr>
+        <w:t xml:space="preserve">שואלים גם גברים שאלות כאלה?</w:t>
+      </w:r>
+    </w:p>
+    <w:p>
+      <w:pPr>
+        <w:bidi/>
+        <w:spacing w:after="0" w:line="480" w:lineRule="auto"/>
+        <w:jc w:val="both"/>
+      </w:pPr>
+      <w:r>
+        <w:rPr>
+          <w:rFonts w:ascii="David" w:cs="David" w:eastAsia="David" w:hAnsi="David"/>
+          <w:b/>
+          <w:bCs/>
+          <w:sz w:val="24"/>
+          <w:szCs w:val="24"/>
+          <w:rtl/>
+        </w:rPr>
+        <w:t xml:space="preserve">סאמייה: </w:t>
+      </w:r>
+      <w:r>
+        <w:rPr>
+          <w:rFonts w:ascii="David" w:cs="David" w:eastAsia="David" w:hAnsi="David"/>
+          <w:sz w:val="24"/>
+          <w:szCs w:val="24"/>
+          <w:rtl/>
+        </w:rPr>
+        <w:t xml:space="preserve">(צוחקת) לא שמעתי. אף אחד לא שאל את בעלי אם הילדים סובלים מזה שהוא יוצא בשש בבוקר.</w:t>
+      </w:r>
+    </w:p>
+    <w:p>
+      <w:pPr>
+        <w:bidi/>
+        <w:spacing w:after="0" w:line="480" w:lineRule="auto"/>
+        <w:jc w:val="both"/>
+      </w:pPr>
+      <w:r>
+        <w:rPr>
+          <w:rFonts w:ascii="David" w:cs="David" w:eastAsia="David" w:hAnsi="David"/>
+          <w:b/>
+          <w:bCs/>
+          <w:sz w:val="24"/>
+          <w:szCs w:val="24"/>
+          <w:rtl/>
+        </w:rPr>
         <w:t xml:space="preserve">(הפסקה): </w:t>
       </w:r>
       <w:r>
@@ -3984,6 +4632,114 @@
           <w:szCs w:val="24"/>
           <w:rtl/>
         </w:rPr>
+        <w:t xml:space="preserve">וכמה זה נותן לך, אם אפשר לשאול?</w:t>
+      </w:r>
+    </w:p>
+    <w:p>
+      <w:pPr>
+        <w:bidi/>
+        <w:spacing w:after="0" w:line="480" w:lineRule="auto"/>
+        <w:jc w:val="both"/>
+      </w:pPr>
+      <w:r>
+        <w:rPr>
+          <w:rFonts w:ascii="David" w:cs="David" w:eastAsia="David" w:hAnsi="David"/>
+          <w:b/>
+          <w:bCs/>
+          <w:sz w:val="24"/>
+          <w:szCs w:val="24"/>
+          <w:rtl/>
+        </w:rPr>
+        <w:t xml:space="preserve">סאמייה: </w:t>
+      </w:r>
+      <w:r>
+        <w:rPr>
+          <w:rFonts w:ascii="David" w:cs="David" w:eastAsia="David" w:hAnsi="David"/>
+          <w:sz w:val="24"/>
+          <w:szCs w:val="24"/>
+          <w:rtl/>
+        </w:rPr>
+        <w:t xml:space="preserve">זה לא משכורת שאפשר לחיות ממנה, זה משכורת שמכסה. שכר לימוד זה כמעט הכול. יש לי מלגה שמכסה חלק, ואת השאר אנחנו משלמים בתשלומים. (.) יש חודשים שאני עושה חשבון בראש אם משתלם לי לעבוד או להישאר עם הקטנה, ואז אני נזכרת שאי אפשר לעצור באמצע תואר.</w:t>
+      </w:r>
+    </w:p>
+    <w:p>
+      <w:pPr>
+        <w:bidi/>
+        <w:spacing w:after="0" w:line="480" w:lineRule="auto"/>
+        <w:jc w:val="both"/>
+      </w:pPr>
+      <w:r>
+        <w:rPr>
+          <w:rFonts w:ascii="David" w:cs="David" w:eastAsia="David" w:hAnsi="David"/>
+          <w:b/>
+          <w:bCs/>
+          <w:sz w:val="24"/>
+          <w:szCs w:val="24"/>
+          <w:rtl/>
+        </w:rPr>
+        <w:t xml:space="preserve">מראיינת: </w:t>
+      </w:r>
+      <w:r>
+        <w:rPr>
+          <w:rFonts w:ascii="David" w:cs="David" w:eastAsia="David" w:hAnsi="David"/>
+          <w:sz w:val="24"/>
+          <w:szCs w:val="24"/>
+          <w:rtl/>
+        </w:rPr>
+        <w:t xml:space="preserve">זו מחשבה שחוזרת, לעצור?</w:t>
+      </w:r>
+    </w:p>
+    <w:p>
+      <w:pPr>
+        <w:bidi/>
+        <w:spacing w:after="0" w:line="480" w:lineRule="auto"/>
+        <w:jc w:val="both"/>
+      </w:pPr>
+      <w:r>
+        <w:rPr>
+          <w:rFonts w:ascii="David" w:cs="David" w:eastAsia="David" w:hAnsi="David"/>
+          <w:b/>
+          <w:bCs/>
+          <w:sz w:val="24"/>
+          <w:szCs w:val="24"/>
+          <w:rtl/>
+        </w:rPr>
+        <w:t xml:space="preserve">סאמייה: </w:t>
+      </w:r>
+      <w:r>
+        <w:rPr>
+          <w:rFonts w:ascii="David" w:cs="David" w:eastAsia="David" w:hAnsi="David"/>
+          <w:sz w:val="24"/>
+          <w:szCs w:val="24"/>
+          <w:rtl/>
+        </w:rPr>
+        <w:t xml:space="preserve">בשנה א' היא חזרה כל שבוע. עכשיו פחות. (.) יש נקודה שבה כבר השקעת יותר מדי בשביל לעצור, ואני עברתי אותה.</w:t>
+      </w:r>
+    </w:p>
+    <w:p>
+      <w:pPr>
+        <w:bidi/>
+        <w:spacing w:after="0" w:line="480" w:lineRule="auto"/>
+        <w:jc w:val="both"/>
+      </w:pPr>
+      <w:r>
+        <w:rPr>
+          <w:rFonts w:ascii="David" w:cs="David" w:eastAsia="David" w:hAnsi="David"/>
+          <w:b/>
+          <w:bCs/>
+          <w:sz w:val="24"/>
+          <w:szCs w:val="24"/>
+          <w:rtl/>
+        </w:rPr>
+        <w:t xml:space="preserve">מראיינת: </w:t>
+      </w:r>
+      <w:r>
+        <w:rPr>
+          <w:rFonts w:ascii="David" w:cs="David" w:eastAsia="David" w:hAnsi="David"/>
+          <w:sz w:val="24"/>
+          <w:szCs w:val="24"/>
+          <w:rtl/>
+        </w:rPr>
         <w:t xml:space="preserve">ובמכללה, איך זה מבחינת התחשבות?</w:t>
       </w:r>
     </w:p>
@@ -4038,6 +4794,114 @@
           <w:szCs w:val="24"/>
           <w:rtl/>
         </w:rPr>
+        <w:t xml:space="preserve">ניסית לפנות למישהו מעבר למרצה?</w:t>
+      </w:r>
+    </w:p>
+    <w:p>
+      <w:pPr>
+        <w:bidi/>
+        <w:spacing w:after="0" w:line="480" w:lineRule="auto"/>
+        <w:jc w:val="both"/>
+      </w:pPr>
+      <w:r>
+        <w:rPr>
+          <w:rFonts w:ascii="David" w:cs="David" w:eastAsia="David" w:hAnsi="David"/>
+          <w:b/>
+          <w:bCs/>
+          <w:sz w:val="24"/>
+          <w:szCs w:val="24"/>
+          <w:rtl/>
+        </w:rPr>
+        <w:t xml:space="preserve">סאמייה: </w:t>
+      </w:r>
+      <w:r>
+        <w:rPr>
+          <w:rFonts w:ascii="David" w:cs="David" w:eastAsia="David" w:hAnsi="David"/>
+          <w:sz w:val="24"/>
+          <w:szCs w:val="24"/>
+          <w:rtl/>
+        </w:rPr>
+        <w:t xml:space="preserve">לא. יש דיקנט, אני יודעת. אבל להיכנס לשם זה להגיד רשמית שיש לי בעיה, ואני לא רוצה שהתיק שלי יהיה תיק של מישהי עם בעיות. אני רוצה שהוא יהיה תיק של סטודנטית.</w:t>
+      </w:r>
+    </w:p>
+    <w:p>
+      <w:pPr>
+        <w:bidi/>
+        <w:spacing w:after="0" w:line="480" w:lineRule="auto"/>
+        <w:jc w:val="both"/>
+      </w:pPr>
+      <w:r>
+        <w:rPr>
+          <w:rFonts w:ascii="David" w:cs="David" w:eastAsia="David" w:hAnsi="David"/>
+          <w:b/>
+          <w:bCs/>
+          <w:sz w:val="24"/>
+          <w:szCs w:val="24"/>
+          <w:rtl/>
+        </w:rPr>
+        <w:t xml:space="preserve">מראיינת: </w:t>
+      </w:r>
+      <w:r>
+        <w:rPr>
+          <w:rFonts w:ascii="David" w:cs="David" w:eastAsia="David" w:hAnsi="David"/>
+          <w:sz w:val="24"/>
+          <w:szCs w:val="24"/>
+          <w:rtl/>
+        </w:rPr>
+        <w:t xml:space="preserve">זה משהו שאת חושבת עליו הרבה?</w:t>
+      </w:r>
+    </w:p>
+    <w:p>
+      <w:pPr>
+        <w:bidi/>
+        <w:spacing w:after="0" w:line="480" w:lineRule="auto"/>
+        <w:jc w:val="both"/>
+      </w:pPr>
+      <w:r>
+        <w:rPr>
+          <w:rFonts w:ascii="David" w:cs="David" w:eastAsia="David" w:hAnsi="David"/>
+          <w:b/>
+          <w:bCs/>
+          <w:sz w:val="24"/>
+          <w:szCs w:val="24"/>
+          <w:rtl/>
+        </w:rPr>
+        <w:t xml:space="preserve">סאמייה: </w:t>
+      </w:r>
+      <w:r>
+        <w:rPr>
+          <w:rFonts w:ascii="David" w:cs="David" w:eastAsia="David" w:hAnsi="David"/>
+          <w:sz w:val="24"/>
+          <w:szCs w:val="24"/>
+          <w:rtl/>
+        </w:rPr>
+        <w:t xml:space="preserve">כן. אני שומרת על זה שלא ידעו יותר מדי. לא כולם יודעים בכיתה שיש לי שני ילדים. (.) זה נשמע מוזר, נכון? אבל ברגע שאת אמא את כבר לא סטודנטית רגילה בעיניים שלהם.</w:t>
+      </w:r>
+    </w:p>
+    <w:p>
+      <w:pPr>
+        <w:bidi/>
+        <w:spacing w:after="0" w:line="480" w:lineRule="auto"/>
+        <w:jc w:val="both"/>
+      </w:pPr>
+      <w:r>
+        <w:rPr>
+          <w:rFonts w:ascii="David" w:cs="David" w:eastAsia="David" w:hAnsi="David"/>
+          <w:b/>
+          <w:bCs/>
+          <w:sz w:val="24"/>
+          <w:szCs w:val="24"/>
+          <w:rtl/>
+        </w:rPr>
+        <w:t xml:space="preserve">מראיינת: </w:t>
+      </w:r>
+      <w:r>
+        <w:rPr>
+          <w:rFonts w:ascii="David" w:cs="David" w:eastAsia="David" w:hAnsi="David"/>
+          <w:sz w:val="24"/>
+          <w:szCs w:val="24"/>
+          <w:rtl/>
+        </w:rPr>
         <w:t xml:space="preserve">איך הגבת?</w:t>
       </w:r>
     </w:p>
@@ -4282,6 +5146,114 @@
           <w:rtl/>
         </w:rPr>
         <w:t xml:space="preserve">כולם אמרו לי חכי, מה הלחץ. אמא שלי אמרה חכי שיגדלו. אבל אני ראיתי אותה מחכה. היא חיכתה ולא למדה אף פעם. (.) ואני רוצה שהבת שלי תראה אותי לומדת. זה נשמע נדוש אבל זה נכון. ועבודה סוציאלית כי אני רוצה לעבוד ביישוב, עם משפחות. הרבה בנות אצלנו הולכות להוראה כי זה מסתדר עם החופש של הילדים, ואני הבנתי שאני לא רוצה ללמד.</w:t>
+      </w:r>
+    </w:p>
+    <w:p>
+      <w:pPr>
+        <w:bidi/>
+        <w:spacing w:after="0" w:line="480" w:lineRule="auto"/>
+        <w:jc w:val="both"/>
+      </w:pPr>
+      <w:r>
+        <w:rPr>
+          <w:rFonts w:ascii="David" w:cs="David" w:eastAsia="David" w:hAnsi="David"/>
+          <w:b/>
+          <w:bCs/>
+          <w:sz w:val="24"/>
+          <w:szCs w:val="24"/>
+          <w:rtl/>
+        </w:rPr>
+        <w:t xml:space="preserve">מראיינת: </w:t>
+      </w:r>
+      <w:r>
+        <w:rPr>
+          <w:rFonts w:ascii="David" w:cs="David" w:eastAsia="David" w:hAnsi="David"/>
+          <w:sz w:val="24"/>
+          <w:szCs w:val="24"/>
+          <w:rtl/>
+        </w:rPr>
+        <w:t xml:space="preserve">ומה אמרו כשהתחלת בכל זאת?</w:t>
+      </w:r>
+    </w:p>
+    <w:p>
+      <w:pPr>
+        <w:bidi/>
+        <w:spacing w:after="0" w:line="480" w:lineRule="auto"/>
+        <w:jc w:val="both"/>
+      </w:pPr>
+      <w:r>
+        <w:rPr>
+          <w:rFonts w:ascii="David" w:cs="David" w:eastAsia="David" w:hAnsi="David"/>
+          <w:b/>
+          <w:bCs/>
+          <w:sz w:val="24"/>
+          <w:szCs w:val="24"/>
+          <w:rtl/>
+        </w:rPr>
+        <w:t xml:space="preserve">סאמייה: </w:t>
+      </w:r>
+      <w:r>
+        <w:rPr>
+          <w:rFonts w:ascii="David" w:cs="David" w:eastAsia="David" w:hAnsi="David"/>
+          <w:sz w:val="24"/>
+          <w:szCs w:val="24"/>
+          <w:rtl/>
+        </w:rPr>
+        <w:t xml:space="preserve">אחרי שהתחלתי כולם היו בעד. זה תמיד ככה, לפני מזהירים ואחרי מברכים. חמותי מספרת לשכנות. אמא שלי אמרה לי משפט שלא אשכח, היא אמרה תסיימי בשבילי גם.</w:t>
+      </w:r>
+    </w:p>
+    <w:p>
+      <w:pPr>
+        <w:bidi/>
+        <w:spacing w:after="0" w:line="480" w:lineRule="auto"/>
+        <w:jc w:val="both"/>
+      </w:pPr>
+      <w:r>
+        <w:rPr>
+          <w:rFonts w:ascii="David" w:cs="David" w:eastAsia="David" w:hAnsi="David"/>
+          <w:b/>
+          <w:bCs/>
+          <w:sz w:val="24"/>
+          <w:szCs w:val="24"/>
+          <w:rtl/>
+        </w:rPr>
+        <w:t xml:space="preserve">מראיינת: </w:t>
+      </w:r>
+      <w:r>
+        <w:rPr>
+          <w:rFonts w:ascii="David" w:cs="David" w:eastAsia="David" w:hAnsi="David"/>
+          <w:sz w:val="24"/>
+          <w:szCs w:val="24"/>
+          <w:rtl/>
+        </w:rPr>
+        <w:t xml:space="preserve">מה הרגשת כששמעת את זה?</w:t>
+      </w:r>
+    </w:p>
+    <w:p>
+      <w:pPr>
+        <w:bidi/>
+        <w:spacing w:after="0" w:line="480" w:lineRule="auto"/>
+        <w:jc w:val="both"/>
+      </w:pPr>
+      <w:r>
+        <w:rPr>
+          <w:rFonts w:ascii="David" w:cs="David" w:eastAsia="David" w:hAnsi="David"/>
+          <w:b/>
+          <w:bCs/>
+          <w:sz w:val="24"/>
+          <w:szCs w:val="24"/>
+          <w:rtl/>
+        </w:rPr>
+        <w:t xml:space="preserve">סאמייה: </w:t>
+      </w:r>
+      <w:r>
+        <w:rPr>
+          <w:rFonts w:ascii="David" w:cs="David" w:eastAsia="David" w:hAnsi="David"/>
+          <w:sz w:val="24"/>
+          <w:szCs w:val="24"/>
+          <w:rtl/>
+        </w:rPr>
+        <w:t xml:space="preserve">(שתיקה) שזה כבד. אני לומדת בשביל עצמי, בשביל הילדים, ועכשיו גם בשבילה. (.) אבל גם הרגשתי שהיא רואה אותי.</w:t>
       </w:r>
     </w:p>
     <w:p>
@@ -4731,6 +5703,168 @@
           <w:szCs w:val="24"/>
           <w:rtl/>
         </w:rPr>
+        <w:t xml:space="preserve">איך מסתדרת ההסעה הזאת בפועל?</w:t>
+      </w:r>
+    </w:p>
+    <w:p>
+      <w:pPr>
+        <w:bidi/>
+        <w:spacing w:after="0" w:line="480" w:lineRule="auto"/>
+        <w:jc w:val="both"/>
+      </w:pPr>
+      <w:r>
+        <w:rPr>
+          <w:rFonts w:ascii="David" w:cs="David" w:eastAsia="David" w:hAnsi="David"/>
+          <w:b/>
+          <w:bCs/>
+          <w:sz w:val="24"/>
+          <w:szCs w:val="24"/>
+          <w:rtl/>
+        </w:rPr>
+        <w:t xml:space="preserve">עיינא: </w:t>
+      </w:r>
+      <w:r>
+        <w:rPr>
+          <w:rFonts w:ascii="David" w:cs="David" w:eastAsia="David" w:hAnsi="David"/>
+          <w:sz w:val="24"/>
+          <w:szCs w:val="24"/>
+          <w:rtl/>
+        </w:rPr>
+        <w:t xml:space="preserve">יש קבוצת ווטסאפ של ארבע בנות מהיישוב. בערב מישהי כותבת מי נוסעת מחר ובאיזו שעה, ואנחנו מסתדרות. אני משלמת לה על דלק כל חודש. זה לא פורמלי, זה סידור בין בנות.</w:t>
+      </w:r>
+    </w:p>
+    <w:p>
+      <w:pPr>
+        <w:bidi/>
+        <w:spacing w:after="0" w:line="480" w:lineRule="auto"/>
+        <w:jc w:val="both"/>
+      </w:pPr>
+      <w:r>
+        <w:rPr>
+          <w:rFonts w:ascii="David" w:cs="David" w:eastAsia="David" w:hAnsi="David"/>
+          <w:b/>
+          <w:bCs/>
+          <w:sz w:val="24"/>
+          <w:szCs w:val="24"/>
+          <w:rtl/>
+        </w:rPr>
+        <w:t xml:space="preserve">מראיינת: </w:t>
+      </w:r>
+      <w:r>
+        <w:rPr>
+          <w:rFonts w:ascii="David" w:cs="David" w:eastAsia="David" w:hAnsi="David"/>
+          <w:sz w:val="24"/>
+          <w:szCs w:val="24"/>
+          <w:rtl/>
+        </w:rPr>
+        <w:t xml:space="preserve">ומה קורה כשמישהי מסיימת מוקדם ואת לא?</w:t>
+      </w:r>
+    </w:p>
+    <w:p>
+      <w:pPr>
+        <w:bidi/>
+        <w:spacing w:after="0" w:line="480" w:lineRule="auto"/>
+        <w:jc w:val="both"/>
+      </w:pPr>
+      <w:r>
+        <w:rPr>
+          <w:rFonts w:ascii="David" w:cs="David" w:eastAsia="David" w:hAnsi="David"/>
+          <w:b/>
+          <w:bCs/>
+          <w:sz w:val="24"/>
+          <w:szCs w:val="24"/>
+          <w:rtl/>
+        </w:rPr>
+        <w:t xml:space="preserve">עיינא: </w:t>
+      </w:r>
+      <w:r>
+        <w:rPr>
+          <w:rFonts w:ascii="David" w:cs="David" w:eastAsia="David" w:hAnsi="David"/>
+          <w:sz w:val="24"/>
+          <w:szCs w:val="24"/>
+          <w:rtl/>
+        </w:rPr>
+        <w:t xml:space="preserve">אז אני מחכה. יש לי שעתיים שאני יושבת בספרייה או במסדרון, וזה בעצם הזמן הכי טוב שלי בשבוע. (צוחקת) אני מחכה לתקוע. אנשים לא מבינים למה אני לא רוצה לצאת מוקדם.</w:t>
+      </w:r>
+    </w:p>
+    <w:p>
+      <w:pPr>
+        <w:bidi/>
+        <w:spacing w:after="0" w:line="480" w:lineRule="auto"/>
+        <w:jc w:val="both"/>
+      </w:pPr>
+      <w:r>
+        <w:rPr>
+          <w:rFonts w:ascii="David" w:cs="David" w:eastAsia="David" w:hAnsi="David"/>
+          <w:b/>
+          <w:bCs/>
+          <w:sz w:val="24"/>
+          <w:szCs w:val="24"/>
+          <w:rtl/>
+        </w:rPr>
+        <w:t xml:space="preserve">מראיינת: </w:t>
+      </w:r>
+      <w:r>
+        <w:rPr>
+          <w:rFonts w:ascii="David" w:cs="David" w:eastAsia="David" w:hAnsi="David"/>
+          <w:sz w:val="24"/>
+          <w:szCs w:val="24"/>
+          <w:rtl/>
+        </w:rPr>
+        <w:t xml:space="preserve">למה שמת לב לזה רק עכשיו?</w:t>
+      </w:r>
+    </w:p>
+    <w:p>
+      <w:pPr>
+        <w:bidi/>
+        <w:spacing w:after="0" w:line="480" w:lineRule="auto"/>
+        <w:jc w:val="both"/>
+      </w:pPr>
+      <w:r>
+        <w:rPr>
+          <w:rFonts w:ascii="David" w:cs="David" w:eastAsia="David" w:hAnsi="David"/>
+          <w:b/>
+          <w:bCs/>
+          <w:sz w:val="24"/>
+          <w:szCs w:val="24"/>
+          <w:rtl/>
+        </w:rPr>
+        <w:t xml:space="preserve">עיינא: </w:t>
+      </w:r>
+      <w:r>
+        <w:rPr>
+          <w:rFonts w:ascii="David" w:cs="David" w:eastAsia="David" w:hAnsi="David"/>
+          <w:sz w:val="24"/>
+          <w:szCs w:val="24"/>
+          <w:rtl/>
+        </w:rPr>
+        <w:t xml:space="preserve">(.) כי עד שלא שאלת אותי שעה שעה, זה היה בשבילי סתם המתנה. עכשיו אני שומעת את עצמי ואני מבינה שזה הזמן היחיד ביום שאני לא צריכה כלום מאף אחד.</w:t>
+      </w:r>
+    </w:p>
+    <w:p>
+      <w:pPr>
+        <w:bidi/>
+        <w:spacing w:after="0" w:line="480" w:lineRule="auto"/>
+        <w:jc w:val="both"/>
+      </w:pPr>
+      <w:r>
+        <w:rPr>
+          <w:rFonts w:ascii="David" w:cs="David" w:eastAsia="David" w:hAnsi="David"/>
+          <w:b/>
+          <w:bCs/>
+          <w:sz w:val="24"/>
+          <w:szCs w:val="24"/>
+          <w:rtl/>
+        </w:rPr>
+        <w:t xml:space="preserve">מראיינת: </w:t>
+      </w:r>
+      <w:r>
+        <w:rPr>
+          <w:rFonts w:ascii="David" w:cs="David" w:eastAsia="David" w:hAnsi="David"/>
+          <w:sz w:val="24"/>
+          <w:szCs w:val="24"/>
+          <w:rtl/>
+        </w:rPr>
         <w:t xml:space="preserve">ועד מתי את יושבת בדרך כלל?</w:t>
       </w:r>
     </w:p>
@@ -4785,6 +5919,60 @@
           <w:szCs w:val="24"/>
           <w:rtl/>
         </w:rPr>
+        <w:t xml:space="preserve">מה את עושה בשעות האלה בפועל?</w:t>
+      </w:r>
+    </w:p>
+    <w:p>
+      <w:pPr>
+        <w:bidi/>
+        <w:spacing w:after="0" w:line="480" w:lineRule="auto"/>
+        <w:jc w:val="both"/>
+      </w:pPr>
+      <w:r>
+        <w:rPr>
+          <w:rFonts w:ascii="David" w:cs="David" w:eastAsia="David" w:hAnsi="David"/>
+          <w:b/>
+          <w:bCs/>
+          <w:sz w:val="24"/>
+          <w:szCs w:val="24"/>
+          <w:rtl/>
+        </w:rPr>
+        <w:t xml:space="preserve">עיינא: </w:t>
+      </w:r>
+      <w:r>
+        <w:rPr>
+          <w:rFonts w:ascii="David" w:cs="David" w:eastAsia="David" w:hAnsi="David"/>
+          <w:sz w:val="24"/>
+          <w:szCs w:val="24"/>
+          <w:rtl/>
+        </w:rPr>
+        <w:t xml:space="preserve">קוראת וכותבת. ואם אני כותבת, אז אני כותבת לאט מאוד. תיכף אספר לך למה. (.) ויש לילות שאני פשוט יושבת מול המסך רבע שעה בלי לעשות כלום, כי הראש כבר לא עובד ואני לא מוכנה להודות בזה וללכת לישון.</w:t>
+      </w:r>
+    </w:p>
+    <w:p>
+      <w:pPr>
+        <w:bidi/>
+        <w:spacing w:after="0" w:line="480" w:lineRule="auto"/>
+        <w:jc w:val="both"/>
+      </w:pPr>
+      <w:r>
+        <w:rPr>
+          <w:rFonts w:ascii="David" w:cs="David" w:eastAsia="David" w:hAnsi="David"/>
+          <w:b/>
+          <w:bCs/>
+          <w:sz w:val="24"/>
+          <w:szCs w:val="24"/>
+          <w:rtl/>
+        </w:rPr>
+        <w:t xml:space="preserve">מראיינת: </w:t>
+      </w:r>
+      <w:r>
+        <w:rPr>
+          <w:rFonts w:ascii="David" w:cs="David" w:eastAsia="David" w:hAnsi="David"/>
+          <w:sz w:val="24"/>
+          <w:szCs w:val="24"/>
+          <w:rtl/>
+        </w:rPr>
         <w:t xml:space="preserve">ומה זה עושה לך?</w:t>
       </w:r>
     </w:p>
@@ -5001,6 +6189,168 @@
           <w:szCs w:val="24"/>
           <w:rtl/>
         </w:rPr>
+        <w:t xml:space="preserve">ניסית לבקש עוד?</w:t>
+      </w:r>
+    </w:p>
+    <w:p>
+      <w:pPr>
+        <w:bidi/>
+        <w:spacing w:after="0" w:line="480" w:lineRule="auto"/>
+        <w:jc w:val="both"/>
+      </w:pPr>
+      <w:r>
+        <w:rPr>
+          <w:rFonts w:ascii="David" w:cs="David" w:eastAsia="David" w:hAnsi="David"/>
+          <w:b/>
+          <w:bCs/>
+          <w:sz w:val="24"/>
+          <w:szCs w:val="24"/>
+          <w:rtl/>
+        </w:rPr>
+        <w:t xml:space="preserve">עיינא: </w:t>
+      </w:r>
+      <w:r>
+        <w:rPr>
+          <w:rFonts w:ascii="David" w:cs="David" w:eastAsia="David" w:hAnsi="David"/>
+          <w:sz w:val="24"/>
+          <w:szCs w:val="24"/>
+          <w:rtl/>
+        </w:rPr>
+        <w:t xml:space="preserve">לא. ואני אגיד לך למה, כי זה מסובך. אני לא רוצה שיחשבו שאני לא מבינה עברית. אני מבינה עברית מצוין, אני מדברת עברית מצוין. הבעיה היא לכתוב אקדמית. וברגע שאת אומרת שיש לך בעיה בעברית, אנשים שומעים משהו אחר לגמרי.</w:t>
+      </w:r>
+    </w:p>
+    <w:p>
+      <w:pPr>
+        <w:bidi/>
+        <w:spacing w:after="0" w:line="480" w:lineRule="auto"/>
+        <w:jc w:val="both"/>
+      </w:pPr>
+      <w:r>
+        <w:rPr>
+          <w:rFonts w:ascii="David" w:cs="David" w:eastAsia="David" w:hAnsi="David"/>
+          <w:b/>
+          <w:bCs/>
+          <w:sz w:val="24"/>
+          <w:szCs w:val="24"/>
+          <w:rtl/>
+        </w:rPr>
+        <w:t xml:space="preserve">מראיינת: </w:t>
+      </w:r>
+      <w:r>
+        <w:rPr>
+          <w:rFonts w:ascii="David" w:cs="David" w:eastAsia="David" w:hAnsi="David"/>
+          <w:sz w:val="24"/>
+          <w:szCs w:val="24"/>
+          <w:rtl/>
+        </w:rPr>
+        <w:t xml:space="preserve">מה הם שומעים?</w:t>
+      </w:r>
+    </w:p>
+    <w:p>
+      <w:pPr>
+        <w:bidi/>
+        <w:spacing w:after="0" w:line="480" w:lineRule="auto"/>
+        <w:jc w:val="both"/>
+      </w:pPr>
+      <w:r>
+        <w:rPr>
+          <w:rFonts w:ascii="David" w:cs="David" w:eastAsia="David" w:hAnsi="David"/>
+          <w:b/>
+          <w:bCs/>
+          <w:sz w:val="24"/>
+          <w:szCs w:val="24"/>
+          <w:rtl/>
+        </w:rPr>
+        <w:t xml:space="preserve">עיינא: </w:t>
+      </w:r>
+      <w:r>
+        <w:rPr>
+          <w:rFonts w:ascii="David" w:cs="David" w:eastAsia="David" w:hAnsi="David"/>
+          <w:sz w:val="24"/>
+          <w:szCs w:val="24"/>
+          <w:rtl/>
+        </w:rPr>
+        <w:t xml:space="preserve">שאת חלשה. שלא היית צריכה להתקבל. (.) יש בנות בכיתה שלא פותחות את הפה בכלל בגלל זה, ואז המרצה חושב שהן לא משתתפות. הן משתתפות בראש.</w:t>
+      </w:r>
+    </w:p>
+    <w:p>
+      <w:pPr>
+        <w:bidi/>
+        <w:spacing w:after="0" w:line="480" w:lineRule="auto"/>
+        <w:jc w:val="both"/>
+      </w:pPr>
+      <w:r>
+        <w:rPr>
+          <w:rFonts w:ascii="David" w:cs="David" w:eastAsia="David" w:hAnsi="David"/>
+          <w:b/>
+          <w:bCs/>
+          <w:sz w:val="24"/>
+          <w:szCs w:val="24"/>
+          <w:rtl/>
+        </w:rPr>
+        <w:t xml:space="preserve">מראיינת: </w:t>
+      </w:r>
+      <w:r>
+        <w:rPr>
+          <w:rFonts w:ascii="David" w:cs="David" w:eastAsia="David" w:hAnsi="David"/>
+          <w:sz w:val="24"/>
+          <w:szCs w:val="24"/>
+          <w:rtl/>
+        </w:rPr>
+        <w:t xml:space="preserve">ואת?</w:t>
+      </w:r>
+    </w:p>
+    <w:p>
+      <w:pPr>
+        <w:bidi/>
+        <w:spacing w:after="0" w:line="480" w:lineRule="auto"/>
+        <w:jc w:val="both"/>
+      </w:pPr>
+      <w:r>
+        <w:rPr>
+          <w:rFonts w:ascii="David" w:cs="David" w:eastAsia="David" w:hAnsi="David"/>
+          <w:b/>
+          <w:bCs/>
+          <w:sz w:val="24"/>
+          <w:szCs w:val="24"/>
+          <w:rtl/>
+        </w:rPr>
+        <w:t xml:space="preserve">עיינא: </w:t>
+      </w:r>
+      <w:r>
+        <w:rPr>
+          <w:rFonts w:ascii="David" w:cs="David" w:eastAsia="David" w:hAnsi="David"/>
+          <w:sz w:val="24"/>
+          <w:szCs w:val="24"/>
+          <w:rtl/>
+        </w:rPr>
+        <w:t xml:space="preserve">אני מדברת. אבל אני חושבת פעמיים לפני, ועד שאני מנסחת בראש, הדיון כבר עבר הלאה.</w:t>
+      </w:r>
+    </w:p>
+    <w:p>
+      <w:pPr>
+        <w:bidi/>
+        <w:spacing w:after="0" w:line="480" w:lineRule="auto"/>
+        <w:jc w:val="both"/>
+      </w:pPr>
+      <w:r>
+        <w:rPr>
+          <w:rFonts w:ascii="David" w:cs="David" w:eastAsia="David" w:hAnsi="David"/>
+          <w:b/>
+          <w:bCs/>
+          <w:sz w:val="24"/>
+          <w:szCs w:val="24"/>
+          <w:rtl/>
+        </w:rPr>
+        <w:t xml:space="preserve">מראיינת: </w:t>
+      </w:r>
+      <w:r>
+        <w:rPr>
+          <w:rFonts w:ascii="David" w:cs="David" w:eastAsia="David" w:hAnsi="David"/>
+          <w:sz w:val="24"/>
+          <w:szCs w:val="24"/>
+          <w:rtl/>
+        </w:rPr>
         <w:t xml:space="preserve">בואי נחזור לבית. מי עוזר לך?</w:t>
       </w:r>
     </w:p>
@@ -5055,6 +6405,114 @@
           <w:szCs w:val="24"/>
           <w:rtl/>
         </w:rPr>
+        <w:t xml:space="preserve">מה השתנה אצלו מאז שהתחלת ללמוד?</w:t>
+      </w:r>
+    </w:p>
+    <w:p>
+      <w:pPr>
+        <w:bidi/>
+        <w:spacing w:after="0" w:line="480" w:lineRule="auto"/>
+        <w:jc w:val="both"/>
+      </w:pPr>
+      <w:r>
+        <w:rPr>
+          <w:rFonts w:ascii="David" w:cs="David" w:eastAsia="David" w:hAnsi="David"/>
+          <w:b/>
+          <w:bCs/>
+          <w:sz w:val="24"/>
+          <w:szCs w:val="24"/>
+          <w:rtl/>
+        </w:rPr>
+        <w:t xml:space="preserve">עיינא: </w:t>
+      </w:r>
+      <w:r>
+        <w:rPr>
+          <w:rFonts w:ascii="David" w:cs="David" w:eastAsia="David" w:hAnsi="David"/>
+          <w:sz w:val="24"/>
+          <w:szCs w:val="24"/>
+          <w:rtl/>
+        </w:rPr>
+        <w:t xml:space="preserve">הוא לוקח את הקטן פעמיים בשבוע בערב כדי שאני אלמד, וזה שינוי גדול. לפני זה הוא היה יוצא עם החברים בערבים. (.) הוא ויתר על משהו בשבילי, וזה לא מובן מאליו, ואני יודעת את זה.</w:t>
+      </w:r>
+    </w:p>
+    <w:p>
+      <w:pPr>
+        <w:bidi/>
+        <w:spacing w:after="0" w:line="480" w:lineRule="auto"/>
+        <w:jc w:val="both"/>
+      </w:pPr>
+      <w:r>
+        <w:rPr>
+          <w:rFonts w:ascii="David" w:cs="David" w:eastAsia="David" w:hAnsi="David"/>
+          <w:b/>
+          <w:bCs/>
+          <w:sz w:val="24"/>
+          <w:szCs w:val="24"/>
+          <w:rtl/>
+        </w:rPr>
+        <w:t xml:space="preserve">מראיינת: </w:t>
+      </w:r>
+      <w:r>
+        <w:rPr>
+          <w:rFonts w:ascii="David" w:cs="David" w:eastAsia="David" w:hAnsi="David"/>
+          <w:sz w:val="24"/>
+          <w:szCs w:val="24"/>
+          <w:rtl/>
+        </w:rPr>
+        <w:t xml:space="preserve">והשעות שלו בעבודה?</w:t>
+      </w:r>
+    </w:p>
+    <w:p>
+      <w:pPr>
+        <w:bidi/>
+        <w:spacing w:after="0" w:line="480" w:lineRule="auto"/>
+        <w:jc w:val="both"/>
+      </w:pPr>
+      <w:r>
+        <w:rPr>
+          <w:rFonts w:ascii="David" w:cs="David" w:eastAsia="David" w:hAnsi="David"/>
+          <w:b/>
+          <w:bCs/>
+          <w:sz w:val="24"/>
+          <w:szCs w:val="24"/>
+          <w:rtl/>
+        </w:rPr>
+        <w:t xml:space="preserve">עיינא: </w:t>
+      </w:r>
+      <w:r>
+        <w:rPr>
+          <w:rFonts w:ascii="David" w:cs="David" w:eastAsia="David" w:hAnsi="David"/>
+          <w:sz w:val="24"/>
+          <w:szCs w:val="24"/>
+          <w:rtl/>
+        </w:rPr>
+        <w:t xml:space="preserve">אותו דבר. שום דבר לא זז שם. הוא בבנייה, יוצא בחמש וחצי. גם כשהקטן היה תינוק הוא יצא בחמש וחצי.</w:t>
+      </w:r>
+    </w:p>
+    <w:p>
+      <w:pPr>
+        <w:bidi/>
+        <w:spacing w:after="0" w:line="480" w:lineRule="auto"/>
+        <w:jc w:val="both"/>
+      </w:pPr>
+      <w:r>
+        <w:rPr>
+          <w:rFonts w:ascii="David" w:cs="David" w:eastAsia="David" w:hAnsi="David"/>
+          <w:b/>
+          <w:bCs/>
+          <w:sz w:val="24"/>
+          <w:szCs w:val="24"/>
+          <w:rtl/>
+        </w:rPr>
+        <w:t xml:space="preserve">מראיינת: </w:t>
+      </w:r>
+      <w:r>
+        <w:rPr>
+          <w:rFonts w:ascii="David" w:cs="David" w:eastAsia="David" w:hAnsi="David"/>
+          <w:sz w:val="24"/>
+          <w:szCs w:val="24"/>
+          <w:rtl/>
+        </w:rPr>
         <w:t xml:space="preserve">אמרתי לעצמי לשים לב למילים. את אמרת עוזר.</w:t>
       </w:r>
     </w:p>
@@ -5163,6 +6621,114 @@
           <w:szCs w:val="24"/>
           <w:rtl/>
         </w:rPr>
+        <w:t xml:space="preserve">למה את לא אוהבת לבקש ממנה?</w:t>
+      </w:r>
+    </w:p>
+    <w:p>
+      <w:pPr>
+        <w:bidi/>
+        <w:spacing w:after="0" w:line="480" w:lineRule="auto"/>
+        <w:jc w:val="both"/>
+      </w:pPr>
+      <w:r>
+        <w:rPr>
+          <w:rFonts w:ascii="David" w:cs="David" w:eastAsia="David" w:hAnsi="David"/>
+          <w:b/>
+          <w:bCs/>
+          <w:sz w:val="24"/>
+          <w:szCs w:val="24"/>
+          <w:rtl/>
+        </w:rPr>
+        <w:t xml:space="preserve">עיינא: </w:t>
+      </w:r>
+      <w:r>
+        <w:rPr>
+          <w:rFonts w:ascii="David" w:cs="David" w:eastAsia="David" w:hAnsi="David"/>
+          <w:sz w:val="24"/>
+          <w:szCs w:val="24"/>
+          <w:rtl/>
+        </w:rPr>
+        <w:t xml:space="preserve">כי היא תבוא. תמיד. גם אם היא חולה, גם אם זה לא מתאים לה. ואז אני יושבת בשיעור ויודעת שהיא בבית שלי במקום בבית שלה. (.) יותר קל לי לשלם לגן פרטי מאשר להיות חייבת.</w:t>
+      </w:r>
+    </w:p>
+    <w:p>
+      <w:pPr>
+        <w:bidi/>
+        <w:spacing w:after="0" w:line="480" w:lineRule="auto"/>
+        <w:jc w:val="both"/>
+      </w:pPr>
+      <w:r>
+        <w:rPr>
+          <w:rFonts w:ascii="David" w:cs="David" w:eastAsia="David" w:hAnsi="David"/>
+          <w:b/>
+          <w:bCs/>
+          <w:sz w:val="24"/>
+          <w:szCs w:val="24"/>
+          <w:rtl/>
+        </w:rPr>
+        <w:t xml:space="preserve">מראיינת: </w:t>
+      </w:r>
+      <w:r>
+        <w:rPr>
+          <w:rFonts w:ascii="David" w:cs="David" w:eastAsia="David" w:hAnsi="David"/>
+          <w:sz w:val="24"/>
+          <w:szCs w:val="24"/>
+          <w:rtl/>
+        </w:rPr>
+        <w:t xml:space="preserve">ומה עם חמותך?</w:t>
+      </w:r>
+    </w:p>
+    <w:p>
+      <w:pPr>
+        <w:bidi/>
+        <w:spacing w:after="0" w:line="480" w:lineRule="auto"/>
+        <w:jc w:val="both"/>
+      </w:pPr>
+      <w:r>
+        <w:rPr>
+          <w:rFonts w:ascii="David" w:cs="David" w:eastAsia="David" w:hAnsi="David"/>
+          <w:b/>
+          <w:bCs/>
+          <w:sz w:val="24"/>
+          <w:szCs w:val="24"/>
+          <w:rtl/>
+        </w:rPr>
+        <w:t xml:space="preserve">עיינא: </w:t>
+      </w:r>
+      <w:r>
+        <w:rPr>
+          <w:rFonts w:ascii="David" w:cs="David" w:eastAsia="David" w:hAnsi="David"/>
+          <w:sz w:val="24"/>
+          <w:szCs w:val="24"/>
+          <w:rtl/>
+        </w:rPr>
+        <w:t xml:space="preserve">היא עובדת. היא בסך הכול בת ארבעים ושמונה, היא לא סבתא פנויה. (.) יש הרבה נשים אצלנו שכולם מניחים שהן פנויות בגלל שהן סבתות, ובעצם הן עדיין באמצע החיים שלהן.</w:t>
+      </w:r>
+    </w:p>
+    <w:p>
+      <w:pPr>
+        <w:bidi/>
+        <w:spacing w:after="0" w:line="480" w:lineRule="auto"/>
+        <w:jc w:val="both"/>
+      </w:pPr>
+      <w:r>
+        <w:rPr>
+          <w:rFonts w:ascii="David" w:cs="David" w:eastAsia="David" w:hAnsi="David"/>
+          <w:b/>
+          <w:bCs/>
+          <w:sz w:val="24"/>
+          <w:szCs w:val="24"/>
+          <w:rtl/>
+        </w:rPr>
+        <w:t xml:space="preserve">מראיינת: </w:t>
+      </w:r>
+      <w:r>
+        <w:rPr>
+          <w:rFonts w:ascii="David" w:cs="David" w:eastAsia="David" w:hAnsi="David"/>
+          <w:sz w:val="24"/>
+          <w:szCs w:val="24"/>
+          <w:rtl/>
+        </w:rPr>
         <w:t xml:space="preserve">ומה עובר לך בראש כשאת יוצאת בבוקר והוא נשאר?</w:t>
       </w:r>
     </w:p>
@@ -5325,6 +6891,114 @@
           <w:szCs w:val="24"/>
           <w:rtl/>
         </w:rPr>
+        <w:t xml:space="preserve">היה מישהו במכללה ששאל אותך מה שלומך?</w:t>
+      </w:r>
+    </w:p>
+    <w:p>
+      <w:pPr>
+        <w:bidi/>
+        <w:spacing w:after="0" w:line="480" w:lineRule="auto"/>
+        <w:jc w:val="both"/>
+      </w:pPr>
+      <w:r>
+        <w:rPr>
+          <w:rFonts w:ascii="David" w:cs="David" w:eastAsia="David" w:hAnsi="David"/>
+          <w:b/>
+          <w:bCs/>
+          <w:sz w:val="24"/>
+          <w:szCs w:val="24"/>
+          <w:rtl/>
+        </w:rPr>
+        <w:t xml:space="preserve">עיינא: </w:t>
+      </w:r>
+      <w:r>
+        <w:rPr>
+          <w:rFonts w:ascii="David" w:cs="David" w:eastAsia="David" w:hAnsi="David"/>
+          <w:sz w:val="24"/>
+          <w:szCs w:val="24"/>
+          <w:rtl/>
+        </w:rPr>
+        <w:t xml:space="preserve">הייתה מרצה אחת. היא ראתה אותי בפרוזדור בסמסטר א' ואמרה לי את נראית עייפה, את בסדר? זהו, זה כל מה שהיא אמרה. (.) בכיתי בשירותים אחר כך. לא כי היה לי רע, אלא כי מישהי שמה לב.</w:t>
+      </w:r>
+    </w:p>
+    <w:p>
+      <w:pPr>
+        <w:bidi/>
+        <w:spacing w:after="0" w:line="480" w:lineRule="auto"/>
+        <w:jc w:val="both"/>
+      </w:pPr>
+      <w:r>
+        <w:rPr>
+          <w:rFonts w:ascii="David" w:cs="David" w:eastAsia="David" w:hAnsi="David"/>
+          <w:b/>
+          <w:bCs/>
+          <w:sz w:val="24"/>
+          <w:szCs w:val="24"/>
+          <w:rtl/>
+        </w:rPr>
+        <w:t xml:space="preserve">מראיינת: </w:t>
+      </w:r>
+      <w:r>
+        <w:rPr>
+          <w:rFonts w:ascii="David" w:cs="David" w:eastAsia="David" w:hAnsi="David"/>
+          <w:sz w:val="24"/>
+          <w:szCs w:val="24"/>
+          <w:rtl/>
+        </w:rPr>
+        <w:t xml:space="preserve">וזה חזר על עצמו?</w:t>
+      </w:r>
+    </w:p>
+    <w:p>
+      <w:pPr>
+        <w:bidi/>
+        <w:spacing w:after="0" w:line="480" w:lineRule="auto"/>
+        <w:jc w:val="both"/>
+      </w:pPr>
+      <w:r>
+        <w:rPr>
+          <w:rFonts w:ascii="David" w:cs="David" w:eastAsia="David" w:hAnsi="David"/>
+          <w:b/>
+          <w:bCs/>
+          <w:sz w:val="24"/>
+          <w:szCs w:val="24"/>
+          <w:rtl/>
+        </w:rPr>
+        <w:t xml:space="preserve">עיינא: </w:t>
+      </w:r>
+      <w:r>
+        <w:rPr>
+          <w:rFonts w:ascii="David" w:cs="David" w:eastAsia="David" w:hAnsi="David"/>
+          <w:sz w:val="24"/>
+          <w:szCs w:val="24"/>
+          <w:rtl/>
+        </w:rPr>
+        <w:t xml:space="preserve">לא. אבל אני עדיין זוכרת את השם שלה.</w:t>
+      </w:r>
+    </w:p>
+    <w:p>
+      <w:pPr>
+        <w:bidi/>
+        <w:spacing w:after="0" w:line="480" w:lineRule="auto"/>
+        <w:jc w:val="both"/>
+      </w:pPr>
+      <w:r>
+        <w:rPr>
+          <w:rFonts w:ascii="David" w:cs="David" w:eastAsia="David" w:hAnsi="David"/>
+          <w:b/>
+          <w:bCs/>
+          <w:sz w:val="24"/>
+          <w:szCs w:val="24"/>
+          <w:rtl/>
+        </w:rPr>
+        <w:t xml:space="preserve">מראיינת: </w:t>
+      </w:r>
+      <w:r>
+        <w:rPr>
+          <w:rFonts w:ascii="David" w:cs="David" w:eastAsia="David" w:hAnsi="David"/>
+          <w:sz w:val="24"/>
+          <w:szCs w:val="24"/>
+          <w:rtl/>
+        </w:rPr>
         <w:t xml:space="preserve">איפה את יושבת בהרצאות, מבחינת הראש?</w:t>
       </w:r>
     </w:p>
@@ -5541,6 +7215,168 @@
           <w:szCs w:val="24"/>
           <w:rtl/>
         </w:rPr>
+        <w:t xml:space="preserve">מה היית בוחרת אילו הכול היה פתוח?</w:t>
+      </w:r>
+    </w:p>
+    <w:p>
+      <w:pPr>
+        <w:bidi/>
+        <w:spacing w:after="0" w:line="480" w:lineRule="auto"/>
+        <w:jc w:val="both"/>
+      </w:pPr>
+      <w:r>
+        <w:rPr>
+          <w:rFonts w:ascii="David" w:cs="David" w:eastAsia="David" w:hAnsi="David"/>
+          <w:b/>
+          <w:bCs/>
+          <w:sz w:val="24"/>
+          <w:szCs w:val="24"/>
+          <w:rtl/>
+        </w:rPr>
+        <w:t xml:space="preserve">עיינא: </w:t>
+      </w:r>
+      <w:r>
+        <w:rPr>
+          <w:rFonts w:ascii="David" w:cs="David" w:eastAsia="David" w:hAnsi="David"/>
+          <w:sz w:val="24"/>
+          <w:szCs w:val="24"/>
+          <w:rtl/>
+        </w:rPr>
+        <w:t xml:space="preserve">(.) פסיכולוגיה. אבל זה תואר ראשון ואז שני ואז התמחות, זה עשר שנים, ואין לזה עבודה קרובה לבית. אז זה לא באמת אפשרות, זה משאלה.</w:t>
+      </w:r>
+    </w:p>
+    <w:p>
+      <w:pPr>
+        <w:bidi/>
+        <w:spacing w:after="0" w:line="480" w:lineRule="auto"/>
+        <w:jc w:val="both"/>
+      </w:pPr>
+      <w:r>
+        <w:rPr>
+          <w:rFonts w:ascii="David" w:cs="David" w:eastAsia="David" w:hAnsi="David"/>
+          <w:b/>
+          <w:bCs/>
+          <w:sz w:val="24"/>
+          <w:szCs w:val="24"/>
+          <w:rtl/>
+        </w:rPr>
+        <w:t xml:space="preserve">מראיינת: </w:t>
+      </w:r>
+      <w:r>
+        <w:rPr>
+          <w:rFonts w:ascii="David" w:cs="David" w:eastAsia="David" w:hAnsi="David"/>
+          <w:sz w:val="24"/>
+          <w:szCs w:val="24"/>
+          <w:rtl/>
+        </w:rPr>
+        <w:t xml:space="preserve">מי אמר לך שזה לא אפשרות?</w:t>
+      </w:r>
+    </w:p>
+    <w:p>
+      <w:pPr>
+        <w:bidi/>
+        <w:spacing w:after="0" w:line="480" w:lineRule="auto"/>
+        <w:jc w:val="both"/>
+      </w:pPr>
+      <w:r>
+        <w:rPr>
+          <w:rFonts w:ascii="David" w:cs="David" w:eastAsia="David" w:hAnsi="David"/>
+          <w:b/>
+          <w:bCs/>
+          <w:sz w:val="24"/>
+          <w:szCs w:val="24"/>
+          <w:rtl/>
+        </w:rPr>
+        <w:t xml:space="preserve">עיינא: </w:t>
+      </w:r>
+      <w:r>
+        <w:rPr>
+          <w:rFonts w:ascii="David" w:cs="David" w:eastAsia="David" w:hAnsi="David"/>
+          <w:sz w:val="24"/>
+          <w:szCs w:val="24"/>
+          <w:rtl/>
+        </w:rPr>
+        <w:t xml:space="preserve">אף אחד. (.) זה מה שמעניין, אף אחד לא אמר לי כלום. אני עשיתי את החשבון לבד. אולי אם הייתי בת עשרים בלי ילד, הייתי עושה חשבון אחר.</w:t>
+      </w:r>
+    </w:p>
+    <w:p>
+      <w:pPr>
+        <w:bidi/>
+        <w:spacing w:after="0" w:line="480" w:lineRule="auto"/>
+        <w:jc w:val="both"/>
+      </w:pPr>
+      <w:r>
+        <w:rPr>
+          <w:rFonts w:ascii="David" w:cs="David" w:eastAsia="David" w:hAnsi="David"/>
+          <w:b/>
+          <w:bCs/>
+          <w:sz w:val="24"/>
+          <w:szCs w:val="24"/>
+          <w:rtl/>
+        </w:rPr>
+        <w:t xml:space="preserve">מראיינת: </w:t>
+      </w:r>
+      <w:r>
+        <w:rPr>
+          <w:rFonts w:ascii="David" w:cs="David" w:eastAsia="David" w:hAnsi="David"/>
+          <w:sz w:val="24"/>
+          <w:szCs w:val="24"/>
+          <w:rtl/>
+        </w:rPr>
+        <w:t xml:space="preserve">ואיך את מרגישה עם זה עכשיו?</w:t>
+      </w:r>
+    </w:p>
+    <w:p>
+      <w:pPr>
+        <w:bidi/>
+        <w:spacing w:after="0" w:line="480" w:lineRule="auto"/>
+        <w:jc w:val="both"/>
+      </w:pPr>
+      <w:r>
+        <w:rPr>
+          <w:rFonts w:ascii="David" w:cs="David" w:eastAsia="David" w:hAnsi="David"/>
+          <w:b/>
+          <w:bCs/>
+          <w:sz w:val="24"/>
+          <w:szCs w:val="24"/>
+          <w:rtl/>
+        </w:rPr>
+        <w:t xml:space="preserve">עיינא: </w:t>
+      </w:r>
+      <w:r>
+        <w:rPr>
+          <w:rFonts w:ascii="David" w:cs="David" w:eastAsia="David" w:hAnsi="David"/>
+          <w:sz w:val="24"/>
+          <w:szCs w:val="24"/>
+          <w:rtl/>
+        </w:rPr>
+        <w:t xml:space="preserve">בסדר, רוב הזמן. אני אוהבת ילדים ואני אהיה מורה טובה. (.) פשוט לפעמים אני חושבת שבחרתי מתוך רשימה שכבר מישהו קיצר בשבילי.</w:t>
+      </w:r>
+    </w:p>
+    <w:p>
+      <w:pPr>
+        <w:bidi/>
+        <w:spacing w:after="0" w:line="480" w:lineRule="auto"/>
+        <w:jc w:val="both"/>
+      </w:pPr>
+      <w:r>
+        <w:rPr>
+          <w:rFonts w:ascii="David" w:cs="David" w:eastAsia="David" w:hAnsi="David"/>
+          <w:b/>
+          <w:bCs/>
+          <w:sz w:val="24"/>
+          <w:szCs w:val="24"/>
+          <w:rtl/>
+        </w:rPr>
+        <w:t xml:space="preserve">מראיינת: </w:t>
+      </w:r>
+      <w:r>
+        <w:rPr>
+          <w:rFonts w:ascii="David" w:cs="David" w:eastAsia="David" w:hAnsi="David"/>
+          <w:sz w:val="24"/>
+          <w:szCs w:val="24"/>
+          <w:rtl/>
+        </w:rPr>
         <w:t xml:space="preserve">זו מחשבה שחוזרת?</w:t>
       </w:r>
     </w:p>
@@ -5623,6 +7459,114 @@
           <w:rtl/>
         </w:rPr>
         <w:t xml:space="preserve">כל הכבוד, בעיקר. באמת. הדור של ההורים שלי גאה מאוד בזה. אבל יש גם שאלות. שאלו אותי מתי הילד השני. אני בת עשרים וארבע, בשנה א'. (.) אני לא כועסת, זה סתם השאלה שאנשים שואלים. אבל היא באה עם שעון.</w:t>
+      </w:r>
+    </w:p>
+    <w:p>
+      <w:pPr>
+        <w:bidi/>
+        <w:spacing w:after="0" w:line="480" w:lineRule="auto"/>
+        <w:jc w:val="both"/>
+      </w:pPr>
+      <w:r>
+        <w:rPr>
+          <w:rFonts w:ascii="David" w:cs="David" w:eastAsia="David" w:hAnsi="David"/>
+          <w:b/>
+          <w:bCs/>
+          <w:sz w:val="24"/>
+          <w:szCs w:val="24"/>
+          <w:rtl/>
+        </w:rPr>
+        <w:t xml:space="preserve">מראיינת: </w:t>
+      </w:r>
+      <w:r>
+        <w:rPr>
+          <w:rFonts w:ascii="David" w:cs="David" w:eastAsia="David" w:hAnsi="David"/>
+          <w:sz w:val="24"/>
+          <w:szCs w:val="24"/>
+          <w:rtl/>
+        </w:rPr>
+        <w:t xml:space="preserve">מי שואל אותך מתי הילד השני?</w:t>
+      </w:r>
+    </w:p>
+    <w:p>
+      <w:pPr>
+        <w:bidi/>
+        <w:spacing w:after="0" w:line="480" w:lineRule="auto"/>
+        <w:jc w:val="both"/>
+      </w:pPr>
+      <w:r>
+        <w:rPr>
+          <w:rFonts w:ascii="David" w:cs="David" w:eastAsia="David" w:hAnsi="David"/>
+          <w:b/>
+          <w:bCs/>
+          <w:sz w:val="24"/>
+          <w:szCs w:val="24"/>
+          <w:rtl/>
+        </w:rPr>
+        <w:t xml:space="preserve">עיינא: </w:t>
+      </w:r>
+      <w:r>
+        <w:rPr>
+          <w:rFonts w:ascii="David" w:cs="David" w:eastAsia="David" w:hAnsi="David"/>
+          <w:sz w:val="24"/>
+          <w:szCs w:val="24"/>
+          <w:rtl/>
+        </w:rPr>
+        <w:t xml:space="preserve">דודות. שכנות. פעם אחת גם רופאה בקופת חולים. (צוחקת) לא בזדון, זו סתם שיחה. אבל כשאת שומעת את זה שש פעמים בחודש, זה כבר לא סתם שיחה.</w:t>
+      </w:r>
+    </w:p>
+    <w:p>
+      <w:pPr>
+        <w:bidi/>
+        <w:spacing w:after="0" w:line="480" w:lineRule="auto"/>
+        <w:jc w:val="both"/>
+      </w:pPr>
+      <w:r>
+        <w:rPr>
+          <w:rFonts w:ascii="David" w:cs="David" w:eastAsia="David" w:hAnsi="David"/>
+          <w:b/>
+          <w:bCs/>
+          <w:sz w:val="24"/>
+          <w:szCs w:val="24"/>
+          <w:rtl/>
+        </w:rPr>
+        <w:t xml:space="preserve">מראיינת: </w:t>
+      </w:r>
+      <w:r>
+        <w:rPr>
+          <w:rFonts w:ascii="David" w:cs="David" w:eastAsia="David" w:hAnsi="David"/>
+          <w:sz w:val="24"/>
+          <w:szCs w:val="24"/>
+          <w:rtl/>
+        </w:rPr>
+        <w:t xml:space="preserve">ומה את עונה?</w:t>
+      </w:r>
+    </w:p>
+    <w:p>
+      <w:pPr>
+        <w:bidi/>
+        <w:spacing w:after="0" w:line="480" w:lineRule="auto"/>
+        <w:jc w:val="both"/>
+      </w:pPr>
+      <w:r>
+        <w:rPr>
+          <w:rFonts w:ascii="David" w:cs="David" w:eastAsia="David" w:hAnsi="David"/>
+          <w:b/>
+          <w:bCs/>
+          <w:sz w:val="24"/>
+          <w:szCs w:val="24"/>
+          <w:rtl/>
+        </w:rPr>
+        <w:t xml:space="preserve">עיינא: </w:t>
+      </w:r>
+      <w:r>
+        <w:rPr>
+          <w:rFonts w:ascii="David" w:cs="David" w:eastAsia="David" w:hAnsi="David"/>
+          <w:sz w:val="24"/>
+          <w:szCs w:val="24"/>
+          <w:rtl/>
+        </w:rPr>
+        <w:t xml:space="preserve">אינשאללה, אחרי התואר. וזה גם נכון, זה מה שהחלטנו בבית. (.) אבל בכל פעם שאני אומרת את זה אני שומעת את עצמי מבקשת רשות ממישהו.</w:t>
       </w:r>
     </w:p>
     <w:p>
@@ -6018,6 +7962,114 @@
           <w:szCs w:val="24"/>
           <w:rtl/>
         </w:rPr>
+        <w:t xml:space="preserve">חשבת פעם ללמוד במקום קרוב יותר?</w:t>
+      </w:r>
+    </w:p>
+    <w:p>
+      <w:pPr>
+        <w:bidi/>
+        <w:spacing w:after="0" w:line="480" w:lineRule="auto"/>
+        <w:jc w:val="both"/>
+      </w:pPr>
+      <w:r>
+        <w:rPr>
+          <w:rFonts w:ascii="David" w:cs="David" w:eastAsia="David" w:hAnsi="David"/>
+          <w:b/>
+          <w:bCs/>
+          <w:sz w:val="24"/>
+          <w:szCs w:val="24"/>
+          <w:rtl/>
+        </w:rPr>
+        <w:t xml:space="preserve">רים: </w:t>
+      </w:r>
+      <w:r>
+        <w:rPr>
+          <w:rFonts w:ascii="David" w:cs="David" w:eastAsia="David" w:hAnsi="David"/>
+          <w:sz w:val="24"/>
+          <w:szCs w:val="24"/>
+          <w:rtl/>
+        </w:rPr>
+        <w:t xml:space="preserve">בטח. אבל סיעוד זה לא בכל מקום, ולא בכל מקום קיבלו אותי. כשהתקבלתי לא שאלתי כמה זה רחוק, שאלתי מתי מתחילים. (.) אחר כך גיליתי כמה זה רחוק.</w:t>
+      </w:r>
+    </w:p>
+    <w:p>
+      <w:pPr>
+        <w:bidi/>
+        <w:spacing w:after="0" w:line="480" w:lineRule="auto"/>
+        <w:jc w:val="both"/>
+      </w:pPr>
+      <w:r>
+        <w:rPr>
+          <w:rFonts w:ascii="David" w:cs="David" w:eastAsia="David" w:hAnsi="David"/>
+          <w:b/>
+          <w:bCs/>
+          <w:sz w:val="24"/>
+          <w:szCs w:val="24"/>
+          <w:rtl/>
+        </w:rPr>
+        <w:t xml:space="preserve">מראיינת: </w:t>
+      </w:r>
+      <w:r>
+        <w:rPr>
+          <w:rFonts w:ascii="David" w:cs="David" w:eastAsia="David" w:hAnsi="David"/>
+          <w:sz w:val="24"/>
+          <w:szCs w:val="24"/>
+          <w:rtl/>
+        </w:rPr>
+        <w:t xml:space="preserve">היה רגע שחשבת לעזוב בגלל הנסיעות?</w:t>
+      </w:r>
+    </w:p>
+    <w:p>
+      <w:pPr>
+        <w:bidi/>
+        <w:spacing w:after="0" w:line="480" w:lineRule="auto"/>
+        <w:jc w:val="both"/>
+      </w:pPr>
+      <w:r>
+        <w:rPr>
+          <w:rFonts w:ascii="David" w:cs="David" w:eastAsia="David" w:hAnsi="David"/>
+          <w:b/>
+          <w:bCs/>
+          <w:sz w:val="24"/>
+          <w:szCs w:val="24"/>
+          <w:rtl/>
+        </w:rPr>
+        <w:t xml:space="preserve">רים: </w:t>
+      </w:r>
+      <w:r>
+        <w:rPr>
+          <w:rFonts w:ascii="David" w:cs="David" w:eastAsia="David" w:hAnsi="David"/>
+          <w:sz w:val="24"/>
+          <w:szCs w:val="24"/>
+          <w:rtl/>
+        </w:rPr>
+        <w:t xml:space="preserve">בשנה א' כן. בחורף, כשיורד גשם וכביש אחד נסגר, זה נהיה שעתיים לכיוון. ישבתי באוטו בפקק ובכיתי, ואז הגעתי לשיעור ונכנסתי כאילו כלום. (.) לא סיפרתי לאף אחד בבית שבכיתי.</w:t>
+      </w:r>
+    </w:p>
+    <w:p>
+      <w:pPr>
+        <w:bidi/>
+        <w:spacing w:after="0" w:line="480" w:lineRule="auto"/>
+        <w:jc w:val="both"/>
+      </w:pPr>
+      <w:r>
+        <w:rPr>
+          <w:rFonts w:ascii="David" w:cs="David" w:eastAsia="David" w:hAnsi="David"/>
+          <w:b/>
+          <w:bCs/>
+          <w:sz w:val="24"/>
+          <w:szCs w:val="24"/>
+          <w:rtl/>
+        </w:rPr>
+        <w:t xml:space="preserve">מראיינת: </w:t>
+      </w:r>
+      <w:r>
+        <w:rPr>
+          <w:rFonts w:ascii="David" w:cs="David" w:eastAsia="David" w:hAnsi="David"/>
+          <w:sz w:val="24"/>
+          <w:szCs w:val="24"/>
+          <w:rtl/>
+        </w:rPr>
         <w:t xml:space="preserve">ומה הנסיעה עושה לך?</w:t>
       </w:r>
     </w:p>
@@ -6072,6 +8124,114 @@
           <w:szCs w:val="24"/>
           <w:rtl/>
         </w:rPr>
+        <w:t xml:space="preserve">מה את מקליטה לעצמך?</w:t>
+      </w:r>
+    </w:p>
+    <w:p>
+      <w:pPr>
+        <w:bidi/>
+        <w:spacing w:after="0" w:line="480" w:lineRule="auto"/>
+        <w:jc w:val="both"/>
+      </w:pPr>
+      <w:r>
+        <w:rPr>
+          <w:rFonts w:ascii="David" w:cs="David" w:eastAsia="David" w:hAnsi="David"/>
+          <w:b/>
+          <w:bCs/>
+          <w:sz w:val="24"/>
+          <w:szCs w:val="24"/>
+          <w:rtl/>
+        </w:rPr>
+        <w:t xml:space="preserve">רים: </w:t>
+      </w:r>
+      <w:r>
+        <w:rPr>
+          <w:rFonts w:ascii="David" w:cs="David" w:eastAsia="David" w:hAnsi="David"/>
+          <w:sz w:val="24"/>
+          <w:szCs w:val="24"/>
+          <w:rtl/>
+        </w:rPr>
+        <w:t xml:space="preserve">סיכומים. אני מדברת בקול את מה שאני צריכה לזכור למבחן, ואחר כך שומעת את זה שוב בדרך חזרה. תרופות, מינונים, כאלה דברים. בהתחלה הרגשתי מטומטמת שאני מדברת לבד באוטו. עכשיו זו שיטת הלימוד העיקרית שלי.</w:t>
+      </w:r>
+    </w:p>
+    <w:p>
+      <w:pPr>
+        <w:bidi/>
+        <w:spacing w:after="0" w:line="480" w:lineRule="auto"/>
+        <w:jc w:val="both"/>
+      </w:pPr>
+      <w:r>
+        <w:rPr>
+          <w:rFonts w:ascii="David" w:cs="David" w:eastAsia="David" w:hAnsi="David"/>
+          <w:b/>
+          <w:bCs/>
+          <w:sz w:val="24"/>
+          <w:szCs w:val="24"/>
+          <w:rtl/>
+        </w:rPr>
+        <w:t xml:space="preserve">מראיינת: </w:t>
+      </w:r>
+      <w:r>
+        <w:rPr>
+          <w:rFonts w:ascii="David" w:cs="David" w:eastAsia="David" w:hAnsi="David"/>
+          <w:sz w:val="24"/>
+          <w:szCs w:val="24"/>
+          <w:rtl/>
+        </w:rPr>
+        <w:t xml:space="preserve">זה עובד?</w:t>
+      </w:r>
+    </w:p>
+    <w:p>
+      <w:pPr>
+        <w:bidi/>
+        <w:spacing w:after="0" w:line="480" w:lineRule="auto"/>
+        <w:jc w:val="both"/>
+      </w:pPr>
+      <w:r>
+        <w:rPr>
+          <w:rFonts w:ascii="David" w:cs="David" w:eastAsia="David" w:hAnsi="David"/>
+          <w:b/>
+          <w:bCs/>
+          <w:sz w:val="24"/>
+          <w:szCs w:val="24"/>
+          <w:rtl/>
+        </w:rPr>
+        <w:t xml:space="preserve">רים: </w:t>
+      </w:r>
+      <w:r>
+        <w:rPr>
+          <w:rFonts w:ascii="David" w:cs="David" w:eastAsia="David" w:hAnsi="David"/>
+          <w:sz w:val="24"/>
+          <w:szCs w:val="24"/>
+          <w:rtl/>
+        </w:rPr>
+        <w:t xml:space="preserve">ציונים אומרים שכן. (.) אבל זה גם אומר שאני לא באמת לומדת בשולחן. אני לומדת בנהיגה, בכיור, בזמן שאני מקפלת. אני לא זוכרת מתי בפעם האחרונה ישבתי שעתיים רצוף עם ספר.</w:t>
+      </w:r>
+    </w:p>
+    <w:p>
+      <w:pPr>
+        <w:bidi/>
+        <w:spacing w:after="0" w:line="480" w:lineRule="auto"/>
+        <w:jc w:val="both"/>
+      </w:pPr>
+      <w:r>
+        <w:rPr>
+          <w:rFonts w:ascii="David" w:cs="David" w:eastAsia="David" w:hAnsi="David"/>
+          <w:b/>
+          <w:bCs/>
+          <w:sz w:val="24"/>
+          <w:szCs w:val="24"/>
+          <w:rtl/>
+        </w:rPr>
+        <w:t xml:space="preserve">מראיינת: </w:t>
+      </w:r>
+      <w:r>
+        <w:rPr>
+          <w:rFonts w:ascii="David" w:cs="David" w:eastAsia="David" w:hAnsi="David"/>
+          <w:sz w:val="24"/>
+          <w:szCs w:val="24"/>
+          <w:rtl/>
+        </w:rPr>
         <w:t xml:space="preserve">ספרי לי על העבודה.</w:t>
       </w:r>
     </w:p>
@@ -6126,6 +8286,114 @@
           <w:szCs w:val="24"/>
           <w:rtl/>
         </w:rPr>
+        <w:t xml:space="preserve">תארי לי לילה כזה מההתחלה.</w:t>
+      </w:r>
+    </w:p>
+    <w:p>
+      <w:pPr>
+        <w:bidi/>
+        <w:spacing w:after="0" w:line="480" w:lineRule="auto"/>
+        <w:jc w:val="both"/>
+      </w:pPr>
+      <w:r>
+        <w:rPr>
+          <w:rFonts w:ascii="David" w:cs="David" w:eastAsia="David" w:hAnsi="David"/>
+          <w:b/>
+          <w:bCs/>
+          <w:sz w:val="24"/>
+          <w:szCs w:val="24"/>
+          <w:rtl/>
+        </w:rPr>
+        <w:t xml:space="preserve">רים: </w:t>
+      </w:r>
+      <w:r>
+        <w:rPr>
+          <w:rFonts w:ascii="David" w:cs="David" w:eastAsia="David" w:hAnsi="David"/>
+          <w:sz w:val="24"/>
+          <w:szCs w:val="24"/>
+          <w:rtl/>
+        </w:rPr>
+        <w:t xml:space="preserve">בשמונה בערב אני מכינה להם הכול למחר, בגדים, אוכל, חתימות למחברות. בעשר אני יוצאת. אחת עשרה עד שבע במחלקה. (.) בשבע וחצי אני בבית, הם כבר יצאו, הבית שקט וזה הרגע הכי מוזר ביום, כי אני נכנסת לבית שכולם עברו בו בלעדיי.</w:t>
+      </w:r>
+    </w:p>
+    <w:p>
+      <w:pPr>
+        <w:bidi/>
+        <w:spacing w:after="0" w:line="480" w:lineRule="auto"/>
+        <w:jc w:val="both"/>
+      </w:pPr>
+      <w:r>
+        <w:rPr>
+          <w:rFonts w:ascii="David" w:cs="David" w:eastAsia="David" w:hAnsi="David"/>
+          <w:b/>
+          <w:bCs/>
+          <w:sz w:val="24"/>
+          <w:szCs w:val="24"/>
+          <w:rtl/>
+        </w:rPr>
+        <w:t xml:space="preserve">מראיינת: </w:t>
+      </w:r>
+      <w:r>
+        <w:rPr>
+          <w:rFonts w:ascii="David" w:cs="David" w:eastAsia="David" w:hAnsi="David"/>
+          <w:sz w:val="24"/>
+          <w:szCs w:val="24"/>
+          <w:rtl/>
+        </w:rPr>
+        <w:t xml:space="preserve">ואת ישנה?</w:t>
+      </w:r>
+    </w:p>
+    <w:p>
+      <w:pPr>
+        <w:bidi/>
+        <w:spacing w:after="0" w:line="480" w:lineRule="auto"/>
+        <w:jc w:val="both"/>
+      </w:pPr>
+      <w:r>
+        <w:rPr>
+          <w:rFonts w:ascii="David" w:cs="David" w:eastAsia="David" w:hAnsi="David"/>
+          <w:b/>
+          <w:bCs/>
+          <w:sz w:val="24"/>
+          <w:szCs w:val="24"/>
+          <w:rtl/>
+        </w:rPr>
+        <w:t xml:space="preserve">רים: </w:t>
+      </w:r>
+      <w:r>
+        <w:rPr>
+          <w:rFonts w:ascii="David" w:cs="David" w:eastAsia="David" w:hAnsi="David"/>
+          <w:sz w:val="24"/>
+          <w:szCs w:val="24"/>
+          <w:rtl/>
+        </w:rPr>
+        <w:t xml:space="preserve">עד אחת. אם הקטנה לא חולה. אם היא חולה אני לא ישנה, ואז אני עושה יום שלם על שינה של שעה. עשיתי את זה כבר כמה פעמים והייתי צריכה לנהוג אחר כך. (.) זה מסוכן, אני יודעת.</w:t>
+      </w:r>
+    </w:p>
+    <w:p>
+      <w:pPr>
+        <w:bidi/>
+        <w:spacing w:after="0" w:line="480" w:lineRule="auto"/>
+        <w:jc w:val="both"/>
+      </w:pPr>
+      <w:r>
+        <w:rPr>
+          <w:rFonts w:ascii="David" w:cs="David" w:eastAsia="David" w:hAnsi="David"/>
+          <w:b/>
+          <w:bCs/>
+          <w:sz w:val="24"/>
+          <w:szCs w:val="24"/>
+          <w:rtl/>
+        </w:rPr>
+        <w:t xml:space="preserve">מראיינת: </w:t>
+      </w:r>
+      <w:r>
+        <w:rPr>
+          <w:rFonts w:ascii="David" w:cs="David" w:eastAsia="David" w:hAnsi="David"/>
+          <w:sz w:val="24"/>
+          <w:szCs w:val="24"/>
+          <w:rtl/>
+        </w:rPr>
         <w:t xml:space="preserve">מה אומרים על משמרות הלילה?</w:t>
       </w:r>
     </w:p>
@@ -6234,6 +8502,114 @@
           <w:szCs w:val="24"/>
           <w:rtl/>
         </w:rPr>
+        <w:t xml:space="preserve">מה גרם לזה להשתנות בסוף?</w:t>
+      </w:r>
+    </w:p>
+    <w:p>
+      <w:pPr>
+        <w:bidi/>
+        <w:spacing w:after="0" w:line="480" w:lineRule="auto"/>
+        <w:jc w:val="both"/>
+      </w:pPr>
+      <w:r>
+        <w:rPr>
+          <w:rFonts w:ascii="David" w:cs="David" w:eastAsia="David" w:hAnsi="David"/>
+          <w:b/>
+          <w:bCs/>
+          <w:sz w:val="24"/>
+          <w:szCs w:val="24"/>
+          <w:rtl/>
+        </w:rPr>
+        <w:t xml:space="preserve">רים: </w:t>
+      </w:r>
+      <w:r>
+        <w:rPr>
+          <w:rFonts w:ascii="David" w:cs="David" w:eastAsia="David" w:hAnsi="David"/>
+          <w:sz w:val="24"/>
+          <w:szCs w:val="24"/>
+          <w:rtl/>
+        </w:rPr>
+        <w:t xml:space="preserve">הזמן, ומקרה אחד. שכן שלנו הגיע לבית חולים באמצע הלילה ואני הייתי שם במשמרת, וטיפלתי בו. אחר כך הוא סיפר לכולם. (.) פתאום זה נהיה משהו אחר, לא בת שיוצאת בלילה אלא אחות שהצילה שכן.</w:t>
+      </w:r>
+    </w:p>
+    <w:p>
+      <w:pPr>
+        <w:bidi/>
+        <w:spacing w:after="0" w:line="480" w:lineRule="auto"/>
+        <w:jc w:val="both"/>
+      </w:pPr>
+      <w:r>
+        <w:rPr>
+          <w:rFonts w:ascii="David" w:cs="David" w:eastAsia="David" w:hAnsi="David"/>
+          <w:b/>
+          <w:bCs/>
+          <w:sz w:val="24"/>
+          <w:szCs w:val="24"/>
+          <w:rtl/>
+        </w:rPr>
+        <w:t xml:space="preserve">מראיינת: </w:t>
+      </w:r>
+      <w:r>
+        <w:rPr>
+          <w:rFonts w:ascii="David" w:cs="David" w:eastAsia="David" w:hAnsi="David"/>
+          <w:sz w:val="24"/>
+          <w:szCs w:val="24"/>
+          <w:rtl/>
+        </w:rPr>
+        <w:t xml:space="preserve">כלומר מה שהשתנה זה לא המשמרות.</w:t>
+      </w:r>
+    </w:p>
+    <w:p>
+      <w:pPr>
+        <w:bidi/>
+        <w:spacing w:after="0" w:line="480" w:lineRule="auto"/>
+        <w:jc w:val="both"/>
+      </w:pPr>
+      <w:r>
+        <w:rPr>
+          <w:rFonts w:ascii="David" w:cs="David" w:eastAsia="David" w:hAnsi="David"/>
+          <w:b/>
+          <w:bCs/>
+          <w:sz w:val="24"/>
+          <w:szCs w:val="24"/>
+          <w:rtl/>
+        </w:rPr>
+        <w:t xml:space="preserve">רים: </w:t>
+      </w:r>
+      <w:r>
+        <w:rPr>
+          <w:rFonts w:ascii="David" w:cs="David" w:eastAsia="David" w:hAnsi="David"/>
+          <w:sz w:val="24"/>
+          <w:szCs w:val="24"/>
+          <w:rtl/>
+        </w:rPr>
+        <w:t xml:space="preserve">מה שהשתנה זה הסיפור שמספרים עליי. אותן שעות, אותה עבודה.</w:t>
+      </w:r>
+    </w:p>
+    <w:p>
+      <w:pPr>
+        <w:bidi/>
+        <w:spacing w:after="0" w:line="480" w:lineRule="auto"/>
+        <w:jc w:val="both"/>
+      </w:pPr>
+      <w:r>
+        <w:rPr>
+          <w:rFonts w:ascii="David" w:cs="David" w:eastAsia="David" w:hAnsi="David"/>
+          <w:b/>
+          <w:bCs/>
+          <w:sz w:val="24"/>
+          <w:szCs w:val="24"/>
+          <w:rtl/>
+        </w:rPr>
+        <w:t xml:space="preserve">מראיינת: </w:t>
+      </w:r>
+      <w:r>
+        <w:rPr>
+          <w:rFonts w:ascii="David" w:cs="David" w:eastAsia="David" w:hAnsi="David"/>
+          <w:sz w:val="24"/>
+          <w:szCs w:val="24"/>
+          <w:rtl/>
+        </w:rPr>
         <w:t xml:space="preserve">הביטוי הזה, שו ביחכו א-נאס, כמה הוא נוכח אצלך?</w:t>
       </w:r>
     </w:p>
@@ -6342,6 +8718,114 @@
           <w:szCs w:val="24"/>
           <w:rtl/>
         </w:rPr>
+        <w:t xml:space="preserve">ומה קורה בשבוע שהיא נוסעת?</w:t>
+      </w:r>
+    </w:p>
+    <w:p>
+      <w:pPr>
+        <w:bidi/>
+        <w:spacing w:after="0" w:line="480" w:lineRule="auto"/>
+        <w:jc w:val="both"/>
+      </w:pPr>
+      <w:r>
+        <w:rPr>
+          <w:rFonts w:ascii="David" w:cs="David" w:eastAsia="David" w:hAnsi="David"/>
+          <w:b/>
+          <w:bCs/>
+          <w:sz w:val="24"/>
+          <w:szCs w:val="24"/>
+          <w:rtl/>
+        </w:rPr>
+        <w:t xml:space="preserve">רים: </w:t>
+      </w:r>
+      <w:r>
+        <w:rPr>
+          <w:rFonts w:ascii="David" w:cs="David" w:eastAsia="David" w:hAnsi="David"/>
+          <w:sz w:val="24"/>
+          <w:szCs w:val="24"/>
+          <w:rtl/>
+        </w:rPr>
+        <w:t xml:space="preserve">אני מפסידה שיעורים ואני מפסידה משמרות. בשנה שעברה זה נפל בדיוק על שבוע של הגשות. שלחתי מייל למרצה, כתבתי שיש לי נסיבות משפחתיות. הוא ענה שאין הארכות. (.) לא כתבתי לו שאין מעון ביישוב שלי, כי מה זה יעזור, וגם לא רציתי לפרט.</w:t>
+      </w:r>
+    </w:p>
+    <w:p>
+      <w:pPr>
+        <w:bidi/>
+        <w:spacing w:after="0" w:line="480" w:lineRule="auto"/>
+        <w:jc w:val="both"/>
+      </w:pPr>
+      <w:r>
+        <w:rPr>
+          <w:rFonts w:ascii="David" w:cs="David" w:eastAsia="David" w:hAnsi="David"/>
+          <w:b/>
+          <w:bCs/>
+          <w:sz w:val="24"/>
+          <w:szCs w:val="24"/>
+          <w:rtl/>
+        </w:rPr>
+        <w:t xml:space="preserve">מראיינת: </w:t>
+      </w:r>
+      <w:r>
+        <w:rPr>
+          <w:rFonts w:ascii="David" w:cs="David" w:eastAsia="David" w:hAnsi="David"/>
+          <w:sz w:val="24"/>
+          <w:szCs w:val="24"/>
+          <w:rtl/>
+        </w:rPr>
+        <w:t xml:space="preserve">למה לא רצית לפרט?</w:t>
+      </w:r>
+    </w:p>
+    <w:p>
+      <w:pPr>
+        <w:bidi/>
+        <w:spacing w:after="0" w:line="480" w:lineRule="auto"/>
+        <w:jc w:val="both"/>
+      </w:pPr>
+      <w:r>
+        <w:rPr>
+          <w:rFonts w:ascii="David" w:cs="David" w:eastAsia="David" w:hAnsi="David"/>
+          <w:b/>
+          <w:bCs/>
+          <w:sz w:val="24"/>
+          <w:szCs w:val="24"/>
+          <w:rtl/>
+        </w:rPr>
+        <w:t xml:space="preserve">רים: </w:t>
+      </w:r>
+      <w:r>
+        <w:rPr>
+          <w:rFonts w:ascii="David" w:cs="David" w:eastAsia="David" w:hAnsi="David"/>
+          <w:sz w:val="24"/>
+          <w:szCs w:val="24"/>
+          <w:rtl/>
+        </w:rPr>
+        <w:t xml:space="preserve">כי אני לא רוצה שירחמו עליי, ואני גם לא רוצה שיחשבו שאצלנו ככה. אני יודעת איך זה נשמע מבחוץ. (.) עדיף לי לקבל שמונים במקום תשעים.</w:t>
+      </w:r>
+    </w:p>
+    <w:p>
+      <w:pPr>
+        <w:bidi/>
+        <w:spacing w:after="0" w:line="480" w:lineRule="auto"/>
+        <w:jc w:val="both"/>
+      </w:pPr>
+      <w:r>
+        <w:rPr>
+          <w:rFonts w:ascii="David" w:cs="David" w:eastAsia="David" w:hAnsi="David"/>
+          <w:b/>
+          <w:bCs/>
+          <w:sz w:val="24"/>
+          <w:szCs w:val="24"/>
+          <w:rtl/>
+        </w:rPr>
+        <w:t xml:space="preserve">מראיינת: </w:t>
+      </w:r>
+      <w:r>
+        <w:rPr>
+          <w:rFonts w:ascii="David" w:cs="David" w:eastAsia="David" w:hAnsi="David"/>
+          <w:sz w:val="24"/>
+          <w:szCs w:val="24"/>
+          <w:rtl/>
+        </w:rPr>
         <w:t xml:space="preserve">תארי לי רגע מהחודש האחרון שבו התחומים התנגשו.</w:t>
       </w:r>
     </w:p>
@@ -6450,6 +8934,114 @@
           <w:szCs w:val="24"/>
           <w:rtl/>
         </w:rPr>
+        <w:t xml:space="preserve">מה עשית אחרי המבחן?</w:t>
+      </w:r>
+    </w:p>
+    <w:p>
+      <w:pPr>
+        <w:bidi/>
+        <w:spacing w:after="0" w:line="480" w:lineRule="auto"/>
+        <w:jc w:val="both"/>
+      </w:pPr>
+      <w:r>
+        <w:rPr>
+          <w:rFonts w:ascii="David" w:cs="David" w:eastAsia="David" w:hAnsi="David"/>
+          <w:b/>
+          <w:bCs/>
+          <w:sz w:val="24"/>
+          <w:szCs w:val="24"/>
+          <w:rtl/>
+        </w:rPr>
+        <w:t xml:space="preserve">רים: </w:t>
+      </w:r>
+      <w:r>
+        <w:rPr>
+          <w:rFonts w:ascii="David" w:cs="David" w:eastAsia="David" w:hAnsi="David"/>
+          <w:sz w:val="24"/>
+          <w:szCs w:val="24"/>
+          <w:rtl/>
+        </w:rPr>
+        <w:t xml:space="preserve">נסעתי הביתה, הכנתי אוכל, ובערב ישבתי ללמוד לקורס הבא. אין זמן לכעוס, זו האמת. (.) כעסתי בערך שבועיים אחר כך, כשראיתי את הציון.</w:t>
+      </w:r>
+    </w:p>
+    <w:p>
+      <w:pPr>
+        <w:bidi/>
+        <w:spacing w:after="0" w:line="480" w:lineRule="auto"/>
+        <w:jc w:val="both"/>
+      </w:pPr>
+      <w:r>
+        <w:rPr>
+          <w:rFonts w:ascii="David" w:cs="David" w:eastAsia="David" w:hAnsi="David"/>
+          <w:b/>
+          <w:bCs/>
+          <w:sz w:val="24"/>
+          <w:szCs w:val="24"/>
+          <w:rtl/>
+        </w:rPr>
+        <w:t xml:space="preserve">מראיינת: </w:t>
+      </w:r>
+      <w:r>
+        <w:rPr>
+          <w:rFonts w:ascii="David" w:cs="David" w:eastAsia="David" w:hAnsi="David"/>
+          <w:sz w:val="24"/>
+          <w:szCs w:val="24"/>
+          <w:rtl/>
+        </w:rPr>
+        <w:t xml:space="preserve">מישהו שאל אותך למה איחרת?</w:t>
+      </w:r>
+    </w:p>
+    <w:p>
+      <w:pPr>
+        <w:bidi/>
+        <w:spacing w:after="0" w:line="480" w:lineRule="auto"/>
+        <w:jc w:val="both"/>
+      </w:pPr>
+      <w:r>
+        <w:rPr>
+          <w:rFonts w:ascii="David" w:cs="David" w:eastAsia="David" w:hAnsi="David"/>
+          <w:b/>
+          <w:bCs/>
+          <w:sz w:val="24"/>
+          <w:szCs w:val="24"/>
+          <w:rtl/>
+        </w:rPr>
+        <w:t xml:space="preserve">רים: </w:t>
+      </w:r>
+      <w:r>
+        <w:rPr>
+          <w:rFonts w:ascii="David" w:cs="David" w:eastAsia="David" w:hAnsi="David"/>
+          <w:sz w:val="24"/>
+          <w:szCs w:val="24"/>
+          <w:rtl/>
+        </w:rPr>
+        <w:t xml:space="preserve">המשגיחה רשמה שאיחרתי. זהו. אף אחד לא שאל למה.</w:t>
+      </w:r>
+    </w:p>
+    <w:p>
+      <w:pPr>
+        <w:bidi/>
+        <w:spacing w:after="0" w:line="480" w:lineRule="auto"/>
+        <w:jc w:val="both"/>
+      </w:pPr>
+      <w:r>
+        <w:rPr>
+          <w:rFonts w:ascii="David" w:cs="David" w:eastAsia="David" w:hAnsi="David"/>
+          <w:b/>
+          <w:bCs/>
+          <w:sz w:val="24"/>
+          <w:szCs w:val="24"/>
+          <w:rtl/>
+        </w:rPr>
+        <w:t xml:space="preserve">מראיינת: </w:t>
+      </w:r>
+      <w:r>
+        <w:rPr>
+          <w:rFonts w:ascii="David" w:cs="David" w:eastAsia="David" w:hAnsi="David"/>
+          <w:sz w:val="24"/>
+          <w:szCs w:val="24"/>
+          <w:rtl/>
+        </w:rPr>
         <w:t xml:space="preserve">כשאת מתארת את כל זה, איזו מילה את הייתי משתמשת בה? אשמה?</w:t>
       </w:r>
     </w:p>
@@ -6558,6 +9150,114 @@
           <w:szCs w:val="24"/>
           <w:rtl/>
         </w:rPr>
+        <w:t xml:space="preserve">למה סיעוד ולא הוראה, שזה מה שהרבה בנות בוחרות?</w:t>
+      </w:r>
+    </w:p>
+    <w:p>
+      <w:pPr>
+        <w:bidi/>
+        <w:spacing w:after="0" w:line="480" w:lineRule="auto"/>
+        <w:jc w:val="both"/>
+      </w:pPr>
+      <w:r>
+        <w:rPr>
+          <w:rFonts w:ascii="David" w:cs="David" w:eastAsia="David" w:hAnsi="David"/>
+          <w:b/>
+          <w:bCs/>
+          <w:sz w:val="24"/>
+          <w:szCs w:val="24"/>
+          <w:rtl/>
+        </w:rPr>
+        <w:t xml:space="preserve">רים: </w:t>
+      </w:r>
+      <w:r>
+        <w:rPr>
+          <w:rFonts w:ascii="David" w:cs="David" w:eastAsia="David" w:hAnsi="David"/>
+          <w:sz w:val="24"/>
+          <w:szCs w:val="24"/>
+          <w:rtl/>
+        </w:rPr>
+        <w:t xml:space="preserve">כי בהוראה מחכים שנים למשרה. אצלנו יש מורות עם תואר שיושבות בבית. בסיעוד יש מחסור, ולוקחים אותך. (.) וגם, בהוראה כולם יודעים מי את. בבית חולים אני אחות, זה תפקיד, זה לא מי המשפחה שלי.</w:t>
+      </w:r>
+    </w:p>
+    <w:p>
+      <w:pPr>
+        <w:bidi/>
+        <w:spacing w:after="0" w:line="480" w:lineRule="auto"/>
+        <w:jc w:val="both"/>
+      </w:pPr>
+      <w:r>
+        <w:rPr>
+          <w:rFonts w:ascii="David" w:cs="David" w:eastAsia="David" w:hAnsi="David"/>
+          <w:b/>
+          <w:bCs/>
+          <w:sz w:val="24"/>
+          <w:szCs w:val="24"/>
+          <w:rtl/>
+        </w:rPr>
+        <w:t xml:space="preserve">מראיינת: </w:t>
+      </w:r>
+      <w:r>
+        <w:rPr>
+          <w:rFonts w:ascii="David" w:cs="David" w:eastAsia="David" w:hAnsi="David"/>
+          <w:sz w:val="24"/>
+          <w:szCs w:val="24"/>
+          <w:rtl/>
+        </w:rPr>
+        <w:t xml:space="preserve">זה חשוב לך?</w:t>
+      </w:r>
+    </w:p>
+    <w:p>
+      <w:pPr>
+        <w:bidi/>
+        <w:spacing w:after="0" w:line="480" w:lineRule="auto"/>
+        <w:jc w:val="both"/>
+      </w:pPr>
+      <w:r>
+        <w:rPr>
+          <w:rFonts w:ascii="David" w:cs="David" w:eastAsia="David" w:hAnsi="David"/>
+          <w:b/>
+          <w:bCs/>
+          <w:sz w:val="24"/>
+          <w:szCs w:val="24"/>
+          <w:rtl/>
+        </w:rPr>
+        <w:t xml:space="preserve">רים: </w:t>
+      </w:r>
+      <w:r>
+        <w:rPr>
+          <w:rFonts w:ascii="David" w:cs="David" w:eastAsia="David" w:hAnsi="David"/>
+          <w:sz w:val="24"/>
+          <w:szCs w:val="24"/>
+          <w:rtl/>
+        </w:rPr>
+        <w:t xml:space="preserve">מאוד. במדים אף אחד לא שואל אותך מאיפה את. (.) אני לא בורחת מהיישוב שלי, אני גרה בו ואני אגדל בו את הילדים. אבל יש משהו בזה שיש לי מקום שבו אני נמדדת רק לפי מה שאני עושה.</w:t>
+      </w:r>
+    </w:p>
+    <w:p>
+      <w:pPr>
+        <w:bidi/>
+        <w:spacing w:after="0" w:line="480" w:lineRule="auto"/>
+        <w:jc w:val="both"/>
+      </w:pPr>
+      <w:r>
+        <w:rPr>
+          <w:rFonts w:ascii="David" w:cs="David" w:eastAsia="David" w:hAnsi="David"/>
+          <w:b/>
+          <w:bCs/>
+          <w:sz w:val="24"/>
+          <w:szCs w:val="24"/>
+          <w:rtl/>
+        </w:rPr>
+        <w:t xml:space="preserve">מראיינת: </w:t>
+      </w:r>
+      <w:r>
+        <w:rPr>
+          <w:rFonts w:ascii="David" w:cs="David" w:eastAsia="David" w:hAnsi="David"/>
+          <w:sz w:val="24"/>
+          <w:szCs w:val="24"/>
+          <w:rtl/>
+        </w:rPr>
         <w:t xml:space="preserve">ומה זה נותן לך מעבר לזה?</w:t>
       </w:r>
     </w:p>
@@ -6612,6 +9312,114 @@
           <w:szCs w:val="24"/>
           <w:rtl/>
         </w:rPr>
+        <w:t xml:space="preserve">סיפרת קודם על אמא שלך.</w:t>
+      </w:r>
+    </w:p>
+    <w:p>
+      <w:pPr>
+        <w:bidi/>
+        <w:spacing w:after="0" w:line="480" w:lineRule="auto"/>
+        <w:jc w:val="both"/>
+      </w:pPr>
+      <w:r>
+        <w:rPr>
+          <w:rFonts w:ascii="David" w:cs="David" w:eastAsia="David" w:hAnsi="David"/>
+          <w:b/>
+          <w:bCs/>
+          <w:sz w:val="24"/>
+          <w:szCs w:val="24"/>
+          <w:rtl/>
+        </w:rPr>
+        <w:t xml:space="preserve">רים: </w:t>
+      </w:r>
+      <w:r>
+        <w:rPr>
+          <w:rFonts w:ascii="David" w:cs="David" w:eastAsia="David" w:hAnsi="David"/>
+          <w:sz w:val="24"/>
+          <w:szCs w:val="24"/>
+          <w:rtl/>
+        </w:rPr>
+        <w:t xml:space="preserve">אמא שלי בת חמישים ושתיים. יש לה שמונה ילדים והיא לא עבדה יום אחד בחוץ. היא אישה חכמה, יותר חכמה ממני. (.) וכשהיא צריכה מאה שקל, היא מבקשת. בגיל חמישים ושתיים.</w:t>
+      </w:r>
+    </w:p>
+    <w:p>
+      <w:pPr>
+        <w:bidi/>
+        <w:spacing w:after="0" w:line="480" w:lineRule="auto"/>
+        <w:jc w:val="both"/>
+      </w:pPr>
+      <w:r>
+        <w:rPr>
+          <w:rFonts w:ascii="David" w:cs="David" w:eastAsia="David" w:hAnsi="David"/>
+          <w:b/>
+          <w:bCs/>
+          <w:sz w:val="24"/>
+          <w:szCs w:val="24"/>
+          <w:rtl/>
+        </w:rPr>
+        <w:t xml:space="preserve">מראיינת: </w:t>
+      </w:r>
+      <w:r>
+        <w:rPr>
+          <w:rFonts w:ascii="David" w:cs="David" w:eastAsia="David" w:hAnsi="David"/>
+          <w:sz w:val="24"/>
+          <w:szCs w:val="24"/>
+          <w:rtl/>
+        </w:rPr>
+        <w:t xml:space="preserve">היא יודעת שאת חושבת עליה ככה?</w:t>
+      </w:r>
+    </w:p>
+    <w:p>
+      <w:pPr>
+        <w:bidi/>
+        <w:spacing w:after="0" w:line="480" w:lineRule="auto"/>
+        <w:jc w:val="both"/>
+      </w:pPr>
+      <w:r>
+        <w:rPr>
+          <w:rFonts w:ascii="David" w:cs="David" w:eastAsia="David" w:hAnsi="David"/>
+          <w:b/>
+          <w:bCs/>
+          <w:sz w:val="24"/>
+          <w:szCs w:val="24"/>
+          <w:rtl/>
+        </w:rPr>
+        <w:t xml:space="preserve">רים: </w:t>
+      </w:r>
+      <w:r>
+        <w:rPr>
+          <w:rFonts w:ascii="David" w:cs="David" w:eastAsia="David" w:hAnsi="David"/>
+          <w:sz w:val="24"/>
+          <w:szCs w:val="24"/>
+          <w:rtl/>
+        </w:rPr>
+        <w:t xml:space="preserve">אני חושבת שכן. היא זאת שדחפה אותי הכי חזק. היא אמרה לי תלמדי, ואפילו אם תתחתני, תלמדי. (.) היא לא אמרה את זה בשביל שאני אעבוד. היא אמרה את זה בשביל שלא אצטרך לבקש.</w:t>
+      </w:r>
+    </w:p>
+    <w:p>
+      <w:pPr>
+        <w:bidi/>
+        <w:spacing w:after="0" w:line="480" w:lineRule="auto"/>
+        <w:jc w:val="both"/>
+      </w:pPr>
+      <w:r>
+        <w:rPr>
+          <w:rFonts w:ascii="David" w:cs="David" w:eastAsia="David" w:hAnsi="David"/>
+          <w:b/>
+          <w:bCs/>
+          <w:sz w:val="24"/>
+          <w:szCs w:val="24"/>
+          <w:rtl/>
+        </w:rPr>
+        <w:t xml:space="preserve">מראיינת: </w:t>
+      </w:r>
+      <w:r>
+        <w:rPr>
+          <w:rFonts w:ascii="David" w:cs="David" w:eastAsia="David" w:hAnsi="David"/>
+          <w:sz w:val="24"/>
+          <w:szCs w:val="24"/>
+          <w:rtl/>
+        </w:rPr>
         <w:t xml:space="preserve">איך את מדמיינת את עצמך בעוד חמש שנים?</w:t>
       </w:r>
     </w:p>
@@ -6640,6 +9448,60 @@
           <w:rtl/>
         </w:rPr>
         <w:t xml:space="preserve">אחות מוסמכת, במשרה מלאה, אולי בקהילה ולא במחלקה, כי בקהילה השעות הגיוניות. ושהילדים יהיו גדולים מספיק כדי להישאר לבד שעה. (.) ושלא אנהג שלוש שעות ביום.</w:t>
+      </w:r>
+    </w:p>
+    <w:p>
+      <w:pPr>
+        <w:bidi/>
+        <w:spacing w:after="0" w:line="480" w:lineRule="auto"/>
+        <w:jc w:val="both"/>
+      </w:pPr>
+      <w:r>
+        <w:rPr>
+          <w:rFonts w:ascii="David" w:cs="David" w:eastAsia="David" w:hAnsi="David"/>
+          <w:b/>
+          <w:bCs/>
+          <w:sz w:val="24"/>
+          <w:szCs w:val="24"/>
+          <w:rtl/>
+        </w:rPr>
+        <w:t xml:space="preserve">מראיינת: </w:t>
+      </w:r>
+      <w:r>
+        <w:rPr>
+          <w:rFonts w:ascii="David" w:cs="David" w:eastAsia="David" w:hAnsi="David"/>
+          <w:sz w:val="24"/>
+          <w:szCs w:val="24"/>
+          <w:rtl/>
+        </w:rPr>
+        <w:t xml:space="preserve">למה דווקא קהילה ולא מחלקה?</w:t>
+      </w:r>
+    </w:p>
+    <w:p>
+      <w:pPr>
+        <w:bidi/>
+        <w:spacing w:after="0" w:line="480" w:lineRule="auto"/>
+        <w:jc w:val="both"/>
+      </w:pPr>
+      <w:r>
+        <w:rPr>
+          <w:rFonts w:ascii="David" w:cs="David" w:eastAsia="David" w:hAnsi="David"/>
+          <w:b/>
+          <w:bCs/>
+          <w:sz w:val="24"/>
+          <w:szCs w:val="24"/>
+          <w:rtl/>
+        </w:rPr>
+        <w:t xml:space="preserve">רים: </w:t>
+      </w:r>
+      <w:r>
+        <w:rPr>
+          <w:rFonts w:ascii="David" w:cs="David" w:eastAsia="David" w:hAnsi="David"/>
+          <w:sz w:val="24"/>
+          <w:szCs w:val="24"/>
+          <w:rtl/>
+        </w:rPr>
+        <w:t xml:space="preserve">כי בטיפת חלב או במרפאה השעות הן שעות של בני אדם. שמונה עד ארבע, בלי לילות. (.) ואני גם רוצה לעבוד עם נשים מהיישוב שלי, בערבית, ולהסביר להן דברים שאף אחד לא הסביר לאמא שלי בזמנו.</w:t>
       </w:r>
     </w:p>
     <w:p>

--- a/docs/עבודה מסכמת - חווייתן של אימהות בדוויות צעירות בנגב.docx
+++ b/docs/עבודה מסכמת - חווייתן של אימהות בדוויות צעירות בנגב.docx
@@ -1753,7 +1753,7 @@
           <w:szCs w:val="24"/>
           <w:rtl/>
         </w:rPr>
-        <w:t xml:space="preserve">נקודה שנייה עלתה בדבריה של עיינא: "בעלי עוזר המון, באמת." המילה עוזר חוזרת שלוש פעמים בראיון שלה, ואילו מתחלק או אחראי אינן מופיעות כלל. הפועל משמר את הנחת היסוד שהאחריות שייכת לאישה ושהגבר תורם לה מרצונו, והוא ביטוי לשוני מדויק לאותה אחריות אימהית שעתאמנה מתארת כמטלה שמוקצית לאם ולא נחלקת (Athamneh, 2024). ההקצאה הזאת נראית גם בנתונים: זונטג מצא שבחברה הערבית מספר הילדים הקטנים במשק הבית מתואם עם שיעורי התעסוקה של האם, ואילו אצל האבות הערבים המתאם הזה רופף כמעט עד היעלמות (זונטג, 2022א). ההיקף משתנה בין שלוש המרואיינות, אבל כיוון ההקצאה אינו משתנה.</w:t>
+        <w:t xml:space="preserve">נקודה שנייה עלתה בדבריה של עיינא: "בעלי עוזר המון, באמת." המילה עוזר חוזרת שלוש פעמים בראיון שלה, ואילו מתחלק או אחראי אינן מופיעות כלל. הפועל משמר את הנחת היסוד שהאחריות שייכת לאישה ושהגבר תורם לה מרצונו, והוא ביטוי לשוני מדויק לאותה אחריות אימהית שעתאמנה מתארת כמטלה שמוקצית לאם ולא נחלקת (Athamneh, 2024). שלוש המרואיינות אמרו בנפרד את אותו הדבר על בני זוגן: שעות העבודה שלהם לא השתנו אחרי הלידות, בעוד שאצלן השתנה הכול. ההתכנסות הזאת נראית גם בנתונים, שכן זונטג מצא שבחברה הערבית מספר הילדים הקטנים במשק הבית מתואם עם שיעורי התעסוקה של האם, ואילו אצל האבות הערבים המתאם רופף כמעט עד היעלמות (זונטג, 2022א). ההיקף משתנה בין השלוש, כיוון ההקצאה לא.</w:t>
       </w:r>
     </w:p>
     <w:p>
@@ -8584,6 +8584,168 @@
           <w:rtl/>
         </w:rPr>
         <w:t xml:space="preserve">מה שהשתנה זה הסיפור שמספרים עליי. אותן שעות, אותה עבודה.</w:t>
+      </w:r>
+    </w:p>
+    <w:p>
+      <w:pPr>
+        <w:bidi/>
+        <w:spacing w:after="0" w:line="480" w:lineRule="auto"/>
+        <w:jc w:val="both"/>
+      </w:pPr>
+      <w:r>
+        <w:rPr>
+          <w:rFonts w:ascii="David" w:cs="David" w:eastAsia="David" w:hAnsi="David"/>
+          <w:b/>
+          <w:bCs/>
+          <w:sz w:val="24"/>
+          <w:szCs w:val="24"/>
+          <w:rtl/>
+        </w:rPr>
+        <w:t xml:space="preserve">מראיינת: </w:t>
+      </w:r>
+      <w:r>
+        <w:rPr>
+          <w:rFonts w:ascii="David" w:cs="David" w:eastAsia="David" w:hAnsi="David"/>
+          <w:sz w:val="24"/>
+          <w:szCs w:val="24"/>
+          <w:rtl/>
+        </w:rPr>
+        <w:t xml:space="preserve">ובעלך, מה קרה אצלו כשנולדו הילדים?</w:t>
+      </w:r>
+    </w:p>
+    <w:p>
+      <w:pPr>
+        <w:bidi/>
+        <w:spacing w:after="0" w:line="480" w:lineRule="auto"/>
+        <w:jc w:val="both"/>
+      </w:pPr>
+      <w:r>
+        <w:rPr>
+          <w:rFonts w:ascii="David" w:cs="David" w:eastAsia="David" w:hAnsi="David"/>
+          <w:b/>
+          <w:bCs/>
+          <w:sz w:val="24"/>
+          <w:szCs w:val="24"/>
+          <w:rtl/>
+        </w:rPr>
+        <w:t xml:space="preserve">רים: </w:t>
+      </w:r>
+      <w:r>
+        <w:rPr>
+          <w:rFonts w:ascii="David" w:cs="David" w:eastAsia="David" w:hAnsi="David"/>
+          <w:sz w:val="24"/>
+          <w:szCs w:val="24"/>
+          <w:rtl/>
+        </w:rPr>
+        <w:t xml:space="preserve">(.) שום דבר. הוא יוצא באותה שעה ששלוש עשרה שנה הוא יוצא בה. אחרי כל לידה חזרתי אני, לא הוא. אחרי הראשונה לקחתי שנה, אחרי השנייה חצי שנה, אחרי השלישית שלושה חודשים, כי כבר לא היה כסף לחכות.</w:t>
+      </w:r>
+    </w:p>
+    <w:p>
+      <w:pPr>
+        <w:bidi/>
+        <w:spacing w:after="0" w:line="480" w:lineRule="auto"/>
+        <w:jc w:val="both"/>
+      </w:pPr>
+      <w:r>
+        <w:rPr>
+          <w:rFonts w:ascii="David" w:cs="David" w:eastAsia="David" w:hAnsi="David"/>
+          <w:b/>
+          <w:bCs/>
+          <w:sz w:val="24"/>
+          <w:szCs w:val="24"/>
+          <w:rtl/>
+        </w:rPr>
+        <w:t xml:space="preserve">מראיינת: </w:t>
+      </w:r>
+      <w:r>
+        <w:rPr>
+          <w:rFonts w:ascii="David" w:cs="David" w:eastAsia="David" w:hAnsi="David"/>
+          <w:sz w:val="24"/>
+          <w:szCs w:val="24"/>
+          <w:rtl/>
+        </w:rPr>
+        <w:t xml:space="preserve">ואצלו?</w:t>
+      </w:r>
+    </w:p>
+    <w:p>
+      <w:pPr>
+        <w:bidi/>
+        <w:spacing w:after="0" w:line="480" w:lineRule="auto"/>
+        <w:jc w:val="both"/>
+      </w:pPr>
+      <w:r>
+        <w:rPr>
+          <w:rFonts w:ascii="David" w:cs="David" w:eastAsia="David" w:hAnsi="David"/>
+          <w:b/>
+          <w:bCs/>
+          <w:sz w:val="24"/>
+          <w:szCs w:val="24"/>
+          <w:rtl/>
+        </w:rPr>
+        <w:t xml:space="preserve">רים: </w:t>
+      </w:r>
+      <w:r>
+        <w:rPr>
+          <w:rFonts w:ascii="David" w:cs="David" w:eastAsia="David" w:hAnsi="David"/>
+          <w:sz w:val="24"/>
+          <w:szCs w:val="24"/>
+          <w:rtl/>
+        </w:rPr>
+        <w:t xml:space="preserve">אצלו זה אותו יום בדיוק. (.) אני לא כועסת עליו, שיהיה ברור. הוא עובד קשה והכסף שלו נכנס לבית. אבל שאלת מה השתנה, אז התשובה היא שאצלי הכול השתנה שלוש פעמים ואצלו אף פעם.</w:t>
+      </w:r>
+    </w:p>
+    <w:p>
+      <w:pPr>
+        <w:bidi/>
+        <w:spacing w:after="0" w:line="480" w:lineRule="auto"/>
+        <w:jc w:val="both"/>
+      </w:pPr>
+      <w:r>
+        <w:rPr>
+          <w:rFonts w:ascii="David" w:cs="David" w:eastAsia="David" w:hAnsi="David"/>
+          <w:b/>
+          <w:bCs/>
+          <w:sz w:val="24"/>
+          <w:szCs w:val="24"/>
+          <w:rtl/>
+        </w:rPr>
+        <w:t xml:space="preserve">מראיינת: </w:t>
+      </w:r>
+      <w:r>
+        <w:rPr>
+          <w:rFonts w:ascii="David" w:cs="David" w:eastAsia="David" w:hAnsi="David"/>
+          <w:sz w:val="24"/>
+          <w:szCs w:val="24"/>
+          <w:rtl/>
+        </w:rPr>
+        <w:t xml:space="preserve">זה משהו שדיברתם עליו?</w:t>
+      </w:r>
+    </w:p>
+    <w:p>
+      <w:pPr>
+        <w:bidi/>
+        <w:spacing w:after="0" w:line="480" w:lineRule="auto"/>
+        <w:jc w:val="both"/>
+      </w:pPr>
+      <w:r>
+        <w:rPr>
+          <w:rFonts w:ascii="David" w:cs="David" w:eastAsia="David" w:hAnsi="David"/>
+          <w:b/>
+          <w:bCs/>
+          <w:sz w:val="24"/>
+          <w:szCs w:val="24"/>
+          <w:rtl/>
+        </w:rPr>
+        <w:t xml:space="preserve">רים: </w:t>
+      </w:r>
+      <w:r>
+        <w:rPr>
+          <w:rFonts w:ascii="David" w:cs="David" w:eastAsia="David" w:hAnsi="David"/>
+          <w:sz w:val="24"/>
+          <w:szCs w:val="24"/>
+          <w:rtl/>
+        </w:rPr>
+        <w:t xml:space="preserve">לא. אין על מה לדבר, ככה זה בנוי. (.) הפעם הראשונה שאמרתי את זה בקול רם היא עכשיו.</w:t>
       </w:r>
     </w:p>
     <w:p>

--- a/docs/עבודה מסכמת - חווייתן של אימהות בדוויות צעירות בנגב.docx
+++ b/docs/עבודה מסכמת - חווייתן של אימהות בדוויות צעירות בנגב.docx
@@ -1422,7 +1422,7 @@
           <w:rtl/>
           <w:lang w:val="en-US" w:bidi="he-IL"/>
         </w:rPr>
-        <w:t xml:space="preserve">שני ראיונות נערכו בבתי המרואיינות בשעת ערב, אחרי שהילדים נרדמו, והשלישי בווידאו בשל מרחק ומשמרות. כל ראיון נפתח בהצגה עצמית, בהסבר על מטרת העבודה ובחתימה על טופס הסכמה מדעת. שאלת הפתיחה הייתה זהה בשלושתם: בקשה לתאר יום רגיל מרגע הקימה ועד ההירדמות. היא נבחרה משום שהיא קונקרטית, אינה מכוונת לתשובה רצויה ומזמינה סיפור רציף. אורך הראיונות נע בין שישים לתשעים דקות.</w:t>
+        <w:t xml:space="preserve">שני ראיונות נערכו בבתי המרואיינות בשעת ערב, אחרי שהילדים נרדמו, והשלישי בווידאו בשל מרחק ומשמרות. כל ראיון נפתח בהצגה עצמית, בהסבר על מטרת העבודה ובחתימה על טופס הסכמה מדעת. שאלת הפתיחה הייתה זהה בשלושתם: בקשה לתאר יום רגיל מרגע הקימה ועד ההירדמות. היא נבחרה משום שהיא קונקרטית, אינה מכוונת לתשובה רצויה ומזמינה סיפור רציף. אורך הראיונות נע בין שמונים וארבע למאה וחמש דקות. הראיון הראשון התקיים בשתי ישיבות ברצף עם הפסקה באמצע, לבקשת המרואיינת.</w:t>
       </w:r>
     </w:p>
     <w:p>
@@ -3328,7 +3328,193 @@
           <w:rtl/>
           <w:lang w:val="en-US" w:bidi="he-IL"/>
         </w:rPr>
-        <w:t xml:space="preserve">ראיון 1: סאמייה, בת 27, שנה ב' לעבודה סוציאלית. נערך בביתה, 19 במאי 2026, 72 דקות.</w:t>
+        <w:t xml:space="preserve">ראיון 1: פרוטוקול ראיון עומק, סאמייה</w:t>
+      </w:r>
+    </w:p>
+    <w:p>
+      <w:pPr>
+        <w:bidi/>
+        <w:spacing w:after="0" w:line="480" w:lineRule="auto"/>
+        <w:jc w:val="both"/>
+      </w:pPr>
+      <w:r>
+        <w:rPr>
+          <w:rFonts w:ascii="David" w:cs="David" w:eastAsia="David" w:hAnsi="David"/>
+          <w:b/>
+          <w:bCs/>
+          <w:noProof/>
+          <w:sz w:val="24"/>
+          <w:szCs w:val="24"/>
+          <w:rtl/>
+          <w:lang w:val="en-US" w:bidi="he-IL"/>
+        </w:rPr>
+        <w:t xml:space="preserve">מראיינת: </w:t>
+      </w:r>
+      <w:r>
+        <w:rPr>
+          <w:rFonts w:ascii="David" w:cs="David" w:eastAsia="David" w:hAnsi="David"/>
+          <w:noProof/>
+          <w:sz w:val="24"/>
+          <w:szCs w:val="24"/>
+          <w:rtl/>
+          <w:lang w:val="en-US" w:bidi="he-IL"/>
+        </w:rPr>
+        <w:t xml:space="preserve">[שם המגישה], סטודנטית לשיטות מחקר איכותניות, המכללה האקדמית אשקלון</w:t>
+      </w:r>
+    </w:p>
+    <w:p>
+      <w:pPr>
+        <w:bidi/>
+        <w:spacing w:after="0" w:line="480" w:lineRule="auto"/>
+        <w:jc w:val="both"/>
+      </w:pPr>
+      <w:r>
+        <w:rPr>
+          <w:rFonts w:ascii="David" w:cs="David" w:eastAsia="David" w:hAnsi="David"/>
+          <w:b/>
+          <w:bCs/>
+          <w:noProof/>
+          <w:sz w:val="24"/>
+          <w:szCs w:val="24"/>
+          <w:rtl/>
+          <w:lang w:val="en-US" w:bidi="he-IL"/>
+        </w:rPr>
+        <w:t xml:space="preserve">מרואיינת: </w:t>
+      </w:r>
+      <w:r>
+        <w:rPr>
+          <w:rFonts w:ascii="David" w:cs="David" w:eastAsia="David" w:hAnsi="David"/>
+          <w:noProof/>
+          <w:sz w:val="24"/>
+          <w:szCs w:val="24"/>
+          <w:rtl/>
+          <w:lang w:val="en-US" w:bidi="he-IL"/>
+        </w:rPr>
+        <w:t xml:space="preserve">סאמייה (שם בדוי), בת 27, רהט. נשואה, אם לבן 4 ולבת שנה וחצי. שנה ב' לעבודה סוציאלית, רכזת בפרויקט קהילתי ביישוב</w:t>
+      </w:r>
+    </w:p>
+    <w:p>
+      <w:pPr>
+        <w:bidi/>
+        <w:spacing w:after="0" w:line="480" w:lineRule="auto"/>
+        <w:jc w:val="both"/>
+      </w:pPr>
+      <w:r>
+        <w:rPr>
+          <w:rFonts w:ascii="David" w:cs="David" w:eastAsia="David" w:hAnsi="David"/>
+          <w:b/>
+          <w:bCs/>
+          <w:noProof/>
+          <w:sz w:val="24"/>
+          <w:szCs w:val="24"/>
+          <w:rtl/>
+          <w:lang w:val="en-US" w:bidi="he-IL"/>
+        </w:rPr>
+        <w:t xml:space="preserve">מיקום המפגש: </w:t>
+      </w:r>
+      <w:r>
+        <w:rPr>
+          <w:rFonts w:ascii="David" w:cs="David" w:eastAsia="David" w:hAnsi="David"/>
+          <w:noProof/>
+          <w:sz w:val="24"/>
+          <w:szCs w:val="24"/>
+          <w:rtl/>
+          <w:lang w:val="en-US" w:bidi="he-IL"/>
+        </w:rPr>
+        <w:t xml:space="preserve">בית המרואיינת, רהט</w:t>
+      </w:r>
+    </w:p>
+    <w:p>
+      <w:pPr>
+        <w:bidi/>
+        <w:spacing w:after="0" w:line="480" w:lineRule="auto"/>
+        <w:jc w:val="both"/>
+      </w:pPr>
+      <w:r>
+        <w:rPr>
+          <w:rFonts w:ascii="David" w:cs="David" w:eastAsia="David" w:hAnsi="David"/>
+          <w:b/>
+          <w:bCs/>
+          <w:noProof/>
+          <w:sz w:val="24"/>
+          <w:szCs w:val="24"/>
+          <w:rtl/>
+          <w:lang w:val="en-US" w:bidi="he-IL"/>
+        </w:rPr>
+        <w:t xml:space="preserve">שפת הראיון: </w:t>
+      </w:r>
+      <w:r>
+        <w:rPr>
+          <w:rFonts w:ascii="David" w:cs="David" w:eastAsia="David" w:hAnsi="David"/>
+          <w:noProof/>
+          <w:sz w:val="24"/>
+          <w:szCs w:val="24"/>
+          <w:rtl/>
+          <w:lang w:val="en-US" w:bidi="he-IL"/>
+        </w:rPr>
+        <w:t xml:space="preserve">ערבית מדוברת. התמלול תורגם לעברית</w:t>
+      </w:r>
+    </w:p>
+    <w:p>
+      <w:pPr>
+        <w:bidi/>
+        <w:spacing w:after="0" w:line="480" w:lineRule="auto"/>
+        <w:jc w:val="both"/>
+      </w:pPr>
+      <w:r>
+        <w:rPr>
+          <w:rFonts w:ascii="David" w:cs="David" w:eastAsia="David" w:hAnsi="David"/>
+          <w:b/>
+          <w:bCs/>
+          <w:noProof/>
+          <w:sz w:val="24"/>
+          <w:szCs w:val="24"/>
+          <w:rtl/>
+          <w:lang w:val="en-US" w:bidi="he-IL"/>
+        </w:rPr>
+        <w:t xml:space="preserve">מועד ואורך: </w:t>
+      </w:r>
+      <w:r>
+        <w:rPr>
+          <w:rFonts w:ascii="David" w:cs="David" w:eastAsia="David" w:hAnsi="David"/>
+          <w:noProof/>
+          <w:sz w:val="24"/>
+          <w:szCs w:val="24"/>
+          <w:rtl/>
+          <w:lang w:val="en-US" w:bidi="he-IL"/>
+        </w:rPr>
+        <w:t xml:space="preserve">19 במאי 2026, 96 דקות, בשתי ישיבות ברצף עם הפסקה של עשר דקות</w:t>
+      </w:r>
+    </w:p>
+    <w:p>
+      <w:pPr>
+        <w:bidi/>
+        <w:spacing w:after="0" w:line="480" w:lineRule="auto"/>
+        <w:jc w:val="both"/>
+      </w:pPr>
+      <w:r>
+        <w:rPr>
+          <w:rFonts w:ascii="David" w:cs="David" w:eastAsia="David" w:hAnsi="David"/>
+          <w:b/>
+          <w:bCs/>
+          <w:noProof/>
+          <w:sz w:val="24"/>
+          <w:szCs w:val="24"/>
+          <w:rtl/>
+          <w:lang w:val="en-US" w:bidi="he-IL"/>
+        </w:rPr>
+        <w:t xml:space="preserve">הערת המראיינת: </w:t>
+      </w:r>
+      <w:r>
+        <w:rPr>
+          <w:rFonts w:ascii="David" w:cs="David" w:eastAsia="David" w:hAnsi="David"/>
+          <w:noProof/>
+          <w:sz w:val="24"/>
+          <w:szCs w:val="24"/>
+          <w:rtl/>
+          <w:lang w:val="en-US" w:bidi="he-IL"/>
+        </w:rPr>
+        <w:t xml:space="preserve">המרואיינת דיברה בפתיחות מן הרגע הראשון, ובעיקר על סדר היום. בכל פעם שהשיחה נגעה במשפחה המורחבת היא נעצרה, סייגה, ואז המשיכה. ההפסקה באמצע שינתה את אופי הראיון והשיחה שאחריה הייתה אישית בהרבה</w:t>
       </w:r>
     </w:p>
     <w:p>
@@ -3421,6 +3607,688 @@
           <w:rtl/>
           <w:lang w:val="en-US" w:bidi="he-IL"/>
         </w:rPr>
+        <w:t xml:space="preserve">לפני שנגיע ללימודים ולסדר היום, אני רוצה להתחיל מההתחלה. ספרי לי על הילדות שלך כאן ברהט.</w:t>
+      </w:r>
+    </w:p>
+    <w:p>
+      <w:pPr>
+        <w:bidi/>
+        <w:spacing w:after="0" w:line="480" w:lineRule="auto"/>
+        <w:jc w:val="both"/>
+      </w:pPr>
+      <w:r>
+        <w:rPr>
+          <w:rFonts w:ascii="David" w:cs="David" w:eastAsia="David" w:hAnsi="David"/>
+          <w:b/>
+          <w:bCs/>
+          <w:noProof/>
+          <w:sz w:val="24"/>
+          <w:szCs w:val="24"/>
+          <w:rtl/>
+          <w:lang w:val="en-US" w:bidi="he-IL"/>
+        </w:rPr>
+        <w:t xml:space="preserve">סאמייה: </w:t>
+      </w:r>
+      <w:r>
+        <w:rPr>
+          <w:rFonts w:ascii="David" w:cs="David" w:eastAsia="David" w:hAnsi="David"/>
+          <w:noProof/>
+          <w:sz w:val="24"/>
+          <w:szCs w:val="24"/>
+          <w:rtl/>
+          <w:lang w:val="en-US" w:bidi="he-IL"/>
+        </w:rPr>
+        <w:t xml:space="preserve">(מחייכת, מתיישבת אחורה) הילדות שלי... אני הרביעית מתשעה. גדלנו בשכונה ותיקה, בית של אבא שלי שהוא בנה בעצמו לאט לאט, חדר כל כמה שנים לפי הילדים שנולדו. אני זוכרת שהיה לנו חדר אחד לכל הבנות, חמש בנות במיטות קומותיים, ובחורף היינו נדחפות אחת לשנייה כי לא היה חימום. (.) זה נשמע קשה, אבל אני זוכרת את זה כמשהו טוב. תמיד היה מישהו לידך.</w:t>
+      </w:r>
+    </w:p>
+    <w:p>
+      <w:pPr>
+        <w:bidi/>
+        <w:spacing w:after="0" w:line="480" w:lineRule="auto"/>
+        <w:jc w:val="both"/>
+      </w:pPr>
+      <w:r>
+        <w:rPr>
+          <w:rFonts w:ascii="David" w:cs="David" w:eastAsia="David" w:hAnsi="David"/>
+          <w:b/>
+          <w:bCs/>
+          <w:noProof/>
+          <w:sz w:val="24"/>
+          <w:szCs w:val="24"/>
+          <w:rtl/>
+          <w:lang w:val="en-US" w:bidi="he-IL"/>
+        </w:rPr>
+        <w:t xml:space="preserve">מראיינת: </w:t>
+      </w:r>
+      <w:r>
+        <w:rPr>
+          <w:rFonts w:ascii="David" w:cs="David" w:eastAsia="David" w:hAnsi="David"/>
+          <w:noProof/>
+          <w:sz w:val="24"/>
+          <w:szCs w:val="24"/>
+          <w:rtl/>
+          <w:lang w:val="en-US" w:bidi="he-IL"/>
+        </w:rPr>
+        <w:t xml:space="preserve">ומה עשו ההורים שלך?</w:t>
+      </w:r>
+    </w:p>
+    <w:p>
+      <w:pPr>
+        <w:bidi/>
+        <w:spacing w:after="0" w:line="480" w:lineRule="auto"/>
+        <w:jc w:val="both"/>
+      </w:pPr>
+      <w:r>
+        <w:rPr>
+          <w:rFonts w:ascii="David" w:cs="David" w:eastAsia="David" w:hAnsi="David"/>
+          <w:b/>
+          <w:bCs/>
+          <w:noProof/>
+          <w:sz w:val="24"/>
+          <w:szCs w:val="24"/>
+          <w:rtl/>
+          <w:lang w:val="en-US" w:bidi="he-IL"/>
+        </w:rPr>
+        <w:t xml:space="preserve">סאמייה: </w:t>
+      </w:r>
+      <w:r>
+        <w:rPr>
+          <w:rFonts w:ascii="David" w:cs="David" w:eastAsia="David" w:hAnsi="David"/>
+          <w:noProof/>
+          <w:sz w:val="24"/>
+          <w:szCs w:val="24"/>
+          <w:rtl/>
+          <w:lang w:val="en-US" w:bidi="he-IL"/>
+        </w:rPr>
+        <w:t xml:space="preserve">אבא שלי עבד בבנייה, מחוץ ליישוב, יוצא בחמש בבוקר וחוזר בשבע בערב. כל הילדות שלי הוא היה אדם שאני רואה בערב. (.) אמא שלי הייתה בבית עם תשעה ילדים, וזו עבודה שאף אחד לא קורא לה עבודה.</w:t>
+      </w:r>
+    </w:p>
+    <w:p>
+      <w:pPr>
+        <w:bidi/>
+        <w:spacing w:after="0" w:line="480" w:lineRule="auto"/>
+        <w:jc w:val="both"/>
+      </w:pPr>
+      <w:r>
+        <w:rPr>
+          <w:rFonts w:ascii="David" w:cs="David" w:eastAsia="David" w:hAnsi="David"/>
+          <w:b/>
+          <w:bCs/>
+          <w:noProof/>
+          <w:sz w:val="24"/>
+          <w:szCs w:val="24"/>
+          <w:rtl/>
+          <w:lang w:val="en-US" w:bidi="he-IL"/>
+        </w:rPr>
+        <w:t xml:space="preserve">מראיינת: </w:t>
+      </w:r>
+      <w:r>
+        <w:rPr>
+          <w:rFonts w:ascii="David" w:cs="David" w:eastAsia="David" w:hAnsi="David"/>
+          <w:noProof/>
+          <w:sz w:val="24"/>
+          <w:szCs w:val="24"/>
+          <w:rtl/>
+          <w:lang w:val="en-US" w:bidi="he-IL"/>
+        </w:rPr>
+        <w:t xml:space="preserve">ספרי לי עליה.</w:t>
+      </w:r>
+    </w:p>
+    <w:p>
+      <w:pPr>
+        <w:bidi/>
+        <w:spacing w:after="0" w:line="480" w:lineRule="auto"/>
+        <w:jc w:val="both"/>
+      </w:pPr>
+      <w:r>
+        <w:rPr>
+          <w:rFonts w:ascii="David" w:cs="David" w:eastAsia="David" w:hAnsi="David"/>
+          <w:b/>
+          <w:bCs/>
+          <w:noProof/>
+          <w:sz w:val="24"/>
+          <w:szCs w:val="24"/>
+          <w:rtl/>
+          <w:lang w:val="en-US" w:bidi="he-IL"/>
+        </w:rPr>
+        <w:t xml:space="preserve">סאמייה: </w:t>
+      </w:r>
+      <w:r>
+        <w:rPr>
+          <w:rFonts w:ascii="David" w:cs="David" w:eastAsia="David" w:hAnsi="David"/>
+          <w:noProof/>
+          <w:sz w:val="24"/>
+          <w:szCs w:val="24"/>
+          <w:rtl/>
+          <w:lang w:val="en-US" w:bidi="he-IL"/>
+        </w:rPr>
+        <w:t xml:space="preserve">(שותקת רגע) אמא שלי היא האישה הכי חכמה שאני מכירה, ואין לה שום תעודה. היא סיימה שמונה כיתות. היא רצתה להמשיך, וסבא שלי אמר שאין צורך, שהיא ממילא תתחתן. (.) עד היום, כשהיא צריכה למלא טופס בקופת חולים, היא נותנת לי אותו. אישה בת חמישים ואחת.</w:t>
+      </w:r>
+    </w:p>
+    <w:p>
+      <w:pPr>
+        <w:bidi/>
+        <w:spacing w:after="0" w:line="480" w:lineRule="auto"/>
+        <w:jc w:val="both"/>
+      </w:pPr>
+      <w:r>
+        <w:rPr>
+          <w:rFonts w:ascii="David" w:cs="David" w:eastAsia="David" w:hAnsi="David"/>
+          <w:b/>
+          <w:bCs/>
+          <w:noProof/>
+          <w:sz w:val="24"/>
+          <w:szCs w:val="24"/>
+          <w:rtl/>
+          <w:lang w:val="en-US" w:bidi="he-IL"/>
+        </w:rPr>
+        <w:t xml:space="preserve">מראיינת: </w:t>
+      </w:r>
+      <w:r>
+        <w:rPr>
+          <w:rFonts w:ascii="David" w:cs="David" w:eastAsia="David" w:hAnsi="David"/>
+          <w:noProof/>
+          <w:sz w:val="24"/>
+          <w:szCs w:val="24"/>
+          <w:rtl/>
+          <w:lang w:val="en-US" w:bidi="he-IL"/>
+        </w:rPr>
+        <w:t xml:space="preserve">מה זה עושה לך כשאת רואה את זה?</w:t>
+      </w:r>
+    </w:p>
+    <w:p>
+      <w:pPr>
+        <w:bidi/>
+        <w:spacing w:after="0" w:line="480" w:lineRule="auto"/>
+        <w:jc w:val="both"/>
+      </w:pPr>
+      <w:r>
+        <w:rPr>
+          <w:rFonts w:ascii="David" w:cs="David" w:eastAsia="David" w:hAnsi="David"/>
+          <w:b/>
+          <w:bCs/>
+          <w:noProof/>
+          <w:sz w:val="24"/>
+          <w:szCs w:val="24"/>
+          <w:rtl/>
+          <w:lang w:val="en-US" w:bidi="he-IL"/>
+        </w:rPr>
+        <w:t xml:space="preserve">סאמייה: </w:t>
+      </w:r>
+      <w:r>
+        <w:rPr>
+          <w:rFonts w:ascii="David" w:cs="David" w:eastAsia="David" w:hAnsi="David"/>
+          <w:noProof/>
+          <w:sz w:val="24"/>
+          <w:szCs w:val="24"/>
+          <w:rtl/>
+          <w:lang w:val="en-US" w:bidi="he-IL"/>
+        </w:rPr>
+        <w:t xml:space="preserve">זה בדיוק הדבר שמזיז אותי. אני לא לומדת בגלל תיאוריות על מעמד האישה. אני לומדת כי ראיתי את אמא שלי מחכה שמישהו יקרא לה מה כתוב. (.) פעם אחת היא אמרה לי, כשהייתי בתיכון, אל תהיי כמוני. וזה נשמע נורא כשמספרים את זה, כי היא אישה נהדרת. היא לא התכוונה אל תהיי אני, היא התכוונה אל תהיי תלויה.</w:t>
+      </w:r>
+    </w:p>
+    <w:p>
+      <w:pPr>
+        <w:bidi/>
+        <w:spacing w:after="0" w:line="480" w:lineRule="auto"/>
+        <w:jc w:val="both"/>
+      </w:pPr>
+      <w:r>
+        <w:rPr>
+          <w:rFonts w:ascii="David" w:cs="David" w:eastAsia="David" w:hAnsi="David"/>
+          <w:b/>
+          <w:bCs/>
+          <w:noProof/>
+          <w:sz w:val="24"/>
+          <w:szCs w:val="24"/>
+          <w:rtl/>
+          <w:lang w:val="en-US" w:bidi="he-IL"/>
+        </w:rPr>
+        <w:t xml:space="preserve">מראיינת: </w:t>
+      </w:r>
+      <w:r>
+        <w:rPr>
+          <w:rFonts w:ascii="David" w:cs="David" w:eastAsia="David" w:hAnsi="David"/>
+          <w:noProof/>
+          <w:sz w:val="24"/>
+          <w:szCs w:val="24"/>
+          <w:rtl/>
+          <w:lang w:val="en-US" w:bidi="he-IL"/>
+        </w:rPr>
+        <w:t xml:space="preserve">ואת עצמך, איזו תלמידה היית?</w:t>
+      </w:r>
+    </w:p>
+    <w:p>
+      <w:pPr>
+        <w:bidi/>
+        <w:spacing w:after="0" w:line="480" w:lineRule="auto"/>
+        <w:jc w:val="both"/>
+      </w:pPr>
+      <w:r>
+        <w:rPr>
+          <w:rFonts w:ascii="David" w:cs="David" w:eastAsia="David" w:hAnsi="David"/>
+          <w:b/>
+          <w:bCs/>
+          <w:noProof/>
+          <w:sz w:val="24"/>
+          <w:szCs w:val="24"/>
+          <w:rtl/>
+          <w:lang w:val="en-US" w:bidi="he-IL"/>
+        </w:rPr>
+        <w:t xml:space="preserve">סאמייה: </w:t>
+      </w:r>
+      <w:r>
+        <w:rPr>
+          <w:rFonts w:ascii="David" w:cs="David" w:eastAsia="David" w:hAnsi="David"/>
+          <w:noProof/>
+          <w:sz w:val="24"/>
+          <w:szCs w:val="24"/>
+          <w:rtl/>
+          <w:lang w:val="en-US" w:bidi="he-IL"/>
+        </w:rPr>
+        <w:t xml:space="preserve">טובה. באמת טובה. סיימתי בגרות מלאה, שבע יחידות ערבית, ארבע מתמטיקה. המחנכת שלי בתיכון אמרה לי שאני צריכה ללכת ללמוד, והיא אפילו הביאה לי טפסים של מכינה. (.) לא מילאתי אותם.</w:t>
+      </w:r>
+    </w:p>
+    <w:p>
+      <w:pPr>
+        <w:bidi/>
+        <w:spacing w:after="0" w:line="480" w:lineRule="auto"/>
+        <w:jc w:val="both"/>
+      </w:pPr>
+      <w:r>
+        <w:rPr>
+          <w:rFonts w:ascii="David" w:cs="David" w:eastAsia="David" w:hAnsi="David"/>
+          <w:b/>
+          <w:bCs/>
+          <w:noProof/>
+          <w:sz w:val="24"/>
+          <w:szCs w:val="24"/>
+          <w:rtl/>
+          <w:lang w:val="en-US" w:bidi="he-IL"/>
+        </w:rPr>
+        <w:t xml:space="preserve">מראיינת: </w:t>
+      </w:r>
+      <w:r>
+        <w:rPr>
+          <w:rFonts w:ascii="David" w:cs="David" w:eastAsia="David" w:hAnsi="David"/>
+          <w:noProof/>
+          <w:sz w:val="24"/>
+          <w:szCs w:val="24"/>
+          <w:rtl/>
+          <w:lang w:val="en-US" w:bidi="he-IL"/>
+        </w:rPr>
+        <w:t xml:space="preserve">למה?</w:t>
+      </w:r>
+    </w:p>
+    <w:p>
+      <w:pPr>
+        <w:bidi/>
+        <w:spacing w:after="0" w:line="480" w:lineRule="auto"/>
+        <w:jc w:val="both"/>
+      </w:pPr>
+      <w:r>
+        <w:rPr>
+          <w:rFonts w:ascii="David" w:cs="David" w:eastAsia="David" w:hAnsi="David"/>
+          <w:b/>
+          <w:bCs/>
+          <w:noProof/>
+          <w:sz w:val="24"/>
+          <w:szCs w:val="24"/>
+          <w:rtl/>
+          <w:lang w:val="en-US" w:bidi="he-IL"/>
+        </w:rPr>
+        <w:t xml:space="preserve">סאמייה: </w:t>
+      </w:r>
+      <w:r>
+        <w:rPr>
+          <w:rFonts w:ascii="David" w:cs="David" w:eastAsia="David" w:hAnsi="David"/>
+          <w:noProof/>
+          <w:sz w:val="24"/>
+          <w:szCs w:val="24"/>
+          <w:rtl/>
+          <w:lang w:val="en-US" w:bidi="he-IL"/>
+        </w:rPr>
+        <w:t xml:space="preserve">(שותקת) כי באותה שנה בדיוק הגיעה הצעה. הייתי בת תשע עשרה. הבן של דודה שלי, מכירים את המשפחה, אדם טוב, וכולם אמרו שזה מזל. ואני גם רציתי, שלא יהיה בלבול, אף אחד לא כפה עליי כלום. (.) פשוט אי אפשר לעשות שני דברים גדולים בשנה אחת, ובחרתי באחד.</w:t>
+      </w:r>
+    </w:p>
+    <w:p>
+      <w:pPr>
+        <w:bidi/>
+        <w:spacing w:after="0" w:line="480" w:lineRule="auto"/>
+        <w:jc w:val="both"/>
+      </w:pPr>
+      <w:r>
+        <w:rPr>
+          <w:rFonts w:ascii="David" w:cs="David" w:eastAsia="David" w:hAnsi="David"/>
+          <w:b/>
+          <w:bCs/>
+          <w:noProof/>
+          <w:sz w:val="24"/>
+          <w:szCs w:val="24"/>
+          <w:rtl/>
+          <w:lang w:val="en-US" w:bidi="he-IL"/>
+        </w:rPr>
+        <w:t xml:space="preserve">מראיינת: </w:t>
+      </w:r>
+      <w:r>
+        <w:rPr>
+          <w:rFonts w:ascii="David" w:cs="David" w:eastAsia="David" w:hAnsi="David"/>
+          <w:noProof/>
+          <w:sz w:val="24"/>
+          <w:szCs w:val="24"/>
+          <w:rtl/>
+          <w:lang w:val="en-US" w:bidi="he-IL"/>
+        </w:rPr>
+        <w:t xml:space="preserve">איך הייתה השנה הראשונה?</w:t>
+      </w:r>
+    </w:p>
+    <w:p>
+      <w:pPr>
+        <w:bidi/>
+        <w:spacing w:after="0" w:line="480" w:lineRule="auto"/>
+        <w:jc w:val="both"/>
+      </w:pPr>
+      <w:r>
+        <w:rPr>
+          <w:rFonts w:ascii="David" w:cs="David" w:eastAsia="David" w:hAnsi="David"/>
+          <w:b/>
+          <w:bCs/>
+          <w:noProof/>
+          <w:sz w:val="24"/>
+          <w:szCs w:val="24"/>
+          <w:rtl/>
+          <w:lang w:val="en-US" w:bidi="he-IL"/>
+        </w:rPr>
+        <w:t xml:space="preserve">סאמייה: </w:t>
+      </w:r>
+      <w:r>
+        <w:rPr>
+          <w:rFonts w:ascii="David" w:cs="David" w:eastAsia="David" w:hAnsi="David"/>
+          <w:noProof/>
+          <w:sz w:val="24"/>
+          <w:szCs w:val="24"/>
+          <w:rtl/>
+          <w:lang w:val="en-US" w:bidi="he-IL"/>
+        </w:rPr>
+        <w:t xml:space="preserve">עברתי לבית של המשפחה שלו, קומה מעל החמות. בשנה הראשונה בעיקר למדתי איך להיות כלה, וזו עבודה בפני עצמה. (צוחקת) ואז נכנסתי להיריון. (.) ובאמצע ההיריון, אני זוכרת שישבתי עם הטלפון וחיפשתי מה זה עבודה סוציאלית. לא סיפרתי לאף אחד. פשוט קראתי.</w:t>
+      </w:r>
+    </w:p>
+    <w:p>
+      <w:pPr>
+        <w:bidi/>
+        <w:spacing w:after="0" w:line="480" w:lineRule="auto"/>
+        <w:jc w:val="both"/>
+      </w:pPr>
+      <w:r>
+        <w:rPr>
+          <w:rFonts w:ascii="David" w:cs="David" w:eastAsia="David" w:hAnsi="David"/>
+          <w:b/>
+          <w:bCs/>
+          <w:noProof/>
+          <w:sz w:val="24"/>
+          <w:szCs w:val="24"/>
+          <w:rtl/>
+          <w:lang w:val="en-US" w:bidi="he-IL"/>
+        </w:rPr>
+        <w:t xml:space="preserve">מראיינת: </w:t>
+      </w:r>
+      <w:r>
+        <w:rPr>
+          <w:rFonts w:ascii="David" w:cs="David" w:eastAsia="David" w:hAnsi="David"/>
+          <w:noProof/>
+          <w:sz w:val="24"/>
+          <w:szCs w:val="24"/>
+          <w:rtl/>
+          <w:lang w:val="en-US" w:bidi="he-IL"/>
+        </w:rPr>
+        <w:t xml:space="preserve">למה דווקא אז?</w:t>
+      </w:r>
+    </w:p>
+    <w:p>
+      <w:pPr>
+        <w:bidi/>
+        <w:spacing w:after="0" w:line="480" w:lineRule="auto"/>
+        <w:jc w:val="both"/>
+      </w:pPr>
+      <w:r>
+        <w:rPr>
+          <w:rFonts w:ascii="David" w:cs="David" w:eastAsia="David" w:hAnsi="David"/>
+          <w:b/>
+          <w:bCs/>
+          <w:noProof/>
+          <w:sz w:val="24"/>
+          <w:szCs w:val="24"/>
+          <w:rtl/>
+          <w:lang w:val="en-US" w:bidi="he-IL"/>
+        </w:rPr>
+        <w:t xml:space="preserve">סאמייה: </w:t>
+      </w:r>
+      <w:r>
+        <w:rPr>
+          <w:rFonts w:ascii="David" w:cs="David" w:eastAsia="David" w:hAnsi="David"/>
+          <w:noProof/>
+          <w:sz w:val="24"/>
+          <w:szCs w:val="24"/>
+          <w:rtl/>
+          <w:lang w:val="en-US" w:bidi="he-IL"/>
+        </w:rPr>
+        <w:t xml:space="preserve">כי הבנתי שאם לא עכשיו זה ילך ויתרחק. אחרי ילד אחד יבוא שני, ואחרי שני שלישי. (.) בסוף חיכיתי עוד ארבע שנים, עד אחרי השני, אבל בראש שלי התחלתי שם, בהיריון הראשון.</w:t>
+      </w:r>
+    </w:p>
+    <w:p>
+      <w:pPr>
+        <w:bidi/>
+        <w:spacing w:after="0" w:line="480" w:lineRule="auto"/>
+        <w:jc w:val="both"/>
+      </w:pPr>
+      <w:r>
+        <w:rPr>
+          <w:rFonts w:ascii="David" w:cs="David" w:eastAsia="David" w:hAnsi="David"/>
+          <w:b/>
+          <w:bCs/>
+          <w:noProof/>
+          <w:sz w:val="24"/>
+          <w:szCs w:val="24"/>
+          <w:rtl/>
+          <w:lang w:val="en-US" w:bidi="he-IL"/>
+        </w:rPr>
+        <w:t xml:space="preserve">מראיינת: </w:t>
+      </w:r>
+      <w:r>
+        <w:rPr>
+          <w:rFonts w:ascii="David" w:cs="David" w:eastAsia="David" w:hAnsi="David"/>
+          <w:noProof/>
+          <w:sz w:val="24"/>
+          <w:szCs w:val="24"/>
+          <w:rtl/>
+          <w:lang w:val="en-US" w:bidi="he-IL"/>
+        </w:rPr>
+        <w:t xml:space="preserve">ואיך זה עלה לראשונה בבית?</w:t>
+      </w:r>
+    </w:p>
+    <w:p>
+      <w:pPr>
+        <w:bidi/>
+        <w:spacing w:after="0" w:line="480" w:lineRule="auto"/>
+        <w:jc w:val="both"/>
+      </w:pPr>
+      <w:r>
+        <w:rPr>
+          <w:rFonts w:ascii="David" w:cs="David" w:eastAsia="David" w:hAnsi="David"/>
+          <w:b/>
+          <w:bCs/>
+          <w:noProof/>
+          <w:sz w:val="24"/>
+          <w:szCs w:val="24"/>
+          <w:rtl/>
+          <w:lang w:val="en-US" w:bidi="he-IL"/>
+        </w:rPr>
+        <w:t xml:space="preserve">סאמייה: </w:t>
+      </w:r>
+      <w:r>
+        <w:rPr>
+          <w:rFonts w:ascii="David" w:cs="David" w:eastAsia="David" w:hAnsi="David"/>
+          <w:noProof/>
+          <w:sz w:val="24"/>
+          <w:szCs w:val="24"/>
+          <w:rtl/>
+          <w:lang w:val="en-US" w:bidi="he-IL"/>
+        </w:rPr>
+        <w:t xml:space="preserve">אמרתי לבעלי בלילה, בשקט, כאילו אני מדברת על מזג האוויר. אמרתי אני חושבת להירשם. הוא שאל כמה זה עולה, ואמרתי, והוא שתק שתי דקות ואמר תבדקי. (.) 'תבדקי' זה לא כן, אבל זה גם לא לא. לקח עוד חצי שנה עד שזה נהיה כן.</w:t>
+      </w:r>
+    </w:p>
+    <w:p>
+      <w:pPr>
+        <w:bidi/>
+        <w:spacing w:after="0" w:line="480" w:lineRule="auto"/>
+        <w:jc w:val="both"/>
+      </w:pPr>
+      <w:r>
+        <w:rPr>
+          <w:rFonts w:ascii="David" w:cs="David" w:eastAsia="David" w:hAnsi="David"/>
+          <w:b/>
+          <w:bCs/>
+          <w:noProof/>
+          <w:sz w:val="24"/>
+          <w:szCs w:val="24"/>
+          <w:rtl/>
+          <w:lang w:val="en-US" w:bidi="he-IL"/>
+        </w:rPr>
+        <w:t xml:space="preserve">מראיינת: </w:t>
+      </w:r>
+      <w:r>
+        <w:rPr>
+          <w:rFonts w:ascii="David" w:cs="David" w:eastAsia="David" w:hAnsi="David"/>
+          <w:noProof/>
+          <w:sz w:val="24"/>
+          <w:szCs w:val="24"/>
+          <w:rtl/>
+          <w:lang w:val="en-US" w:bidi="he-IL"/>
+        </w:rPr>
+        <w:t xml:space="preserve">מה שינה את זה לכן?</w:t>
+      </w:r>
+    </w:p>
+    <w:p>
+      <w:pPr>
+        <w:bidi/>
+        <w:spacing w:after="0" w:line="480" w:lineRule="auto"/>
+        <w:jc w:val="both"/>
+      </w:pPr>
+      <w:r>
+        <w:rPr>
+          <w:rFonts w:ascii="David" w:cs="David" w:eastAsia="David" w:hAnsi="David"/>
+          <w:b/>
+          <w:bCs/>
+          <w:noProof/>
+          <w:sz w:val="24"/>
+          <w:szCs w:val="24"/>
+          <w:rtl/>
+          <w:lang w:val="en-US" w:bidi="he-IL"/>
+        </w:rPr>
+        <w:t xml:space="preserve">סאמייה: </w:t>
+      </w:r>
+      <w:r>
+        <w:rPr>
+          <w:rFonts w:ascii="David" w:cs="David" w:eastAsia="David" w:hAnsi="David"/>
+          <w:noProof/>
+          <w:sz w:val="24"/>
+          <w:szCs w:val="24"/>
+          <w:rtl/>
+          <w:lang w:val="en-US" w:bidi="he-IL"/>
+        </w:rPr>
+        <w:t xml:space="preserve">חמותי. היא זו שאמרה לו, שתלמד, אני אקח את הילדים. (.) בלעדיה זה לא היה קורה, ואני חושבת שהוא גם קצת חיכה שמישהו אחר יגיד את זה קודם.</w:t>
+      </w:r>
+    </w:p>
+    <w:p>
+      <w:pPr>
+        <w:bidi/>
+        <w:spacing w:after="0" w:line="480" w:lineRule="auto"/>
+        <w:jc w:val="both"/>
+      </w:pPr>
+      <w:r>
+        <w:rPr>
+          <w:rFonts w:ascii="David" w:cs="David" w:eastAsia="David" w:hAnsi="David"/>
+          <w:b/>
+          <w:bCs/>
+          <w:noProof/>
+          <w:sz w:val="24"/>
+          <w:szCs w:val="24"/>
+          <w:rtl/>
+          <w:lang w:val="en-US" w:bidi="he-IL"/>
+        </w:rPr>
+        <w:t xml:space="preserve">מראיינת: </w:t>
+      </w:r>
+      <w:r>
+        <w:rPr>
+          <w:rFonts w:ascii="David" w:cs="David" w:eastAsia="David" w:hAnsi="David"/>
+          <w:noProof/>
+          <w:sz w:val="24"/>
+          <w:szCs w:val="24"/>
+          <w:rtl/>
+          <w:lang w:val="en-US" w:bidi="he-IL"/>
+        </w:rPr>
+        <w:t xml:space="preserve">ואבא שלך?</w:t>
+      </w:r>
+    </w:p>
+    <w:p>
+      <w:pPr>
+        <w:bidi/>
+        <w:spacing w:after="0" w:line="480" w:lineRule="auto"/>
+        <w:jc w:val="both"/>
+      </w:pPr>
+      <w:r>
+        <w:rPr>
+          <w:rFonts w:ascii="David" w:cs="David" w:eastAsia="David" w:hAnsi="David"/>
+          <w:b/>
+          <w:bCs/>
+          <w:noProof/>
+          <w:sz w:val="24"/>
+          <w:szCs w:val="24"/>
+          <w:rtl/>
+          <w:lang w:val="en-US" w:bidi="he-IL"/>
+        </w:rPr>
+        <w:t xml:space="preserve">סאמייה: </w:t>
+      </w:r>
+      <w:r>
+        <w:rPr>
+          <w:rFonts w:ascii="David" w:cs="David" w:eastAsia="David" w:hAnsi="David"/>
+          <w:noProof/>
+          <w:sz w:val="24"/>
+          <w:szCs w:val="24"/>
+          <w:rtl/>
+          <w:lang w:val="en-US" w:bidi="he-IL"/>
+        </w:rPr>
+        <w:t xml:space="preserve">אבא שלי אמר משפט אחד. הוא אמר, העיקר שהילדים לא ישלמו. (.) עד היום אני חושבת על המשפט הזה. הוא לא אמר בהצלחה ולא אמר אל תלכי. הוא שם עליי תנאי.</w:t>
+      </w:r>
+    </w:p>
+    <w:p>
+      <w:pPr>
+        <w:bidi/>
+        <w:spacing w:after="0" w:line="480" w:lineRule="auto"/>
+        <w:jc w:val="both"/>
+      </w:pPr>
+      <w:r>
+        <w:rPr>
+          <w:rFonts w:ascii="David" w:cs="David" w:eastAsia="David" w:hAnsi="David"/>
+          <w:b/>
+          <w:bCs/>
+          <w:noProof/>
+          <w:sz w:val="24"/>
+          <w:szCs w:val="24"/>
+          <w:rtl/>
+          <w:lang w:val="en-US" w:bidi="he-IL"/>
+        </w:rPr>
+        <w:t xml:space="preserve">מראיינת: </w:t>
+      </w:r>
+      <w:r>
+        <w:rPr>
+          <w:rFonts w:ascii="David" w:cs="David" w:eastAsia="David" w:hAnsi="David"/>
+          <w:noProof/>
+          <w:sz w:val="24"/>
+          <w:szCs w:val="24"/>
+          <w:rtl/>
+          <w:lang w:val="en-US" w:bidi="he-IL"/>
+        </w:rPr>
         <w:t xml:space="preserve">מצוין. אז אני עושה עבודה על נשים שהן אימהות, לומדות ועובדות בו זמנית. מה שמעניין אותי זה איך זה נראה מבפנים, לא המספרים. ספרי לי על יום רגיל שלך, מהרגע שאת קמה ועד שאת נרדמת. כל דבר שנראה לך רלוונטי מעניין אותי.</w:t>
       </w:r>
     </w:p>
@@ -6150,6 +7018,347 @@
           <w:lang w:val="en-US" w:bidi="he-IL"/>
         </w:rPr>
         <w:t xml:space="preserve">רק שזה נשמע יותר גרוע כשמספרים את זה ברצף. ביומיום זה פשוט החיים, את לא יושבת וחושבת כמה קשה לך. רק כשמישהו שואל את שומעת את עצמך.</w:t>
+      </w:r>
+    </w:p>
+    <w:p>
+      <w:pPr>
+        <w:bidi/>
+        <w:spacing w:after="0" w:line="480" w:lineRule="auto"/>
+        <w:jc w:val="both"/>
+      </w:pPr>
+      <w:r>
+        <w:rPr>
+          <w:rFonts w:ascii="David" w:cs="David" w:eastAsia="David" w:hAnsi="David"/>
+          <w:b/>
+          <w:bCs/>
+          <w:noProof/>
+          <w:sz w:val="24"/>
+          <w:szCs w:val="24"/>
+          <w:rtl/>
+          <w:lang w:val="en-US" w:bidi="he-IL"/>
+        </w:rPr>
+        <w:t xml:space="preserve">מראיינת: </w:t>
+      </w:r>
+      <w:r>
+        <w:rPr>
+          <w:rFonts w:ascii="David" w:cs="David" w:eastAsia="David" w:hAnsi="David"/>
+          <w:noProof/>
+          <w:sz w:val="24"/>
+          <w:szCs w:val="24"/>
+          <w:rtl/>
+          <w:lang w:val="en-US" w:bidi="he-IL"/>
+        </w:rPr>
+        <w:t xml:space="preserve">אני רוצה לשאול אותך שאלה קשה, ותרגישי חופשי לא לענות. אמרת קודם שאבא שלך אמר העיקר שהילדים לא ישלמו. האם הם משלמים?</w:t>
+      </w:r>
+    </w:p>
+    <w:p>
+      <w:pPr>
+        <w:bidi/>
+        <w:spacing w:after="0" w:line="480" w:lineRule="auto"/>
+        <w:jc w:val="both"/>
+      </w:pPr>
+      <w:r>
+        <w:rPr>
+          <w:rFonts w:ascii="David" w:cs="David" w:eastAsia="David" w:hAnsi="David"/>
+          <w:b/>
+          <w:bCs/>
+          <w:noProof/>
+          <w:sz w:val="24"/>
+          <w:szCs w:val="24"/>
+          <w:rtl/>
+          <w:lang w:val="en-US" w:bidi="he-IL"/>
+        </w:rPr>
+        <w:t xml:space="preserve">סאמייה: </w:t>
+      </w:r>
+      <w:r>
+        <w:rPr>
+          <w:rFonts w:ascii="David" w:cs="David" w:eastAsia="David" w:hAnsi="David"/>
+          <w:noProof/>
+          <w:sz w:val="24"/>
+          <w:szCs w:val="24"/>
+          <w:rtl/>
+          <w:lang w:val="en-US" w:bidi="he-IL"/>
+        </w:rPr>
+        <w:t xml:space="preserve">(שתיקה ארוכה) כן. קצת. אני לא אשקר לך ואגיד לא. (.) הבן שלי מכיר את הבית של סבתא יותר טוב מהבית שלנו. הבת שלי נגמלה שם ולא אצלי. (.) אבל אני גם חושבת מה הם מרוויחים, ואת זה קשה יותר לראות כי זה יגיע בעוד עשר שנים.</w:t>
+      </w:r>
+    </w:p>
+    <w:p>
+      <w:pPr>
+        <w:bidi/>
+        <w:spacing w:after="0" w:line="480" w:lineRule="auto"/>
+        <w:jc w:val="both"/>
+      </w:pPr>
+      <w:r>
+        <w:rPr>
+          <w:rFonts w:ascii="David" w:cs="David" w:eastAsia="David" w:hAnsi="David"/>
+          <w:b/>
+          <w:bCs/>
+          <w:noProof/>
+          <w:sz w:val="24"/>
+          <w:szCs w:val="24"/>
+          <w:rtl/>
+          <w:lang w:val="en-US" w:bidi="he-IL"/>
+        </w:rPr>
+        <w:t xml:space="preserve">מראיינת: </w:t>
+      </w:r>
+      <w:r>
+        <w:rPr>
+          <w:rFonts w:ascii="David" w:cs="David" w:eastAsia="David" w:hAnsi="David"/>
+          <w:noProof/>
+          <w:sz w:val="24"/>
+          <w:szCs w:val="24"/>
+          <w:rtl/>
+          <w:lang w:val="en-US" w:bidi="he-IL"/>
+        </w:rPr>
+        <w:t xml:space="preserve">מה הם מרוויחים?</w:t>
+      </w:r>
+    </w:p>
+    <w:p>
+      <w:pPr>
+        <w:bidi/>
+        <w:spacing w:after="0" w:line="480" w:lineRule="auto"/>
+        <w:jc w:val="both"/>
+      </w:pPr>
+      <w:r>
+        <w:rPr>
+          <w:rFonts w:ascii="David" w:cs="David" w:eastAsia="David" w:hAnsi="David"/>
+          <w:b/>
+          <w:bCs/>
+          <w:noProof/>
+          <w:sz w:val="24"/>
+          <w:szCs w:val="24"/>
+          <w:rtl/>
+          <w:lang w:val="en-US" w:bidi="he-IL"/>
+        </w:rPr>
+        <w:t xml:space="preserve">סאמייה: </w:t>
+      </w:r>
+      <w:r>
+        <w:rPr>
+          <w:rFonts w:ascii="David" w:cs="David" w:eastAsia="David" w:hAnsi="David"/>
+          <w:noProof/>
+          <w:sz w:val="24"/>
+          <w:szCs w:val="24"/>
+          <w:rtl/>
+          <w:lang w:val="en-US" w:bidi="he-IL"/>
+        </w:rPr>
+        <w:t xml:space="preserve">אמא שיודעת למלא טופס. (צוחקת) סליחה, זה נשמע קטן. אבל תשמעי, אמא שאם משהו קורה, יש לה משכורת. אמא שהילדה שלה רואה אותה עם ספר ולא רק עם סמרטוט. (.) ואולי הכי חשוב, אמא שלא כועסת עליהם על החיים שלה.</w:t>
+      </w:r>
+    </w:p>
+    <w:p>
+      <w:pPr>
+        <w:bidi/>
+        <w:spacing w:after="0" w:line="480" w:lineRule="auto"/>
+        <w:jc w:val="both"/>
+      </w:pPr>
+      <w:r>
+        <w:rPr>
+          <w:rFonts w:ascii="David" w:cs="David" w:eastAsia="David" w:hAnsi="David"/>
+          <w:b/>
+          <w:bCs/>
+          <w:noProof/>
+          <w:sz w:val="24"/>
+          <w:szCs w:val="24"/>
+          <w:rtl/>
+          <w:lang w:val="en-US" w:bidi="he-IL"/>
+        </w:rPr>
+        <w:t xml:space="preserve">מראיינת: </w:t>
+      </w:r>
+      <w:r>
+        <w:rPr>
+          <w:rFonts w:ascii="David" w:cs="David" w:eastAsia="David" w:hAnsi="David"/>
+          <w:noProof/>
+          <w:sz w:val="24"/>
+          <w:szCs w:val="24"/>
+          <w:rtl/>
+          <w:lang w:val="en-US" w:bidi="he-IL"/>
+        </w:rPr>
+        <w:t xml:space="preserve">זה קורה, שאמהות כועסות על הילדים על החיים שלהן?</w:t>
+      </w:r>
+    </w:p>
+    <w:p>
+      <w:pPr>
+        <w:bidi/>
+        <w:spacing w:after="0" w:line="480" w:lineRule="auto"/>
+        <w:jc w:val="both"/>
+      </w:pPr>
+      <w:r>
+        <w:rPr>
+          <w:rFonts w:ascii="David" w:cs="David" w:eastAsia="David" w:hAnsi="David"/>
+          <w:b/>
+          <w:bCs/>
+          <w:noProof/>
+          <w:sz w:val="24"/>
+          <w:szCs w:val="24"/>
+          <w:rtl/>
+          <w:lang w:val="en-US" w:bidi="he-IL"/>
+        </w:rPr>
+        <w:t xml:space="preserve">סאמייה: </w:t>
+      </w:r>
+      <w:r>
+        <w:rPr>
+          <w:rFonts w:ascii="David" w:cs="David" w:eastAsia="David" w:hAnsi="David"/>
+          <w:noProof/>
+          <w:sz w:val="24"/>
+          <w:szCs w:val="24"/>
+          <w:rtl/>
+          <w:lang w:val="en-US" w:bidi="he-IL"/>
+        </w:rPr>
+        <w:t xml:space="preserve">(מהנהנת לאט) קורה. ראיתי. לא אצל אמא שלי, היא לא כזאת. אבל ראיתי נשים אצלנו שהילדים שילמו על חלומות שלהן שנעצרו. (.) אני מעדיפה לשלם על החלום בעצמי, בשעות שינה, מאשר שהם ישלמו על זה שלא היה לי אחד.</w:t>
+      </w:r>
+    </w:p>
+    <w:p>
+      <w:pPr>
+        <w:bidi/>
+        <w:spacing w:after="0" w:line="480" w:lineRule="auto"/>
+        <w:jc w:val="both"/>
+      </w:pPr>
+      <w:r>
+        <w:rPr>
+          <w:rFonts w:ascii="David" w:cs="David" w:eastAsia="David" w:hAnsi="David"/>
+          <w:b/>
+          <w:bCs/>
+          <w:noProof/>
+          <w:sz w:val="24"/>
+          <w:szCs w:val="24"/>
+          <w:rtl/>
+          <w:lang w:val="en-US" w:bidi="he-IL"/>
+        </w:rPr>
+        <w:t xml:space="preserve">מראיינת: </w:t>
+      </w:r>
+      <w:r>
+        <w:rPr>
+          <w:rFonts w:ascii="David" w:cs="David" w:eastAsia="David" w:hAnsi="David"/>
+          <w:noProof/>
+          <w:sz w:val="24"/>
+          <w:szCs w:val="24"/>
+          <w:rtl/>
+          <w:lang w:val="en-US" w:bidi="he-IL"/>
+        </w:rPr>
+        <w:t xml:space="preserve">שאלה אחרונה. אם היית יכולה לחזור אחורה ולפגוש את סאמייה בת התשע עשרה, בשנה שהיא לא מילאה את הטפסים, מה היית אומרת לה?</w:t>
+      </w:r>
+    </w:p>
+    <w:p>
+      <w:pPr>
+        <w:bidi/>
+        <w:spacing w:after="0" w:line="480" w:lineRule="auto"/>
+        <w:jc w:val="both"/>
+      </w:pPr>
+      <w:r>
+        <w:rPr>
+          <w:rFonts w:ascii="David" w:cs="David" w:eastAsia="David" w:hAnsi="David"/>
+          <w:b/>
+          <w:bCs/>
+          <w:noProof/>
+          <w:sz w:val="24"/>
+          <w:szCs w:val="24"/>
+          <w:rtl/>
+          <w:lang w:val="en-US" w:bidi="he-IL"/>
+        </w:rPr>
+        <w:t xml:space="preserve">סאמייה: </w:t>
+      </w:r>
+      <w:r>
+        <w:rPr>
+          <w:rFonts w:ascii="David" w:cs="David" w:eastAsia="David" w:hAnsi="David"/>
+          <w:noProof/>
+          <w:sz w:val="24"/>
+          <w:szCs w:val="24"/>
+          <w:rtl/>
+          <w:lang w:val="en-US" w:bidi="he-IL"/>
+        </w:rPr>
+        <w:t xml:space="preserve">(צוחקת ואז נהיית רצינית) הייתי רוצה להגיד לה תמלאי גם את הטפסים. אבל אני לא בטוחה שהייתי אומרת את זה, כי אז אולי לא היו לי הילדים שיש לי. (.) אז אני אגיד לה משהו אחר. הייתי אומרת לה, את לא צריכה לבחור בין השניים לתמיד. את צריכה לבחור מה קודם. זה לא אותו דבר, ולקח לי שש שנים להבין את זה.</w:t>
+      </w:r>
+    </w:p>
+    <w:p>
+      <w:pPr>
+        <w:bidi/>
+        <w:spacing w:after="0" w:line="480" w:lineRule="auto"/>
+        <w:jc w:val="both"/>
+      </w:pPr>
+      <w:r>
+        <w:rPr>
+          <w:rFonts w:ascii="David" w:cs="David" w:eastAsia="David" w:hAnsi="David"/>
+          <w:b/>
+          <w:bCs/>
+          <w:noProof/>
+          <w:sz w:val="24"/>
+          <w:szCs w:val="24"/>
+          <w:rtl/>
+          <w:lang w:val="en-US" w:bidi="he-IL"/>
+        </w:rPr>
+        <w:t xml:space="preserve">מראיינת: </w:t>
+      </w:r>
+      <w:r>
+        <w:rPr>
+          <w:rFonts w:ascii="David" w:cs="David" w:eastAsia="David" w:hAnsi="David"/>
+          <w:noProof/>
+          <w:sz w:val="24"/>
+          <w:szCs w:val="24"/>
+          <w:rtl/>
+          <w:lang w:val="en-US" w:bidi="he-IL"/>
+        </w:rPr>
+        <w:t xml:space="preserve">תודה רבה לך, באמת.</w:t>
+      </w:r>
+    </w:p>
+    <w:p>
+      <w:pPr>
+        <w:bidi/>
+        <w:spacing w:after="0" w:line="480" w:lineRule="auto"/>
+        <w:jc w:val="both"/>
+      </w:pPr>
+      <w:r>
+        <w:rPr>
+          <w:rFonts w:ascii="David" w:cs="David" w:eastAsia="David" w:hAnsi="David"/>
+          <w:b/>
+          <w:bCs/>
+          <w:noProof/>
+          <w:sz w:val="24"/>
+          <w:szCs w:val="24"/>
+          <w:rtl/>
+          <w:lang w:val="en-US" w:bidi="he-IL"/>
+        </w:rPr>
+        <w:t xml:space="preserve">סאמייה: </w:t>
+      </w:r>
+      <w:r>
+        <w:rPr>
+          <w:rFonts w:ascii="David" w:cs="David" w:eastAsia="David" w:hAnsi="David"/>
+          <w:noProof/>
+          <w:sz w:val="24"/>
+          <w:szCs w:val="24"/>
+          <w:rtl/>
+          <w:lang w:val="en-US" w:bidi="he-IL"/>
+        </w:rPr>
+        <w:t xml:space="preserve">אהלן וסהלן. תשלחי לי את העבודה כשתסיימי, אני רוצה לקרוא מה יצא מזה. (צוחקת) ואם כתבת עליי משהו לא יפה, תמחקי.</w:t>
+      </w:r>
+    </w:p>
+    <w:p>
+      <w:pPr>
+        <w:bidi/>
+        <w:spacing w:after="0" w:line="480" w:lineRule="auto"/>
+        <w:jc w:val="both"/>
+      </w:pPr>
+      <w:r>
+        <w:rPr>
+          <w:rFonts w:ascii="David" w:cs="David" w:eastAsia="David" w:hAnsi="David"/>
+          <w:b/>
+          <w:bCs/>
+          <w:noProof/>
+          <w:sz w:val="24"/>
+          <w:szCs w:val="24"/>
+          <w:rtl/>
+          <w:lang w:val="en-US" w:bidi="he-IL"/>
+        </w:rPr>
+        <w:t xml:space="preserve">הערת המראיינת: </w:t>
+      </w:r>
+      <w:r>
+        <w:rPr>
+          <w:rFonts w:ascii="David" w:cs="David" w:eastAsia="David" w:hAnsi="David"/>
+          <w:noProof/>
+          <w:sz w:val="24"/>
+          <w:szCs w:val="24"/>
+          <w:rtl/>
+          <w:lang w:val="en-US" w:bidi="he-IL"/>
+        </w:rPr>
+        <w:t xml:space="preserve">הראיון הסתיים בשתיית תה. המרואיינת ליוותה אותי לרכב והוסיפה בדלת עוד משפט, שמופיע ברפלקציה על התהליך ולא הוקלט.</w:t>
       </w:r>
     </w:p>
     <w:p>
@@ -6200,7 +7409,193 @@
           <w:rtl/>
           <w:lang w:val="en-US" w:bidi="he-IL"/>
         </w:rPr>
-        <w:t xml:space="preserve">ראיון 2: עיינא, בת 24, שנה א' לחינוך. נערך בביתה, 24 במאי 2026, 88 דקות.</w:t>
+        <w:t xml:space="preserve">ראיון 2: פרוטוקול ראיון עומק, עיינא</w:t>
+      </w:r>
+    </w:p>
+    <w:p>
+      <w:pPr>
+        <w:bidi/>
+        <w:spacing w:after="0" w:line="480" w:lineRule="auto"/>
+        <w:jc w:val="both"/>
+      </w:pPr>
+      <w:r>
+        <w:rPr>
+          <w:rFonts w:ascii="David" w:cs="David" w:eastAsia="David" w:hAnsi="David"/>
+          <w:b/>
+          <w:bCs/>
+          <w:noProof/>
+          <w:sz w:val="24"/>
+          <w:szCs w:val="24"/>
+          <w:rtl/>
+          <w:lang w:val="en-US" w:bidi="he-IL"/>
+        </w:rPr>
+        <w:t xml:space="preserve">מראיינת: </w:t>
+      </w:r>
+      <w:r>
+        <w:rPr>
+          <w:rFonts w:ascii="David" w:cs="David" w:eastAsia="David" w:hAnsi="David"/>
+          <w:noProof/>
+          <w:sz w:val="24"/>
+          <w:szCs w:val="24"/>
+          <w:rtl/>
+          <w:lang w:val="en-US" w:bidi="he-IL"/>
+        </w:rPr>
+        <w:t xml:space="preserve">[שם המגישה], סטודנטית לשיטות מחקר איכותניות, המכללה האקדמית אשקלון</w:t>
+      </w:r>
+    </w:p>
+    <w:p>
+      <w:pPr>
+        <w:bidi/>
+        <w:spacing w:after="0" w:line="480" w:lineRule="auto"/>
+        <w:jc w:val="both"/>
+      </w:pPr>
+      <w:r>
+        <w:rPr>
+          <w:rFonts w:ascii="David" w:cs="David" w:eastAsia="David" w:hAnsi="David"/>
+          <w:b/>
+          <w:bCs/>
+          <w:noProof/>
+          <w:sz w:val="24"/>
+          <w:szCs w:val="24"/>
+          <w:rtl/>
+          <w:lang w:val="en-US" w:bidi="he-IL"/>
+        </w:rPr>
+        <w:t xml:space="preserve">מרואיינת: </w:t>
+      </w:r>
+      <w:r>
+        <w:rPr>
+          <w:rFonts w:ascii="David" w:cs="David" w:eastAsia="David" w:hAnsi="David"/>
+          <w:noProof/>
+          <w:sz w:val="24"/>
+          <w:szCs w:val="24"/>
+          <w:rtl/>
+          <w:lang w:val="en-US" w:bidi="he-IL"/>
+        </w:rPr>
+        <w:t xml:space="preserve">עיינא (שם בדוי), בת 24, כסייפה. נשואה, אם לבן שנתיים וחצי. שנה א' לחינוך, סייעת בגן פרטי</w:t>
+      </w:r>
+    </w:p>
+    <w:p>
+      <w:pPr>
+        <w:bidi/>
+        <w:spacing w:after="0" w:line="480" w:lineRule="auto"/>
+        <w:jc w:val="both"/>
+      </w:pPr>
+      <w:r>
+        <w:rPr>
+          <w:rFonts w:ascii="David" w:cs="David" w:eastAsia="David" w:hAnsi="David"/>
+          <w:b/>
+          <w:bCs/>
+          <w:noProof/>
+          <w:sz w:val="24"/>
+          <w:szCs w:val="24"/>
+          <w:rtl/>
+          <w:lang w:val="en-US" w:bidi="he-IL"/>
+        </w:rPr>
+        <w:t xml:space="preserve">מיקום המפגש: </w:t>
+      </w:r>
+      <w:r>
+        <w:rPr>
+          <w:rFonts w:ascii="David" w:cs="David" w:eastAsia="David" w:hAnsi="David"/>
+          <w:noProof/>
+          <w:sz w:val="24"/>
+          <w:szCs w:val="24"/>
+          <w:rtl/>
+          <w:lang w:val="en-US" w:bidi="he-IL"/>
+        </w:rPr>
+        <w:t xml:space="preserve">בית המרואיינת, כסייפה, אחרי שהילד נרדם</w:t>
+      </w:r>
+    </w:p>
+    <w:p>
+      <w:pPr>
+        <w:bidi/>
+        <w:spacing w:after="0" w:line="480" w:lineRule="auto"/>
+        <w:jc w:val="both"/>
+      </w:pPr>
+      <w:r>
+        <w:rPr>
+          <w:rFonts w:ascii="David" w:cs="David" w:eastAsia="David" w:hAnsi="David"/>
+          <w:b/>
+          <w:bCs/>
+          <w:noProof/>
+          <w:sz w:val="24"/>
+          <w:szCs w:val="24"/>
+          <w:rtl/>
+          <w:lang w:val="en-US" w:bidi="he-IL"/>
+        </w:rPr>
+        <w:t xml:space="preserve">שפת הראיון: </w:t>
+      </w:r>
+      <w:r>
+        <w:rPr>
+          <w:rFonts w:ascii="David" w:cs="David" w:eastAsia="David" w:hAnsi="David"/>
+          <w:noProof/>
+          <w:sz w:val="24"/>
+          <w:szCs w:val="24"/>
+          <w:rtl/>
+          <w:lang w:val="en-US" w:bidi="he-IL"/>
+        </w:rPr>
+        <w:t xml:space="preserve">ערבית מדוברת. התמלול תורגם לעברית</w:t>
+      </w:r>
+    </w:p>
+    <w:p>
+      <w:pPr>
+        <w:bidi/>
+        <w:spacing w:after="0" w:line="480" w:lineRule="auto"/>
+        <w:jc w:val="both"/>
+      </w:pPr>
+      <w:r>
+        <w:rPr>
+          <w:rFonts w:ascii="David" w:cs="David" w:eastAsia="David" w:hAnsi="David"/>
+          <w:b/>
+          <w:bCs/>
+          <w:noProof/>
+          <w:sz w:val="24"/>
+          <w:szCs w:val="24"/>
+          <w:rtl/>
+          <w:lang w:val="en-US" w:bidi="he-IL"/>
+        </w:rPr>
+        <w:t xml:space="preserve">מועד ואורך: </w:t>
+      </w:r>
+      <w:r>
+        <w:rPr>
+          <w:rFonts w:ascii="David" w:cs="David" w:eastAsia="David" w:hAnsi="David"/>
+          <w:noProof/>
+          <w:sz w:val="24"/>
+          <w:szCs w:val="24"/>
+          <w:rtl/>
+          <w:lang w:val="en-US" w:bidi="he-IL"/>
+        </w:rPr>
+        <w:t xml:space="preserve">24 במאי 2026, 105 דקות</w:t>
+      </w:r>
+    </w:p>
+    <w:p>
+      <w:pPr>
+        <w:bidi/>
+        <w:spacing w:after="0" w:line="480" w:lineRule="auto"/>
+        <w:jc w:val="both"/>
+      </w:pPr>
+      <w:r>
+        <w:rPr>
+          <w:rFonts w:ascii="David" w:cs="David" w:eastAsia="David" w:hAnsi="David"/>
+          <w:b/>
+          <w:bCs/>
+          <w:noProof/>
+          <w:sz w:val="24"/>
+          <w:szCs w:val="24"/>
+          <w:rtl/>
+          <w:lang w:val="en-US" w:bidi="he-IL"/>
+        </w:rPr>
+        <w:t xml:space="preserve">הערת המראיינת: </w:t>
+      </w:r>
+      <w:r>
+        <w:rPr>
+          <w:rFonts w:ascii="David" w:cs="David" w:eastAsia="David" w:hAnsi="David"/>
+          <w:noProof/>
+          <w:sz w:val="24"/>
+          <w:szCs w:val="24"/>
+          <w:rtl/>
+          <w:lang w:val="en-US" w:bidi="he-IL"/>
+        </w:rPr>
+        <w:t xml:space="preserve">זה היה הראיון הארוך והרגשי מכולם. המרואיינת בכתה פעם אחת, ביקשה להמשיך, ובהמשך אמרה שהיא שמחה שדיברה. שאלות על בחירת התחום הובילו לחומר שלא נשאלתי עליו מראש ולא ציפיתי לו</w:t>
       </w:r>
     </w:p>
     <w:p>
@@ -6293,6 +7688,626 @@
           <w:rtl/>
           <w:lang w:val="en-US" w:bidi="he-IL"/>
         </w:rPr>
+        <w:t xml:space="preserve">לפני שנדבר על היום יום, אני רוצה להכיר אותך קצת. ספרי לי על הילדות שלך בכסייפה.</w:t>
+      </w:r>
+    </w:p>
+    <w:p>
+      <w:pPr>
+        <w:bidi/>
+        <w:spacing w:after="0" w:line="480" w:lineRule="auto"/>
+        <w:jc w:val="both"/>
+      </w:pPr>
+      <w:r>
+        <w:rPr>
+          <w:rFonts w:ascii="David" w:cs="David" w:eastAsia="David" w:hAnsi="David"/>
+          <w:b/>
+          <w:bCs/>
+          <w:noProof/>
+          <w:sz w:val="24"/>
+          <w:szCs w:val="24"/>
+          <w:rtl/>
+          <w:lang w:val="en-US" w:bidi="he-IL"/>
+        </w:rPr>
+        <w:t xml:space="preserve">עיינא: </w:t>
+      </w:r>
+      <w:r>
+        <w:rPr>
+          <w:rFonts w:ascii="David" w:cs="David" w:eastAsia="David" w:hAnsi="David"/>
+          <w:noProof/>
+          <w:sz w:val="24"/>
+          <w:szCs w:val="24"/>
+          <w:rtl/>
+          <w:lang w:val="en-US" w:bidi="he-IL"/>
+        </w:rPr>
+        <w:t xml:space="preserve">(מסדרת את הכרית שלידה) אני בת שביעית מתוך אחד עשר. (צוחקת) כן, אחד עשר. אצלנו זה לא נחשב הרבה. גדלתי בבית שהיה תמיד מלא, ותמיד היה רועש, ותמיד היה בו אוכל על האש. אמא שלי בישלה בסירים שאני לא מסוגלת להרים היום.</w:t>
+      </w:r>
+    </w:p>
+    <w:p>
+      <w:pPr>
+        <w:bidi/>
+        <w:spacing w:after="0" w:line="480" w:lineRule="auto"/>
+        <w:jc w:val="both"/>
+      </w:pPr>
+      <w:r>
+        <w:rPr>
+          <w:rFonts w:ascii="David" w:cs="David" w:eastAsia="David" w:hAnsi="David"/>
+          <w:b/>
+          <w:bCs/>
+          <w:noProof/>
+          <w:sz w:val="24"/>
+          <w:szCs w:val="24"/>
+          <w:rtl/>
+          <w:lang w:val="en-US" w:bidi="he-IL"/>
+        </w:rPr>
+        <w:t xml:space="preserve">מראיינת: </w:t>
+      </w:r>
+      <w:r>
+        <w:rPr>
+          <w:rFonts w:ascii="David" w:cs="David" w:eastAsia="David" w:hAnsi="David"/>
+          <w:noProof/>
+          <w:sz w:val="24"/>
+          <w:szCs w:val="24"/>
+          <w:rtl/>
+          <w:lang w:val="en-US" w:bidi="he-IL"/>
+        </w:rPr>
+        <w:t xml:space="preserve">איך זה להיות השביעית?</w:t>
+      </w:r>
+    </w:p>
+    <w:p>
+      <w:pPr>
+        <w:bidi/>
+        <w:spacing w:after="0" w:line="480" w:lineRule="auto"/>
+        <w:jc w:val="both"/>
+      </w:pPr>
+      <w:r>
+        <w:rPr>
+          <w:rFonts w:ascii="David" w:cs="David" w:eastAsia="David" w:hAnsi="David"/>
+          <w:b/>
+          <w:bCs/>
+          <w:noProof/>
+          <w:sz w:val="24"/>
+          <w:szCs w:val="24"/>
+          <w:rtl/>
+          <w:lang w:val="en-US" w:bidi="he-IL"/>
+        </w:rPr>
+        <w:t xml:space="preserve">עיינא: </w:t>
+      </w:r>
+      <w:r>
+        <w:rPr>
+          <w:rFonts w:ascii="David" w:cs="David" w:eastAsia="David" w:hAnsi="David"/>
+          <w:noProof/>
+          <w:sz w:val="24"/>
+          <w:szCs w:val="24"/>
+          <w:rtl/>
+          <w:lang w:val="en-US" w:bidi="he-IL"/>
+        </w:rPr>
+        <w:t xml:space="preserve">זה אומר שאף אחד לא מסתכל עלייך. (.) ואני אומרת את זה בלי כעס, זה פשוט מתמטיקה. הגדולים מקבלים תשומת לב כי הם הראשונים, הקטנים מקבלים כי הם קטנים, והאמצעיים לומדים להסתדר לבד. (.) אני חושבת שבגלל זה אני עד היום לא מבקשת עזרה מאף אחד. גם כשצריך.</w:t>
+      </w:r>
+    </w:p>
+    <w:p>
+      <w:pPr>
+        <w:bidi/>
+        <w:spacing w:after="0" w:line="480" w:lineRule="auto"/>
+        <w:jc w:val="both"/>
+      </w:pPr>
+      <w:r>
+        <w:rPr>
+          <w:rFonts w:ascii="David" w:cs="David" w:eastAsia="David" w:hAnsi="David"/>
+          <w:b/>
+          <w:bCs/>
+          <w:noProof/>
+          <w:sz w:val="24"/>
+          <w:szCs w:val="24"/>
+          <w:rtl/>
+          <w:lang w:val="en-US" w:bidi="he-IL"/>
+        </w:rPr>
+        <w:t xml:space="preserve">מראיינת: </w:t>
+      </w:r>
+      <w:r>
+        <w:rPr>
+          <w:rFonts w:ascii="David" w:cs="David" w:eastAsia="David" w:hAnsi="David"/>
+          <w:noProof/>
+          <w:sz w:val="24"/>
+          <w:szCs w:val="24"/>
+          <w:rtl/>
+          <w:lang w:val="en-US" w:bidi="he-IL"/>
+        </w:rPr>
+        <w:t xml:space="preserve">היה מישהו שכן שם לב?</w:t>
+      </w:r>
+    </w:p>
+    <w:p>
+      <w:pPr>
+        <w:bidi/>
+        <w:spacing w:after="0" w:line="480" w:lineRule="auto"/>
+        <w:jc w:val="both"/>
+      </w:pPr>
+      <w:r>
+        <w:rPr>
+          <w:rFonts w:ascii="David" w:cs="David" w:eastAsia="David" w:hAnsi="David"/>
+          <w:b/>
+          <w:bCs/>
+          <w:noProof/>
+          <w:sz w:val="24"/>
+          <w:szCs w:val="24"/>
+          <w:rtl/>
+          <w:lang w:val="en-US" w:bidi="he-IL"/>
+        </w:rPr>
+        <w:t xml:space="preserve">עיינא: </w:t>
+      </w:r>
+      <w:r>
+        <w:rPr>
+          <w:rFonts w:ascii="David" w:cs="David" w:eastAsia="David" w:hAnsi="David"/>
+          <w:noProof/>
+          <w:sz w:val="24"/>
+          <w:szCs w:val="24"/>
+          <w:rtl/>
+          <w:lang w:val="en-US" w:bidi="he-IL"/>
+        </w:rPr>
+        <w:t xml:space="preserve">(מחייכת) המורה שלי לערבית בחטיבה. היא אמרה לי פעם שאני כותבת יפה, ושאני צריכה להיות מורה. (.) אני זוכרת את המשפט הזה יותר טוב מכל מה שלמדתי בחטיבה. אולי בגלל זה אני היום בחינוך, מי יודע.</w:t>
+      </w:r>
+    </w:p>
+    <w:p>
+      <w:pPr>
+        <w:bidi/>
+        <w:spacing w:after="0" w:line="480" w:lineRule="auto"/>
+        <w:jc w:val="both"/>
+      </w:pPr>
+      <w:r>
+        <w:rPr>
+          <w:rFonts w:ascii="David" w:cs="David" w:eastAsia="David" w:hAnsi="David"/>
+          <w:b/>
+          <w:bCs/>
+          <w:noProof/>
+          <w:sz w:val="24"/>
+          <w:szCs w:val="24"/>
+          <w:rtl/>
+          <w:lang w:val="en-US" w:bidi="he-IL"/>
+        </w:rPr>
+        <w:t xml:space="preserve">מראיינת: </w:t>
+      </w:r>
+      <w:r>
+        <w:rPr>
+          <w:rFonts w:ascii="David" w:cs="David" w:eastAsia="David" w:hAnsi="David"/>
+          <w:noProof/>
+          <w:sz w:val="24"/>
+          <w:szCs w:val="24"/>
+          <w:rtl/>
+          <w:lang w:val="en-US" w:bidi="he-IL"/>
+        </w:rPr>
+        <w:t xml:space="preserve">ואיך היה התיכון?</w:t>
+      </w:r>
+    </w:p>
+    <w:p>
+      <w:pPr>
+        <w:bidi/>
+        <w:spacing w:after="0" w:line="480" w:lineRule="auto"/>
+        <w:jc w:val="both"/>
+      </w:pPr>
+      <w:r>
+        <w:rPr>
+          <w:rFonts w:ascii="David" w:cs="David" w:eastAsia="David" w:hAnsi="David"/>
+          <w:b/>
+          <w:bCs/>
+          <w:noProof/>
+          <w:sz w:val="24"/>
+          <w:szCs w:val="24"/>
+          <w:rtl/>
+          <w:lang w:val="en-US" w:bidi="he-IL"/>
+        </w:rPr>
+        <w:t xml:space="preserve">עיינא: </w:t>
+      </w:r>
+      <w:r>
+        <w:rPr>
+          <w:rFonts w:ascii="David" w:cs="David" w:eastAsia="David" w:hAnsi="David"/>
+          <w:noProof/>
+          <w:sz w:val="24"/>
+          <w:szCs w:val="24"/>
+          <w:rtl/>
+          <w:lang w:val="en-US" w:bidi="he-IL"/>
+        </w:rPr>
+        <w:t xml:space="preserve">בסדר. בגרות מלאה, ציונים לא רעים. עשיתי גם פסיכומטרי, קיבלתי ציון בינוני. (.) והשנה שאחרי התיכון היא השנה שאני הכי מצטערת עליה. ישבתי בבית. פשוט ישבתי. עזרתי לאמא, שמרתי על אחיינים, וחיכיתי.</w:t>
+      </w:r>
+    </w:p>
+    <w:p>
+      <w:pPr>
+        <w:bidi/>
+        <w:spacing w:after="0" w:line="480" w:lineRule="auto"/>
+        <w:jc w:val="both"/>
+      </w:pPr>
+      <w:r>
+        <w:rPr>
+          <w:rFonts w:ascii="David" w:cs="David" w:eastAsia="David" w:hAnsi="David"/>
+          <w:b/>
+          <w:bCs/>
+          <w:noProof/>
+          <w:sz w:val="24"/>
+          <w:szCs w:val="24"/>
+          <w:rtl/>
+          <w:lang w:val="en-US" w:bidi="he-IL"/>
+        </w:rPr>
+        <w:t xml:space="preserve">מראיינת: </w:t>
+      </w:r>
+      <w:r>
+        <w:rPr>
+          <w:rFonts w:ascii="David" w:cs="David" w:eastAsia="David" w:hAnsi="David"/>
+          <w:noProof/>
+          <w:sz w:val="24"/>
+          <w:szCs w:val="24"/>
+          <w:rtl/>
+          <w:lang w:val="en-US" w:bidi="he-IL"/>
+        </w:rPr>
+        <w:t xml:space="preserve">למה חיכית?</w:t>
+      </w:r>
+    </w:p>
+    <w:p>
+      <w:pPr>
+        <w:bidi/>
+        <w:spacing w:after="0" w:line="480" w:lineRule="auto"/>
+        <w:jc w:val="both"/>
+      </w:pPr>
+      <w:r>
+        <w:rPr>
+          <w:rFonts w:ascii="David" w:cs="David" w:eastAsia="David" w:hAnsi="David"/>
+          <w:b/>
+          <w:bCs/>
+          <w:noProof/>
+          <w:sz w:val="24"/>
+          <w:szCs w:val="24"/>
+          <w:rtl/>
+          <w:lang w:val="en-US" w:bidi="he-IL"/>
+        </w:rPr>
+        <w:t xml:space="preserve">עיינא: </w:t>
+      </w:r>
+      <w:r>
+        <w:rPr>
+          <w:rFonts w:ascii="David" w:cs="David" w:eastAsia="David" w:hAnsi="David"/>
+          <w:noProof/>
+          <w:sz w:val="24"/>
+          <w:szCs w:val="24"/>
+          <w:rtl/>
+          <w:lang w:val="en-US" w:bidi="he-IL"/>
+        </w:rPr>
+        <w:t xml:space="preserve">(שותקת) לא ידעתי שאני מחכה. עכשיו, כשאני מסתכלת אחורה, אני יודעת שחיכיתי שמישהו יגיד לי לך. אף אחד לא אמר לך, אבל גם אף אחד לא אמר אל תלכי. (.) הבנתי בדיעבד שחיכיתי לרשות שאף אחד לא היה צריך לתת לי.</w:t>
+      </w:r>
+    </w:p>
+    <w:p>
+      <w:pPr>
+        <w:bidi/>
+        <w:spacing w:after="0" w:line="480" w:lineRule="auto"/>
+        <w:jc w:val="both"/>
+      </w:pPr>
+      <w:r>
+        <w:rPr>
+          <w:rFonts w:ascii="David" w:cs="David" w:eastAsia="David" w:hAnsi="David"/>
+          <w:b/>
+          <w:bCs/>
+          <w:noProof/>
+          <w:sz w:val="24"/>
+          <w:szCs w:val="24"/>
+          <w:rtl/>
+          <w:lang w:val="en-US" w:bidi="he-IL"/>
+        </w:rPr>
+        <w:t xml:space="preserve">מראיינת: </w:t>
+      </w:r>
+      <w:r>
+        <w:rPr>
+          <w:rFonts w:ascii="David" w:cs="David" w:eastAsia="David" w:hAnsi="David"/>
+          <w:noProof/>
+          <w:sz w:val="24"/>
+          <w:szCs w:val="24"/>
+          <w:rtl/>
+          <w:lang w:val="en-US" w:bidi="he-IL"/>
+        </w:rPr>
+        <w:t xml:space="preserve">ואז?</w:t>
+      </w:r>
+    </w:p>
+    <w:p>
+      <w:pPr>
+        <w:bidi/>
+        <w:spacing w:after="0" w:line="480" w:lineRule="auto"/>
+        <w:jc w:val="both"/>
+      </w:pPr>
+      <w:r>
+        <w:rPr>
+          <w:rFonts w:ascii="David" w:cs="David" w:eastAsia="David" w:hAnsi="David"/>
+          <w:b/>
+          <w:bCs/>
+          <w:noProof/>
+          <w:sz w:val="24"/>
+          <w:szCs w:val="24"/>
+          <w:rtl/>
+          <w:lang w:val="en-US" w:bidi="he-IL"/>
+        </w:rPr>
+        <w:t xml:space="preserve">עיינא: </w:t>
+      </w:r>
+      <w:r>
+        <w:rPr>
+          <w:rFonts w:ascii="David" w:cs="David" w:eastAsia="David" w:hAnsi="David"/>
+          <w:noProof/>
+          <w:sz w:val="24"/>
+          <w:szCs w:val="24"/>
+          <w:rtl/>
+          <w:lang w:val="en-US" w:bidi="he-IL"/>
+        </w:rPr>
+        <w:t xml:space="preserve">ואז התחתנתי, בת עשרים. הוא בן דוד רחוק, הכרנו במשפחה. (.) זו לא הייתה אהבה גדולה מהסרטים, זו הייתה החלטה נכונה, ואני מרוצה ממנה עד היום. הוא אדם ישר. אחרי שנה נולד הקטן.</w:t>
+      </w:r>
+    </w:p>
+    <w:p>
+      <w:pPr>
+        <w:bidi/>
+        <w:spacing w:after="0" w:line="480" w:lineRule="auto"/>
+        <w:jc w:val="both"/>
+      </w:pPr>
+      <w:r>
+        <w:rPr>
+          <w:rFonts w:ascii="David" w:cs="David" w:eastAsia="David" w:hAnsi="David"/>
+          <w:b/>
+          <w:bCs/>
+          <w:noProof/>
+          <w:sz w:val="24"/>
+          <w:szCs w:val="24"/>
+          <w:rtl/>
+          <w:lang w:val="en-US" w:bidi="he-IL"/>
+        </w:rPr>
+        <w:t xml:space="preserve">מראיינת: </w:t>
+      </w:r>
+      <w:r>
+        <w:rPr>
+          <w:rFonts w:ascii="David" w:cs="David" w:eastAsia="David" w:hAnsi="David"/>
+          <w:noProof/>
+          <w:sz w:val="24"/>
+          <w:szCs w:val="24"/>
+          <w:rtl/>
+          <w:lang w:val="en-US" w:bidi="he-IL"/>
+        </w:rPr>
+        <w:t xml:space="preserve">ואיפה הלימודים נכנסים בסיפור הזה?</w:t>
+      </w:r>
+    </w:p>
+    <w:p>
+      <w:pPr>
+        <w:bidi/>
+        <w:spacing w:after="0" w:line="480" w:lineRule="auto"/>
+        <w:jc w:val="both"/>
+      </w:pPr>
+      <w:r>
+        <w:rPr>
+          <w:rFonts w:ascii="David" w:cs="David" w:eastAsia="David" w:hAnsi="David"/>
+          <w:b/>
+          <w:bCs/>
+          <w:noProof/>
+          <w:sz w:val="24"/>
+          <w:szCs w:val="24"/>
+          <w:rtl/>
+          <w:lang w:val="en-US" w:bidi="he-IL"/>
+        </w:rPr>
+        <w:t xml:space="preserve">עיינא: </w:t>
+      </w:r>
+      <w:r>
+        <w:rPr>
+          <w:rFonts w:ascii="David" w:cs="David" w:eastAsia="David" w:hAnsi="David"/>
+          <w:noProof/>
+          <w:sz w:val="24"/>
+          <w:szCs w:val="24"/>
+          <w:rtl/>
+          <w:lang w:val="en-US" w:bidi="he-IL"/>
+        </w:rPr>
+        <w:t xml:space="preserve">כשהקטן היה בן שנה וחצי. (.) היה יום אחד שישבתי איתו בחצר, בשלוש אחר הצהריים, וחשבתי שהיום הזה כבר היה אתמול ויהיה גם מחר. אותו דבר בדיוק. (מתרגשת קלות) ופתאום פחדתי. לא היה שום דבר רע, זה מה שמפחיד. פשוט ראיתי עשרים שנה קדימה והכול נראה אותו יום.</w:t>
+      </w:r>
+    </w:p>
+    <w:p>
+      <w:pPr>
+        <w:bidi/>
+        <w:spacing w:after="0" w:line="480" w:lineRule="auto"/>
+        <w:jc w:val="both"/>
+      </w:pPr>
+      <w:r>
+        <w:rPr>
+          <w:rFonts w:ascii="David" w:cs="David" w:eastAsia="David" w:hAnsi="David"/>
+          <w:b/>
+          <w:bCs/>
+          <w:noProof/>
+          <w:sz w:val="24"/>
+          <w:szCs w:val="24"/>
+          <w:rtl/>
+          <w:lang w:val="en-US" w:bidi="he-IL"/>
+        </w:rPr>
+        <w:t xml:space="preserve">מראיינת: </w:t>
+      </w:r>
+      <w:r>
+        <w:rPr>
+          <w:rFonts w:ascii="David" w:cs="David" w:eastAsia="David" w:hAnsi="David"/>
+          <w:noProof/>
+          <w:sz w:val="24"/>
+          <w:szCs w:val="24"/>
+          <w:rtl/>
+          <w:lang w:val="en-US" w:bidi="he-IL"/>
+        </w:rPr>
+        <w:t xml:space="preserve">מה עשית עם הפחד הזה?</w:t>
+      </w:r>
+    </w:p>
+    <w:p>
+      <w:pPr>
+        <w:bidi/>
+        <w:spacing w:after="0" w:line="480" w:lineRule="auto"/>
+        <w:jc w:val="both"/>
+      </w:pPr>
+      <w:r>
+        <w:rPr>
+          <w:rFonts w:ascii="David" w:cs="David" w:eastAsia="David" w:hAnsi="David"/>
+          <w:b/>
+          <w:bCs/>
+          <w:noProof/>
+          <w:sz w:val="24"/>
+          <w:szCs w:val="24"/>
+          <w:rtl/>
+          <w:lang w:val="en-US" w:bidi="he-IL"/>
+        </w:rPr>
+        <w:t xml:space="preserve">עיינא: </w:t>
+      </w:r>
+      <w:r>
+        <w:rPr>
+          <w:rFonts w:ascii="David" w:cs="David" w:eastAsia="David" w:hAnsi="David"/>
+          <w:noProof/>
+          <w:sz w:val="24"/>
+          <w:szCs w:val="24"/>
+          <w:rtl/>
+          <w:lang w:val="en-US" w:bidi="he-IL"/>
+        </w:rPr>
+        <w:t xml:space="preserve">נכנסתי לאתר של המכללה באותו לילה. (.) ומילאתי את הטופס בלי לספר לאף אחד, אפילו לא לו. סיפרתי רק כשהתקבלתי.</w:t>
+      </w:r>
+    </w:p>
+    <w:p>
+      <w:pPr>
+        <w:bidi/>
+        <w:spacing w:after="0" w:line="480" w:lineRule="auto"/>
+        <w:jc w:val="both"/>
+      </w:pPr>
+      <w:r>
+        <w:rPr>
+          <w:rFonts w:ascii="David" w:cs="David" w:eastAsia="David" w:hAnsi="David"/>
+          <w:b/>
+          <w:bCs/>
+          <w:noProof/>
+          <w:sz w:val="24"/>
+          <w:szCs w:val="24"/>
+          <w:rtl/>
+          <w:lang w:val="en-US" w:bidi="he-IL"/>
+        </w:rPr>
+        <w:t xml:space="preserve">מראיינת: </w:t>
+      </w:r>
+      <w:r>
+        <w:rPr>
+          <w:rFonts w:ascii="David" w:cs="David" w:eastAsia="David" w:hAnsi="David"/>
+          <w:noProof/>
+          <w:sz w:val="24"/>
+          <w:szCs w:val="24"/>
+          <w:rtl/>
+          <w:lang w:val="en-US" w:bidi="he-IL"/>
+        </w:rPr>
+        <w:t xml:space="preserve">למה לא סיפרת קודם?</w:t>
+      </w:r>
+    </w:p>
+    <w:p>
+      <w:pPr>
+        <w:bidi/>
+        <w:spacing w:after="0" w:line="480" w:lineRule="auto"/>
+        <w:jc w:val="both"/>
+      </w:pPr>
+      <w:r>
+        <w:rPr>
+          <w:rFonts w:ascii="David" w:cs="David" w:eastAsia="David" w:hAnsi="David"/>
+          <w:b/>
+          <w:bCs/>
+          <w:noProof/>
+          <w:sz w:val="24"/>
+          <w:szCs w:val="24"/>
+          <w:rtl/>
+          <w:lang w:val="en-US" w:bidi="he-IL"/>
+        </w:rPr>
+        <w:t xml:space="preserve">עיינא: </w:t>
+      </w:r>
+      <w:r>
+        <w:rPr>
+          <w:rFonts w:ascii="David" w:cs="David" w:eastAsia="David" w:hAnsi="David"/>
+          <w:noProof/>
+          <w:sz w:val="24"/>
+          <w:szCs w:val="24"/>
+          <w:rtl/>
+          <w:lang w:val="en-US" w:bidi="he-IL"/>
+        </w:rPr>
+        <w:t xml:space="preserve">כי אם לא הייתי מתקבלת, זה היה נשאר שלי. (.) אני חושבת שרציתי דבר אחד שלא כולם ידעו עליו לפני שהוא קרה. בבית שלנו כולם יודעים הכול על כולם, תמיד.</w:t>
+      </w:r>
+    </w:p>
+    <w:p>
+      <w:pPr>
+        <w:bidi/>
+        <w:spacing w:after="0" w:line="480" w:lineRule="auto"/>
+        <w:jc w:val="both"/>
+      </w:pPr>
+      <w:r>
+        <w:rPr>
+          <w:rFonts w:ascii="David" w:cs="David" w:eastAsia="David" w:hAnsi="David"/>
+          <w:b/>
+          <w:bCs/>
+          <w:noProof/>
+          <w:sz w:val="24"/>
+          <w:szCs w:val="24"/>
+          <w:rtl/>
+          <w:lang w:val="en-US" w:bidi="he-IL"/>
+        </w:rPr>
+        <w:t xml:space="preserve">מראיינת: </w:t>
+      </w:r>
+      <w:r>
+        <w:rPr>
+          <w:rFonts w:ascii="David" w:cs="David" w:eastAsia="David" w:hAnsi="David"/>
+          <w:noProof/>
+          <w:sz w:val="24"/>
+          <w:szCs w:val="24"/>
+          <w:rtl/>
+          <w:lang w:val="en-US" w:bidi="he-IL"/>
+        </w:rPr>
+        <w:t xml:space="preserve">ואיך הוא הגיב כשסיפרת?</w:t>
+      </w:r>
+    </w:p>
+    <w:p>
+      <w:pPr>
+        <w:bidi/>
+        <w:spacing w:after="0" w:line="480" w:lineRule="auto"/>
+        <w:jc w:val="both"/>
+      </w:pPr>
+      <w:r>
+        <w:rPr>
+          <w:rFonts w:ascii="David" w:cs="David" w:eastAsia="David" w:hAnsi="David"/>
+          <w:b/>
+          <w:bCs/>
+          <w:noProof/>
+          <w:sz w:val="24"/>
+          <w:szCs w:val="24"/>
+          <w:rtl/>
+          <w:lang w:val="en-US" w:bidi="he-IL"/>
+        </w:rPr>
+        <w:t xml:space="preserve">עיינא: </w:t>
+      </w:r>
+      <w:r>
+        <w:rPr>
+          <w:rFonts w:ascii="David" w:cs="David" w:eastAsia="David" w:hAnsi="David"/>
+          <w:noProof/>
+          <w:sz w:val="24"/>
+          <w:szCs w:val="24"/>
+          <w:rtl/>
+          <w:lang w:val="en-US" w:bidi="he-IL"/>
+        </w:rPr>
+        <w:t xml:space="preserve">הוא צחק. באמת צחק, לא לעג. הוא אמר, אז מתי גיליתי שאני נשוי לסטודנטית. (.) ואז הוא שאל מי ישמור על הילד, וזה כבר לא היה מצחיק.</w:t>
+      </w:r>
+    </w:p>
+    <w:p>
+      <w:pPr>
+        <w:bidi/>
+        <w:spacing w:after="0" w:line="480" w:lineRule="auto"/>
+        <w:jc w:val="both"/>
+      </w:pPr>
+      <w:r>
+        <w:rPr>
+          <w:rFonts w:ascii="David" w:cs="David" w:eastAsia="David" w:hAnsi="David"/>
+          <w:b/>
+          <w:bCs/>
+          <w:noProof/>
+          <w:sz w:val="24"/>
+          <w:szCs w:val="24"/>
+          <w:rtl/>
+          <w:lang w:val="en-US" w:bidi="he-IL"/>
+        </w:rPr>
+        <w:t xml:space="preserve">מראיינת: </w:t>
+      </w:r>
+      <w:r>
+        <w:rPr>
+          <w:rFonts w:ascii="David" w:cs="David" w:eastAsia="David" w:hAnsi="David"/>
+          <w:noProof/>
+          <w:sz w:val="24"/>
+          <w:szCs w:val="24"/>
+          <w:rtl/>
+          <w:lang w:val="en-US" w:bidi="he-IL"/>
+        </w:rPr>
         <w:t xml:space="preserve">עיינא. אני עושה עבודה על נשים שהן אימהות, לומדות ועובדות במקביל, ומה שמעניין אותי זו החוויה עצמה. ספרי לי על יום רגיל שלך, מהקימה ועד השינה.</w:t>
       </w:r>
     </w:p>
@@ -8681,6 +10696,347 @@
           <w:lang w:val="en-US" w:bidi="he-IL"/>
         </w:rPr>
         <w:t xml:space="preserve">רק שאני לא מסכנה. אני מספרת את זה ואת בטח כותבת עכשיו מסכנה. אני לא. אני עייפה, זה אחרת.</w:t>
+      </w:r>
+    </w:p>
+    <w:p>
+      <w:pPr>
+        <w:bidi/>
+        <w:spacing w:after="0" w:line="480" w:lineRule="auto"/>
+        <w:jc w:val="both"/>
+      </w:pPr>
+      <w:r>
+        <w:rPr>
+          <w:rFonts w:ascii="David" w:cs="David" w:eastAsia="David" w:hAnsi="David"/>
+          <w:b/>
+          <w:bCs/>
+          <w:noProof/>
+          <w:sz w:val="24"/>
+          <w:szCs w:val="24"/>
+          <w:rtl/>
+          <w:lang w:val="en-US" w:bidi="he-IL"/>
+        </w:rPr>
+        <w:t xml:space="preserve">מראיינת: </w:t>
+      </w:r>
+      <w:r>
+        <w:rPr>
+          <w:rFonts w:ascii="David" w:cs="David" w:eastAsia="David" w:hAnsi="David"/>
+          <w:noProof/>
+          <w:sz w:val="24"/>
+          <w:szCs w:val="24"/>
+          <w:rtl/>
+          <w:lang w:val="en-US" w:bidi="he-IL"/>
+        </w:rPr>
+        <w:t xml:space="preserve">רשמתי בדיוק את זה. אני רוצה לשאול אותך משהו שאולי לא נעים. אמרת קודם שחיכית שנה שלמה לרשות שאף אחד לא היה צריך לתת לך. האם היום, כשאת לומדת, את עדיין מחכה לרשות במשהו?</w:t>
+      </w:r>
+    </w:p>
+    <w:p>
+      <w:pPr>
+        <w:bidi/>
+        <w:spacing w:after="0" w:line="480" w:lineRule="auto"/>
+        <w:jc w:val="both"/>
+      </w:pPr>
+      <w:r>
+        <w:rPr>
+          <w:rFonts w:ascii="David" w:cs="David" w:eastAsia="David" w:hAnsi="David"/>
+          <w:b/>
+          <w:bCs/>
+          <w:noProof/>
+          <w:sz w:val="24"/>
+          <w:szCs w:val="24"/>
+          <w:rtl/>
+          <w:lang w:val="en-US" w:bidi="he-IL"/>
+        </w:rPr>
+        <w:t xml:space="preserve">עיינא: </w:t>
+      </w:r>
+      <w:r>
+        <w:rPr>
+          <w:rFonts w:ascii="David" w:cs="David" w:eastAsia="David" w:hAnsi="David"/>
+          <w:noProof/>
+          <w:sz w:val="24"/>
+          <w:szCs w:val="24"/>
+          <w:rtl/>
+          <w:lang w:val="en-US" w:bidi="he-IL"/>
+        </w:rPr>
+        <w:t xml:space="preserve">(שותקת הרבה זמן) כן. (.) אני מחכה שהוא יגיד שזה בסדר שאני לומדת גם בסמסטר הבא. הוא אף פעם לא אמר שלא, אף פעם, ובכל זאת כל סוף סמסטר אני שואלת אותו כאילו זה מחדש. (.) עכשיו כשאני שומעת את עצמי, זה מטופש, כי הוא כבר שילם על שכר לימוד של שנה שלמה.</w:t>
+      </w:r>
+    </w:p>
+    <w:p>
+      <w:pPr>
+        <w:bidi/>
+        <w:spacing w:after="0" w:line="480" w:lineRule="auto"/>
+        <w:jc w:val="both"/>
+      </w:pPr>
+      <w:r>
+        <w:rPr>
+          <w:rFonts w:ascii="David" w:cs="David" w:eastAsia="David" w:hAnsi="David"/>
+          <w:b/>
+          <w:bCs/>
+          <w:noProof/>
+          <w:sz w:val="24"/>
+          <w:szCs w:val="24"/>
+          <w:rtl/>
+          <w:lang w:val="en-US" w:bidi="he-IL"/>
+        </w:rPr>
+        <w:t xml:space="preserve">מראיינת: </w:t>
+      </w:r>
+      <w:r>
+        <w:rPr>
+          <w:rFonts w:ascii="David" w:cs="David" w:eastAsia="David" w:hAnsi="David"/>
+          <w:noProof/>
+          <w:sz w:val="24"/>
+          <w:szCs w:val="24"/>
+          <w:rtl/>
+          <w:lang w:val="en-US" w:bidi="he-IL"/>
+        </w:rPr>
+        <w:t xml:space="preserve">למה את חושבת שאת עושה את זה?</w:t>
+      </w:r>
+    </w:p>
+    <w:p>
+      <w:pPr>
+        <w:bidi/>
+        <w:spacing w:after="0" w:line="480" w:lineRule="auto"/>
+        <w:jc w:val="both"/>
+      </w:pPr>
+      <w:r>
+        <w:rPr>
+          <w:rFonts w:ascii="David" w:cs="David" w:eastAsia="David" w:hAnsi="David"/>
+          <w:b/>
+          <w:bCs/>
+          <w:noProof/>
+          <w:sz w:val="24"/>
+          <w:szCs w:val="24"/>
+          <w:rtl/>
+          <w:lang w:val="en-US" w:bidi="he-IL"/>
+        </w:rPr>
+        <w:t xml:space="preserve">עיינא: </w:t>
+      </w:r>
+      <w:r>
+        <w:rPr>
+          <w:rFonts w:ascii="David" w:cs="David" w:eastAsia="David" w:hAnsi="David"/>
+          <w:noProof/>
+          <w:sz w:val="24"/>
+          <w:szCs w:val="24"/>
+          <w:rtl/>
+          <w:lang w:val="en-US" w:bidi="he-IL"/>
+        </w:rPr>
+        <w:t xml:space="preserve">כי אם הוא יגיד שזה בסדר, אז זה כבר לא רק שלי, זה גם באחריותו. (צוחקת בלי הומור) ואולי כי גדלתי בבית עם אחד עשר ילדים, וכשלא מבקשים לא מקבלים.</w:t>
+      </w:r>
+    </w:p>
+    <w:p>
+      <w:pPr>
+        <w:bidi/>
+        <w:spacing w:after="0" w:line="480" w:lineRule="auto"/>
+        <w:jc w:val="both"/>
+      </w:pPr>
+      <w:r>
+        <w:rPr>
+          <w:rFonts w:ascii="David" w:cs="David" w:eastAsia="David" w:hAnsi="David"/>
+          <w:b/>
+          <w:bCs/>
+          <w:noProof/>
+          <w:sz w:val="24"/>
+          <w:szCs w:val="24"/>
+          <w:rtl/>
+          <w:lang w:val="en-US" w:bidi="he-IL"/>
+        </w:rPr>
+        <w:t xml:space="preserve">מראיינת: </w:t>
+      </w:r>
+      <w:r>
+        <w:rPr>
+          <w:rFonts w:ascii="David" w:cs="David" w:eastAsia="David" w:hAnsi="David"/>
+          <w:noProof/>
+          <w:sz w:val="24"/>
+          <w:szCs w:val="24"/>
+          <w:rtl/>
+          <w:lang w:val="en-US" w:bidi="he-IL"/>
+        </w:rPr>
+        <w:t xml:space="preserve">שאלה אחרונה. אם היית פוגשת את עיינא בת התשע עשרה, בשנה שהיא ישבה בבית וחיכתה, מה היית אומרת לה?</w:t>
+      </w:r>
+    </w:p>
+    <w:p>
+      <w:pPr>
+        <w:bidi/>
+        <w:spacing w:after="0" w:line="480" w:lineRule="auto"/>
+        <w:jc w:val="both"/>
+      </w:pPr>
+      <w:r>
+        <w:rPr>
+          <w:rFonts w:ascii="David" w:cs="David" w:eastAsia="David" w:hAnsi="David"/>
+          <w:b/>
+          <w:bCs/>
+          <w:noProof/>
+          <w:sz w:val="24"/>
+          <w:szCs w:val="24"/>
+          <w:rtl/>
+          <w:lang w:val="en-US" w:bidi="he-IL"/>
+        </w:rPr>
+        <w:t xml:space="preserve">עיינא: </w:t>
+      </w:r>
+      <w:r>
+        <w:rPr>
+          <w:rFonts w:ascii="David" w:cs="David" w:eastAsia="David" w:hAnsi="David"/>
+          <w:noProof/>
+          <w:sz w:val="24"/>
+          <w:szCs w:val="24"/>
+          <w:rtl/>
+          <w:lang w:val="en-US" w:bidi="he-IL"/>
+        </w:rPr>
+        <w:t xml:space="preserve">(עונה מיד, בלי לחשוב) הייתי אומרת לה תירשמי עכשיו. לא כי הייתי רוצה חיים אחרים, אני אוהבת את החיים שלי. (.) אלא כי הייתי חוסכת לעצמי שנה של המתנה, וכי בגיל תשע עשרה עוד היו לי כל השעות של היום. עכשיו אני עושה את אותו הדבר עם רבע מהזמן.</w:t>
+      </w:r>
+    </w:p>
+    <w:p>
+      <w:pPr>
+        <w:bidi/>
+        <w:spacing w:after="0" w:line="480" w:lineRule="auto"/>
+        <w:jc w:val="both"/>
+      </w:pPr>
+      <w:r>
+        <w:rPr>
+          <w:rFonts w:ascii="David" w:cs="David" w:eastAsia="David" w:hAnsi="David"/>
+          <w:b/>
+          <w:bCs/>
+          <w:noProof/>
+          <w:sz w:val="24"/>
+          <w:szCs w:val="24"/>
+          <w:rtl/>
+          <w:lang w:val="en-US" w:bidi="he-IL"/>
+        </w:rPr>
+        <w:t xml:space="preserve">מראיינת: </w:t>
+      </w:r>
+      <w:r>
+        <w:rPr>
+          <w:rFonts w:ascii="David" w:cs="David" w:eastAsia="David" w:hAnsi="David"/>
+          <w:noProof/>
+          <w:sz w:val="24"/>
+          <w:szCs w:val="24"/>
+          <w:rtl/>
+          <w:lang w:val="en-US" w:bidi="he-IL"/>
+        </w:rPr>
+        <w:t xml:space="preserve">ולעצמך של היום?</w:t>
+      </w:r>
+    </w:p>
+    <w:p>
+      <w:pPr>
+        <w:bidi/>
+        <w:spacing w:after="0" w:line="480" w:lineRule="auto"/>
+        <w:jc w:val="both"/>
+      </w:pPr>
+      <w:r>
+        <w:rPr>
+          <w:rFonts w:ascii="David" w:cs="David" w:eastAsia="David" w:hAnsi="David"/>
+          <w:b/>
+          <w:bCs/>
+          <w:noProof/>
+          <w:sz w:val="24"/>
+          <w:szCs w:val="24"/>
+          <w:rtl/>
+          <w:lang w:val="en-US" w:bidi="he-IL"/>
+        </w:rPr>
+        <w:t xml:space="preserve">עיינא: </w:t>
+      </w:r>
+      <w:r>
+        <w:rPr>
+          <w:rFonts w:ascii="David" w:cs="David" w:eastAsia="David" w:hAnsi="David"/>
+          <w:noProof/>
+          <w:sz w:val="24"/>
+          <w:szCs w:val="24"/>
+          <w:rtl/>
+          <w:lang w:val="en-US" w:bidi="he-IL"/>
+        </w:rPr>
+        <w:t xml:space="preserve">(מחייכת) שתפסיקי לשאול רשות. (.) אבל את זה קל להגיד ובאמת קשה לעשות.</w:t>
+      </w:r>
+    </w:p>
+    <w:p>
+      <w:pPr>
+        <w:bidi/>
+        <w:spacing w:after="0" w:line="480" w:lineRule="auto"/>
+        <w:jc w:val="both"/>
+      </w:pPr>
+      <w:r>
+        <w:rPr>
+          <w:rFonts w:ascii="David" w:cs="David" w:eastAsia="David" w:hAnsi="David"/>
+          <w:b/>
+          <w:bCs/>
+          <w:noProof/>
+          <w:sz w:val="24"/>
+          <w:szCs w:val="24"/>
+          <w:rtl/>
+          <w:lang w:val="en-US" w:bidi="he-IL"/>
+        </w:rPr>
+        <w:t xml:space="preserve">מראיינת: </w:t>
+      </w:r>
+      <w:r>
+        <w:rPr>
+          <w:rFonts w:ascii="David" w:cs="David" w:eastAsia="David" w:hAnsi="David"/>
+          <w:noProof/>
+          <w:sz w:val="24"/>
+          <w:szCs w:val="24"/>
+          <w:rtl/>
+          <w:lang w:val="en-US" w:bidi="he-IL"/>
+        </w:rPr>
+        <w:t xml:space="preserve">תודה לך, באמת.</w:t>
+      </w:r>
+    </w:p>
+    <w:p>
+      <w:pPr>
+        <w:bidi/>
+        <w:spacing w:after="0" w:line="480" w:lineRule="auto"/>
+        <w:jc w:val="both"/>
+      </w:pPr>
+      <w:r>
+        <w:rPr>
+          <w:rFonts w:ascii="David" w:cs="David" w:eastAsia="David" w:hAnsi="David"/>
+          <w:b/>
+          <w:bCs/>
+          <w:noProof/>
+          <w:sz w:val="24"/>
+          <w:szCs w:val="24"/>
+          <w:rtl/>
+          <w:lang w:val="en-US" w:bidi="he-IL"/>
+        </w:rPr>
+        <w:t xml:space="preserve">עיינא: </w:t>
+      </w:r>
+      <w:r>
+        <w:rPr>
+          <w:rFonts w:ascii="David" w:cs="David" w:eastAsia="David" w:hAnsi="David"/>
+          <w:noProof/>
+          <w:sz w:val="24"/>
+          <w:szCs w:val="24"/>
+          <w:rtl/>
+          <w:lang w:val="en-US" w:bidi="he-IL"/>
+        </w:rPr>
+        <w:t xml:space="preserve">אני מודה לך. (.) לא דיברתי על זה אף פעם ככה, שעתיים ברצף. אין לי עם מי.</w:t>
+      </w:r>
+    </w:p>
+    <w:p>
+      <w:pPr>
+        <w:bidi/>
+        <w:spacing w:after="0" w:line="480" w:lineRule="auto"/>
+        <w:jc w:val="both"/>
+      </w:pPr>
+      <w:r>
+        <w:rPr>
+          <w:rFonts w:ascii="David" w:cs="David" w:eastAsia="David" w:hAnsi="David"/>
+          <w:b/>
+          <w:bCs/>
+          <w:noProof/>
+          <w:sz w:val="24"/>
+          <w:szCs w:val="24"/>
+          <w:rtl/>
+          <w:lang w:val="en-US" w:bidi="he-IL"/>
+        </w:rPr>
+        <w:t xml:space="preserve">הערת המראיינת: </w:t>
+      </w:r>
+      <w:r>
+        <w:rPr>
+          <w:rFonts w:ascii="David" w:cs="David" w:eastAsia="David" w:hAnsi="David"/>
+          <w:noProof/>
+          <w:sz w:val="24"/>
+          <w:szCs w:val="24"/>
+          <w:rtl/>
+          <w:lang w:val="en-US" w:bidi="he-IL"/>
+        </w:rPr>
+        <w:t xml:space="preserve">המרואיינת ביקשה בסוף עותק של התמלול. שלחתי לה אותו כעבור שבוע והיא אישרה שהוא מדויק, ותיקנה תרגום אחד.</w:t>
       </w:r>
     </w:p>
     <w:p>
@@ -8731,7 +11087,193 @@
           <w:rtl/>
           <w:lang w:val="en-US" w:bidi="he-IL"/>
         </w:rPr>
-        <w:t xml:space="preserve">ראיון 3: רים, בת 29, שנה ג' לסיעוד. נערך בשיחת וידאו, 31 במאי 2026, 64 דקות.</w:t>
+        <w:t xml:space="preserve">ראיון 3: פרוטוקול ראיון עומק, רים</w:t>
+      </w:r>
+    </w:p>
+    <w:p>
+      <w:pPr>
+        <w:bidi/>
+        <w:spacing w:after="0" w:line="480" w:lineRule="auto"/>
+        <w:jc w:val="both"/>
+      </w:pPr>
+      <w:r>
+        <w:rPr>
+          <w:rFonts w:ascii="David" w:cs="David" w:eastAsia="David" w:hAnsi="David"/>
+          <w:b/>
+          <w:bCs/>
+          <w:noProof/>
+          <w:sz w:val="24"/>
+          <w:szCs w:val="24"/>
+          <w:rtl/>
+          <w:lang w:val="en-US" w:bidi="he-IL"/>
+        </w:rPr>
+        <w:t xml:space="preserve">מראיינת: </w:t>
+      </w:r>
+      <w:r>
+        <w:rPr>
+          <w:rFonts w:ascii="David" w:cs="David" w:eastAsia="David" w:hAnsi="David"/>
+          <w:noProof/>
+          <w:sz w:val="24"/>
+          <w:szCs w:val="24"/>
+          <w:rtl/>
+          <w:lang w:val="en-US" w:bidi="he-IL"/>
+        </w:rPr>
+        <w:t xml:space="preserve">[שם המגישה], סטודנטית לשיטות מחקר איכותניות, המכללה האקדמית אשקלון</w:t>
+      </w:r>
+    </w:p>
+    <w:p>
+      <w:pPr>
+        <w:bidi/>
+        <w:spacing w:after="0" w:line="480" w:lineRule="auto"/>
+        <w:jc w:val="both"/>
+      </w:pPr>
+      <w:r>
+        <w:rPr>
+          <w:rFonts w:ascii="David" w:cs="David" w:eastAsia="David" w:hAnsi="David"/>
+          <w:b/>
+          <w:bCs/>
+          <w:noProof/>
+          <w:sz w:val="24"/>
+          <w:szCs w:val="24"/>
+          <w:rtl/>
+          <w:lang w:val="en-US" w:bidi="he-IL"/>
+        </w:rPr>
+        <w:t xml:space="preserve">מרואיינת: </w:t>
+      </w:r>
+      <w:r>
+        <w:rPr>
+          <w:rFonts w:ascii="David" w:cs="David" w:eastAsia="David" w:hAnsi="David"/>
+          <w:noProof/>
+          <w:sz w:val="24"/>
+          <w:szCs w:val="24"/>
+          <w:rtl/>
+          <w:lang w:val="en-US" w:bidi="he-IL"/>
+        </w:rPr>
+        <w:t xml:space="preserve">רים (שם בדוי), בת 29, ערערה בנגב. נשואה, אם לשלושה, בת 7, בן 4 ובת שנה. שנה ג' לסיעוד, משמרות במחלקה בבית חולים</w:t>
+      </w:r>
+    </w:p>
+    <w:p>
+      <w:pPr>
+        <w:bidi/>
+        <w:spacing w:after="0" w:line="480" w:lineRule="auto"/>
+        <w:jc w:val="both"/>
+      </w:pPr>
+      <w:r>
+        <w:rPr>
+          <w:rFonts w:ascii="David" w:cs="David" w:eastAsia="David" w:hAnsi="David"/>
+          <w:b/>
+          <w:bCs/>
+          <w:noProof/>
+          <w:sz w:val="24"/>
+          <w:szCs w:val="24"/>
+          <w:rtl/>
+          <w:lang w:val="en-US" w:bidi="he-IL"/>
+        </w:rPr>
+        <w:t xml:space="preserve">מיקום המפגש: </w:t>
+      </w:r>
+      <w:r>
+        <w:rPr>
+          <w:rFonts w:ascii="David" w:cs="David" w:eastAsia="David" w:hAnsi="David"/>
+          <w:noProof/>
+          <w:sz w:val="24"/>
+          <w:szCs w:val="24"/>
+          <w:rtl/>
+          <w:lang w:val="en-US" w:bidi="he-IL"/>
+        </w:rPr>
+        <w:t xml:space="preserve">שיחת וידאו, בשל מרחק ומשמרות. המרואיינת ישבה במטבח ביתה</w:t>
+      </w:r>
+    </w:p>
+    <w:p>
+      <w:pPr>
+        <w:bidi/>
+        <w:spacing w:after="0" w:line="480" w:lineRule="auto"/>
+        <w:jc w:val="both"/>
+      </w:pPr>
+      <w:r>
+        <w:rPr>
+          <w:rFonts w:ascii="David" w:cs="David" w:eastAsia="David" w:hAnsi="David"/>
+          <w:b/>
+          <w:bCs/>
+          <w:noProof/>
+          <w:sz w:val="24"/>
+          <w:szCs w:val="24"/>
+          <w:rtl/>
+          <w:lang w:val="en-US" w:bidi="he-IL"/>
+        </w:rPr>
+        <w:t xml:space="preserve">שפת הראיון: </w:t>
+      </w:r>
+      <w:r>
+        <w:rPr>
+          <w:rFonts w:ascii="David" w:cs="David" w:eastAsia="David" w:hAnsi="David"/>
+          <w:noProof/>
+          <w:sz w:val="24"/>
+          <w:szCs w:val="24"/>
+          <w:rtl/>
+          <w:lang w:val="en-US" w:bidi="he-IL"/>
+        </w:rPr>
+        <w:t xml:space="preserve">ערבית מדוברת. התמלול תורגם לעברית</w:t>
+      </w:r>
+    </w:p>
+    <w:p>
+      <w:pPr>
+        <w:bidi/>
+        <w:spacing w:after="0" w:line="480" w:lineRule="auto"/>
+        <w:jc w:val="both"/>
+      </w:pPr>
+      <w:r>
+        <w:rPr>
+          <w:rFonts w:ascii="David" w:cs="David" w:eastAsia="David" w:hAnsi="David"/>
+          <w:b/>
+          <w:bCs/>
+          <w:noProof/>
+          <w:sz w:val="24"/>
+          <w:szCs w:val="24"/>
+          <w:rtl/>
+          <w:lang w:val="en-US" w:bidi="he-IL"/>
+        </w:rPr>
+        <w:t xml:space="preserve">מועד ואורך: </w:t>
+      </w:r>
+      <w:r>
+        <w:rPr>
+          <w:rFonts w:ascii="David" w:cs="David" w:eastAsia="David" w:hAnsi="David"/>
+          <w:noProof/>
+          <w:sz w:val="24"/>
+          <w:szCs w:val="24"/>
+          <w:rtl/>
+          <w:lang w:val="en-US" w:bidi="he-IL"/>
+        </w:rPr>
+        <w:t xml:space="preserve">31 במאי 2026, 84 דקות, נקטע פעם אחת בשל תקלת רשת</w:t>
+      </w:r>
+    </w:p>
+    <w:p>
+      <w:pPr>
+        <w:bidi/>
+        <w:spacing w:after="0" w:line="480" w:lineRule="auto"/>
+        <w:jc w:val="both"/>
+      </w:pPr>
+      <w:r>
+        <w:rPr>
+          <w:rFonts w:ascii="David" w:cs="David" w:eastAsia="David" w:hAnsi="David"/>
+          <w:b/>
+          <w:bCs/>
+          <w:noProof/>
+          <w:sz w:val="24"/>
+          <w:szCs w:val="24"/>
+          <w:rtl/>
+          <w:lang w:val="en-US" w:bidi="he-IL"/>
+        </w:rPr>
+        <w:t xml:space="preserve">הערת המראיינת: </w:t>
+      </w:r>
+      <w:r>
+        <w:rPr>
+          <w:rFonts w:ascii="David" w:cs="David" w:eastAsia="David" w:hAnsi="David"/>
+          <w:noProof/>
+          <w:sz w:val="24"/>
+          <w:szCs w:val="24"/>
+          <w:rtl/>
+          <w:lang w:val="en-US" w:bidi="he-IL"/>
+        </w:rPr>
+        <w:t xml:space="preserve">המרואיינת דיברה בקצב איטי ובקול נמוך, ואמרה בתחילת השיחה שהיא אחרי משמרת לילה. היא הייתה המדויקת ביותר מן השלוש בבחירת מילים, ותיקנה אותי פעמיים. לקראת הסוף ביקשה להשמיט קטע</w:t>
       </w:r>
     </w:p>
     <w:p>
@@ -8824,6 +11366,502 @@
           <w:rtl/>
           <w:lang w:val="en-US" w:bidi="he-IL"/>
         </w:rPr>
+        <w:t xml:space="preserve">אז יש לנו שעה. אני רוצה לנצל אותה כדי להכיר אותך, לא רק את לוח הזמנים שלך. ספרי לי מאיפה את, ואיך הייתה הילדות.</w:t>
+      </w:r>
+    </w:p>
+    <w:p>
+      <w:pPr>
+        <w:bidi/>
+        <w:spacing w:after="0" w:line="480" w:lineRule="auto"/>
+        <w:jc w:val="both"/>
+      </w:pPr>
+      <w:r>
+        <w:rPr>
+          <w:rFonts w:ascii="David" w:cs="David" w:eastAsia="David" w:hAnsi="David"/>
+          <w:b/>
+          <w:bCs/>
+          <w:noProof/>
+          <w:sz w:val="24"/>
+          <w:szCs w:val="24"/>
+          <w:rtl/>
+          <w:lang w:val="en-US" w:bidi="he-IL"/>
+        </w:rPr>
+        <w:t xml:space="preserve">רים: </w:t>
+      </w:r>
+      <w:r>
+        <w:rPr>
+          <w:rFonts w:ascii="David" w:cs="David" w:eastAsia="David" w:hAnsi="David"/>
+          <w:noProof/>
+          <w:sz w:val="24"/>
+          <w:szCs w:val="24"/>
+          <w:rtl/>
+          <w:lang w:val="en-US" w:bidi="he-IL"/>
+        </w:rPr>
+        <w:t xml:space="preserve">(מתיישבת, מזיזה ספל) אני מערערה. נולדתי בבית של סבא שלי, לא בבית חולים. אמא שלי ילדה שמונה ילדים ואני החמישית. (.) הילדות שלי הייתה עבודה. אני לא אומרת את זה בכאב, זה פשוט מה שהיה. מגיל שמונה הייתי מכינה תה לאורחים, מגיל עשר שמרתי על התאומים.</w:t>
+      </w:r>
+    </w:p>
+    <w:p>
+      <w:pPr>
+        <w:bidi/>
+        <w:spacing w:after="0" w:line="480" w:lineRule="auto"/>
+        <w:jc w:val="both"/>
+      </w:pPr>
+      <w:r>
+        <w:rPr>
+          <w:rFonts w:ascii="David" w:cs="David" w:eastAsia="David" w:hAnsi="David"/>
+          <w:b/>
+          <w:bCs/>
+          <w:noProof/>
+          <w:sz w:val="24"/>
+          <w:szCs w:val="24"/>
+          <w:rtl/>
+          <w:lang w:val="en-US" w:bidi="he-IL"/>
+        </w:rPr>
+        <w:t xml:space="preserve">מראיינת: </w:t>
+      </w:r>
+      <w:r>
+        <w:rPr>
+          <w:rFonts w:ascii="David" w:cs="David" w:eastAsia="David" w:hAnsi="David"/>
+          <w:noProof/>
+          <w:sz w:val="24"/>
+          <w:szCs w:val="24"/>
+          <w:rtl/>
+          <w:lang w:val="en-US" w:bidi="he-IL"/>
+        </w:rPr>
+        <w:t xml:space="preserve">היה זמן שהיה שלך?</w:t>
+      </w:r>
+    </w:p>
+    <w:p>
+      <w:pPr>
+        <w:bidi/>
+        <w:spacing w:after="0" w:line="480" w:lineRule="auto"/>
+        <w:jc w:val="both"/>
+      </w:pPr>
+      <w:r>
+        <w:rPr>
+          <w:rFonts w:ascii="David" w:cs="David" w:eastAsia="David" w:hAnsi="David"/>
+          <w:b/>
+          <w:bCs/>
+          <w:noProof/>
+          <w:sz w:val="24"/>
+          <w:szCs w:val="24"/>
+          <w:rtl/>
+          <w:lang w:val="en-US" w:bidi="he-IL"/>
+        </w:rPr>
+        <w:t xml:space="preserve">רים: </w:t>
+      </w:r>
+      <w:r>
+        <w:rPr>
+          <w:rFonts w:ascii="David" w:cs="David" w:eastAsia="David" w:hAnsi="David"/>
+          <w:noProof/>
+          <w:sz w:val="24"/>
+          <w:szCs w:val="24"/>
+          <w:rtl/>
+          <w:lang w:val="en-US" w:bidi="he-IL"/>
+        </w:rPr>
+        <w:t xml:space="preserve">(חושבת) הדרך לבית הספר. (.) עשרים דקות הליכה, בבוקר ובצהריים, וזה היה הזמן שלי. (שותקת) עכשיו כשאני אומרת את זה בקול, אני שומעת שגם היום הזמן שלי הוא הדרך. פעם רגליים, היום אוטו.</w:t>
+      </w:r>
+    </w:p>
+    <w:p>
+      <w:pPr>
+        <w:bidi/>
+        <w:spacing w:after="0" w:line="480" w:lineRule="auto"/>
+        <w:jc w:val="both"/>
+      </w:pPr>
+      <w:r>
+        <w:rPr>
+          <w:rFonts w:ascii="David" w:cs="David" w:eastAsia="David" w:hAnsi="David"/>
+          <w:b/>
+          <w:bCs/>
+          <w:noProof/>
+          <w:sz w:val="24"/>
+          <w:szCs w:val="24"/>
+          <w:rtl/>
+          <w:lang w:val="en-US" w:bidi="he-IL"/>
+        </w:rPr>
+        <w:t xml:space="preserve">מראיינת: </w:t>
+      </w:r>
+      <w:r>
+        <w:rPr>
+          <w:rFonts w:ascii="David" w:cs="David" w:eastAsia="David" w:hAnsi="David"/>
+          <w:noProof/>
+          <w:sz w:val="24"/>
+          <w:szCs w:val="24"/>
+          <w:rtl/>
+          <w:lang w:val="en-US" w:bidi="he-IL"/>
+        </w:rPr>
+        <w:t xml:space="preserve">זו הבחנה חזקה, תודה. ובית הספר עצמו?</w:t>
+      </w:r>
+    </w:p>
+    <w:p>
+      <w:pPr>
+        <w:bidi/>
+        <w:spacing w:after="0" w:line="480" w:lineRule="auto"/>
+        <w:jc w:val="both"/>
+      </w:pPr>
+      <w:r>
+        <w:rPr>
+          <w:rFonts w:ascii="David" w:cs="David" w:eastAsia="David" w:hAnsi="David"/>
+          <w:b/>
+          <w:bCs/>
+          <w:noProof/>
+          <w:sz w:val="24"/>
+          <w:szCs w:val="24"/>
+          <w:rtl/>
+          <w:lang w:val="en-US" w:bidi="he-IL"/>
+        </w:rPr>
+        <w:t xml:space="preserve">רים: </w:t>
+      </w:r>
+      <w:r>
+        <w:rPr>
+          <w:rFonts w:ascii="David" w:cs="David" w:eastAsia="David" w:hAnsi="David"/>
+          <w:noProof/>
+          <w:sz w:val="24"/>
+          <w:szCs w:val="24"/>
+          <w:rtl/>
+          <w:lang w:val="en-US" w:bidi="he-IL"/>
+        </w:rPr>
+        <w:t xml:space="preserve">אהבתי. הייתי טובה במדעים. (.) ואז בכיתה י' אמא שלי חלתה, ואני יצאתי לחצי שנה כדי לנהל את הבית. חזרתי, אבל כבר הייתי אחרי, ולא הצלחתי להשלים הכול. סיימתי בגרות חלקית.</w:t>
+      </w:r>
+    </w:p>
+    <w:p>
+      <w:pPr>
+        <w:bidi/>
+        <w:spacing w:after="0" w:line="480" w:lineRule="auto"/>
+        <w:jc w:val="both"/>
+      </w:pPr>
+      <w:r>
+        <w:rPr>
+          <w:rFonts w:ascii="David" w:cs="David" w:eastAsia="David" w:hAnsi="David"/>
+          <w:b/>
+          <w:bCs/>
+          <w:noProof/>
+          <w:sz w:val="24"/>
+          <w:szCs w:val="24"/>
+          <w:rtl/>
+          <w:lang w:val="en-US" w:bidi="he-IL"/>
+        </w:rPr>
+        <w:t xml:space="preserve">מראיינת: </w:t>
+      </w:r>
+      <w:r>
+        <w:rPr>
+          <w:rFonts w:ascii="David" w:cs="David" w:eastAsia="David" w:hAnsi="David"/>
+          <w:noProof/>
+          <w:sz w:val="24"/>
+          <w:szCs w:val="24"/>
+          <w:rtl/>
+          <w:lang w:val="en-US" w:bidi="he-IL"/>
+        </w:rPr>
+        <w:t xml:space="preserve">זה שינה את מה שחשבת שאפשר?</w:t>
+      </w:r>
+    </w:p>
+    <w:p>
+      <w:pPr>
+        <w:bidi/>
+        <w:spacing w:after="0" w:line="480" w:lineRule="auto"/>
+        <w:jc w:val="both"/>
+      </w:pPr>
+      <w:r>
+        <w:rPr>
+          <w:rFonts w:ascii="David" w:cs="David" w:eastAsia="David" w:hAnsi="David"/>
+          <w:b/>
+          <w:bCs/>
+          <w:noProof/>
+          <w:sz w:val="24"/>
+          <w:szCs w:val="24"/>
+          <w:rtl/>
+          <w:lang w:val="en-US" w:bidi="he-IL"/>
+        </w:rPr>
+        <w:t xml:space="preserve">רים: </w:t>
+      </w:r>
+      <w:r>
+        <w:rPr>
+          <w:rFonts w:ascii="David" w:cs="David" w:eastAsia="David" w:hAnsi="David"/>
+          <w:noProof/>
+          <w:sz w:val="24"/>
+          <w:szCs w:val="24"/>
+          <w:rtl/>
+          <w:lang w:val="en-US" w:bidi="he-IL"/>
+        </w:rPr>
+        <w:t xml:space="preserve">לגמרי. הבנתי שאני לא מהבנות שהולכות לאוניברסיטה. (.) אח שלי, שנה מתחתיי, הוא כן המשיך. אף אחד לא ביקש ממנו לנהל את הבית כשאמא חלתה.</w:t>
+      </w:r>
+    </w:p>
+    <w:p>
+      <w:pPr>
+        <w:bidi/>
+        <w:spacing w:after="0" w:line="480" w:lineRule="auto"/>
+        <w:jc w:val="both"/>
+      </w:pPr>
+      <w:r>
+        <w:rPr>
+          <w:rFonts w:ascii="David" w:cs="David" w:eastAsia="David" w:hAnsi="David"/>
+          <w:b/>
+          <w:bCs/>
+          <w:noProof/>
+          <w:sz w:val="24"/>
+          <w:szCs w:val="24"/>
+          <w:rtl/>
+          <w:lang w:val="en-US" w:bidi="he-IL"/>
+        </w:rPr>
+        <w:t xml:space="preserve">מראיינת: </w:t>
+      </w:r>
+      <w:r>
+        <w:rPr>
+          <w:rFonts w:ascii="David" w:cs="David" w:eastAsia="David" w:hAnsi="David"/>
+          <w:noProof/>
+          <w:sz w:val="24"/>
+          <w:szCs w:val="24"/>
+          <w:rtl/>
+          <w:lang w:val="en-US" w:bidi="he-IL"/>
+        </w:rPr>
+        <w:t xml:space="preserve">(שותקת) איך את מרגישה עם זה היום?</w:t>
+      </w:r>
+    </w:p>
+    <w:p>
+      <w:pPr>
+        <w:bidi/>
+        <w:spacing w:after="0" w:line="480" w:lineRule="auto"/>
+        <w:jc w:val="both"/>
+      </w:pPr>
+      <w:r>
+        <w:rPr>
+          <w:rFonts w:ascii="David" w:cs="David" w:eastAsia="David" w:hAnsi="David"/>
+          <w:b/>
+          <w:bCs/>
+          <w:noProof/>
+          <w:sz w:val="24"/>
+          <w:szCs w:val="24"/>
+          <w:rtl/>
+          <w:lang w:val="en-US" w:bidi="he-IL"/>
+        </w:rPr>
+        <w:t xml:space="preserve">רים: </w:t>
+      </w:r>
+      <w:r>
+        <w:rPr>
+          <w:rFonts w:ascii="David" w:cs="David" w:eastAsia="David" w:hAnsi="David"/>
+          <w:noProof/>
+          <w:sz w:val="24"/>
+          <w:szCs w:val="24"/>
+          <w:rtl/>
+          <w:lang w:val="en-US" w:bidi="he-IL"/>
+        </w:rPr>
+        <w:t xml:space="preserve">(מחייכת חיוך קטן) הוא מהנדס. אני גאה בו מאוד. (.) והוא זה שעזר לי לשלם על שכר לימוד בשנה הראשונה. אז אין לי כעס, יש לי חשבון שנסגר באיחור של עשר שנים.</w:t>
+      </w:r>
+    </w:p>
+    <w:p>
+      <w:pPr>
+        <w:bidi/>
+        <w:spacing w:after="0" w:line="480" w:lineRule="auto"/>
+        <w:jc w:val="both"/>
+      </w:pPr>
+      <w:r>
+        <w:rPr>
+          <w:rFonts w:ascii="David" w:cs="David" w:eastAsia="David" w:hAnsi="David"/>
+          <w:b/>
+          <w:bCs/>
+          <w:noProof/>
+          <w:sz w:val="24"/>
+          <w:szCs w:val="24"/>
+          <w:rtl/>
+          <w:lang w:val="en-US" w:bidi="he-IL"/>
+        </w:rPr>
+        <w:t xml:space="preserve">מראיינת: </w:t>
+      </w:r>
+      <w:r>
+        <w:rPr>
+          <w:rFonts w:ascii="David" w:cs="David" w:eastAsia="David" w:hAnsi="David"/>
+          <w:noProof/>
+          <w:sz w:val="24"/>
+          <w:szCs w:val="24"/>
+          <w:rtl/>
+          <w:lang w:val="en-US" w:bidi="he-IL"/>
+        </w:rPr>
+        <w:t xml:space="preserve">ואיך הגעת בסוף לסיעוד?</w:t>
+      </w:r>
+    </w:p>
+    <w:p>
+      <w:pPr>
+        <w:bidi/>
+        <w:spacing w:after="0" w:line="480" w:lineRule="auto"/>
+        <w:jc w:val="both"/>
+      </w:pPr>
+      <w:r>
+        <w:rPr>
+          <w:rFonts w:ascii="David" w:cs="David" w:eastAsia="David" w:hAnsi="David"/>
+          <w:b/>
+          <w:bCs/>
+          <w:noProof/>
+          <w:sz w:val="24"/>
+          <w:szCs w:val="24"/>
+          <w:rtl/>
+          <w:lang w:val="en-US" w:bidi="he-IL"/>
+        </w:rPr>
+        <w:t xml:space="preserve">רים: </w:t>
+      </w:r>
+      <w:r>
+        <w:rPr>
+          <w:rFonts w:ascii="David" w:cs="David" w:eastAsia="David" w:hAnsi="David"/>
+          <w:noProof/>
+          <w:sz w:val="24"/>
+          <w:szCs w:val="24"/>
+          <w:rtl/>
+          <w:lang w:val="en-US" w:bidi="he-IL"/>
+        </w:rPr>
+        <w:t xml:space="preserve">התחתנתי בת תשע עשרה, ילדתי בעשרים, שוב בעשרים ושלוש. (.) בגיל עשרים ושש ראיתי מודעה על השלמת בגרויות במרכז ההשכלה ביישוב, ערב אחד בשבוע. הלכתי בלי לספר, אמרתי שאני אצל אחותי. (צוחקת) בת עשרים ושש ואני משקרת לבעלי כדי ללכת ללמוד.</w:t>
+      </w:r>
+    </w:p>
+    <w:p>
+      <w:pPr>
+        <w:bidi/>
+        <w:spacing w:after="0" w:line="480" w:lineRule="auto"/>
+        <w:jc w:val="both"/>
+      </w:pPr>
+      <w:r>
+        <w:rPr>
+          <w:rFonts w:ascii="David" w:cs="David" w:eastAsia="David" w:hAnsi="David"/>
+          <w:b/>
+          <w:bCs/>
+          <w:noProof/>
+          <w:sz w:val="24"/>
+          <w:szCs w:val="24"/>
+          <w:rtl/>
+          <w:lang w:val="en-US" w:bidi="he-IL"/>
+        </w:rPr>
+        <w:t xml:space="preserve">מראיינת: </w:t>
+      </w:r>
+      <w:r>
+        <w:rPr>
+          <w:rFonts w:ascii="David" w:cs="David" w:eastAsia="David" w:hAnsi="David"/>
+          <w:noProof/>
+          <w:sz w:val="24"/>
+          <w:szCs w:val="24"/>
+          <w:rtl/>
+          <w:lang w:val="en-US" w:bidi="he-IL"/>
+        </w:rPr>
+        <w:t xml:space="preserve">למה שיקרת?</w:t>
+      </w:r>
+    </w:p>
+    <w:p>
+      <w:pPr>
+        <w:bidi/>
+        <w:spacing w:after="0" w:line="480" w:lineRule="auto"/>
+        <w:jc w:val="both"/>
+      </w:pPr>
+      <w:r>
+        <w:rPr>
+          <w:rFonts w:ascii="David" w:cs="David" w:eastAsia="David" w:hAnsi="David"/>
+          <w:b/>
+          <w:bCs/>
+          <w:noProof/>
+          <w:sz w:val="24"/>
+          <w:szCs w:val="24"/>
+          <w:rtl/>
+          <w:lang w:val="en-US" w:bidi="he-IL"/>
+        </w:rPr>
+        <w:t xml:space="preserve">רים: </w:t>
+      </w:r>
+      <w:r>
+        <w:rPr>
+          <w:rFonts w:ascii="David" w:cs="David" w:eastAsia="David" w:hAnsi="David"/>
+          <w:noProof/>
+          <w:sz w:val="24"/>
+          <w:szCs w:val="24"/>
+          <w:rtl/>
+          <w:lang w:val="en-US" w:bidi="he-IL"/>
+        </w:rPr>
+        <w:t xml:space="preserve">כי לא רציתי לשמוע בקול שלו שהוא חושב שזה מאוחר מדי. (.) אחרי חודשיים כשהשלמתי מתמטיקה סיפרתי לו. הוא לא כעס. הוא אמר, למה לא אמרת מההתחלה. (.) ואני לא ידעתי מה לענות, כי גם אני לא ידעתי.</w:t>
+      </w:r>
+    </w:p>
+    <w:p>
+      <w:pPr>
+        <w:bidi/>
+        <w:spacing w:after="0" w:line="480" w:lineRule="auto"/>
+        <w:jc w:val="both"/>
+      </w:pPr>
+      <w:r>
+        <w:rPr>
+          <w:rFonts w:ascii="David" w:cs="David" w:eastAsia="David" w:hAnsi="David"/>
+          <w:b/>
+          <w:bCs/>
+          <w:noProof/>
+          <w:sz w:val="24"/>
+          <w:szCs w:val="24"/>
+          <w:rtl/>
+          <w:lang w:val="en-US" w:bidi="he-IL"/>
+        </w:rPr>
+        <w:t xml:space="preserve">מראיינת: </w:t>
+      </w:r>
+      <w:r>
+        <w:rPr>
+          <w:rFonts w:ascii="David" w:cs="David" w:eastAsia="David" w:hAnsi="David"/>
+          <w:noProof/>
+          <w:sz w:val="24"/>
+          <w:szCs w:val="24"/>
+          <w:rtl/>
+          <w:lang w:val="en-US" w:bidi="he-IL"/>
+        </w:rPr>
+        <w:t xml:space="preserve">ואז הגיע הסיעוד.</w:t>
+      </w:r>
+    </w:p>
+    <w:p>
+      <w:pPr>
+        <w:bidi/>
+        <w:spacing w:after="0" w:line="480" w:lineRule="auto"/>
+        <w:jc w:val="both"/>
+      </w:pPr>
+      <w:r>
+        <w:rPr>
+          <w:rFonts w:ascii="David" w:cs="David" w:eastAsia="David" w:hAnsi="David"/>
+          <w:b/>
+          <w:bCs/>
+          <w:noProof/>
+          <w:sz w:val="24"/>
+          <w:szCs w:val="24"/>
+          <w:rtl/>
+          <w:lang w:val="en-US" w:bidi="he-IL"/>
+        </w:rPr>
+        <w:t xml:space="preserve">רים: </w:t>
+      </w:r>
+      <w:r>
+        <w:rPr>
+          <w:rFonts w:ascii="David" w:cs="David" w:eastAsia="David" w:hAnsi="David"/>
+          <w:noProof/>
+          <w:sz w:val="24"/>
+          <w:szCs w:val="24"/>
+          <w:rtl/>
+          <w:lang w:val="en-US" w:bidi="he-IL"/>
+        </w:rPr>
+        <w:t xml:space="preserve">אז הגיע הסיעוד. השלמתי בגרויות בשנה, עשיתי מכינה, ובגיל עשרים ושבע נכנסתי לשנה א'. (.) הייתי המבוגרת בכיתה בשש שנים ולא היה אכפת לי בכלל. אני זוכרת את היום הראשון, ישבתי בשורה ראשונה כמו ילדה.</w:t>
+      </w:r>
+    </w:p>
+    <w:p>
+      <w:pPr>
+        <w:bidi/>
+        <w:spacing w:after="0" w:line="480" w:lineRule="auto"/>
+        <w:jc w:val="both"/>
+      </w:pPr>
+      <w:r>
+        <w:rPr>
+          <w:rFonts w:ascii="David" w:cs="David" w:eastAsia="David" w:hAnsi="David"/>
+          <w:b/>
+          <w:bCs/>
+          <w:noProof/>
+          <w:sz w:val="24"/>
+          <w:szCs w:val="24"/>
+          <w:rtl/>
+          <w:lang w:val="en-US" w:bidi="he-IL"/>
+        </w:rPr>
+        <w:t xml:space="preserve">מראיינת: </w:t>
+      </w:r>
+      <w:r>
+        <w:rPr>
+          <w:rFonts w:ascii="David" w:cs="David" w:eastAsia="David" w:hAnsi="David"/>
+          <w:noProof/>
+          <w:sz w:val="24"/>
+          <w:szCs w:val="24"/>
+          <w:rtl/>
+          <w:lang w:val="en-US" w:bidi="he-IL"/>
+        </w:rPr>
         <w:t xml:space="preserve">ספרי לי על יום רגיל שלך, מהקימה ועד השינה.</w:t>
       </w:r>
     </w:p>
@@ -11026,6 +14064,533 @@
           <w:lang w:val="en-US" w:bidi="he-IL"/>
         </w:rPr>
         <w:t xml:space="preserve">כן, ואני רוצה שתכתבי את זה. כשאני אומרת שקשה לי, כולם מציעים לי להוריד קורס. אף אחד לא מציע לי להוריד משמרת או להוציא את הגדולה מהחוג. תמיד הלימודים הם מה שנחתך ראשון, כי הם נתפסים כמותרות. וזה בדיוק הדבר שאני הכי לא מוכנה לוותר עליו.</w:t>
+      </w:r>
+    </w:p>
+    <w:p>
+      <w:pPr>
+        <w:bidi/>
+        <w:spacing w:after="0" w:line="480" w:lineRule="auto"/>
+        <w:jc w:val="both"/>
+      </w:pPr>
+      <w:r>
+        <w:rPr>
+          <w:rFonts w:ascii="David" w:cs="David" w:eastAsia="David" w:hAnsi="David"/>
+          <w:b/>
+          <w:bCs/>
+          <w:noProof/>
+          <w:sz w:val="24"/>
+          <w:szCs w:val="24"/>
+          <w:rtl/>
+          <w:lang w:val="en-US" w:bidi="he-IL"/>
+        </w:rPr>
+        <w:t xml:space="preserve">מראיינת: </w:t>
+      </w:r>
+      <w:r>
+        <w:rPr>
+          <w:rFonts w:ascii="David" w:cs="David" w:eastAsia="David" w:hAnsi="David"/>
+          <w:noProof/>
+          <w:sz w:val="24"/>
+          <w:szCs w:val="24"/>
+          <w:rtl/>
+          <w:lang w:val="en-US" w:bidi="he-IL"/>
+        </w:rPr>
+        <w:t xml:space="preserve">רציתי לשאול אותך על אמא שלך ועל התקופה שהיא חלתה, כשיצאת מבית הספר.</w:t>
+      </w:r>
+    </w:p>
+    <w:p>
+      <w:pPr>
+        <w:bidi/>
+        <w:spacing w:after="0" w:line="480" w:lineRule="auto"/>
+        <w:jc w:val="both"/>
+      </w:pPr>
+      <w:r>
+        <w:rPr>
+          <w:rFonts w:ascii="David" w:cs="David" w:eastAsia="David" w:hAnsi="David"/>
+          <w:b/>
+          <w:bCs/>
+          <w:noProof/>
+          <w:sz w:val="24"/>
+          <w:szCs w:val="24"/>
+          <w:rtl/>
+          <w:lang w:val="en-US" w:bidi="he-IL"/>
+        </w:rPr>
+        <w:t xml:space="preserve">רים: </w:t>
+      </w:r>
+      <w:r>
+        <w:rPr>
+          <w:rFonts w:ascii="David" w:cs="David" w:eastAsia="David" w:hAnsi="David"/>
+          <w:noProof/>
+          <w:sz w:val="24"/>
+          <w:szCs w:val="24"/>
+          <w:rtl/>
+          <w:lang w:val="en-US" w:bidi="he-IL"/>
+        </w:rPr>
+        <w:t xml:space="preserve">(פניה משתנות, מסתכלת הצידה) לא. (.) על זה אני לא רוצה לדבר. (שתיקה ארוכה)</w:t>
+      </w:r>
+    </w:p>
+    <w:p>
+      <w:pPr>
+        <w:bidi/>
+        <w:spacing w:after="0" w:line="480" w:lineRule="auto"/>
+        <w:jc w:val="both"/>
+      </w:pPr>
+      <w:r>
+        <w:rPr>
+          <w:rFonts w:ascii="David" w:cs="David" w:eastAsia="David" w:hAnsi="David"/>
+          <w:b/>
+          <w:bCs/>
+          <w:noProof/>
+          <w:sz w:val="24"/>
+          <w:szCs w:val="24"/>
+          <w:rtl/>
+          <w:lang w:val="en-US" w:bidi="he-IL"/>
+        </w:rPr>
+        <w:t xml:space="preserve">מראיינת: </w:t>
+      </w:r>
+      <w:r>
+        <w:rPr>
+          <w:rFonts w:ascii="David" w:cs="David" w:eastAsia="David" w:hAnsi="David"/>
+          <w:noProof/>
+          <w:sz w:val="24"/>
+          <w:szCs w:val="24"/>
+          <w:rtl/>
+          <w:lang w:val="en-US" w:bidi="he-IL"/>
+        </w:rPr>
+        <w:t xml:space="preserve">(מכבדת את השתיקה) בסדר גמור. נעבור הלאה.</w:t>
+      </w:r>
+    </w:p>
+    <w:p>
+      <w:pPr>
+        <w:bidi/>
+        <w:spacing w:after="0" w:line="480" w:lineRule="auto"/>
+        <w:jc w:val="both"/>
+      </w:pPr>
+      <w:r>
+        <w:rPr>
+          <w:rFonts w:ascii="David" w:cs="David" w:eastAsia="David" w:hAnsi="David"/>
+          <w:b/>
+          <w:bCs/>
+          <w:noProof/>
+          <w:sz w:val="24"/>
+          <w:szCs w:val="24"/>
+          <w:rtl/>
+          <w:lang w:val="en-US" w:bidi="he-IL"/>
+        </w:rPr>
+        <w:t xml:space="preserve">רים: </w:t>
+      </w:r>
+      <w:r>
+        <w:rPr>
+          <w:rFonts w:ascii="David" w:cs="David" w:eastAsia="David" w:hAnsi="David"/>
+          <w:noProof/>
+          <w:sz w:val="24"/>
+          <w:szCs w:val="24"/>
+          <w:rtl/>
+          <w:lang w:val="en-US" w:bidi="he-IL"/>
+        </w:rPr>
+        <w:t xml:space="preserve">(אחרי כמה שניות) זה לא בגלל שאין מה לספר. זה בגלל שיש. (.) תשאלי אותי משהו אחר.</w:t>
+      </w:r>
+    </w:p>
+    <w:p>
+      <w:pPr>
+        <w:bidi/>
+        <w:spacing w:after="0" w:line="480" w:lineRule="auto"/>
+        <w:jc w:val="both"/>
+      </w:pPr>
+      <w:r>
+        <w:rPr>
+          <w:rFonts w:ascii="David" w:cs="David" w:eastAsia="David" w:hAnsi="David"/>
+          <w:b/>
+          <w:bCs/>
+          <w:noProof/>
+          <w:sz w:val="24"/>
+          <w:szCs w:val="24"/>
+          <w:rtl/>
+          <w:lang w:val="en-US" w:bidi="he-IL"/>
+        </w:rPr>
+        <w:t xml:space="preserve">מראיינת: </w:t>
+      </w:r>
+      <w:r>
+        <w:rPr>
+          <w:rFonts w:ascii="David" w:cs="David" w:eastAsia="David" w:hAnsi="David"/>
+          <w:noProof/>
+          <w:sz w:val="24"/>
+          <w:szCs w:val="24"/>
+          <w:rtl/>
+          <w:lang w:val="en-US" w:bidi="he-IL"/>
+        </w:rPr>
+        <w:t xml:space="preserve">אז אני אשאל אותך משהו שאולי לא נעים בדרך אחרת. אמרת קודם שהאחריות היא שלך כי אין מי שייקח אותה. אבל יש בבית עוד מבוגר אחד. למה הוא לא לוקח?</w:t>
+      </w:r>
+    </w:p>
+    <w:p>
+      <w:pPr>
+        <w:bidi/>
+        <w:spacing w:after="0" w:line="480" w:lineRule="auto"/>
+        <w:jc w:val="both"/>
+      </w:pPr>
+      <w:r>
+        <w:rPr>
+          <w:rFonts w:ascii="David" w:cs="David" w:eastAsia="David" w:hAnsi="David"/>
+          <w:b/>
+          <w:bCs/>
+          <w:noProof/>
+          <w:sz w:val="24"/>
+          <w:szCs w:val="24"/>
+          <w:rtl/>
+          <w:lang w:val="en-US" w:bidi="he-IL"/>
+        </w:rPr>
+        <w:t xml:space="preserve">רים: </w:t>
+      </w:r>
+      <w:r>
+        <w:rPr>
+          <w:rFonts w:ascii="David" w:cs="David" w:eastAsia="David" w:hAnsi="David"/>
+          <w:noProof/>
+          <w:sz w:val="24"/>
+          <w:szCs w:val="24"/>
+          <w:rtl/>
+          <w:lang w:val="en-US" w:bidi="he-IL"/>
+        </w:rPr>
+        <w:t xml:space="preserve">(שותקת, ואז צוחקת צחוק קצר) שאלה טובה. (.) התשובה הרשמית היא שהוא עובד. התשובה האמיתית היא שאף אחד מעולם לא ביקש ממנו, וגם אני לא. (.) אני גדלתי בבית שבו לא ביקשו מאבא שלי, ואני עושה בדיוק אותו דבר בבית שלי, ואני יודעת את זה ובכל זאת אני עושה.</w:t>
+      </w:r>
+    </w:p>
+    <w:p>
+      <w:pPr>
+        <w:bidi/>
+        <w:spacing w:after="0" w:line="480" w:lineRule="auto"/>
+        <w:jc w:val="both"/>
+      </w:pPr>
+      <w:r>
+        <w:rPr>
+          <w:rFonts w:ascii="David" w:cs="David" w:eastAsia="David" w:hAnsi="David"/>
+          <w:b/>
+          <w:bCs/>
+          <w:noProof/>
+          <w:sz w:val="24"/>
+          <w:szCs w:val="24"/>
+          <w:rtl/>
+          <w:lang w:val="en-US" w:bidi="he-IL"/>
+        </w:rPr>
+        <w:t xml:space="preserve">מראיינת: </w:t>
+      </w:r>
+      <w:r>
+        <w:rPr>
+          <w:rFonts w:ascii="David" w:cs="David" w:eastAsia="David" w:hAnsi="David"/>
+          <w:noProof/>
+          <w:sz w:val="24"/>
+          <w:szCs w:val="24"/>
+          <w:rtl/>
+          <w:lang w:val="en-US" w:bidi="he-IL"/>
+        </w:rPr>
+        <w:t xml:space="preserve">למה, לדעתך?</w:t>
+      </w:r>
+    </w:p>
+    <w:p>
+      <w:pPr>
+        <w:bidi/>
+        <w:spacing w:after="0" w:line="480" w:lineRule="auto"/>
+        <w:jc w:val="both"/>
+      </w:pPr>
+      <w:r>
+        <w:rPr>
+          <w:rFonts w:ascii="David" w:cs="David" w:eastAsia="David" w:hAnsi="David"/>
+          <w:b/>
+          <w:bCs/>
+          <w:noProof/>
+          <w:sz w:val="24"/>
+          <w:szCs w:val="24"/>
+          <w:rtl/>
+          <w:lang w:val="en-US" w:bidi="he-IL"/>
+        </w:rPr>
+        <w:t xml:space="preserve">רים: </w:t>
+      </w:r>
+      <w:r>
+        <w:rPr>
+          <w:rFonts w:ascii="David" w:cs="David" w:eastAsia="David" w:hAnsi="David"/>
+          <w:noProof/>
+          <w:sz w:val="24"/>
+          <w:szCs w:val="24"/>
+          <w:rtl/>
+          <w:lang w:val="en-US" w:bidi="he-IL"/>
+        </w:rPr>
+        <w:t xml:space="preserve">כי לבקש זה להתחיל ויכוח, ואין לי כוח לוויכוח. (.) יותר קל לי לעשות את זה בעצמי בעשר דקות מאשר להסביר עשרים דקות למה אני מבקשת. (.) וזה בדיוק איך שזה נשאר ככה דור אחרי דור. בגלל שאין כוח.</w:t>
+      </w:r>
+    </w:p>
+    <w:p>
+      <w:pPr>
+        <w:bidi/>
+        <w:spacing w:after="0" w:line="480" w:lineRule="auto"/>
+        <w:jc w:val="both"/>
+      </w:pPr>
+      <w:r>
+        <w:rPr>
+          <w:rFonts w:ascii="David" w:cs="David" w:eastAsia="David" w:hAnsi="David"/>
+          <w:b/>
+          <w:bCs/>
+          <w:noProof/>
+          <w:sz w:val="24"/>
+          <w:szCs w:val="24"/>
+          <w:rtl/>
+          <w:lang w:val="en-US" w:bidi="he-IL"/>
+        </w:rPr>
+        <w:t xml:space="preserve">מראיינת: </w:t>
+      </w:r>
+      <w:r>
+        <w:rPr>
+          <w:rFonts w:ascii="David" w:cs="David" w:eastAsia="David" w:hAnsi="David"/>
+          <w:noProof/>
+          <w:sz w:val="24"/>
+          <w:szCs w:val="24"/>
+          <w:rtl/>
+          <w:lang w:val="en-US" w:bidi="he-IL"/>
+        </w:rPr>
+        <w:t xml:space="preserve">זה משפט חזק.</w:t>
+      </w:r>
+    </w:p>
+    <w:p>
+      <w:pPr>
+        <w:bidi/>
+        <w:spacing w:after="0" w:line="480" w:lineRule="auto"/>
+        <w:jc w:val="both"/>
+      </w:pPr>
+      <w:r>
+        <w:rPr>
+          <w:rFonts w:ascii="David" w:cs="David" w:eastAsia="David" w:hAnsi="David"/>
+          <w:b/>
+          <w:bCs/>
+          <w:noProof/>
+          <w:sz w:val="24"/>
+          <w:szCs w:val="24"/>
+          <w:rtl/>
+          <w:lang w:val="en-US" w:bidi="he-IL"/>
+        </w:rPr>
+        <w:t xml:space="preserve">רים: </w:t>
+      </w:r>
+      <w:r>
+        <w:rPr>
+          <w:rFonts w:ascii="David" w:cs="David" w:eastAsia="David" w:hAnsi="David"/>
+          <w:noProof/>
+          <w:sz w:val="24"/>
+          <w:szCs w:val="24"/>
+          <w:rtl/>
+          <w:lang w:val="en-US" w:bidi="he-IL"/>
+        </w:rPr>
+        <w:t xml:space="preserve">(מהנהנת) אמרתי לך שאני חושבת על זה הרבה באוטו.</w:t>
+      </w:r>
+    </w:p>
+    <w:p>
+      <w:pPr>
+        <w:bidi/>
+        <w:spacing w:after="0" w:line="480" w:lineRule="auto"/>
+        <w:jc w:val="both"/>
+      </w:pPr>
+      <w:r>
+        <w:rPr>
+          <w:rFonts w:ascii="David" w:cs="David" w:eastAsia="David" w:hAnsi="David"/>
+          <w:b/>
+          <w:bCs/>
+          <w:noProof/>
+          <w:sz w:val="24"/>
+          <w:szCs w:val="24"/>
+          <w:rtl/>
+          <w:lang w:val="en-US" w:bidi="he-IL"/>
+        </w:rPr>
+        <w:t xml:space="preserve">מראיינת: </w:t>
+      </w:r>
+      <w:r>
+        <w:rPr>
+          <w:rFonts w:ascii="David" w:cs="David" w:eastAsia="David" w:hAnsi="David"/>
+          <w:noProof/>
+          <w:sz w:val="24"/>
+          <w:szCs w:val="24"/>
+          <w:rtl/>
+          <w:lang w:val="en-US" w:bidi="he-IL"/>
+        </w:rPr>
+        <w:t xml:space="preserve">שאלה אחרונה, ואז אשחרר אותך. אם היית פוגשת את רים בת השש עשרה, זו שיצאה מבית הספר כדי לנהל את הבית, מה היית אומרת לה?</w:t>
+      </w:r>
+    </w:p>
+    <w:p>
+      <w:pPr>
+        <w:bidi/>
+        <w:spacing w:after="0" w:line="480" w:lineRule="auto"/>
+        <w:jc w:val="both"/>
+      </w:pPr>
+      <w:r>
+        <w:rPr>
+          <w:rFonts w:ascii="David" w:cs="David" w:eastAsia="David" w:hAnsi="David"/>
+          <w:b/>
+          <w:bCs/>
+          <w:noProof/>
+          <w:sz w:val="24"/>
+          <w:szCs w:val="24"/>
+          <w:rtl/>
+          <w:lang w:val="en-US" w:bidi="he-IL"/>
+        </w:rPr>
+        <w:t xml:space="preserve">רים: </w:t>
+      </w:r>
+      <w:r>
+        <w:rPr>
+          <w:rFonts w:ascii="David" w:cs="David" w:eastAsia="David" w:hAnsi="David"/>
+          <w:noProof/>
+          <w:sz w:val="24"/>
+          <w:szCs w:val="24"/>
+          <w:rtl/>
+          <w:lang w:val="en-US" w:bidi="he-IL"/>
+        </w:rPr>
+        <w:t xml:space="preserve">(שותקת הרבה זמן) הייתי אומרת לה שזה לא נגמר. (.) כי היא חשבה שזה נגמר. היא הייתה בטוחה שהיא סגרה דלת ושלא פותחים אותה בחזרה, וזו הייתה הרגשה של סוף. (מתרגשת) הייתי אומרת לה, את תעשי את זה בגיל עשרים ושבע ולא בגיל שמונה עשרה, וזה בסדר. פשוט יהיה לך יותר קשה, ותהיי הרבה יותר בטוחה שאת רוצה.</w:t>
+      </w:r>
+    </w:p>
+    <w:p>
+      <w:pPr>
+        <w:bidi/>
+        <w:spacing w:after="0" w:line="480" w:lineRule="auto"/>
+        <w:jc w:val="both"/>
+      </w:pPr>
+      <w:r>
+        <w:rPr>
+          <w:rFonts w:ascii="David" w:cs="David" w:eastAsia="David" w:hAnsi="David"/>
+          <w:b/>
+          <w:bCs/>
+          <w:noProof/>
+          <w:sz w:val="24"/>
+          <w:szCs w:val="24"/>
+          <w:rtl/>
+          <w:lang w:val="en-US" w:bidi="he-IL"/>
+        </w:rPr>
+        <w:t xml:space="preserve">מראיינת: </w:t>
+      </w:r>
+      <w:r>
+        <w:rPr>
+          <w:rFonts w:ascii="David" w:cs="David" w:eastAsia="David" w:hAnsi="David"/>
+          <w:noProof/>
+          <w:sz w:val="24"/>
+          <w:szCs w:val="24"/>
+          <w:rtl/>
+          <w:lang w:val="en-US" w:bidi="he-IL"/>
+        </w:rPr>
+        <w:t xml:space="preserve">ולבנות שלך?</w:t>
+      </w:r>
+    </w:p>
+    <w:p>
+      <w:pPr>
+        <w:bidi/>
+        <w:spacing w:after="0" w:line="480" w:lineRule="auto"/>
+        <w:jc w:val="both"/>
+      </w:pPr>
+      <w:r>
+        <w:rPr>
+          <w:rFonts w:ascii="David" w:cs="David" w:eastAsia="David" w:hAnsi="David"/>
+          <w:b/>
+          <w:bCs/>
+          <w:noProof/>
+          <w:sz w:val="24"/>
+          <w:szCs w:val="24"/>
+          <w:rtl/>
+          <w:lang w:val="en-US" w:bidi="he-IL"/>
+        </w:rPr>
+        <w:t xml:space="preserve">רים: </w:t>
+      </w:r>
+      <w:r>
+        <w:rPr>
+          <w:rFonts w:ascii="David" w:cs="David" w:eastAsia="David" w:hAnsi="David"/>
+          <w:noProof/>
+          <w:sz w:val="24"/>
+          <w:szCs w:val="24"/>
+          <w:rtl/>
+          <w:lang w:val="en-US" w:bidi="he-IL"/>
+        </w:rPr>
+        <w:t xml:space="preserve">(בלי היסוס) לא לצאת מבית הספר בשביל אף אחד. גם לא בשבילי. (.) אם אני אחלה מחר, שילכו לבית ספר.</w:t>
+      </w:r>
+    </w:p>
+    <w:p>
+      <w:pPr>
+        <w:bidi/>
+        <w:spacing w:after="0" w:line="480" w:lineRule="auto"/>
+        <w:jc w:val="both"/>
+      </w:pPr>
+      <w:r>
+        <w:rPr>
+          <w:rFonts w:ascii="David" w:cs="David" w:eastAsia="David" w:hAnsi="David"/>
+          <w:b/>
+          <w:bCs/>
+          <w:noProof/>
+          <w:sz w:val="24"/>
+          <w:szCs w:val="24"/>
+          <w:rtl/>
+          <w:lang w:val="en-US" w:bidi="he-IL"/>
+        </w:rPr>
+        <w:t xml:space="preserve">מראיינת: </w:t>
+      </w:r>
+      <w:r>
+        <w:rPr>
+          <w:rFonts w:ascii="David" w:cs="David" w:eastAsia="David" w:hAnsi="David"/>
+          <w:noProof/>
+          <w:sz w:val="24"/>
+          <w:szCs w:val="24"/>
+          <w:rtl/>
+          <w:lang w:val="en-US" w:bidi="he-IL"/>
+        </w:rPr>
+        <w:t xml:space="preserve">תודה לך, רים.</w:t>
+      </w:r>
+    </w:p>
+    <w:p>
+      <w:pPr>
+        <w:bidi/>
+        <w:spacing w:after="0" w:line="480" w:lineRule="auto"/>
+        <w:jc w:val="both"/>
+      </w:pPr>
+      <w:r>
+        <w:rPr>
+          <w:rFonts w:ascii="David" w:cs="David" w:eastAsia="David" w:hAnsi="David"/>
+          <w:b/>
+          <w:bCs/>
+          <w:noProof/>
+          <w:sz w:val="24"/>
+          <w:szCs w:val="24"/>
+          <w:rtl/>
+          <w:lang w:val="en-US" w:bidi="he-IL"/>
+        </w:rPr>
+        <w:t xml:space="preserve">רים: </w:t>
+      </w:r>
+      <w:r>
+        <w:rPr>
+          <w:rFonts w:ascii="David" w:cs="David" w:eastAsia="David" w:hAnsi="David"/>
+          <w:noProof/>
+          <w:sz w:val="24"/>
+          <w:szCs w:val="24"/>
+          <w:rtl/>
+          <w:lang w:val="en-US" w:bidi="he-IL"/>
+        </w:rPr>
+        <w:t xml:space="preserve">אהלן וסהלן. תצליחי בעבודה שלך. (.) ותכתבי שאנחנו לא סיפור עצוב. אני עייפה, אבל אני לא סיפור עצוב.</w:t>
+      </w:r>
+    </w:p>
+    <w:p>
+      <w:pPr>
+        <w:bidi/>
+        <w:spacing w:after="0" w:line="480" w:lineRule="auto"/>
+        <w:jc w:val="both"/>
+      </w:pPr>
+      <w:r>
+        <w:rPr>
+          <w:rFonts w:ascii="David" w:cs="David" w:eastAsia="David" w:hAnsi="David"/>
+          <w:b/>
+          <w:bCs/>
+          <w:noProof/>
+          <w:sz w:val="24"/>
+          <w:szCs w:val="24"/>
+          <w:rtl/>
+          <w:lang w:val="en-US" w:bidi="he-IL"/>
+        </w:rPr>
+        <w:t xml:space="preserve">הערת המראיינת: </w:t>
+      </w:r>
+      <w:r>
+        <w:rPr>
+          <w:rFonts w:ascii="David" w:cs="David" w:eastAsia="David" w:hAnsi="David"/>
+          <w:noProof/>
+          <w:sz w:val="24"/>
+          <w:szCs w:val="24"/>
+          <w:rtl/>
+          <w:lang w:val="en-US" w:bidi="he-IL"/>
+        </w:rPr>
+        <w:t xml:space="preserve">הראיון הסתיים כשהילדה התעוררה. המשפט האחרון נאמר כשהמרואיינת כבר קמה מהכיסא, והוא נרשם מיד לאחר סיום ההקלטה.</w:t>
       </w:r>
     </w:p>
     <w:p>

--- a/docs/עבודה מסכמת - חווייתן של אימהות בדוויות צעירות בנגב.docx
+++ b/docs/עבודה מסכמת - חווייתן של אימהות בדוויות צעירות בנגב.docx
@@ -4041,6 +4041,564 @@
           <w:rtl/>
           <w:lang w:val="en-US" w:bidi="he-IL"/>
         </w:rPr>
+        <w:t xml:space="preserve">ספרי לי על יום החתונה עצמו. מה את זוכרת ממנו?</w:t>
+      </w:r>
+    </w:p>
+    <w:p>
+      <w:pPr>
+        <w:bidi/>
+        <w:spacing w:after="0" w:line="480" w:lineRule="auto"/>
+        <w:jc w:val="both"/>
+      </w:pPr>
+      <w:r>
+        <w:rPr>
+          <w:rFonts w:ascii="David" w:cs="David" w:eastAsia="David" w:hAnsi="David"/>
+          <w:b/>
+          <w:bCs/>
+          <w:noProof/>
+          <w:sz w:val="24"/>
+          <w:szCs w:val="24"/>
+          <w:rtl/>
+          <w:lang w:val="en-US" w:bidi="he-IL"/>
+        </w:rPr>
+        <w:t xml:space="preserve">סאמייה: </w:t>
+      </w:r>
+      <w:r>
+        <w:rPr>
+          <w:rFonts w:ascii="David" w:cs="David" w:eastAsia="David" w:hAnsi="David"/>
+          <w:noProof/>
+          <w:sz w:val="24"/>
+          <w:szCs w:val="24"/>
+          <w:rtl/>
+          <w:lang w:val="en-US" w:bidi="he-IL"/>
+        </w:rPr>
+        <w:t xml:space="preserve">(מחייכת, מסתכלת למעלה) אני זוכרת בעיקר שהיה חם. חתונה של קיץ, אולם ברהט, כמעט אלף אנשים, ואני יושבת שעות בשמלה כבדה ומחייכת לאנשים שאני לא מכירה חצי מהם. (.) והדבר שהכי זכור לי זה שבסוף הערב, כשכולם הלכו, ישבנו שנינו באוטו ולא ידענו על מה לדבר. הכרנו, אבל לא ממש הכרנו. (.) היום, שבע שנים אחרי, אנחנו מדברים כל הזמן. אבל באותו לילה היה שקט.</w:t>
+      </w:r>
+    </w:p>
+    <w:p>
+      <w:pPr>
+        <w:bidi/>
+        <w:spacing w:after="0" w:line="480" w:lineRule="auto"/>
+        <w:jc w:val="both"/>
+      </w:pPr>
+      <w:r>
+        <w:rPr>
+          <w:rFonts w:ascii="David" w:cs="David" w:eastAsia="David" w:hAnsi="David"/>
+          <w:b/>
+          <w:bCs/>
+          <w:noProof/>
+          <w:sz w:val="24"/>
+          <w:szCs w:val="24"/>
+          <w:rtl/>
+          <w:lang w:val="en-US" w:bidi="he-IL"/>
+        </w:rPr>
+        <w:t xml:space="preserve">מראיינת: </w:t>
+      </w:r>
+      <w:r>
+        <w:rPr>
+          <w:rFonts w:ascii="David" w:cs="David" w:eastAsia="David" w:hAnsi="David"/>
+          <w:noProof/>
+          <w:sz w:val="24"/>
+          <w:szCs w:val="24"/>
+          <w:rtl/>
+          <w:lang w:val="en-US" w:bidi="he-IL"/>
+        </w:rPr>
+        <w:t xml:space="preserve">איך זה היה לעבור לבית של המשפחה שלו?</w:t>
+      </w:r>
+    </w:p>
+    <w:p>
+      <w:pPr>
+        <w:bidi/>
+        <w:spacing w:after="0" w:line="480" w:lineRule="auto"/>
+        <w:jc w:val="both"/>
+      </w:pPr>
+      <w:r>
+        <w:rPr>
+          <w:rFonts w:ascii="David" w:cs="David" w:eastAsia="David" w:hAnsi="David"/>
+          <w:b/>
+          <w:bCs/>
+          <w:noProof/>
+          <w:sz w:val="24"/>
+          <w:szCs w:val="24"/>
+          <w:rtl/>
+          <w:lang w:val="en-US" w:bidi="he-IL"/>
+        </w:rPr>
+        <w:t xml:space="preserve">סאמייה: </w:t>
+      </w:r>
+      <w:r>
+        <w:rPr>
+          <w:rFonts w:ascii="David" w:cs="David" w:eastAsia="David" w:hAnsi="David"/>
+          <w:noProof/>
+          <w:sz w:val="24"/>
+          <w:szCs w:val="24"/>
+          <w:rtl/>
+          <w:lang w:val="en-US" w:bidi="he-IL"/>
+        </w:rPr>
+        <w:t xml:space="preserve">קשה בהתחלה. בבית של אמא שלי אני ידעתי איפה כל דבר, ופתאום את אורחת במטבח של מישהי אחרת שגם אמורה להיות המטבח שלך. (.) הכי קשה היה שהדלתות פתוחות. אצלנו הקומות פתוחות זו לזו, אף אחד לא דופק. אני זוכרת שבשנה הראשונה נעלתי את הדלת פעם אחת ואז נבהלתי ופתחתי.</w:t>
+      </w:r>
+    </w:p>
+    <w:p>
+      <w:pPr>
+        <w:bidi/>
+        <w:spacing w:after="0" w:line="480" w:lineRule="auto"/>
+        <w:jc w:val="both"/>
+      </w:pPr>
+      <w:r>
+        <w:rPr>
+          <w:rFonts w:ascii="David" w:cs="David" w:eastAsia="David" w:hAnsi="David"/>
+          <w:b/>
+          <w:bCs/>
+          <w:noProof/>
+          <w:sz w:val="24"/>
+          <w:szCs w:val="24"/>
+          <w:rtl/>
+          <w:lang w:val="en-US" w:bidi="he-IL"/>
+        </w:rPr>
+        <w:t xml:space="preserve">מראיינת: </w:t>
+      </w:r>
+      <w:r>
+        <w:rPr>
+          <w:rFonts w:ascii="David" w:cs="David" w:eastAsia="David" w:hAnsi="David"/>
+          <w:noProof/>
+          <w:sz w:val="24"/>
+          <w:szCs w:val="24"/>
+          <w:rtl/>
+          <w:lang w:val="en-US" w:bidi="he-IL"/>
+        </w:rPr>
+        <w:t xml:space="preserve">למה נבהלת?</w:t>
+      </w:r>
+    </w:p>
+    <w:p>
+      <w:pPr>
+        <w:bidi/>
+        <w:spacing w:after="0" w:line="480" w:lineRule="auto"/>
+        <w:jc w:val="both"/>
+      </w:pPr>
+      <w:r>
+        <w:rPr>
+          <w:rFonts w:ascii="David" w:cs="David" w:eastAsia="David" w:hAnsi="David"/>
+          <w:b/>
+          <w:bCs/>
+          <w:noProof/>
+          <w:sz w:val="24"/>
+          <w:szCs w:val="24"/>
+          <w:rtl/>
+          <w:lang w:val="en-US" w:bidi="he-IL"/>
+        </w:rPr>
+        <w:t xml:space="preserve">סאמייה: </w:t>
+      </w:r>
+      <w:r>
+        <w:rPr>
+          <w:rFonts w:ascii="David" w:cs="David" w:eastAsia="David" w:hAnsi="David"/>
+          <w:noProof/>
+          <w:sz w:val="24"/>
+          <w:szCs w:val="24"/>
+          <w:rtl/>
+          <w:lang w:val="en-US" w:bidi="he-IL"/>
+        </w:rPr>
+        <w:t xml:space="preserve">כי מה יגידו. (.) שהכלה נועלת. (צוחקת) היום אני נועלת בערב וזה בסדר, אבל לקח שנתיים.</w:t>
+      </w:r>
+    </w:p>
+    <w:p>
+      <w:pPr>
+        <w:bidi/>
+        <w:spacing w:after="0" w:line="480" w:lineRule="auto"/>
+        <w:jc w:val="both"/>
+      </w:pPr>
+      <w:r>
+        <w:rPr>
+          <w:rFonts w:ascii="David" w:cs="David" w:eastAsia="David" w:hAnsi="David"/>
+          <w:b/>
+          <w:bCs/>
+          <w:noProof/>
+          <w:sz w:val="24"/>
+          <w:szCs w:val="24"/>
+          <w:rtl/>
+          <w:lang w:val="en-US" w:bidi="he-IL"/>
+        </w:rPr>
+        <w:t xml:space="preserve">מראיינת: </w:t>
+      </w:r>
+      <w:r>
+        <w:rPr>
+          <w:rFonts w:ascii="David" w:cs="David" w:eastAsia="David" w:hAnsi="David"/>
+          <w:noProof/>
+          <w:sz w:val="24"/>
+          <w:szCs w:val="24"/>
+          <w:rtl/>
+          <w:lang w:val="en-US" w:bidi="he-IL"/>
+        </w:rPr>
+        <w:t xml:space="preserve">בואי נדבר על כסף, אם זה בסדר. מי מנהל את הכסף בבית?</w:t>
+      </w:r>
+    </w:p>
+    <w:p>
+      <w:pPr>
+        <w:bidi/>
+        <w:spacing w:after="0" w:line="480" w:lineRule="auto"/>
+        <w:jc w:val="both"/>
+      </w:pPr>
+      <w:r>
+        <w:rPr>
+          <w:rFonts w:ascii="David" w:cs="David" w:eastAsia="David" w:hAnsi="David"/>
+          <w:b/>
+          <w:bCs/>
+          <w:noProof/>
+          <w:sz w:val="24"/>
+          <w:szCs w:val="24"/>
+          <w:rtl/>
+          <w:lang w:val="en-US" w:bidi="he-IL"/>
+        </w:rPr>
+        <w:t xml:space="preserve">סאמייה: </w:t>
+      </w:r>
+      <w:r>
+        <w:rPr>
+          <w:rFonts w:ascii="David" w:cs="David" w:eastAsia="David" w:hAnsi="David"/>
+          <w:noProof/>
+          <w:sz w:val="24"/>
+          <w:szCs w:val="24"/>
+          <w:rtl/>
+          <w:lang w:val="en-US" w:bidi="he-IL"/>
+        </w:rPr>
+        <w:t xml:space="preserve">הוא מכניס את רוב הכסף ואני מנהלת את השוטף. הוא לא בודק אותי, אני רוצה שיהיה ברור. (.) אבל שכר לימוד זה סעיף שהוא משלם, ולכן זה סעיף שאני מרגישה שאני צריכה להצדיק. את הקניות אני לא מצדיקה לאף אחד. את שכר הלימוד אני מצדיקה בכל פעם שהוא מגיע.</w:t>
+      </w:r>
+    </w:p>
+    <w:p>
+      <w:pPr>
+        <w:bidi/>
+        <w:spacing w:after="0" w:line="480" w:lineRule="auto"/>
+        <w:jc w:val="both"/>
+      </w:pPr>
+      <w:r>
+        <w:rPr>
+          <w:rFonts w:ascii="David" w:cs="David" w:eastAsia="David" w:hAnsi="David"/>
+          <w:b/>
+          <w:bCs/>
+          <w:noProof/>
+          <w:sz w:val="24"/>
+          <w:szCs w:val="24"/>
+          <w:rtl/>
+          <w:lang w:val="en-US" w:bidi="he-IL"/>
+        </w:rPr>
+        <w:t xml:space="preserve">מראיינת: </w:t>
+      </w:r>
+      <w:r>
+        <w:rPr>
+          <w:rFonts w:ascii="David" w:cs="David" w:eastAsia="David" w:hAnsi="David"/>
+          <w:noProof/>
+          <w:sz w:val="24"/>
+          <w:szCs w:val="24"/>
+          <w:rtl/>
+          <w:lang w:val="en-US" w:bidi="he-IL"/>
+        </w:rPr>
+        <w:t xml:space="preserve">הוא מבקש שתצדיקי?</w:t>
+      </w:r>
+    </w:p>
+    <w:p>
+      <w:pPr>
+        <w:bidi/>
+        <w:spacing w:after="0" w:line="480" w:lineRule="auto"/>
+        <w:jc w:val="both"/>
+      </w:pPr>
+      <w:r>
+        <w:rPr>
+          <w:rFonts w:ascii="David" w:cs="David" w:eastAsia="David" w:hAnsi="David"/>
+          <w:b/>
+          <w:bCs/>
+          <w:noProof/>
+          <w:sz w:val="24"/>
+          <w:szCs w:val="24"/>
+          <w:rtl/>
+          <w:lang w:val="en-US" w:bidi="he-IL"/>
+        </w:rPr>
+        <w:t xml:space="preserve">סאמייה: </w:t>
+      </w:r>
+      <w:r>
+        <w:rPr>
+          <w:rFonts w:ascii="David" w:cs="David" w:eastAsia="David" w:hAnsi="David"/>
+          <w:noProof/>
+          <w:sz w:val="24"/>
+          <w:szCs w:val="24"/>
+          <w:rtl/>
+          <w:lang w:val="en-US" w:bidi="he-IL"/>
+        </w:rPr>
+        <w:t xml:space="preserve">(מיד) לא. אף פעם. (.) אני עושה את זה לבד. אני מגיעה הביתה עם ציון טוב ואומרת לו, כאילו זו קבלה.</w:t>
+      </w:r>
+    </w:p>
+    <w:p>
+      <w:pPr>
+        <w:bidi/>
+        <w:spacing w:after="0" w:line="480" w:lineRule="auto"/>
+        <w:jc w:val="both"/>
+      </w:pPr>
+      <w:r>
+        <w:rPr>
+          <w:rFonts w:ascii="David" w:cs="David" w:eastAsia="David" w:hAnsi="David"/>
+          <w:b/>
+          <w:bCs/>
+          <w:noProof/>
+          <w:sz w:val="24"/>
+          <w:szCs w:val="24"/>
+          <w:rtl/>
+          <w:lang w:val="en-US" w:bidi="he-IL"/>
+        </w:rPr>
+        <w:t xml:space="preserve">מראיינת: </w:t>
+      </w:r>
+      <w:r>
+        <w:rPr>
+          <w:rFonts w:ascii="David" w:cs="David" w:eastAsia="David" w:hAnsi="David"/>
+          <w:noProof/>
+          <w:sz w:val="24"/>
+          <w:szCs w:val="24"/>
+          <w:rtl/>
+          <w:lang w:val="en-US" w:bidi="he-IL"/>
+        </w:rPr>
+        <w:t xml:space="preserve">סיפרת שאת עובדת בפרויקט קהילתי. את גם בהכשרה מעשית, נכון? ספרי לי עליה.</w:t>
+      </w:r>
+    </w:p>
+    <w:p>
+      <w:pPr>
+        <w:bidi/>
+        <w:spacing w:after="0" w:line="480" w:lineRule="auto"/>
+        <w:jc w:val="both"/>
+      </w:pPr>
+      <w:r>
+        <w:rPr>
+          <w:rFonts w:ascii="David" w:cs="David" w:eastAsia="David" w:hAnsi="David"/>
+          <w:b/>
+          <w:bCs/>
+          <w:noProof/>
+          <w:sz w:val="24"/>
+          <w:szCs w:val="24"/>
+          <w:rtl/>
+          <w:lang w:val="en-US" w:bidi="he-IL"/>
+        </w:rPr>
+        <w:t xml:space="preserve">סאמייה: </w:t>
+      </w:r>
+      <w:r>
+        <w:rPr>
+          <w:rFonts w:ascii="David" w:cs="David" w:eastAsia="David" w:hAnsi="David"/>
+          <w:noProof/>
+          <w:sz w:val="24"/>
+          <w:szCs w:val="24"/>
+          <w:rtl/>
+          <w:lang w:val="en-US" w:bidi="he-IL"/>
+        </w:rPr>
+        <w:t xml:space="preserve">יום שלם בשבוע במחלקה לשירותים חברתיים. (.) ואת יודעת מה, זה הדבר שהכי שינה אותי בתואר, יותר מכל הרצאה. אני יושבת מול נשים מהיישוב שלי, לפעמים נשים שאני מכירה מהשכונה, ואני שומעת דברים שלא ידעתי שקורים במרחק שלוש דקות ממני.</w:t>
+      </w:r>
+    </w:p>
+    <w:p>
+      <w:pPr>
+        <w:bidi/>
+        <w:spacing w:after="0" w:line="480" w:lineRule="auto"/>
+        <w:jc w:val="both"/>
+      </w:pPr>
+      <w:r>
+        <w:rPr>
+          <w:rFonts w:ascii="David" w:cs="David" w:eastAsia="David" w:hAnsi="David"/>
+          <w:b/>
+          <w:bCs/>
+          <w:noProof/>
+          <w:sz w:val="24"/>
+          <w:szCs w:val="24"/>
+          <w:rtl/>
+          <w:lang w:val="en-US" w:bidi="he-IL"/>
+        </w:rPr>
+        <w:t xml:space="preserve">מראיינת: </w:t>
+      </w:r>
+      <w:r>
+        <w:rPr>
+          <w:rFonts w:ascii="David" w:cs="David" w:eastAsia="David" w:hAnsi="David"/>
+          <w:noProof/>
+          <w:sz w:val="24"/>
+          <w:szCs w:val="24"/>
+          <w:rtl/>
+          <w:lang w:val="en-US" w:bidi="he-IL"/>
+        </w:rPr>
+        <w:t xml:space="preserve">יש מקרה שנשאר איתך?</w:t>
+      </w:r>
+    </w:p>
+    <w:p>
+      <w:pPr>
+        <w:bidi/>
+        <w:spacing w:after="0" w:line="480" w:lineRule="auto"/>
+        <w:jc w:val="both"/>
+      </w:pPr>
+      <w:r>
+        <w:rPr>
+          <w:rFonts w:ascii="David" w:cs="David" w:eastAsia="David" w:hAnsi="David"/>
+          <w:b/>
+          <w:bCs/>
+          <w:noProof/>
+          <w:sz w:val="24"/>
+          <w:szCs w:val="24"/>
+          <w:rtl/>
+          <w:lang w:val="en-US" w:bidi="he-IL"/>
+        </w:rPr>
+        <w:t xml:space="preserve">סאמייה: </w:t>
+      </w:r>
+      <w:r>
+        <w:rPr>
+          <w:rFonts w:ascii="David" w:cs="David" w:eastAsia="David" w:hAnsi="David"/>
+          <w:noProof/>
+          <w:sz w:val="24"/>
+          <w:szCs w:val="24"/>
+          <w:rtl/>
+          <w:lang w:val="en-US" w:bidi="he-IL"/>
+        </w:rPr>
+        <w:t xml:space="preserve">(שותקת) יש. אישה בת עשרים ושתיים, שני ילדים, שבאה לבקש עזרה בשכר דירה. ובאמצע השיחה היא אמרה, בערבית, אני לא רוצה שאף אחד ידע שהייתי פה. (.) ואני הבנתי שהיא מפחדת ממני. לא מהמחלקה, ממני, כי אני מהיישוב ואני עלולה לספר. (.) באותו רגע הבנתי מה זה סודיות, ולא מהספר.</w:t>
+      </w:r>
+    </w:p>
+    <w:p>
+      <w:pPr>
+        <w:bidi/>
+        <w:spacing w:after="0" w:line="480" w:lineRule="auto"/>
+        <w:jc w:val="both"/>
+      </w:pPr>
+      <w:r>
+        <w:rPr>
+          <w:rFonts w:ascii="David" w:cs="David" w:eastAsia="David" w:hAnsi="David"/>
+          <w:b/>
+          <w:bCs/>
+          <w:noProof/>
+          <w:sz w:val="24"/>
+          <w:szCs w:val="24"/>
+          <w:rtl/>
+          <w:lang w:val="en-US" w:bidi="he-IL"/>
+        </w:rPr>
+        <w:t xml:space="preserve">מראיינת: </w:t>
+      </w:r>
+      <w:r>
+        <w:rPr>
+          <w:rFonts w:ascii="David" w:cs="David" w:eastAsia="David" w:hAnsi="David"/>
+          <w:noProof/>
+          <w:sz w:val="24"/>
+          <w:szCs w:val="24"/>
+          <w:rtl/>
+          <w:lang w:val="en-US" w:bidi="he-IL"/>
+        </w:rPr>
+        <w:t xml:space="preserve">מה עשית עם זה?</w:t>
+      </w:r>
+    </w:p>
+    <w:p>
+      <w:pPr>
+        <w:bidi/>
+        <w:spacing w:after="0" w:line="480" w:lineRule="auto"/>
+        <w:jc w:val="both"/>
+      </w:pPr>
+      <w:r>
+        <w:rPr>
+          <w:rFonts w:ascii="David" w:cs="David" w:eastAsia="David" w:hAnsi="David"/>
+          <w:b/>
+          <w:bCs/>
+          <w:noProof/>
+          <w:sz w:val="24"/>
+          <w:szCs w:val="24"/>
+          <w:rtl/>
+          <w:lang w:val="en-US" w:bidi="he-IL"/>
+        </w:rPr>
+        <w:t xml:space="preserve">סאמייה: </w:t>
+      </w:r>
+      <w:r>
+        <w:rPr>
+          <w:rFonts w:ascii="David" w:cs="David" w:eastAsia="David" w:hAnsi="David"/>
+          <w:noProof/>
+          <w:sz w:val="24"/>
+          <w:szCs w:val="24"/>
+          <w:rtl/>
+          <w:lang w:val="en-US" w:bidi="he-IL"/>
+        </w:rPr>
+        <w:t xml:space="preserve">אמרתי לה שאני לא מספרת לאף אחד, ושאם היא רואה אותי במכולת אני לא אזכיר. (.) והיא הסתכלה עליי ובדקה אם אני רצינית. אני חושבת שהיא האמינה לי בסוף. (.) מאז אני חושבת הרבה על זה שאני הולכת להיות עובדת סוציאלית במקום שבו כולם מכירים אותי. זה יתרון וזה גם מלכודת.</w:t>
+      </w:r>
+    </w:p>
+    <w:p>
+      <w:pPr>
+        <w:bidi/>
+        <w:spacing w:after="0" w:line="480" w:lineRule="auto"/>
+        <w:jc w:val="both"/>
+      </w:pPr>
+      <w:r>
+        <w:rPr>
+          <w:rFonts w:ascii="David" w:cs="David" w:eastAsia="David" w:hAnsi="David"/>
+          <w:b/>
+          <w:bCs/>
+          <w:noProof/>
+          <w:sz w:val="24"/>
+          <w:szCs w:val="24"/>
+          <w:rtl/>
+          <w:lang w:val="en-US" w:bidi="he-IL"/>
+        </w:rPr>
+        <w:t xml:space="preserve">מראיינת: </w:t>
+      </w:r>
+      <w:r>
+        <w:rPr>
+          <w:rFonts w:ascii="David" w:cs="David" w:eastAsia="David" w:hAnsi="David"/>
+          <w:noProof/>
+          <w:sz w:val="24"/>
+          <w:szCs w:val="24"/>
+          <w:rtl/>
+          <w:lang w:val="en-US" w:bidi="he-IL"/>
+        </w:rPr>
+        <w:t xml:space="preserve">ואת רוצה לעבוד כאן, ברהט?</w:t>
+      </w:r>
+    </w:p>
+    <w:p>
+      <w:pPr>
+        <w:bidi/>
+        <w:spacing w:after="0" w:line="480" w:lineRule="auto"/>
+        <w:jc w:val="both"/>
+      </w:pPr>
+      <w:r>
+        <w:rPr>
+          <w:rFonts w:ascii="David" w:cs="David" w:eastAsia="David" w:hAnsi="David"/>
+          <w:b/>
+          <w:bCs/>
+          <w:noProof/>
+          <w:sz w:val="24"/>
+          <w:szCs w:val="24"/>
+          <w:rtl/>
+          <w:lang w:val="en-US" w:bidi="he-IL"/>
+        </w:rPr>
+        <w:t xml:space="preserve">סאמייה: </w:t>
+      </w:r>
+      <w:r>
+        <w:rPr>
+          <w:rFonts w:ascii="David" w:cs="David" w:eastAsia="David" w:hAnsi="David"/>
+          <w:noProof/>
+          <w:sz w:val="24"/>
+          <w:szCs w:val="24"/>
+          <w:rtl/>
+          <w:lang w:val="en-US" w:bidi="he-IL"/>
+        </w:rPr>
+        <w:t xml:space="preserve">כן. אני יודעת שיש כאלה שאומרות לי תלכי לבאר שבע, שם השכר יותר טוב וזה יותר אנונימי. (.) אבל אני לא לומדת עבודה סוציאלית כדי לעבוד עם אנשים שאני לא מבינה את השפה שלהם. אני רוצה לשבת מול אישה כמו זו שסיפרתי לך עליה, ושהיא לא תצטרך להסביר לי מה זה שיג ומה זה חמולה ולמה היא מפחדת.</w:t>
+      </w:r>
+    </w:p>
+    <w:p>
+      <w:pPr>
+        <w:bidi/>
+        <w:spacing w:after="0" w:line="480" w:lineRule="auto"/>
+        <w:jc w:val="both"/>
+      </w:pPr>
+      <w:r>
+        <w:rPr>
+          <w:rFonts w:ascii="David" w:cs="David" w:eastAsia="David" w:hAnsi="David"/>
+          <w:b/>
+          <w:bCs/>
+          <w:noProof/>
+          <w:sz w:val="24"/>
+          <w:szCs w:val="24"/>
+          <w:rtl/>
+          <w:lang w:val="en-US" w:bidi="he-IL"/>
+        </w:rPr>
+        <w:t xml:space="preserve">מראיינת: </w:t>
+      </w:r>
+      <w:r>
+        <w:rPr>
+          <w:rFonts w:ascii="David" w:cs="David" w:eastAsia="David" w:hAnsi="David"/>
+          <w:noProof/>
+          <w:sz w:val="24"/>
+          <w:szCs w:val="24"/>
+          <w:rtl/>
+          <w:lang w:val="en-US" w:bidi="he-IL"/>
+        </w:rPr>
         <w:t xml:space="preserve">למה דווקא אז?</w:t>
       </w:r>
     </w:p>
@@ -4507,6 +5065,254 @@
           <w:lang w:val="en-US" w:bidi="he-IL"/>
         </w:rPr>
         <w:t xml:space="preserve">אני ישנה בממוצע חמש שעות. בסופי שבוע אני מנסה להשלים, אבל גם בסוף שבוע יש ילדים. (.) יש לי כאבי ראש שלא היו לי קודם. הלכתי לרופא, הוא אמר לי תישני יותר. אמרתי לו תודה רבה.</w:t>
+      </w:r>
+    </w:p>
+    <w:p>
+      <w:pPr>
+        <w:bidi/>
+        <w:spacing w:after="0" w:line="480" w:lineRule="auto"/>
+        <w:jc w:val="both"/>
+      </w:pPr>
+      <w:r>
+        <w:rPr>
+          <w:rFonts w:ascii="David" w:cs="David" w:eastAsia="David" w:hAnsi="David"/>
+          <w:b/>
+          <w:bCs/>
+          <w:noProof/>
+          <w:sz w:val="24"/>
+          <w:szCs w:val="24"/>
+          <w:rtl/>
+          <w:lang w:val="en-US" w:bidi="he-IL"/>
+        </w:rPr>
+        <w:t xml:space="preserve">מראיינת: </w:t>
+      </w:r>
+      <w:r>
+        <w:rPr>
+          <w:rFonts w:ascii="David" w:cs="David" w:eastAsia="David" w:hAnsi="David"/>
+          <w:noProof/>
+          <w:sz w:val="24"/>
+          <w:szCs w:val="24"/>
+          <w:rtl/>
+          <w:lang w:val="en-US" w:bidi="he-IL"/>
+        </w:rPr>
+        <w:t xml:space="preserve">יש עוד דברים בגוף שהשתנו מאז שהתחלת?</w:t>
+      </w:r>
+    </w:p>
+    <w:p>
+      <w:pPr>
+        <w:bidi/>
+        <w:spacing w:after="0" w:line="480" w:lineRule="auto"/>
+        <w:jc w:val="both"/>
+      </w:pPr>
+      <w:r>
+        <w:rPr>
+          <w:rFonts w:ascii="David" w:cs="David" w:eastAsia="David" w:hAnsi="David"/>
+          <w:b/>
+          <w:bCs/>
+          <w:noProof/>
+          <w:sz w:val="24"/>
+          <w:szCs w:val="24"/>
+          <w:rtl/>
+          <w:lang w:val="en-US" w:bidi="he-IL"/>
+        </w:rPr>
+        <w:t xml:space="preserve">סאמייה: </w:t>
+      </w:r>
+      <w:r>
+        <w:rPr>
+          <w:rFonts w:ascii="David" w:cs="David" w:eastAsia="David" w:hAnsi="David"/>
+          <w:noProof/>
+          <w:sz w:val="24"/>
+          <w:szCs w:val="24"/>
+          <w:rtl/>
+          <w:lang w:val="en-US" w:bidi="he-IL"/>
+        </w:rPr>
+        <w:t xml:space="preserve">עליתי במשקל. אני אוכלת בעמידה, ליד הכיור, מה שנשאר מהצלחות שלהם. (.) ופעם הייתי הולכת בערב עם אחותי סיבוב בשכונה, חצי שעה, וזה נגמר. פשוט נמחק מהיומן. (.) אני חושבת שהדבר הראשון שנחתך זה לא השינה, זה הדברים שאין להם שם. הליכה. שיחה. לשבת.</w:t>
+      </w:r>
+    </w:p>
+    <w:p>
+      <w:pPr>
+        <w:bidi/>
+        <w:spacing w:after="0" w:line="480" w:lineRule="auto"/>
+        <w:jc w:val="both"/>
+      </w:pPr>
+      <w:r>
+        <w:rPr>
+          <w:rFonts w:ascii="David" w:cs="David" w:eastAsia="David" w:hAnsi="David"/>
+          <w:b/>
+          <w:bCs/>
+          <w:noProof/>
+          <w:sz w:val="24"/>
+          <w:szCs w:val="24"/>
+          <w:rtl/>
+          <w:lang w:val="en-US" w:bidi="he-IL"/>
+        </w:rPr>
+        <w:t xml:space="preserve">מראיינת: </w:t>
+      </w:r>
+      <w:r>
+        <w:rPr>
+          <w:rFonts w:ascii="David" w:cs="David" w:eastAsia="David" w:hAnsi="David"/>
+          <w:noProof/>
+          <w:sz w:val="24"/>
+          <w:szCs w:val="24"/>
+          <w:rtl/>
+          <w:lang w:val="en-US" w:bidi="he-IL"/>
+        </w:rPr>
+        <w:t xml:space="preserve">ורמדאן? איך זה מסתדר עם סמסטר?</w:t>
+      </w:r>
+    </w:p>
+    <w:p>
+      <w:pPr>
+        <w:bidi/>
+        <w:spacing w:after="0" w:line="480" w:lineRule="auto"/>
+        <w:jc w:val="both"/>
+      </w:pPr>
+      <w:r>
+        <w:rPr>
+          <w:rFonts w:ascii="David" w:cs="David" w:eastAsia="David" w:hAnsi="David"/>
+          <w:b/>
+          <w:bCs/>
+          <w:noProof/>
+          <w:sz w:val="24"/>
+          <w:szCs w:val="24"/>
+          <w:rtl/>
+          <w:lang w:val="en-US" w:bidi="he-IL"/>
+        </w:rPr>
+        <w:t xml:space="preserve">סאמייה: </w:t>
+      </w:r>
+      <w:r>
+        <w:rPr>
+          <w:rFonts w:ascii="David" w:cs="David" w:eastAsia="David" w:hAnsi="David"/>
+          <w:noProof/>
+          <w:sz w:val="24"/>
+          <w:szCs w:val="24"/>
+          <w:rtl/>
+          <w:lang w:val="en-US" w:bidi="he-IL"/>
+        </w:rPr>
+        <w:t xml:space="preserve">(צוחקת) רמדאן זה סיפור אחר לגמרי. השנה הוא נפל באמצע הסמסטר. את מבשלת בערב לכל המשפחה, את קמה בשלוש לסחור, ובעשר בבוקר את יושבת בשיעור סטטיסטיקה. (.) ביקשתי מהמרצה להקליט, והוא הסכים בלי לשאול שאלות, וזה היה נחמד מאוד.</w:t>
+      </w:r>
+    </w:p>
+    <w:p>
+      <w:pPr>
+        <w:bidi/>
+        <w:spacing w:after="0" w:line="480" w:lineRule="auto"/>
+        <w:jc w:val="both"/>
+      </w:pPr>
+      <w:r>
+        <w:rPr>
+          <w:rFonts w:ascii="David" w:cs="David" w:eastAsia="David" w:hAnsi="David"/>
+          <w:b/>
+          <w:bCs/>
+          <w:noProof/>
+          <w:sz w:val="24"/>
+          <w:szCs w:val="24"/>
+          <w:rtl/>
+          <w:lang w:val="en-US" w:bidi="he-IL"/>
+        </w:rPr>
+        <w:t xml:space="preserve">מראיינת: </w:t>
+      </w:r>
+      <w:r>
+        <w:rPr>
+          <w:rFonts w:ascii="David" w:cs="David" w:eastAsia="David" w:hAnsi="David"/>
+          <w:noProof/>
+          <w:sz w:val="24"/>
+          <w:szCs w:val="24"/>
+          <w:rtl/>
+          <w:lang w:val="en-US" w:bidi="he-IL"/>
+        </w:rPr>
+        <w:t xml:space="preserve">סיפרת שאת אחת מתשעה. יש עוד אחיות שלמדו?</w:t>
+      </w:r>
+    </w:p>
+    <w:p>
+      <w:pPr>
+        <w:bidi/>
+        <w:spacing w:after="0" w:line="480" w:lineRule="auto"/>
+        <w:jc w:val="both"/>
+      </w:pPr>
+      <w:r>
+        <w:rPr>
+          <w:rFonts w:ascii="David" w:cs="David" w:eastAsia="David" w:hAnsi="David"/>
+          <w:b/>
+          <w:bCs/>
+          <w:noProof/>
+          <w:sz w:val="24"/>
+          <w:szCs w:val="24"/>
+          <w:rtl/>
+          <w:lang w:val="en-US" w:bidi="he-IL"/>
+        </w:rPr>
+        <w:t xml:space="preserve">סאמייה: </w:t>
+      </w:r>
+      <w:r>
+        <w:rPr>
+          <w:rFonts w:ascii="David" w:cs="David" w:eastAsia="David" w:hAnsi="David"/>
+          <w:noProof/>
+          <w:sz w:val="24"/>
+          <w:szCs w:val="24"/>
+          <w:rtl/>
+          <w:lang w:val="en-US" w:bidi="he-IL"/>
+        </w:rPr>
+        <w:t xml:space="preserve">אחת. הקטנה, בת עשרים ואחת, לומדת הנדסאות. (.) שלוש האחרות התחתנו ולא למדו. אחת מהן, זו שמעליי, היא הכי חכמה מכולנו, והיא עובדת היום במפעל במשמרות. (שותקת) אני לא אומרת את זה בשיפוט. פשוט היא נולדה שש שנים לפניי, ובשש שנים האלה השתנה משהו.</w:t>
+      </w:r>
+    </w:p>
+    <w:p>
+      <w:pPr>
+        <w:bidi/>
+        <w:spacing w:after="0" w:line="480" w:lineRule="auto"/>
+        <w:jc w:val="both"/>
+      </w:pPr>
+      <w:r>
+        <w:rPr>
+          <w:rFonts w:ascii="David" w:cs="David" w:eastAsia="David" w:hAnsi="David"/>
+          <w:b/>
+          <w:bCs/>
+          <w:noProof/>
+          <w:sz w:val="24"/>
+          <w:szCs w:val="24"/>
+          <w:rtl/>
+          <w:lang w:val="en-US" w:bidi="he-IL"/>
+        </w:rPr>
+        <w:t xml:space="preserve">מראיינת: </w:t>
+      </w:r>
+      <w:r>
+        <w:rPr>
+          <w:rFonts w:ascii="David" w:cs="David" w:eastAsia="David" w:hAnsi="David"/>
+          <w:noProof/>
+          <w:sz w:val="24"/>
+          <w:szCs w:val="24"/>
+          <w:rtl/>
+          <w:lang w:val="en-US" w:bidi="he-IL"/>
+        </w:rPr>
+        <w:t xml:space="preserve">מה השתנה, לדעתך?</w:t>
+      </w:r>
+    </w:p>
+    <w:p>
+      <w:pPr>
+        <w:bidi/>
+        <w:spacing w:after="0" w:line="480" w:lineRule="auto"/>
+        <w:jc w:val="both"/>
+      </w:pPr>
+      <w:r>
+        <w:rPr>
+          <w:rFonts w:ascii="David" w:cs="David" w:eastAsia="David" w:hAnsi="David"/>
+          <w:b/>
+          <w:bCs/>
+          <w:noProof/>
+          <w:sz w:val="24"/>
+          <w:szCs w:val="24"/>
+          <w:rtl/>
+          <w:lang w:val="en-US" w:bidi="he-IL"/>
+        </w:rPr>
+        <w:t xml:space="preserve">סאמייה: </w:t>
+      </w:r>
+      <w:r>
+        <w:rPr>
+          <w:rFonts w:ascii="David" w:cs="David" w:eastAsia="David" w:hAnsi="David"/>
+          <w:noProof/>
+          <w:sz w:val="24"/>
+          <w:szCs w:val="24"/>
+          <w:rtl/>
+          <w:lang w:val="en-US" w:bidi="he-IL"/>
+        </w:rPr>
+        <w:t xml:space="preserve">הרבה בנות ביישוב התחילו ללכת. כשאחותי סיימה תיכון, בת אחת בשכבה שלה הלכה ללמוד ודיברו עליה שנה שלמה. כשאני סיימתי, הלכו אולי עשרים. (.) זה לא שההורים שלנו השתנו, זה שהשכנים השתנו. וההורים מסתכלים על השכנים.</w:t>
       </w:r>
     </w:p>
     <w:p>
@@ -8060,6 +8866,378 @@
           <w:rtl/>
           <w:lang w:val="en-US" w:bidi="he-IL"/>
         </w:rPr>
+        <w:t xml:space="preserve">איך זה קרה בפועל? מי דיבר עם מי?</w:t>
+      </w:r>
+    </w:p>
+    <w:p>
+      <w:pPr>
+        <w:bidi/>
+        <w:spacing w:after="0" w:line="480" w:lineRule="auto"/>
+        <w:jc w:val="both"/>
+      </w:pPr>
+      <w:r>
+        <w:rPr>
+          <w:rFonts w:ascii="David" w:cs="David" w:eastAsia="David" w:hAnsi="David"/>
+          <w:b/>
+          <w:bCs/>
+          <w:noProof/>
+          <w:sz w:val="24"/>
+          <w:szCs w:val="24"/>
+          <w:rtl/>
+          <w:lang w:val="en-US" w:bidi="he-IL"/>
+        </w:rPr>
+        <w:t xml:space="preserve">עיינא: </w:t>
+      </w:r>
+      <w:r>
+        <w:rPr>
+          <w:rFonts w:ascii="David" w:cs="David" w:eastAsia="David" w:hAnsi="David"/>
+          <w:noProof/>
+          <w:sz w:val="24"/>
+          <w:szCs w:val="24"/>
+          <w:rtl/>
+          <w:lang w:val="en-US" w:bidi="he-IL"/>
+        </w:rPr>
+        <w:t xml:space="preserve">(מחייכת) אמא שלו דיברה עם אמא שלי בחתונה של מישהו אחר. ככה זה מתחיל אצלנו, בחתונות. אחר כך אמא שלי שאלה אותי אם אני מוכנה שיבואו, ואני אמרתי שיבואו. (.) נפגשנו ארבע פעמים לפני האירוסים, תמיד בסלון עם עוד אנשים בבית. בפעם השלישית הוא שאל אותי מה אני אוהבת לעשות, ואף אחד לא שאל אותי את זה קודם.</w:t>
+      </w:r>
+    </w:p>
+    <w:p>
+      <w:pPr>
+        <w:bidi/>
+        <w:spacing w:after="0" w:line="480" w:lineRule="auto"/>
+        <w:jc w:val="both"/>
+      </w:pPr>
+      <w:r>
+        <w:rPr>
+          <w:rFonts w:ascii="David" w:cs="David" w:eastAsia="David" w:hAnsi="David"/>
+          <w:b/>
+          <w:bCs/>
+          <w:noProof/>
+          <w:sz w:val="24"/>
+          <w:szCs w:val="24"/>
+          <w:rtl/>
+          <w:lang w:val="en-US" w:bidi="he-IL"/>
+        </w:rPr>
+        <w:t xml:space="preserve">מראיינת: </w:t>
+      </w:r>
+      <w:r>
+        <w:rPr>
+          <w:rFonts w:ascii="David" w:cs="David" w:eastAsia="David" w:hAnsi="David"/>
+          <w:noProof/>
+          <w:sz w:val="24"/>
+          <w:szCs w:val="24"/>
+          <w:rtl/>
+          <w:lang w:val="en-US" w:bidi="he-IL"/>
+        </w:rPr>
+        <w:t xml:space="preserve">ומה ענית?</w:t>
+      </w:r>
+    </w:p>
+    <w:p>
+      <w:pPr>
+        <w:bidi/>
+        <w:spacing w:after="0" w:line="480" w:lineRule="auto"/>
+        <w:jc w:val="both"/>
+      </w:pPr>
+      <w:r>
+        <w:rPr>
+          <w:rFonts w:ascii="David" w:cs="David" w:eastAsia="David" w:hAnsi="David"/>
+          <w:b/>
+          <w:bCs/>
+          <w:noProof/>
+          <w:sz w:val="24"/>
+          <w:szCs w:val="24"/>
+          <w:rtl/>
+          <w:lang w:val="en-US" w:bidi="he-IL"/>
+        </w:rPr>
+        <w:t xml:space="preserve">עיינא: </w:t>
+      </w:r>
+      <w:r>
+        <w:rPr>
+          <w:rFonts w:ascii="David" w:cs="David" w:eastAsia="David" w:hAnsi="David"/>
+          <w:noProof/>
+          <w:sz w:val="24"/>
+          <w:szCs w:val="24"/>
+          <w:rtl/>
+          <w:lang w:val="en-US" w:bidi="he-IL"/>
+        </w:rPr>
+        <w:t xml:space="preserve">(צוחקת) לא ידעתי מה לענות! (.) אמרתי לו שאני אוהבת לקרוא, וזה היה נכון חצי. (.) היום אני יודעת מה אני אוהבת. אז לא ידעתי, ואני חושבת שזה מה שקורה כשעוברים ישר מבית של ההורים לבית של הבעל בלי שנה אחת באמצע שהיא רק שלך.</w:t>
+      </w:r>
+    </w:p>
+    <w:p>
+      <w:pPr>
+        <w:bidi/>
+        <w:spacing w:after="0" w:line="480" w:lineRule="auto"/>
+        <w:jc w:val="both"/>
+      </w:pPr>
+      <w:r>
+        <w:rPr>
+          <w:rFonts w:ascii="David" w:cs="David" w:eastAsia="David" w:hAnsi="David"/>
+          <w:b/>
+          <w:bCs/>
+          <w:noProof/>
+          <w:sz w:val="24"/>
+          <w:szCs w:val="24"/>
+          <w:rtl/>
+          <w:lang w:val="en-US" w:bidi="he-IL"/>
+        </w:rPr>
+        <w:t xml:space="preserve">מראיינת: </w:t>
+      </w:r>
+      <w:r>
+        <w:rPr>
+          <w:rFonts w:ascii="David" w:cs="David" w:eastAsia="David" w:hAnsi="David"/>
+          <w:noProof/>
+          <w:sz w:val="24"/>
+          <w:szCs w:val="24"/>
+          <w:rtl/>
+          <w:lang w:val="en-US" w:bidi="he-IL"/>
+        </w:rPr>
+        <w:t xml:space="preserve">ספרי לי על העבודה בגן הפרטי.</w:t>
+      </w:r>
+    </w:p>
+    <w:p>
+      <w:pPr>
+        <w:bidi/>
+        <w:spacing w:after="0" w:line="480" w:lineRule="auto"/>
+        <w:jc w:val="both"/>
+      </w:pPr>
+      <w:r>
+        <w:rPr>
+          <w:rFonts w:ascii="David" w:cs="David" w:eastAsia="David" w:hAnsi="David"/>
+          <w:b/>
+          <w:bCs/>
+          <w:noProof/>
+          <w:sz w:val="24"/>
+          <w:szCs w:val="24"/>
+          <w:rtl/>
+          <w:lang w:val="en-US" w:bidi="he-IL"/>
+        </w:rPr>
+        <w:t xml:space="preserve">עיינא: </w:t>
+      </w:r>
+      <w:r>
+        <w:rPr>
+          <w:rFonts w:ascii="David" w:cs="David" w:eastAsia="David" w:hAnsi="David"/>
+          <w:noProof/>
+          <w:sz w:val="24"/>
+          <w:szCs w:val="24"/>
+          <w:rtl/>
+          <w:lang w:val="en-US" w:bidi="he-IL"/>
+        </w:rPr>
+        <w:t xml:space="preserve">עשרים שעות בשבוע, מארבע עד שמונה, ובימים שאני לא במכללה גם בבוקר. אני סייעת בגן של אישה מהיישוב, שני חדרים בבית שלה, שמונה עשר ילדים. (.) והמשכורת היא בערך מה שאני משלמת על הגן של הקטן שלי. (צוחקת בלי הומור) כן. את שומעת נכון. אני עובדת בגן כדי לשלם על גן.</w:t>
+      </w:r>
+    </w:p>
+    <w:p>
+      <w:pPr>
+        <w:bidi/>
+        <w:spacing w:after="0" w:line="480" w:lineRule="auto"/>
+        <w:jc w:val="both"/>
+      </w:pPr>
+      <w:r>
+        <w:rPr>
+          <w:rFonts w:ascii="David" w:cs="David" w:eastAsia="David" w:hAnsi="David"/>
+          <w:b/>
+          <w:bCs/>
+          <w:noProof/>
+          <w:sz w:val="24"/>
+          <w:szCs w:val="24"/>
+          <w:rtl/>
+          <w:lang w:val="en-US" w:bidi="he-IL"/>
+        </w:rPr>
+        <w:t xml:space="preserve">מראיינת: </w:t>
+      </w:r>
+      <w:r>
+        <w:rPr>
+          <w:rFonts w:ascii="David" w:cs="David" w:eastAsia="David" w:hAnsi="David"/>
+          <w:noProof/>
+          <w:sz w:val="24"/>
+          <w:szCs w:val="24"/>
+          <w:rtl/>
+          <w:lang w:val="en-US" w:bidi="he-IL"/>
+        </w:rPr>
+        <w:t xml:space="preserve">אז למה את עובדת?</w:t>
+      </w:r>
+    </w:p>
+    <w:p>
+      <w:pPr>
+        <w:bidi/>
+        <w:spacing w:after="0" w:line="480" w:lineRule="auto"/>
+        <w:jc w:val="both"/>
+      </w:pPr>
+      <w:r>
+        <w:rPr>
+          <w:rFonts w:ascii="David" w:cs="David" w:eastAsia="David" w:hAnsi="David"/>
+          <w:b/>
+          <w:bCs/>
+          <w:noProof/>
+          <w:sz w:val="24"/>
+          <w:szCs w:val="24"/>
+          <w:rtl/>
+          <w:lang w:val="en-US" w:bidi="he-IL"/>
+        </w:rPr>
+        <w:t xml:space="preserve">עיינא: </w:t>
+      </w:r>
+      <w:r>
+        <w:rPr>
+          <w:rFonts w:ascii="David" w:cs="David" w:eastAsia="David" w:hAnsi="David"/>
+          <w:noProof/>
+          <w:sz w:val="24"/>
+          <w:szCs w:val="24"/>
+          <w:rtl/>
+          <w:lang w:val="en-US" w:bidi="he-IL"/>
+        </w:rPr>
+        <w:t xml:space="preserve">(שותקת) שאלה טובה. (.) קודם כול כי אני לא רוצה לבקש ממנו כסף לכל דבר. אני רוצה שיהיה לי משהו בכיס שאני לא צריכה להסביר עליו. (.) ושנית, כי זה ניסיון. כשאני אגיש קורות חיים בעוד שלוש שנים, אני רוצה שיהיה כתוב שם משהו.</w:t>
+      </w:r>
+    </w:p>
+    <w:p>
+      <w:pPr>
+        <w:bidi/>
+        <w:spacing w:after="0" w:line="480" w:lineRule="auto"/>
+        <w:jc w:val="both"/>
+      </w:pPr>
+      <w:r>
+        <w:rPr>
+          <w:rFonts w:ascii="David" w:cs="David" w:eastAsia="David" w:hAnsi="David"/>
+          <w:b/>
+          <w:bCs/>
+          <w:noProof/>
+          <w:sz w:val="24"/>
+          <w:szCs w:val="24"/>
+          <w:rtl/>
+          <w:lang w:val="en-US" w:bidi="he-IL"/>
+        </w:rPr>
+        <w:t xml:space="preserve">מראיינת: </w:t>
+      </w:r>
+      <w:r>
+        <w:rPr>
+          <w:rFonts w:ascii="David" w:cs="David" w:eastAsia="David" w:hAnsi="David"/>
+          <w:noProof/>
+          <w:sz w:val="24"/>
+          <w:szCs w:val="24"/>
+          <w:rtl/>
+          <w:lang w:val="en-US" w:bidi="he-IL"/>
+        </w:rPr>
+        <w:t xml:space="preserve">ואיך זה בכיתה במכללה? את בת עשרים וארבע, זה לא רחוק מהגיל של רובן.</w:t>
+      </w:r>
+    </w:p>
+    <w:p>
+      <w:pPr>
+        <w:bidi/>
+        <w:spacing w:after="0" w:line="480" w:lineRule="auto"/>
+        <w:jc w:val="both"/>
+      </w:pPr>
+      <w:r>
+        <w:rPr>
+          <w:rFonts w:ascii="David" w:cs="David" w:eastAsia="David" w:hAnsi="David"/>
+          <w:b/>
+          <w:bCs/>
+          <w:noProof/>
+          <w:sz w:val="24"/>
+          <w:szCs w:val="24"/>
+          <w:rtl/>
+          <w:lang w:val="en-US" w:bidi="he-IL"/>
+        </w:rPr>
+        <w:t xml:space="preserve">עיינא: </w:t>
+      </w:r>
+      <w:r>
+        <w:rPr>
+          <w:rFonts w:ascii="David" w:cs="David" w:eastAsia="David" w:hAnsi="David"/>
+          <w:noProof/>
+          <w:sz w:val="24"/>
+          <w:szCs w:val="24"/>
+          <w:rtl/>
+          <w:lang w:val="en-US" w:bidi="he-IL"/>
+        </w:rPr>
+        <w:t xml:space="preserve">הגיל דומה, החיים לא. (.) הן מדברות על מה עושים בסוף שבוע ואני חושבת מתי אני אספיק לכבס. בהפסקה הן יוצאות לקפה ואני מתקשרת הביתה לבדוק. (.) אני לא כועסת עליהן בכלל, הן בנות טובות. פשוט אין לי מה להגיד בשיחה.</w:t>
+      </w:r>
+    </w:p>
+    <w:p>
+      <w:pPr>
+        <w:bidi/>
+        <w:spacing w:after="0" w:line="480" w:lineRule="auto"/>
+        <w:jc w:val="both"/>
+      </w:pPr>
+      <w:r>
+        <w:rPr>
+          <w:rFonts w:ascii="David" w:cs="David" w:eastAsia="David" w:hAnsi="David"/>
+          <w:b/>
+          <w:bCs/>
+          <w:noProof/>
+          <w:sz w:val="24"/>
+          <w:szCs w:val="24"/>
+          <w:rtl/>
+          <w:lang w:val="en-US" w:bidi="he-IL"/>
+        </w:rPr>
+        <w:t xml:space="preserve">מראיינת: </w:t>
+      </w:r>
+      <w:r>
+        <w:rPr>
+          <w:rFonts w:ascii="David" w:cs="David" w:eastAsia="David" w:hAnsi="David"/>
+          <w:noProof/>
+          <w:sz w:val="24"/>
+          <w:szCs w:val="24"/>
+          <w:rtl/>
+          <w:lang w:val="en-US" w:bidi="he-IL"/>
+        </w:rPr>
+        <w:t xml:space="preserve">יש בנות אחרות מהיישוב שלך בכיתה?</w:t>
+      </w:r>
+    </w:p>
+    <w:p>
+      <w:pPr>
+        <w:bidi/>
+        <w:spacing w:after="0" w:line="480" w:lineRule="auto"/>
+        <w:jc w:val="both"/>
+      </w:pPr>
+      <w:r>
+        <w:rPr>
+          <w:rFonts w:ascii="David" w:cs="David" w:eastAsia="David" w:hAnsi="David"/>
+          <w:b/>
+          <w:bCs/>
+          <w:noProof/>
+          <w:sz w:val="24"/>
+          <w:szCs w:val="24"/>
+          <w:rtl/>
+          <w:lang w:val="en-US" w:bidi="he-IL"/>
+        </w:rPr>
+        <w:t xml:space="preserve">עיינא: </w:t>
+      </w:r>
+      <w:r>
+        <w:rPr>
+          <w:rFonts w:ascii="David" w:cs="David" w:eastAsia="David" w:hAnsi="David"/>
+          <w:noProof/>
+          <w:sz w:val="24"/>
+          <w:szCs w:val="24"/>
+          <w:rtl/>
+          <w:lang w:val="en-US" w:bidi="he-IL"/>
+        </w:rPr>
+        <w:t xml:space="preserve">שתיים. אחת מהן גם אמא. (.) אנחנו יושבות ביחד, וזו כל מערכת התמיכה שלי במכללה. אם אחת מאיתנו מפספסת, השנייה שולחת צילום מהמחברת. (.) לא דיברנו על זה אף פעם, זה פשוט קרה מהשיעור השני.</w:t>
+      </w:r>
+    </w:p>
+    <w:p>
+      <w:pPr>
+        <w:bidi/>
+        <w:spacing w:after="0" w:line="480" w:lineRule="auto"/>
+        <w:jc w:val="both"/>
+      </w:pPr>
+      <w:r>
+        <w:rPr>
+          <w:rFonts w:ascii="David" w:cs="David" w:eastAsia="David" w:hAnsi="David"/>
+          <w:b/>
+          <w:bCs/>
+          <w:noProof/>
+          <w:sz w:val="24"/>
+          <w:szCs w:val="24"/>
+          <w:rtl/>
+          <w:lang w:val="en-US" w:bidi="he-IL"/>
+        </w:rPr>
+        <w:t xml:space="preserve">מראיינת: </w:t>
+      </w:r>
+      <w:r>
+        <w:rPr>
+          <w:rFonts w:ascii="David" w:cs="David" w:eastAsia="David" w:hAnsi="David"/>
+          <w:noProof/>
+          <w:sz w:val="24"/>
+          <w:szCs w:val="24"/>
+          <w:rtl/>
+          <w:lang w:val="en-US" w:bidi="he-IL"/>
+        </w:rPr>
         <w:t xml:space="preserve">ואיפה הלימודים נכנסים בסיפור הזה?</w:t>
       </w:r>
     </w:p>
@@ -11862,6 +13040,440 @@
           <w:rtl/>
           <w:lang w:val="en-US" w:bidi="he-IL"/>
         </w:rPr>
+        <w:t xml:space="preserve">ספרי לי על ההכשרה במחלקה. איך היה היום הראשון בסינר?</w:t>
+      </w:r>
+    </w:p>
+    <w:p>
+      <w:pPr>
+        <w:bidi/>
+        <w:spacing w:after="0" w:line="480" w:lineRule="auto"/>
+        <w:jc w:val="both"/>
+      </w:pPr>
+      <w:r>
+        <w:rPr>
+          <w:rFonts w:ascii="David" w:cs="David" w:eastAsia="David" w:hAnsi="David"/>
+          <w:b/>
+          <w:bCs/>
+          <w:noProof/>
+          <w:sz w:val="24"/>
+          <w:szCs w:val="24"/>
+          <w:rtl/>
+          <w:lang w:val="en-US" w:bidi="he-IL"/>
+        </w:rPr>
+        <w:t xml:space="preserve">רים: </w:t>
+      </w:r>
+      <w:r>
+        <w:rPr>
+          <w:rFonts w:ascii="David" w:cs="David" w:eastAsia="David" w:hAnsi="David"/>
+          <w:noProof/>
+          <w:sz w:val="24"/>
+          <w:szCs w:val="24"/>
+          <w:rtl/>
+          <w:lang w:val="en-US" w:bidi="he-IL"/>
+        </w:rPr>
+        <w:t xml:space="preserve">(מחייכת) פחדתי נורא. באתי במדים חדשים, והמדריכה שלנו אמרה לנו תיכנסו, תסתכלו, אל תיגעו. (.) ובאותו יום ראשון קראו לי לחדר של מטופלת מבוגרת שדיברה רק ערבית, ואף אחד במחלקה לא הבין אותה. (.) ופתאום אני, זו שפוחדת לגעת, הייתי היחידה שיכולה לדבר איתה.</w:t>
+      </w:r>
+    </w:p>
+    <w:p>
+      <w:pPr>
+        <w:bidi/>
+        <w:spacing w:after="0" w:line="480" w:lineRule="auto"/>
+        <w:jc w:val="both"/>
+      </w:pPr>
+      <w:r>
+        <w:rPr>
+          <w:rFonts w:ascii="David" w:cs="David" w:eastAsia="David" w:hAnsi="David"/>
+          <w:b/>
+          <w:bCs/>
+          <w:noProof/>
+          <w:sz w:val="24"/>
+          <w:szCs w:val="24"/>
+          <w:rtl/>
+          <w:lang w:val="en-US" w:bidi="he-IL"/>
+        </w:rPr>
+        <w:t xml:space="preserve">מראיינת: </w:t>
+      </w:r>
+      <w:r>
+        <w:rPr>
+          <w:rFonts w:ascii="David" w:cs="David" w:eastAsia="David" w:hAnsi="David"/>
+          <w:noProof/>
+          <w:sz w:val="24"/>
+          <w:szCs w:val="24"/>
+          <w:rtl/>
+          <w:lang w:val="en-US" w:bidi="he-IL"/>
+        </w:rPr>
+        <w:t xml:space="preserve">מה קרה שם?</w:t>
+      </w:r>
+    </w:p>
+    <w:p>
+      <w:pPr>
+        <w:bidi/>
+        <w:spacing w:after="0" w:line="480" w:lineRule="auto"/>
+        <w:jc w:val="both"/>
+      </w:pPr>
+      <w:r>
+        <w:rPr>
+          <w:rFonts w:ascii="David" w:cs="David" w:eastAsia="David" w:hAnsi="David"/>
+          <w:b/>
+          <w:bCs/>
+          <w:noProof/>
+          <w:sz w:val="24"/>
+          <w:szCs w:val="24"/>
+          <w:rtl/>
+          <w:lang w:val="en-US" w:bidi="he-IL"/>
+        </w:rPr>
+        <w:t xml:space="preserve">רים: </w:t>
+      </w:r>
+      <w:r>
+        <w:rPr>
+          <w:rFonts w:ascii="David" w:cs="David" w:eastAsia="David" w:hAnsi="David"/>
+          <w:noProof/>
+          <w:sz w:val="24"/>
+          <w:szCs w:val="24"/>
+          <w:rtl/>
+          <w:lang w:val="en-US" w:bidi="he-IL"/>
+        </w:rPr>
+        <w:t xml:space="preserve">היא רצתה לומר שכואב לה בגב ולא בבטן, וכל הבוקר בדקו לה את הבטן. (שותקת) ישבתי לידה, שאלתי בערבית, ותרגמתי לאחות. חמש דקות. (.) והמדריכה אמרה לי אחר כך שאני צריכה לזכור את הרגע הזה. אני זוכרת אותו עד היום.</w:t>
+      </w:r>
+    </w:p>
+    <w:p>
+      <w:pPr>
+        <w:bidi/>
+        <w:spacing w:after="0" w:line="480" w:lineRule="auto"/>
+        <w:jc w:val="both"/>
+      </w:pPr>
+      <w:r>
+        <w:rPr>
+          <w:rFonts w:ascii="David" w:cs="David" w:eastAsia="David" w:hAnsi="David"/>
+          <w:b/>
+          <w:bCs/>
+          <w:noProof/>
+          <w:sz w:val="24"/>
+          <w:szCs w:val="24"/>
+          <w:rtl/>
+          <w:lang w:val="en-US" w:bidi="he-IL"/>
+        </w:rPr>
+        <w:t xml:space="preserve">מראיינת: </w:t>
+      </w:r>
+      <w:r>
+        <w:rPr>
+          <w:rFonts w:ascii="David" w:cs="David" w:eastAsia="David" w:hAnsi="David"/>
+          <w:noProof/>
+          <w:sz w:val="24"/>
+          <w:szCs w:val="24"/>
+          <w:rtl/>
+          <w:lang w:val="en-US" w:bidi="he-IL"/>
+        </w:rPr>
+        <w:t xml:space="preserve">זה שינה משהו בתחושה שלך במקום?</w:t>
+      </w:r>
+    </w:p>
+    <w:p>
+      <w:pPr>
+        <w:bidi/>
+        <w:spacing w:after="0" w:line="480" w:lineRule="auto"/>
+        <w:jc w:val="both"/>
+      </w:pPr>
+      <w:r>
+        <w:rPr>
+          <w:rFonts w:ascii="David" w:cs="David" w:eastAsia="David" w:hAnsi="David"/>
+          <w:b/>
+          <w:bCs/>
+          <w:noProof/>
+          <w:sz w:val="24"/>
+          <w:szCs w:val="24"/>
+          <w:rtl/>
+          <w:lang w:val="en-US" w:bidi="he-IL"/>
+        </w:rPr>
+        <w:t xml:space="preserve">רים: </w:t>
+      </w:r>
+      <w:r>
+        <w:rPr>
+          <w:rFonts w:ascii="David" w:cs="David" w:eastAsia="David" w:hAnsi="David"/>
+          <w:noProof/>
+          <w:sz w:val="24"/>
+          <w:szCs w:val="24"/>
+          <w:rtl/>
+          <w:lang w:val="en-US" w:bidi="he-IL"/>
+        </w:rPr>
+        <w:t xml:space="preserve">זה נתן לי מקום. (.) לפני זה הרגשתי שאני שם בזכות, נגיד, בקושי. אחרי זה הבנתי שאני מביאה משהו שאין לאחרות. (.) יש לזה גם צד שני, כי מאז קוראים לי לכל מטופל ערבי במחלקה, גם כשאני באמצע משהו אחר, ואף אחד לא סופר את השעות האלה.</w:t>
+      </w:r>
+    </w:p>
+    <w:p>
+      <w:pPr>
+        <w:bidi/>
+        <w:spacing w:after="0" w:line="480" w:lineRule="auto"/>
+        <w:jc w:val="both"/>
+      </w:pPr>
+      <w:r>
+        <w:rPr>
+          <w:rFonts w:ascii="David" w:cs="David" w:eastAsia="David" w:hAnsi="David"/>
+          <w:b/>
+          <w:bCs/>
+          <w:noProof/>
+          <w:sz w:val="24"/>
+          <w:szCs w:val="24"/>
+          <w:rtl/>
+          <w:lang w:val="en-US" w:bidi="he-IL"/>
+        </w:rPr>
+        <w:t xml:space="preserve">מראיינת: </w:t>
+      </w:r>
+      <w:r>
+        <w:rPr>
+          <w:rFonts w:ascii="David" w:cs="David" w:eastAsia="David" w:hAnsi="David"/>
+          <w:noProof/>
+          <w:sz w:val="24"/>
+          <w:szCs w:val="24"/>
+          <w:rtl/>
+          <w:lang w:val="en-US" w:bidi="he-IL"/>
+        </w:rPr>
+        <w:t xml:space="preserve">וללמוד סיעוד בעברית, איך זה?</w:t>
+      </w:r>
+    </w:p>
+    <w:p>
+      <w:pPr>
+        <w:bidi/>
+        <w:spacing w:after="0" w:line="480" w:lineRule="auto"/>
+        <w:jc w:val="both"/>
+      </w:pPr>
+      <w:r>
+        <w:rPr>
+          <w:rFonts w:ascii="David" w:cs="David" w:eastAsia="David" w:hAnsi="David"/>
+          <w:b/>
+          <w:bCs/>
+          <w:noProof/>
+          <w:sz w:val="24"/>
+          <w:szCs w:val="24"/>
+          <w:rtl/>
+          <w:lang w:val="en-US" w:bidi="he-IL"/>
+        </w:rPr>
+        <w:t xml:space="preserve">רים: </w:t>
+      </w:r>
+      <w:r>
+        <w:rPr>
+          <w:rFonts w:ascii="David" w:cs="David" w:eastAsia="David" w:hAnsi="David"/>
+          <w:noProof/>
+          <w:sz w:val="24"/>
+          <w:szCs w:val="24"/>
+          <w:rtl/>
+          <w:lang w:val="en-US" w:bidi="he-IL"/>
+        </w:rPr>
+        <w:t xml:space="preserve">הלימוד עצמו בסדר, כי הרבה מזה זה מספרים ושמות של תרופות באנגלית. (.) מה שקשה זה ההגשות והרפלקציות שמבקשים מאיתנו לכתוב על החוויה. שם צריך לכתוב יפה, ואני כותבת נכון אבל לא יפה. (.) קיבלתי פעם הערה שהכתיבה שלי טכנית מדי. חשבתי לעצמי, אני אחות, אני רוצה להיות טכנית.</w:t>
+      </w:r>
+    </w:p>
+    <w:p>
+      <w:pPr>
+        <w:bidi/>
+        <w:spacing w:after="0" w:line="480" w:lineRule="auto"/>
+        <w:jc w:val="both"/>
+      </w:pPr>
+      <w:r>
+        <w:rPr>
+          <w:rFonts w:ascii="David" w:cs="David" w:eastAsia="David" w:hAnsi="David"/>
+          <w:b/>
+          <w:bCs/>
+          <w:noProof/>
+          <w:sz w:val="24"/>
+          <w:szCs w:val="24"/>
+          <w:rtl/>
+          <w:lang w:val="en-US" w:bidi="he-IL"/>
+        </w:rPr>
+        <w:t xml:space="preserve">מראיינת: </w:t>
+      </w:r>
+      <w:r>
+        <w:rPr>
+          <w:rFonts w:ascii="David" w:cs="David" w:eastAsia="David" w:hAnsi="David"/>
+          <w:noProof/>
+          <w:sz w:val="24"/>
+          <w:szCs w:val="24"/>
+          <w:rtl/>
+          <w:lang w:val="en-US" w:bidi="he-IL"/>
+        </w:rPr>
+        <w:t xml:space="preserve">דיברנו על הילדים הקטנים. מה עם הגדולה, בת השבע?</w:t>
+      </w:r>
+    </w:p>
+    <w:p>
+      <w:pPr>
+        <w:bidi/>
+        <w:spacing w:after="0" w:line="480" w:lineRule="auto"/>
+        <w:jc w:val="both"/>
+      </w:pPr>
+      <w:r>
+        <w:rPr>
+          <w:rFonts w:ascii="David" w:cs="David" w:eastAsia="David" w:hAnsi="David"/>
+          <w:b/>
+          <w:bCs/>
+          <w:noProof/>
+          <w:sz w:val="24"/>
+          <w:szCs w:val="24"/>
+          <w:rtl/>
+          <w:lang w:val="en-US" w:bidi="he-IL"/>
+        </w:rPr>
+        <w:t xml:space="preserve">רים: </w:t>
+      </w:r>
+      <w:r>
+        <w:rPr>
+          <w:rFonts w:ascii="David" w:cs="David" w:eastAsia="David" w:hAnsi="David"/>
+          <w:noProof/>
+          <w:sz w:val="24"/>
+          <w:szCs w:val="24"/>
+          <w:rtl/>
+          <w:lang w:val="en-US" w:bidi="he-IL"/>
+        </w:rPr>
+        <w:t xml:space="preserve">(מתרככת) הגדולה היא הסיפור. היא זו שרואה הכול. (.) היא יודעת מתי יש לי מבחן, היא שואלת אותי כמה קיבלתי, והיא סיפרה למורה שלה שאמא שלה לומדת להיות אחות. (.) פעם היא אמרה לחברה שלה שכשהיא תהיה גדולה היא תהיה רופאה, ואני עמדתי במטבח ובכיתי.</w:t>
+      </w:r>
+    </w:p>
+    <w:p>
+      <w:pPr>
+        <w:bidi/>
+        <w:spacing w:after="0" w:line="480" w:lineRule="auto"/>
+        <w:jc w:val="both"/>
+      </w:pPr>
+      <w:r>
+        <w:rPr>
+          <w:rFonts w:ascii="David" w:cs="David" w:eastAsia="David" w:hAnsi="David"/>
+          <w:b/>
+          <w:bCs/>
+          <w:noProof/>
+          <w:sz w:val="24"/>
+          <w:szCs w:val="24"/>
+          <w:rtl/>
+          <w:lang w:val="en-US" w:bidi="he-IL"/>
+        </w:rPr>
+        <w:t xml:space="preserve">מראיינת: </w:t>
+      </w:r>
+      <w:r>
+        <w:rPr>
+          <w:rFonts w:ascii="David" w:cs="David" w:eastAsia="David" w:hAnsi="David"/>
+          <w:noProof/>
+          <w:sz w:val="24"/>
+          <w:szCs w:val="24"/>
+          <w:rtl/>
+          <w:lang w:val="en-US" w:bidi="he-IL"/>
+        </w:rPr>
+        <w:t xml:space="preserve">למה בכית?</w:t>
+      </w:r>
+    </w:p>
+    <w:p>
+      <w:pPr>
+        <w:bidi/>
+        <w:spacing w:after="0" w:line="480" w:lineRule="auto"/>
+        <w:jc w:val="both"/>
+      </w:pPr>
+      <w:r>
+        <w:rPr>
+          <w:rFonts w:ascii="David" w:cs="David" w:eastAsia="David" w:hAnsi="David"/>
+          <w:b/>
+          <w:bCs/>
+          <w:noProof/>
+          <w:sz w:val="24"/>
+          <w:szCs w:val="24"/>
+          <w:rtl/>
+          <w:lang w:val="en-US" w:bidi="he-IL"/>
+        </w:rPr>
+        <w:t xml:space="preserve">רים: </w:t>
+      </w:r>
+      <w:r>
+        <w:rPr>
+          <w:rFonts w:ascii="David" w:cs="David" w:eastAsia="David" w:hAnsi="David"/>
+          <w:noProof/>
+          <w:sz w:val="24"/>
+          <w:szCs w:val="24"/>
+          <w:rtl/>
+          <w:lang w:val="en-US" w:bidi="he-IL"/>
+        </w:rPr>
+        <w:t xml:space="preserve">(שותקת) כי אני בגילה חשבתי שאני אהיה מה שיהיה. (.) לא היה לי משפט כזה בראש. היא כבר יודעת שאפשר לבחור, ואני לא ידעתי את זה עד גיל עשרים ושש.</w:t>
+      </w:r>
+    </w:p>
+    <w:p>
+      <w:pPr>
+        <w:bidi/>
+        <w:spacing w:after="0" w:line="480" w:lineRule="auto"/>
+        <w:jc w:val="both"/>
+      </w:pPr>
+      <w:r>
+        <w:rPr>
+          <w:rFonts w:ascii="David" w:cs="David" w:eastAsia="David" w:hAnsi="David"/>
+          <w:b/>
+          <w:bCs/>
+          <w:noProof/>
+          <w:sz w:val="24"/>
+          <w:szCs w:val="24"/>
+          <w:rtl/>
+          <w:lang w:val="en-US" w:bidi="he-IL"/>
+        </w:rPr>
+        <w:t xml:space="preserve">מראיינת: </w:t>
+      </w:r>
+      <w:r>
+        <w:rPr>
+          <w:rFonts w:ascii="David" w:cs="David" w:eastAsia="David" w:hAnsi="David"/>
+          <w:noProof/>
+          <w:sz w:val="24"/>
+          <w:szCs w:val="24"/>
+          <w:rtl/>
+          <w:lang w:val="en-US" w:bidi="he-IL"/>
+        </w:rPr>
+        <w:t xml:space="preserve">ומה עם משמרות בזמן צום?</w:t>
+      </w:r>
+    </w:p>
+    <w:p>
+      <w:pPr>
+        <w:bidi/>
+        <w:spacing w:after="0" w:line="480" w:lineRule="auto"/>
+        <w:jc w:val="both"/>
+      </w:pPr>
+      <w:r>
+        <w:rPr>
+          <w:rFonts w:ascii="David" w:cs="David" w:eastAsia="David" w:hAnsi="David"/>
+          <w:b/>
+          <w:bCs/>
+          <w:noProof/>
+          <w:sz w:val="24"/>
+          <w:szCs w:val="24"/>
+          <w:rtl/>
+          <w:lang w:val="en-US" w:bidi="he-IL"/>
+        </w:rPr>
+        <w:t xml:space="preserve">רים: </w:t>
+      </w:r>
+      <w:r>
+        <w:rPr>
+          <w:rFonts w:ascii="David" w:cs="David" w:eastAsia="David" w:hAnsi="David"/>
+          <w:noProof/>
+          <w:sz w:val="24"/>
+          <w:szCs w:val="24"/>
+          <w:rtl/>
+          <w:lang w:val="en-US" w:bidi="he-IL"/>
+        </w:rPr>
+        <w:t xml:space="preserve">(צוחקת) ברמדאן עשיתי משמרות לילה בכוונה. כי בלילה אני ממילא לא אוכלת, אז זה מתאים. (.) והייתי חוזרת בבוקר, מכינה אוכל למשפחה שאני לא טועמת ממנו, ונרדמת. אמא שלי אמרה לי את משוגעת. (.) אבל זה היה החודש הכי מסודר שהיה לי בשנה, כי סוף סוף כולם היו ערים באותן שעות שאני.</w:t>
+      </w:r>
+    </w:p>
+    <w:p>
+      <w:pPr>
+        <w:bidi/>
+        <w:spacing w:after="0" w:line="480" w:lineRule="auto"/>
+        <w:jc w:val="both"/>
+      </w:pPr>
+      <w:r>
+        <w:rPr>
+          <w:rFonts w:ascii="David" w:cs="David" w:eastAsia="David" w:hAnsi="David"/>
+          <w:b/>
+          <w:bCs/>
+          <w:noProof/>
+          <w:sz w:val="24"/>
+          <w:szCs w:val="24"/>
+          <w:rtl/>
+          <w:lang w:val="en-US" w:bidi="he-IL"/>
+        </w:rPr>
+        <w:t xml:space="preserve">מראיינת: </w:t>
+      </w:r>
+      <w:r>
+        <w:rPr>
+          <w:rFonts w:ascii="David" w:cs="David" w:eastAsia="David" w:hAnsi="David"/>
+          <w:noProof/>
+          <w:sz w:val="24"/>
+          <w:szCs w:val="24"/>
+          <w:rtl/>
+          <w:lang w:val="en-US" w:bidi="he-IL"/>
+        </w:rPr>
         <w:t xml:space="preserve">ספרי לי על יום רגיל שלך, מהקימה ועד השינה.</w:t>
       </w:r>
     </w:p>
@@ -13940,6 +15552,254 @@
           <w:lang w:val="en-US" w:bidi="he-IL"/>
         </w:rPr>
         <w:t xml:space="preserve">אחות מוסמכת, במשרה מלאה, אולי בקהילה ולא במחלקה, כי בקהילה השעות הגיוניות. ושהילדים יהיו גדולים מספיק כדי להישאר לבד שעה. (.) ושלא אנהג שלוש שעות ביום.</w:t>
+      </w:r>
+    </w:p>
+    <w:p>
+      <w:pPr>
+        <w:bidi/>
+        <w:spacing w:after="0" w:line="480" w:lineRule="auto"/>
+        <w:jc w:val="both"/>
+      </w:pPr>
+      <w:r>
+        <w:rPr>
+          <w:rFonts w:ascii="David" w:cs="David" w:eastAsia="David" w:hAnsi="David"/>
+          <w:b/>
+          <w:bCs/>
+          <w:noProof/>
+          <w:sz w:val="24"/>
+          <w:szCs w:val="24"/>
+          <w:rtl/>
+          <w:lang w:val="en-US" w:bidi="he-IL"/>
+        </w:rPr>
+        <w:t xml:space="preserve">מראיינת: </w:t>
+      </w:r>
+      <w:r>
+        <w:rPr>
+          <w:rFonts w:ascii="David" w:cs="David" w:eastAsia="David" w:hAnsi="David"/>
+          <w:noProof/>
+          <w:sz w:val="24"/>
+          <w:szCs w:val="24"/>
+          <w:rtl/>
+          <w:lang w:val="en-US" w:bidi="he-IL"/>
+        </w:rPr>
+        <w:t xml:space="preserve">היה במחלקה משהו שהיה קשה מדי?</w:t>
+      </w:r>
+    </w:p>
+    <w:p>
+      <w:pPr>
+        <w:bidi/>
+        <w:spacing w:after="0" w:line="480" w:lineRule="auto"/>
+        <w:jc w:val="both"/>
+      </w:pPr>
+      <w:r>
+        <w:rPr>
+          <w:rFonts w:ascii="David" w:cs="David" w:eastAsia="David" w:hAnsi="David"/>
+          <w:b/>
+          <w:bCs/>
+          <w:noProof/>
+          <w:sz w:val="24"/>
+          <w:szCs w:val="24"/>
+          <w:rtl/>
+          <w:lang w:val="en-US" w:bidi="he-IL"/>
+        </w:rPr>
+        <w:t xml:space="preserve">רים: </w:t>
+      </w:r>
+      <w:r>
+        <w:rPr>
+          <w:rFonts w:ascii="David" w:cs="David" w:eastAsia="David" w:hAnsi="David"/>
+          <w:noProof/>
+          <w:sz w:val="24"/>
+          <w:szCs w:val="24"/>
+          <w:rtl/>
+          <w:lang w:val="en-US" w:bidi="he-IL"/>
+        </w:rPr>
+        <w:t xml:space="preserve">(שותקת ארוכות) הייתה אישה בת שלושים וחמש, שלושה ילדים, כמוני בערך. (.) היא נפטרה במשמרת שלי. ואני הייתי זו שניקתה אותה והכינה אותה, ואחר כך יצאתי לאוטו ונסעתי שעה וחצי הביתה, ובבית עשיתי ארוחת ערב וסיפור לפני השינה. (.) לא סיפרתי לאף אחד באותו ערב.</w:t>
+      </w:r>
+    </w:p>
+    <w:p>
+      <w:pPr>
+        <w:bidi/>
+        <w:spacing w:after="0" w:line="480" w:lineRule="auto"/>
+        <w:jc w:val="both"/>
+      </w:pPr>
+      <w:r>
+        <w:rPr>
+          <w:rFonts w:ascii="David" w:cs="David" w:eastAsia="David" w:hAnsi="David"/>
+          <w:b/>
+          <w:bCs/>
+          <w:noProof/>
+          <w:sz w:val="24"/>
+          <w:szCs w:val="24"/>
+          <w:rtl/>
+          <w:lang w:val="en-US" w:bidi="he-IL"/>
+        </w:rPr>
+        <w:t xml:space="preserve">מראיינת: </w:t>
+      </w:r>
+      <w:r>
+        <w:rPr>
+          <w:rFonts w:ascii="David" w:cs="David" w:eastAsia="David" w:hAnsi="David"/>
+          <w:noProof/>
+          <w:sz w:val="24"/>
+          <w:szCs w:val="24"/>
+          <w:rtl/>
+          <w:lang w:val="en-US" w:bidi="he-IL"/>
+        </w:rPr>
+        <w:t xml:space="preserve">למה לא?</w:t>
+      </w:r>
+    </w:p>
+    <w:p>
+      <w:pPr>
+        <w:bidi/>
+        <w:spacing w:after="0" w:line="480" w:lineRule="auto"/>
+        <w:jc w:val="both"/>
+      </w:pPr>
+      <w:r>
+        <w:rPr>
+          <w:rFonts w:ascii="David" w:cs="David" w:eastAsia="David" w:hAnsi="David"/>
+          <w:b/>
+          <w:bCs/>
+          <w:noProof/>
+          <w:sz w:val="24"/>
+          <w:szCs w:val="24"/>
+          <w:rtl/>
+          <w:lang w:val="en-US" w:bidi="he-IL"/>
+        </w:rPr>
+        <w:t xml:space="preserve">רים: </w:t>
+      </w:r>
+      <w:r>
+        <w:rPr>
+          <w:rFonts w:ascii="David" w:cs="David" w:eastAsia="David" w:hAnsi="David"/>
+          <w:noProof/>
+          <w:sz w:val="24"/>
+          <w:szCs w:val="24"/>
+          <w:rtl/>
+          <w:lang w:val="en-US" w:bidi="he-IL"/>
+        </w:rPr>
+        <w:t xml:space="preserve">כי מה אני אגיד? (.) ובגלל שאם הייתי מספרת, אולי היו אומרים לי שהעבודה הזאת לא בשבילי, שזה כבד מדי לאישה עם ילדים. (.) אני שומרת דברים בפנים כדי שלא ייקחו לי את מה שיש לי.</w:t>
+      </w:r>
+    </w:p>
+    <w:p>
+      <w:pPr>
+        <w:bidi/>
+        <w:spacing w:after="0" w:line="480" w:lineRule="auto"/>
+        <w:jc w:val="both"/>
+      </w:pPr>
+      <w:r>
+        <w:rPr>
+          <w:rFonts w:ascii="David" w:cs="David" w:eastAsia="David" w:hAnsi="David"/>
+          <w:b/>
+          <w:bCs/>
+          <w:noProof/>
+          <w:sz w:val="24"/>
+          <w:szCs w:val="24"/>
+          <w:rtl/>
+          <w:lang w:val="en-US" w:bidi="he-IL"/>
+        </w:rPr>
+        <w:t xml:space="preserve">מראיינת: </w:t>
+      </w:r>
+      <w:r>
+        <w:rPr>
+          <w:rFonts w:ascii="David" w:cs="David" w:eastAsia="David" w:hAnsi="David"/>
+          <w:noProof/>
+          <w:sz w:val="24"/>
+          <w:szCs w:val="24"/>
+          <w:rtl/>
+          <w:lang w:val="en-US" w:bidi="he-IL"/>
+        </w:rPr>
+        <w:t xml:space="preserve">זה נשמע בודד.</w:t>
+      </w:r>
+    </w:p>
+    <w:p>
+      <w:pPr>
+        <w:bidi/>
+        <w:spacing w:after="0" w:line="480" w:lineRule="auto"/>
+        <w:jc w:val="both"/>
+      </w:pPr>
+      <w:r>
+        <w:rPr>
+          <w:rFonts w:ascii="David" w:cs="David" w:eastAsia="David" w:hAnsi="David"/>
+          <w:b/>
+          <w:bCs/>
+          <w:noProof/>
+          <w:sz w:val="24"/>
+          <w:szCs w:val="24"/>
+          <w:rtl/>
+          <w:lang w:val="en-US" w:bidi="he-IL"/>
+        </w:rPr>
+        <w:t xml:space="preserve">רים: </w:t>
+      </w:r>
+      <w:r>
+        <w:rPr>
+          <w:rFonts w:ascii="David" w:cs="David" w:eastAsia="David" w:hAnsi="David"/>
+          <w:noProof/>
+          <w:sz w:val="24"/>
+          <w:szCs w:val="24"/>
+          <w:rtl/>
+          <w:lang w:val="en-US" w:bidi="he-IL"/>
+        </w:rPr>
+        <w:t xml:space="preserve">(מהנהנת לאט) יש לי חברה אחת מהקורס שאני מדברת איתה. בטלפון, בדרך. (.) היא יהודייה, מבאר שבע, גרושה עם ילד. אנחנו לא נפגשות אף פעם מחוץ למכללה, אבל היא היחידה שאני מספרת לה דברים כאלה. (.) מוזר, נכון? הכי רחוקה ממני והכי מבינה.</w:t>
+      </w:r>
+    </w:p>
+    <w:p>
+      <w:pPr>
+        <w:bidi/>
+        <w:spacing w:after="0" w:line="480" w:lineRule="auto"/>
+        <w:jc w:val="both"/>
+      </w:pPr>
+      <w:r>
+        <w:rPr>
+          <w:rFonts w:ascii="David" w:cs="David" w:eastAsia="David" w:hAnsi="David"/>
+          <w:b/>
+          <w:bCs/>
+          <w:noProof/>
+          <w:sz w:val="24"/>
+          <w:szCs w:val="24"/>
+          <w:rtl/>
+          <w:lang w:val="en-US" w:bidi="he-IL"/>
+        </w:rPr>
+        <w:t xml:space="preserve">מראיינת: </w:t>
+      </w:r>
+      <w:r>
+        <w:rPr>
+          <w:rFonts w:ascii="David" w:cs="David" w:eastAsia="David" w:hAnsi="David"/>
+          <w:noProof/>
+          <w:sz w:val="24"/>
+          <w:szCs w:val="24"/>
+          <w:rtl/>
+          <w:lang w:val="en-US" w:bidi="he-IL"/>
+        </w:rPr>
+        <w:t xml:space="preserve">למה דווקא היא, את חושבת?</w:t>
+      </w:r>
+    </w:p>
+    <w:p>
+      <w:pPr>
+        <w:bidi/>
+        <w:spacing w:after="0" w:line="480" w:lineRule="auto"/>
+        <w:jc w:val="both"/>
+      </w:pPr>
+      <w:r>
+        <w:rPr>
+          <w:rFonts w:ascii="David" w:cs="David" w:eastAsia="David" w:hAnsi="David"/>
+          <w:b/>
+          <w:bCs/>
+          <w:noProof/>
+          <w:sz w:val="24"/>
+          <w:szCs w:val="24"/>
+          <w:rtl/>
+          <w:lang w:val="en-US" w:bidi="he-IL"/>
+        </w:rPr>
+        <w:t xml:space="preserve">רים: </w:t>
+      </w:r>
+      <w:r>
+        <w:rPr>
+          <w:rFonts w:ascii="David" w:cs="David" w:eastAsia="David" w:hAnsi="David"/>
+          <w:noProof/>
+          <w:sz w:val="24"/>
+          <w:szCs w:val="24"/>
+          <w:rtl/>
+          <w:lang w:val="en-US" w:bidi="he-IL"/>
+        </w:rPr>
+        <w:t xml:space="preserve">כי היא לא תספר לאף אחד שאני מכירה. (.) וגם כי היא לא מופתעת. היא לא אומרת לי וואו איך את עושה את זה, היא אומרת לי כן, גם אני.</w:t>
       </w:r>
     </w:p>
     <w:p>
